--- a/discoverer-neo/docs/user-guide/manual/Discoverer-Neo-ADMIN-Guide-Quick-es-ES.docx
+++ b/discoverer-neo/docs/user-guide/manual/Discoverer-Neo-ADMIN-Guide-Quick-es-ES.docx
@@ -54,7 +54,7 @@
           <w:sz w:val="22"/>
           <w:szCs w:val="22"/>
         </w:rPr>
-        <w:t>Versión 2.0.0</w:t>
+        <w:t>Versión 2.0.1</w:t>
       </w:r>
     </w:p>
     <w:p>
@@ -74,7 +74,7 @@
     <w:sdt>
       <w:sdtPr>
         <w:alias w:val="Índice"/>
-        <w:id w:val="347455398"/>
+        <w:id w:val="2036539097"/>
       </w:sdtPr>
       <w:sdtEndPr/>
       <w:sdtContent>
@@ -102,7 +102,7 @@
           <w:r>
             <w:fldChar w:fldCharType="separate"/>
           </w:r>
-          <w:hyperlink w:anchor="_Toc241668394" w:history="1">
+          <w:hyperlink w:anchor="_Toc241670925" w:history="1">
             <w:r>
               <w:rPr>
                 <w:rStyle w:val="Hiperligao"/>
@@ -126,7 +126,7 @@
               <w:rPr>
                 <w:noProof/>
               </w:rPr>
-              <w:instrText xml:space="preserve"> PAGEREF _Toc241668394 \h </w:instrText>
+              <w:instrText xml:space="preserve"> PAGEREF _Toc241670925 \h </w:instrText>
             </w:r>
             <w:r>
               <w:rPr>
@@ -168,7 +168,7 @@
               <w14:ligatures w14:val="standardContextual"/>
             </w:rPr>
           </w:pPr>
-          <w:hyperlink w:anchor="_Toc241668395" w:history="1">
+          <w:hyperlink w:anchor="_Toc241670926" w:history="1">
             <w:r>
               <w:rPr>
                 <w:rStyle w:val="Hiperligao"/>
@@ -192,7 +192,7 @@
               <w:rPr>
                 <w:noProof/>
               </w:rPr>
-              <w:instrText xml:space="preserve"> PAGEREF _Toc241668395 \h </w:instrText>
+              <w:instrText xml:space="preserve"> PAGEREF _Toc241670926 \h </w:instrText>
             </w:r>
             <w:r>
               <w:rPr>
@@ -234,7 +234,7 @@
               <w14:ligatures w14:val="standardContextual"/>
             </w:rPr>
           </w:pPr>
-          <w:hyperlink w:anchor="_Toc241668396" w:history="1">
+          <w:hyperlink w:anchor="_Toc241670927" w:history="1">
             <w:r>
               <w:rPr>
                 <w:rStyle w:val="Hiperligao"/>
@@ -258,7 +258,7 @@
               <w:rPr>
                 <w:noProof/>
               </w:rPr>
-              <w:instrText xml:space="preserve"> PAGEREF _Toc241668396 \h </w:instrText>
+              <w:instrText xml:space="preserve"> PAGEREF _Toc241670927 \h </w:instrText>
             </w:r>
             <w:r>
               <w:rPr>
@@ -300,7 +300,7 @@
               <w14:ligatures w14:val="standardContextual"/>
             </w:rPr>
           </w:pPr>
-          <w:hyperlink w:anchor="_Toc241668397" w:history="1">
+          <w:hyperlink w:anchor="_Toc241670928" w:history="1">
             <w:r>
               <w:rPr>
                 <w:rStyle w:val="Hiperligao"/>
@@ -324,7 +324,7 @@
               <w:rPr>
                 <w:noProof/>
               </w:rPr>
-              <w:instrText xml:space="preserve"> PAGEREF _Toc241668397 \h </w:instrText>
+              <w:instrText xml:space="preserve"> PAGEREF _Toc241670928 \h </w:instrText>
             </w:r>
             <w:r>
               <w:rPr>
@@ -366,7 +366,7 @@
               <w14:ligatures w14:val="standardContextual"/>
             </w:rPr>
           </w:pPr>
-          <w:hyperlink w:anchor="_Toc241668398" w:history="1">
+          <w:hyperlink w:anchor="_Toc241670929" w:history="1">
             <w:r>
               <w:rPr>
                 <w:rStyle w:val="Hiperligao"/>
@@ -390,7 +390,7 @@
               <w:rPr>
                 <w:noProof/>
               </w:rPr>
-              <w:instrText xml:space="preserve"> PAGEREF _Toc241668398 \h </w:instrText>
+              <w:instrText xml:space="preserve"> PAGEREF _Toc241670929 \h </w:instrText>
             </w:r>
             <w:r>
               <w:rPr>
@@ -432,7 +432,7 @@
               <w14:ligatures w14:val="standardContextual"/>
             </w:rPr>
           </w:pPr>
-          <w:hyperlink w:anchor="_Toc241668399" w:history="1">
+          <w:hyperlink w:anchor="_Toc241670930" w:history="1">
             <w:r>
               <w:rPr>
                 <w:rStyle w:val="Hiperligao"/>
@@ -456,7 +456,7 @@
               <w:rPr>
                 <w:noProof/>
               </w:rPr>
-              <w:instrText xml:space="preserve"> PAGEREF _Toc241668399 \h </w:instrText>
+              <w:instrText xml:space="preserve"> PAGEREF _Toc241670930 \h </w:instrText>
             </w:r>
             <w:r>
               <w:rPr>
@@ -498,7 +498,7 @@
               <w14:ligatures w14:val="standardContextual"/>
             </w:rPr>
           </w:pPr>
-          <w:hyperlink w:anchor="_Toc241668400" w:history="1">
+          <w:hyperlink w:anchor="_Toc241670931" w:history="1">
             <w:r>
               <w:rPr>
                 <w:rStyle w:val="Hiperligao"/>
@@ -522,7 +522,7 @@
               <w:rPr>
                 <w:noProof/>
               </w:rPr>
-              <w:instrText xml:space="preserve"> PAGEREF _Toc241668400 \h </w:instrText>
+              <w:instrText xml:space="preserve"> PAGEREF _Toc241670931 \h </w:instrText>
             </w:r>
             <w:r>
               <w:rPr>
@@ -564,7 +564,7 @@
               <w14:ligatures w14:val="standardContextual"/>
             </w:rPr>
           </w:pPr>
-          <w:hyperlink w:anchor="_Toc241668401" w:history="1">
+          <w:hyperlink w:anchor="_Toc241670932" w:history="1">
             <w:r>
               <w:rPr>
                 <w:rStyle w:val="Hiperligao"/>
@@ -588,7 +588,7 @@
               <w:rPr>
                 <w:noProof/>
               </w:rPr>
-              <w:instrText xml:space="preserve"> PAGEREF _Toc241668401 \h </w:instrText>
+              <w:instrText xml:space="preserve"> PAGEREF _Toc241670932 \h </w:instrText>
             </w:r>
             <w:r>
               <w:rPr>
@@ -630,7 +630,7 @@
               <w14:ligatures w14:val="standardContextual"/>
             </w:rPr>
           </w:pPr>
-          <w:hyperlink w:anchor="_Toc241668402" w:history="1">
+          <w:hyperlink w:anchor="_Toc241670933" w:history="1">
             <w:r>
               <w:rPr>
                 <w:rStyle w:val="Hiperligao"/>
@@ -654,7 +654,7 @@
               <w:rPr>
                 <w:noProof/>
               </w:rPr>
-              <w:instrText xml:space="preserve"> PAGEREF _Toc241668402 \h </w:instrText>
+              <w:instrText xml:space="preserve"> PAGEREF _Toc241670933 \h </w:instrText>
             </w:r>
             <w:r>
               <w:rPr>
@@ -696,7 +696,7 @@
               <w14:ligatures w14:val="standardContextual"/>
             </w:rPr>
           </w:pPr>
-          <w:hyperlink w:anchor="_Toc241668403" w:history="1">
+          <w:hyperlink w:anchor="_Toc241670934" w:history="1">
             <w:r>
               <w:rPr>
                 <w:rStyle w:val="Hiperligao"/>
@@ -720,7 +720,7 @@
               <w:rPr>
                 <w:noProof/>
               </w:rPr>
-              <w:instrText xml:space="preserve"> PAGEREF _Toc241668403 \h </w:instrText>
+              <w:instrText xml:space="preserve"> PAGEREF _Toc241670934 \h </w:instrText>
             </w:r>
             <w:r>
               <w:rPr>
@@ -768,7 +768,7 @@
       <w:pPr>
         <w:pStyle w:val="Ttulo1"/>
       </w:pPr>
-      <w:bookmarkStart w:id="0" w:name="_Toc241668394"/>
+      <w:bookmarkStart w:id="0" w:name="_Toc241670925"/>
       <w:r>
         <w:lastRenderedPageBreak/>
         <w:t>Su rol en una página</w:t>
@@ -1416,7 +1416,7 @@
         </w:rPr>
         <w:lastRenderedPageBreak/>
         <w:drawing>
-          <wp:inline distT="0" distB="0" distL="0" distR="0" wp14:anchorId="1361E0A2" wp14:editId="2CF34FC4">
+          <wp:inline distT="0" distB="0" distL="0" distR="0" wp14:anchorId="5EDD63CE" wp14:editId="6E4ACE2B">
             <wp:extent cx="5715000" cy="3571875"/>
             <wp:effectExtent l="0" t="0" r="0" b="0"/>
             <wp:docPr id="177" name="01-login.png" descr="La página de inicio de sesión con Correo electrónico, Contraseña, Recordarme y el botón Iniciar sesión." title="La página de inicio de sesión con Correo electrónico, Contraseña, Recordarme y el botón Iniciar sesión."/>
@@ -1469,7 +1469,7 @@
         <w:pStyle w:val="Ttulo1"/>
         <w:pageBreakBefore/>
       </w:pPr>
-      <w:bookmarkStart w:id="1" w:name="_Toc241668395"/>
+      <w:bookmarkStart w:id="1" w:name="_Toc241670926"/>
       <w:r>
         <w:lastRenderedPageBreak/>
         <w:t>Panel y Mapas</w:t>
@@ -1512,7 +1512,7 @@
           <w:noProof/>
         </w:rPr>
         <w:drawing>
-          <wp:inline distT="0" distB="0" distL="0" distR="0" wp14:anchorId="0D47CC6D" wp14:editId="167A2A3F">
+          <wp:inline distT="0" distB="0" distL="0" distR="0" wp14:anchorId="46D43CE2" wp14:editId="57308E48">
             <wp:extent cx="5715000" cy="3429000"/>
             <wp:effectExtent l="0" t="0" r="0" b="0"/>
             <wp:docPr id="178" name="02-maps-all.png" descr="La lista de Mapas, pestaña Todos, con todos los iconos de fila y la sección Libros de trabajo encima." title="La lista de Mapas, pestaña Todos, con todos los iconos de fila y la sección Libros de trabajo encima."/>
@@ -2041,7 +2041,7 @@
         <w:pStyle w:val="Ttulo1"/>
         <w:pageBreakBefore/>
       </w:pPr>
-      <w:bookmarkStart w:id="2" w:name="_Toc241668396"/>
+      <w:bookmarkStart w:id="2" w:name="_Toc241670927"/>
       <w:r>
         <w:lastRenderedPageBreak/>
         <w:t>Generador y visor de mapas</w:t>
@@ -2064,7 +2064,7 @@
           <w:noProof/>
         </w:rPr>
         <w:drawing>
-          <wp:inline distT="0" distB="0" distL="0" distR="0" wp14:anchorId="67B372A6" wp14:editId="6A423A3F">
+          <wp:inline distT="0" distB="0" distL="0" distR="0" wp14:anchorId="7CCF345F" wp14:editId="34192702">
             <wp:extent cx="5715000" cy="3571875"/>
             <wp:effectExtent l="0" t="0" r="0" b="0"/>
             <wp:docPr id="179" name="03-viewer-results.png" descr="Los resultados de una ejecución con los botones SQL y Plan junto a los botones Excel, CSV y PDF." title="Los resultados de una ejecución con los botones SQL y Plan junto a los botones Excel, CSV y PDF."/>
@@ -2696,7 +2696,7 @@
         <w:pStyle w:val="Ttulo1"/>
         <w:pageBreakBefore/>
       </w:pPr>
-      <w:bookmarkStart w:id="3" w:name="_Toc241668397"/>
+      <w:bookmarkStart w:id="3" w:name="_Toc241670928"/>
       <w:r>
         <w:lastRenderedPageBreak/>
         <w:t>Ejecuciones, Exportaciones y Programaciones</w:t>
@@ -2749,7 +2749,7 @@
           <w:noProof/>
         </w:rPr>
         <w:drawing>
-          <wp:inline distT="0" distB="0" distL="0" distR="0" wp14:anchorId="09C16AF7" wp14:editId="5C3144AB">
+          <wp:inline distT="0" distB="0" distL="0" distR="0" wp14:anchorId="43FA535D" wp14:editId="755CF63E">
             <wp:extent cx="5715000" cy="3571875"/>
             <wp:effectExtent l="0" t="0" r="0" b="0"/>
             <wp:docPr id="180" name="04-runs-every-user.png" descr="La página Ejecuciones mostrando las ejecuciones de todos los usuarios." title="La página Ejecuciones mostrando las ejecuciones de todos los usuarios."/>
@@ -3359,7 +3359,7 @@
         <w:pStyle w:val="Ttulo1"/>
         <w:pageBreakBefore/>
       </w:pPr>
-      <w:bookmarkStart w:id="4" w:name="_Toc241668398"/>
+      <w:bookmarkStart w:id="4" w:name="_Toc241670929"/>
       <w:r>
         <w:lastRenderedPageBreak/>
         <w:t>Áreas de negocio y Concesiones</w:t>
@@ -3392,7 +3392,7 @@
           <w:noProof/>
         </w:rPr>
         <w:drawing>
-          <wp:inline distT="0" distB="0" distL="0" distR="0" wp14:anchorId="69244423" wp14:editId="2F56E1C3">
+          <wp:inline distT="0" distB="0" distL="0" distR="0" wp14:anchorId="0A5F921A" wp14:editId="0F74A060">
             <wp:extent cx="5715000" cy="3571875"/>
             <wp:effectExtent l="0" t="0" r="0" b="0"/>
             <wp:docPr id="181" name="09-business-areas-grants-permission.png" descr="El cuadro Administrar concesiones con la lista Permiso abierta." title="El cuadro Administrar concesiones con la lista Permiso abierta."/>
@@ -3987,7 +3987,7 @@
         <w:pStyle w:val="Ttulo1"/>
         <w:pageBreakBefore/>
       </w:pPr>
-      <w:bookmarkStart w:id="5" w:name="_Toc241668399"/>
+      <w:bookmarkStart w:id="5" w:name="_Toc241670930"/>
       <w:r>
         <w:lastRenderedPageBreak/>
         <w:t>Carpetas, Elementos, Combinaciones, Jerarquías</w:t>
@@ -4050,7 +4050,7 @@
           <w:noProof/>
         </w:rPr>
         <w:drawing>
-          <wp:inline distT="0" distB="0" distL="0" distR="0" wp14:anchorId="331FB0A9" wp14:editId="61C90D6C">
+          <wp:inline distT="0" distB="0" distL="0" distR="0" wp14:anchorId="08394DCF" wp14:editId="196AA3E4">
             <wp:extent cx="2495550" cy="5905500"/>
             <wp:effectExtent l="0" t="0" r="0" b="0"/>
             <wp:docPr id="182" name="14-folders-discovered.png" descr="El cuadro Nueva carpeta tras Descubrir tablas, con la lista de tablas encontradas." title="El cuadro Nueva carpeta tras Descubrir tablas, con la lista de tablas encontradas."/>
@@ -4619,7 +4619,7 @@
         <w:pStyle w:val="Ttulo1"/>
         <w:pageBreakBefore/>
       </w:pPr>
-      <w:bookmarkStart w:id="6" w:name="_Toc241668400"/>
+      <w:bookmarkStart w:id="6" w:name="_Toc241670931"/>
       <w:r>
         <w:lastRenderedPageBreak/>
         <w:t>Funciones personalizadas y Orígenes de datos</w:t>
@@ -4662,7 +4662,7 @@
           <w:noProof/>
         </w:rPr>
         <w:drawing>
-          <wp:inline distT="0" distB="0" distL="0" distR="0" wp14:anchorId="7914D3C1" wp14:editId="2F0C860E">
+          <wp:inline distT="0" distB="0" distL="0" distR="0" wp14:anchorId="2B1E2351" wp14:editId="3E3DAAD3">
             <wp:extent cx="5715000" cy="3571875"/>
             <wp:effectExtent l="0" t="0" r="0" b="0"/>
             <wp:docPr id="183" name="30-data-sources.png" descr="La página Orígenes de datos con una tabla de conexiones y cinco iconos de fila." title="La página Orígenes de datos con una tabla de conexiones y cinco iconos de fila."/>
@@ -5222,7 +5222,7 @@
         <w:pStyle w:val="Ttulo1"/>
         <w:pageBreakBefore/>
       </w:pPr>
-      <w:bookmarkStart w:id="7" w:name="_Toc241668401"/>
+      <w:bookmarkStart w:id="7" w:name="_Toc241670932"/>
       <w:r>
         <w:lastRenderedPageBreak/>
         <w:t>Usuarios</w:t>
@@ -5245,7 +5245,7 @@
           <w:noProof/>
         </w:rPr>
         <w:drawing>
-          <wp:inline distT="0" distB="0" distL="0" distR="0" wp14:anchorId="0E7F9324" wp14:editId="4F3C8D91">
+          <wp:inline distT="0" distB="0" distL="0" distR="0" wp14:anchorId="5ECF36AB" wp14:editId="4E712C0A">
             <wp:extent cx="5715000" cy="3571875"/>
             <wp:effectExtent l="0" t="0" r="0" b="0"/>
             <wp:docPr id="184" name="35-users.png" descr="La página Usuarios con los botones Archivo de credenciales y Nuevo usuario y los iconos de fila." title="La página Usuarios con los botones Archivo de credenciales y Nuevo usuario y los iconos de fila."/>
@@ -5941,7 +5941,7 @@
         <w:pStyle w:val="Ttulo1"/>
         <w:pageBreakBefore/>
       </w:pPr>
-      <w:bookmarkStart w:id="8" w:name="_Toc241668402"/>
+      <w:bookmarkStart w:id="8" w:name="_Toc241670933"/>
       <w:r>
         <w:lastRenderedPageBreak/>
         <w:t>Directivas de seguridad y Registro de auditoría</w:t>
@@ -5984,7 +5984,7 @@
           <w:noProof/>
         </w:rPr>
         <w:drawing>
-          <wp:inline distT="0" distB="0" distL="0" distR="0" wp14:anchorId="610FC412" wp14:editId="34E1E2EC">
+          <wp:inline distT="0" distB="0" distL="0" distR="0" wp14:anchorId="66B36761" wp14:editId="0B91D5B9">
             <wp:extent cx="3324225" cy="4676775"/>
             <wp:effectExtent l="0" t="0" r="0" b="0"/>
             <wp:docPr id="185" name="44-security-new-dialog.png" descr="El cuadro Nueva directiva con un nombre, una descripción y una regla." title="El cuadro Nueva directiva con un nombre, una descripción y una regla."/>
@@ -6348,7 +6348,7 @@
         <w:pStyle w:val="Ttulo1"/>
         <w:pageBreakBefore/>
       </w:pPr>
-      <w:bookmarkStart w:id="9" w:name="_Toc241668403"/>
+      <w:bookmarkStart w:id="9" w:name="_Toc241670934"/>
       <w:r>
         <w:lastRenderedPageBreak/>
         <w:t>Migración</w:t>
@@ -6381,7 +6381,7 @@
           <w:noProof/>
         </w:rPr>
         <w:drawing>
-          <wp:inline distT="0" distB="0" distL="0" distR="0" wp14:anchorId="58CB3F4A" wp14:editId="0847E5A2">
+          <wp:inline distT="0" distB="0" distL="0" distR="0" wp14:anchorId="74C0D9BE" wp14:editId="256E4F6D">
             <wp:extent cx="5715000" cy="3571875"/>
             <wp:effectExtent l="0" t="0" r="0" b="0"/>
             <wp:docPr id="186" name="50-migration.png" descr="La página Migración con la tarjeta de origen, sus botones y el texto de ayuda." title="La página Migración con la tarjeta de origen, sus botones y el texto de ayuda."/>
@@ -7075,7 +7075,7 @@
         <w:sz w:val="16"/>
         <w:szCs w:val="16"/>
       </w:rPr>
-      <w:t>Discoverer Neo 2.0.0 · Guía rápida · ADMIN</w:t>
+      <w:t>Discoverer Neo 2.0.1 · Guía rápida · ADMIN</w:t>
     </w:r>
   </w:p>
 </w:hdr>
@@ -7084,10 +7084,10 @@
 <file path=word/numbering.xml><?xml version="1.0" encoding="utf-8"?>
 <w:numbering xmlns:wpc="http://schemas.microsoft.com/office/word/2010/wordprocessingCanvas" xmlns:cx="http://schemas.microsoft.com/office/drawing/2014/chartex" xmlns:cx1="http://schemas.microsoft.com/office/drawing/2015/9/8/chartex" xmlns:cx2="http://schemas.microsoft.com/office/drawing/2015/10/21/chartex" xmlns:cx3="http://schemas.microsoft.com/office/drawing/2016/5/9/chartex" xmlns:cx4="http://schemas.microsoft.com/office/drawing/2016/5/10/chartex" xmlns:cx5="http://schemas.microsoft.com/office/drawing/2016/5/11/chartex" xmlns:cx6="http://schemas.microsoft.com/office/drawing/2016/5/12/chartex" xmlns:cx7="http://schemas.microsoft.com/office/drawing/2016/5/13/chartex" xmlns:cx8="http://schemas.microsoft.com/office/drawing/2016/5/14/chartex" xmlns:mc="http://schemas.openxmlformats.org/markup-compatibility/2006" xmlns:aink="http://schemas.microsoft.com/office/drawing/2016/ink" xmlns:am3d="http://schemas.microsoft.com/office/drawing/2017/model3d" xmlns:o="urn:schemas-microsoft-com:office:office" xmlns:oel="http://schemas.microsoft.com/office/2019/extlst" xmlns:r="http://schemas.openxmlformats.org/officeDocument/2006/relationships" xmlns:m="http://schemas.openxmlformats.org/officeDocument/2006/math" xmlns:v="urn:schemas-microsoft-com:vml" xmlns:wp14="http://schemas.microsoft.com/office/word/2010/wordprocessingDrawing" xmlns:wp="http://schemas.openxmlformats.org/drawingml/2006/wordprocessingDrawing" xmlns:w10="urn:schemas-microsoft-com:office:word" xmlns:w="http://schemas.openxmlformats.org/wordprocessingml/2006/main" xmlns:w14="http://schemas.microsoft.com/office/word/2010/wordml" xmlns:w15="http://schemas.microsoft.com/office/word/2012/wordml" xmlns:w16cex="http://schemas.microsoft.com/office/word/2018/wordml/cex" xmlns:w16cid="http://schemas.microsoft.com/office/word/2016/wordml/cid" xmlns:w16="http://schemas.microsoft.com/office/word/2018/wordml" xmlns:w16sdtdh="http://schemas.microsoft.com/office/word/2020/wordml/sdtdatahash" xmlns:w16se="http://schemas.microsoft.com/office/word/2015/wordml/symex" xmlns:wpg="http://schemas.microsoft.com/office/word/2010/wordprocessingGroup" xmlns:wpi="http://schemas.microsoft.com/office/word/2010/wordprocessingInk" xmlns:wne="http://schemas.microsoft.com/office/word/2006/wordml" xmlns:wps="http://schemas.microsoft.com/office/word/2010/wordprocessingShape" mc:Ignorable="w14 w15 w16se w16cid w16 w16cex w16sdtdh wp14">
   <w:abstractNum w:abstractNumId="0" w15:restartNumberingAfterBreak="0">
-    <w:nsid w:val="116B63C0"/>
+    <w:nsid w:val="005B3EDF"/>
     <w:multiLevelType w:val="hybridMultilevel"/>
-    <w:tmpl w:val="107A75A2"/>
-    <w:lvl w:ilvl="0" w:tplc="4224B66C">
+    <w:tmpl w:val="486A8078"/>
+    <w:lvl w:ilvl="0" w:tplc="F350EB64">
       <w:start w:val="1"/>
       <w:numFmt w:val="decimal"/>
       <w:lvlText w:val="%1."/>
@@ -7096,7 +7096,7 @@
         <w:ind w:left="360" w:hanging="300"/>
       </w:pPr>
     </w:lvl>
-    <w:lvl w:ilvl="1" w:tplc="0038C60C" w:tentative="1">
+    <w:lvl w:ilvl="1" w:tplc="EC08795C" w:tentative="1">
       <w:start w:val="1"/>
       <w:numFmt w:val="lowerLetter"/>
       <w:lvlText w:val="%2."/>
@@ -7105,47 +7105,191 @@
         <w:ind w:left="720" w:hanging="300"/>
       </w:pPr>
     </w:lvl>
-    <w:lvl w:ilvl="2" w:tplc="6AF6CB56">
+    <w:lvl w:ilvl="2" w:tplc="35928482">
       <w:numFmt w:val="decimal"/>
       <w:lvlText w:val=""/>
       <w:lvlJc w:val="left"/>
     </w:lvl>
-    <w:lvl w:ilvl="3" w:tplc="5324E798">
+    <w:lvl w:ilvl="3" w:tplc="16B2F4B8">
       <w:numFmt w:val="decimal"/>
       <w:lvlText w:val=""/>
       <w:lvlJc w:val="left"/>
     </w:lvl>
-    <w:lvl w:ilvl="4" w:tplc="3AECF94E">
+    <w:lvl w:ilvl="4" w:tplc="DFB26948">
       <w:numFmt w:val="decimal"/>
       <w:lvlText w:val=""/>
       <w:lvlJc w:val="left"/>
     </w:lvl>
-    <w:lvl w:ilvl="5" w:tplc="AAFC0B64">
+    <w:lvl w:ilvl="5" w:tplc="84088932">
       <w:numFmt w:val="decimal"/>
       <w:lvlText w:val=""/>
       <w:lvlJc w:val="left"/>
     </w:lvl>
-    <w:lvl w:ilvl="6" w:tplc="39D87E74">
+    <w:lvl w:ilvl="6" w:tplc="A4F6F620">
       <w:numFmt w:val="decimal"/>
       <w:lvlText w:val=""/>
       <w:lvlJc w:val="left"/>
     </w:lvl>
-    <w:lvl w:ilvl="7" w:tplc="9032758E">
+    <w:lvl w:ilvl="7" w:tplc="B43CD2A6">
       <w:numFmt w:val="decimal"/>
       <w:lvlText w:val=""/>
       <w:lvlJc w:val="left"/>
     </w:lvl>
-    <w:lvl w:ilvl="8" w:tplc="45AC290C">
+    <w:lvl w:ilvl="8" w:tplc="E2D470B8">
       <w:numFmt w:val="decimal"/>
       <w:lvlText w:val=""/>
       <w:lvlJc w:val="left"/>
     </w:lvl>
   </w:abstractNum>
   <w:abstractNum w:abstractNumId="1" w15:restartNumberingAfterBreak="0">
-    <w:nsid w:val="23F22859"/>
+    <w:nsid w:val="0EC835F8"/>
     <w:multiLevelType w:val="hybridMultilevel"/>
-    <w:tmpl w:val="2DC414CA"/>
-    <w:lvl w:ilvl="0" w:tplc="DE96AF98">
+    <w:tmpl w:val="62803066"/>
+    <w:lvl w:ilvl="0" w:tplc="462C7866" w:tentative="1">
+      <w:start w:val="1"/>
+      <w:numFmt w:val="bullet"/>
+      <w:lvlText w:val="•"/>
+      <w:lvlJc w:val="left"/>
+      <w:pPr>
+        <w:ind w:left="360" w:hanging="260"/>
+      </w:pPr>
+    </w:lvl>
+    <w:lvl w:ilvl="1" w:tplc="59EAD9A6" w:tentative="1">
+      <w:start w:val="1"/>
+      <w:numFmt w:val="bullet"/>
+      <w:lvlText w:val="–"/>
+      <w:lvlJc w:val="left"/>
+      <w:pPr>
+        <w:ind w:left="720" w:hanging="260"/>
+      </w:pPr>
+    </w:lvl>
+    <w:lvl w:ilvl="2" w:tplc="3FAC39E4">
+      <w:numFmt w:val="decimal"/>
+      <w:lvlText w:val=""/>
+      <w:lvlJc w:val="left"/>
+    </w:lvl>
+    <w:lvl w:ilvl="3" w:tplc="28D04282">
+      <w:numFmt w:val="decimal"/>
+      <w:lvlText w:val=""/>
+      <w:lvlJc w:val="left"/>
+    </w:lvl>
+    <w:lvl w:ilvl="4" w:tplc="0BE00D3A">
+      <w:numFmt w:val="decimal"/>
+      <w:lvlText w:val=""/>
+      <w:lvlJc w:val="left"/>
+    </w:lvl>
+    <w:lvl w:ilvl="5" w:tplc="B6E4B78E">
+      <w:numFmt w:val="decimal"/>
+      <w:lvlText w:val=""/>
+      <w:lvlJc w:val="left"/>
+    </w:lvl>
+    <w:lvl w:ilvl="6" w:tplc="46E8A8C2">
+      <w:numFmt w:val="decimal"/>
+      <w:lvlText w:val=""/>
+      <w:lvlJc w:val="left"/>
+    </w:lvl>
+    <w:lvl w:ilvl="7" w:tplc="A6D8403A">
+      <w:numFmt w:val="decimal"/>
+      <w:lvlText w:val=""/>
+      <w:lvlJc w:val="left"/>
+    </w:lvl>
+    <w:lvl w:ilvl="8" w:tplc="48FA2AE2">
+      <w:numFmt w:val="decimal"/>
+      <w:lvlText w:val=""/>
+      <w:lvlJc w:val="left"/>
+    </w:lvl>
+  </w:abstractNum>
+  <w:abstractNum w:abstractNumId="2" w15:restartNumberingAfterBreak="0">
+    <w:nsid w:val="0EF02DF1"/>
+    <w:multiLevelType w:val="hybridMultilevel"/>
+    <w:tmpl w:val="7E9E1AE8"/>
+    <w:lvl w:ilvl="0" w:tplc="7AFE00CC" w:tentative="1">
+      <w:start w:val="1"/>
+      <w:numFmt w:val="bullet"/>
+      <w:lvlText w:val="●"/>
+      <w:lvlJc w:val="left"/>
+      <w:pPr>
+        <w:ind w:left="720" w:hanging="360"/>
+      </w:pPr>
+    </w:lvl>
+    <w:lvl w:ilvl="1" w:tplc="E716EAE4" w:tentative="1">
+      <w:start w:val="1"/>
+      <w:numFmt w:val="bullet"/>
+      <w:lvlText w:val="○"/>
+      <w:lvlJc w:val="left"/>
+      <w:pPr>
+        <w:ind w:left="1440" w:hanging="360"/>
+      </w:pPr>
+    </w:lvl>
+    <w:lvl w:ilvl="2" w:tplc="BB1C973C" w:tentative="1">
+      <w:start w:val="1"/>
+      <w:numFmt w:val="bullet"/>
+      <w:lvlText w:val="■"/>
+      <w:lvlJc w:val="left"/>
+      <w:pPr>
+        <w:ind w:left="2160" w:hanging="360"/>
+      </w:pPr>
+    </w:lvl>
+    <w:lvl w:ilvl="3" w:tplc="6472D658" w:tentative="1">
+      <w:start w:val="1"/>
+      <w:numFmt w:val="bullet"/>
+      <w:lvlText w:val="●"/>
+      <w:lvlJc w:val="left"/>
+      <w:pPr>
+        <w:ind w:left="2880" w:hanging="360"/>
+      </w:pPr>
+    </w:lvl>
+    <w:lvl w:ilvl="4" w:tplc="78E452A8" w:tentative="1">
+      <w:start w:val="1"/>
+      <w:numFmt w:val="bullet"/>
+      <w:lvlText w:val="○"/>
+      <w:lvlJc w:val="left"/>
+      <w:pPr>
+        <w:ind w:left="3600" w:hanging="360"/>
+      </w:pPr>
+    </w:lvl>
+    <w:lvl w:ilvl="5" w:tplc="5A4EC1E4" w:tentative="1">
+      <w:start w:val="1"/>
+      <w:numFmt w:val="bullet"/>
+      <w:lvlText w:val="■"/>
+      <w:lvlJc w:val="left"/>
+      <w:pPr>
+        <w:ind w:left="4320" w:hanging="360"/>
+      </w:pPr>
+    </w:lvl>
+    <w:lvl w:ilvl="6" w:tplc="F8B26B88" w:tentative="1">
+      <w:start w:val="1"/>
+      <w:numFmt w:val="bullet"/>
+      <w:lvlText w:val="●"/>
+      <w:lvlJc w:val="left"/>
+      <w:pPr>
+        <w:ind w:left="5040" w:hanging="360"/>
+      </w:pPr>
+    </w:lvl>
+    <w:lvl w:ilvl="7" w:tplc="CF8CB7DC" w:tentative="1">
+      <w:start w:val="1"/>
+      <w:numFmt w:val="bullet"/>
+      <w:lvlText w:val="●"/>
+      <w:lvlJc w:val="left"/>
+      <w:pPr>
+        <w:ind w:left="5760" w:hanging="360"/>
+      </w:pPr>
+    </w:lvl>
+    <w:lvl w:ilvl="8" w:tplc="20748BAA" w:tentative="1">
+      <w:start w:val="1"/>
+      <w:numFmt w:val="bullet"/>
+      <w:lvlText w:val="●"/>
+      <w:lvlJc w:val="left"/>
+      <w:pPr>
+        <w:ind w:left="6480" w:hanging="360"/>
+      </w:pPr>
+    </w:lvl>
+  </w:abstractNum>
+  <w:abstractNum w:abstractNumId="3" w15:restartNumberingAfterBreak="0">
+    <w:nsid w:val="203B404D"/>
+    <w:multiLevelType w:val="hybridMultilevel"/>
+    <w:tmpl w:val="2D9E8CF6"/>
+    <w:lvl w:ilvl="0" w:tplc="3B9C2C12">
       <w:start w:val="1"/>
       <w:numFmt w:val="decimal"/>
       <w:lvlText w:val="%1."/>
@@ -7154,7 +7298,7 @@
         <w:ind w:left="360" w:hanging="300"/>
       </w:pPr>
     </w:lvl>
-    <w:lvl w:ilvl="1" w:tplc="071AD898" w:tentative="1">
+    <w:lvl w:ilvl="1" w:tplc="2D987E08" w:tentative="1">
       <w:start w:val="1"/>
       <w:numFmt w:val="lowerLetter"/>
       <w:lvlText w:val="%2."/>
@@ -7163,47 +7307,47 @@
         <w:ind w:left="720" w:hanging="300"/>
       </w:pPr>
     </w:lvl>
-    <w:lvl w:ilvl="2" w:tplc="D1B22A94">
+    <w:lvl w:ilvl="2" w:tplc="72269E1A">
       <w:numFmt w:val="decimal"/>
       <w:lvlText w:val=""/>
       <w:lvlJc w:val="left"/>
     </w:lvl>
-    <w:lvl w:ilvl="3" w:tplc="EB081B6E">
+    <w:lvl w:ilvl="3" w:tplc="CA0A75B0">
       <w:numFmt w:val="decimal"/>
       <w:lvlText w:val=""/>
       <w:lvlJc w:val="left"/>
     </w:lvl>
-    <w:lvl w:ilvl="4" w:tplc="8AA09CA2">
+    <w:lvl w:ilvl="4" w:tplc="62E4318A">
       <w:numFmt w:val="decimal"/>
       <w:lvlText w:val=""/>
       <w:lvlJc w:val="left"/>
     </w:lvl>
-    <w:lvl w:ilvl="5" w:tplc="A17233C0">
+    <w:lvl w:ilvl="5" w:tplc="D36ECD00">
       <w:numFmt w:val="decimal"/>
       <w:lvlText w:val=""/>
       <w:lvlJc w:val="left"/>
     </w:lvl>
-    <w:lvl w:ilvl="6" w:tplc="DCF8A82A">
+    <w:lvl w:ilvl="6" w:tplc="EE40BA02">
       <w:numFmt w:val="decimal"/>
       <w:lvlText w:val=""/>
       <w:lvlJc w:val="left"/>
     </w:lvl>
-    <w:lvl w:ilvl="7" w:tplc="D1506938">
+    <w:lvl w:ilvl="7" w:tplc="5F825252">
       <w:numFmt w:val="decimal"/>
       <w:lvlText w:val=""/>
       <w:lvlJc w:val="left"/>
     </w:lvl>
-    <w:lvl w:ilvl="8" w:tplc="10328EF0">
+    <w:lvl w:ilvl="8" w:tplc="A2064F36">
       <w:numFmt w:val="decimal"/>
       <w:lvlText w:val=""/>
       <w:lvlJc w:val="left"/>
     </w:lvl>
   </w:abstractNum>
-  <w:abstractNum w:abstractNumId="2" w15:restartNumberingAfterBreak="0">
-    <w:nsid w:val="4CE41BC8"/>
+  <w:abstractNum w:abstractNumId="4" w15:restartNumberingAfterBreak="0">
+    <w:nsid w:val="28A50524"/>
     <w:multiLevelType w:val="hybridMultilevel"/>
-    <w:tmpl w:val="079077A4"/>
-    <w:lvl w:ilvl="0" w:tplc="61EE3E86">
+    <w:tmpl w:val="AAF8796A"/>
+    <w:lvl w:ilvl="0" w:tplc="70A6F636">
       <w:start w:val="1"/>
       <w:numFmt w:val="decimal"/>
       <w:lvlText w:val="%1."/>
@@ -7212,7 +7356,7 @@
         <w:ind w:left="360" w:hanging="300"/>
       </w:pPr>
     </w:lvl>
-    <w:lvl w:ilvl="1" w:tplc="F8624A3E" w:tentative="1">
+    <w:lvl w:ilvl="1" w:tplc="F61C3F06" w:tentative="1">
       <w:start w:val="1"/>
       <w:numFmt w:val="lowerLetter"/>
       <w:lvlText w:val="%2."/>
@@ -7221,105 +7365,47 @@
         <w:ind w:left="720" w:hanging="300"/>
       </w:pPr>
     </w:lvl>
-    <w:lvl w:ilvl="2" w:tplc="9800AE40">
+    <w:lvl w:ilvl="2" w:tplc="2CE6FE4A">
       <w:numFmt w:val="decimal"/>
       <w:lvlText w:val=""/>
       <w:lvlJc w:val="left"/>
     </w:lvl>
-    <w:lvl w:ilvl="3" w:tplc="837218E4">
+    <w:lvl w:ilvl="3" w:tplc="0F70A9DC">
       <w:numFmt w:val="decimal"/>
       <w:lvlText w:val=""/>
       <w:lvlJc w:val="left"/>
     </w:lvl>
-    <w:lvl w:ilvl="4" w:tplc="29D8875E">
+    <w:lvl w:ilvl="4" w:tplc="DF741BC0">
       <w:numFmt w:val="decimal"/>
       <w:lvlText w:val=""/>
       <w:lvlJc w:val="left"/>
     </w:lvl>
-    <w:lvl w:ilvl="5" w:tplc="CC0C91BC">
+    <w:lvl w:ilvl="5" w:tplc="D9065C7A">
       <w:numFmt w:val="decimal"/>
       <w:lvlText w:val=""/>
       <w:lvlJc w:val="left"/>
     </w:lvl>
-    <w:lvl w:ilvl="6" w:tplc="66D452C6">
+    <w:lvl w:ilvl="6" w:tplc="23A4D2B8">
       <w:numFmt w:val="decimal"/>
       <w:lvlText w:val=""/>
       <w:lvlJc w:val="left"/>
     </w:lvl>
-    <w:lvl w:ilvl="7" w:tplc="ECA40078">
+    <w:lvl w:ilvl="7" w:tplc="8BF81F86">
       <w:numFmt w:val="decimal"/>
       <w:lvlText w:val=""/>
       <w:lvlJc w:val="left"/>
     </w:lvl>
-    <w:lvl w:ilvl="8" w:tplc="3ADA31B4">
+    <w:lvl w:ilvl="8" w:tplc="B5D8B4C8">
       <w:numFmt w:val="decimal"/>
       <w:lvlText w:val=""/>
       <w:lvlJc w:val="left"/>
     </w:lvl>
   </w:abstractNum>
-  <w:abstractNum w:abstractNumId="3" w15:restartNumberingAfterBreak="0">
-    <w:nsid w:val="4DBE4851"/>
+  <w:abstractNum w:abstractNumId="5" w15:restartNumberingAfterBreak="0">
+    <w:nsid w:val="28FF74D4"/>
     <w:multiLevelType w:val="hybridMultilevel"/>
-    <w:tmpl w:val="3A94ABB4"/>
-    <w:lvl w:ilvl="0" w:tplc="908004B6" w:tentative="1">
-      <w:start w:val="1"/>
-      <w:numFmt w:val="bullet"/>
-      <w:lvlText w:val="•"/>
-      <w:lvlJc w:val="left"/>
-      <w:pPr>
-        <w:ind w:left="360" w:hanging="260"/>
-      </w:pPr>
-    </w:lvl>
-    <w:lvl w:ilvl="1" w:tplc="03809462" w:tentative="1">
-      <w:start w:val="1"/>
-      <w:numFmt w:val="bullet"/>
-      <w:lvlText w:val="–"/>
-      <w:lvlJc w:val="left"/>
-      <w:pPr>
-        <w:ind w:left="720" w:hanging="260"/>
-      </w:pPr>
-    </w:lvl>
-    <w:lvl w:ilvl="2" w:tplc="16F05C40">
-      <w:numFmt w:val="decimal"/>
-      <w:lvlText w:val=""/>
-      <w:lvlJc w:val="left"/>
-    </w:lvl>
-    <w:lvl w:ilvl="3" w:tplc="836416E2">
-      <w:numFmt w:val="decimal"/>
-      <w:lvlText w:val=""/>
-      <w:lvlJc w:val="left"/>
-    </w:lvl>
-    <w:lvl w:ilvl="4" w:tplc="41386A46">
-      <w:numFmt w:val="decimal"/>
-      <w:lvlText w:val=""/>
-      <w:lvlJc w:val="left"/>
-    </w:lvl>
-    <w:lvl w:ilvl="5" w:tplc="90069C5A">
-      <w:numFmt w:val="decimal"/>
-      <w:lvlText w:val=""/>
-      <w:lvlJc w:val="left"/>
-    </w:lvl>
-    <w:lvl w:ilvl="6" w:tplc="9E4A13AC">
-      <w:numFmt w:val="decimal"/>
-      <w:lvlText w:val=""/>
-      <w:lvlJc w:val="left"/>
-    </w:lvl>
-    <w:lvl w:ilvl="7" w:tplc="0BC6141A">
-      <w:numFmt w:val="decimal"/>
-      <w:lvlText w:val=""/>
-      <w:lvlJc w:val="left"/>
-    </w:lvl>
-    <w:lvl w:ilvl="8" w:tplc="A7F846D2">
-      <w:numFmt w:val="decimal"/>
-      <w:lvlText w:val=""/>
-      <w:lvlJc w:val="left"/>
-    </w:lvl>
-  </w:abstractNum>
-  <w:abstractNum w:abstractNumId="4" w15:restartNumberingAfterBreak="0">
-    <w:nsid w:val="54E10024"/>
-    <w:multiLevelType w:val="hybridMultilevel"/>
-    <w:tmpl w:val="335A6610"/>
-    <w:lvl w:ilvl="0" w:tplc="E21E2862">
+    <w:tmpl w:val="953C8C60"/>
+    <w:lvl w:ilvl="0" w:tplc="D7DC9D12">
       <w:start w:val="1"/>
       <w:numFmt w:val="decimal"/>
       <w:lvlText w:val="%1."/>
@@ -7328,7 +7414,7 @@
         <w:ind w:left="360" w:hanging="300"/>
       </w:pPr>
     </w:lvl>
-    <w:lvl w:ilvl="1" w:tplc="B670557E" w:tentative="1">
+    <w:lvl w:ilvl="1" w:tplc="5EEA9EC4" w:tentative="1">
       <w:start w:val="1"/>
       <w:numFmt w:val="lowerLetter"/>
       <w:lvlText w:val="%2."/>
@@ -7337,133 +7423,47 @@
         <w:ind w:left="720" w:hanging="300"/>
       </w:pPr>
     </w:lvl>
-    <w:lvl w:ilvl="2" w:tplc="5E345B7E">
+    <w:lvl w:ilvl="2" w:tplc="5B24EFA8">
       <w:numFmt w:val="decimal"/>
       <w:lvlText w:val=""/>
       <w:lvlJc w:val="left"/>
     </w:lvl>
-    <w:lvl w:ilvl="3" w:tplc="755229E8">
+    <w:lvl w:ilvl="3" w:tplc="973417AA">
       <w:numFmt w:val="decimal"/>
       <w:lvlText w:val=""/>
       <w:lvlJc w:val="left"/>
     </w:lvl>
-    <w:lvl w:ilvl="4" w:tplc="0388D0F8">
+    <w:lvl w:ilvl="4" w:tplc="3370C2FC">
       <w:numFmt w:val="decimal"/>
       <w:lvlText w:val=""/>
       <w:lvlJc w:val="left"/>
     </w:lvl>
-    <w:lvl w:ilvl="5" w:tplc="35CC33EC">
+    <w:lvl w:ilvl="5" w:tplc="D6B80682">
       <w:numFmt w:val="decimal"/>
       <w:lvlText w:val=""/>
       <w:lvlJc w:val="left"/>
     </w:lvl>
-    <w:lvl w:ilvl="6" w:tplc="5C0458B8">
+    <w:lvl w:ilvl="6" w:tplc="2DB4B292">
       <w:numFmt w:val="decimal"/>
       <w:lvlText w:val=""/>
       <w:lvlJc w:val="left"/>
     </w:lvl>
-    <w:lvl w:ilvl="7" w:tplc="025E5302">
+    <w:lvl w:ilvl="7" w:tplc="F93CFDAA">
       <w:numFmt w:val="decimal"/>
       <w:lvlText w:val=""/>
       <w:lvlJc w:val="left"/>
     </w:lvl>
-    <w:lvl w:ilvl="8" w:tplc="F88E172C">
+    <w:lvl w:ilvl="8" w:tplc="1A186006">
       <w:numFmt w:val="decimal"/>
       <w:lvlText w:val=""/>
       <w:lvlJc w:val="left"/>
     </w:lvl>
   </w:abstractNum>
-  <w:abstractNum w:abstractNumId="5" w15:restartNumberingAfterBreak="0">
-    <w:nsid w:val="5DCE7BDF"/>
+  <w:abstractNum w:abstractNumId="6" w15:restartNumberingAfterBreak="0">
+    <w:nsid w:val="39884FFD"/>
     <w:multiLevelType w:val="hybridMultilevel"/>
-    <w:tmpl w:val="C1F0C28E"/>
-    <w:lvl w:ilvl="0" w:tplc="4BB03508" w:tentative="1">
-      <w:start w:val="1"/>
-      <w:numFmt w:val="bullet"/>
-      <w:lvlText w:val="●"/>
-      <w:lvlJc w:val="left"/>
-      <w:pPr>
-        <w:ind w:left="720" w:hanging="360"/>
-      </w:pPr>
-    </w:lvl>
-    <w:lvl w:ilvl="1" w:tplc="DDEC4782" w:tentative="1">
-      <w:start w:val="1"/>
-      <w:numFmt w:val="bullet"/>
-      <w:lvlText w:val="○"/>
-      <w:lvlJc w:val="left"/>
-      <w:pPr>
-        <w:ind w:left="1440" w:hanging="360"/>
-      </w:pPr>
-    </w:lvl>
-    <w:lvl w:ilvl="2" w:tplc="BD7A9366" w:tentative="1">
-      <w:start w:val="1"/>
-      <w:numFmt w:val="bullet"/>
-      <w:lvlText w:val="■"/>
-      <w:lvlJc w:val="left"/>
-      <w:pPr>
-        <w:ind w:left="2160" w:hanging="360"/>
-      </w:pPr>
-    </w:lvl>
-    <w:lvl w:ilvl="3" w:tplc="14DEF4E2" w:tentative="1">
-      <w:start w:val="1"/>
-      <w:numFmt w:val="bullet"/>
-      <w:lvlText w:val="●"/>
-      <w:lvlJc w:val="left"/>
-      <w:pPr>
-        <w:ind w:left="2880" w:hanging="360"/>
-      </w:pPr>
-    </w:lvl>
-    <w:lvl w:ilvl="4" w:tplc="4B6CDE36" w:tentative="1">
-      <w:start w:val="1"/>
-      <w:numFmt w:val="bullet"/>
-      <w:lvlText w:val="○"/>
-      <w:lvlJc w:val="left"/>
-      <w:pPr>
-        <w:ind w:left="3600" w:hanging="360"/>
-      </w:pPr>
-    </w:lvl>
-    <w:lvl w:ilvl="5" w:tplc="72B63948" w:tentative="1">
-      <w:start w:val="1"/>
-      <w:numFmt w:val="bullet"/>
-      <w:lvlText w:val="■"/>
-      <w:lvlJc w:val="left"/>
-      <w:pPr>
-        <w:ind w:left="4320" w:hanging="360"/>
-      </w:pPr>
-    </w:lvl>
-    <w:lvl w:ilvl="6" w:tplc="F3DA956C" w:tentative="1">
-      <w:start w:val="1"/>
-      <w:numFmt w:val="bullet"/>
-      <w:lvlText w:val="●"/>
-      <w:lvlJc w:val="left"/>
-      <w:pPr>
-        <w:ind w:left="5040" w:hanging="360"/>
-      </w:pPr>
-    </w:lvl>
-    <w:lvl w:ilvl="7" w:tplc="DB5E6152" w:tentative="1">
-      <w:start w:val="1"/>
-      <w:numFmt w:val="bullet"/>
-      <w:lvlText w:val="●"/>
-      <w:lvlJc w:val="left"/>
-      <w:pPr>
-        <w:ind w:left="5760" w:hanging="360"/>
-      </w:pPr>
-    </w:lvl>
-    <w:lvl w:ilvl="8" w:tplc="1256DDA6" w:tentative="1">
-      <w:start w:val="1"/>
-      <w:numFmt w:val="bullet"/>
-      <w:lvlText w:val="●"/>
-      <w:lvlJc w:val="left"/>
-      <w:pPr>
-        <w:ind w:left="6480" w:hanging="360"/>
-      </w:pPr>
-    </w:lvl>
-  </w:abstractNum>
-  <w:abstractNum w:abstractNumId="6" w15:restartNumberingAfterBreak="0">
-    <w:nsid w:val="61C914E8"/>
-    <w:multiLevelType w:val="hybridMultilevel"/>
-    <w:tmpl w:val="7400B572"/>
-    <w:lvl w:ilvl="0" w:tplc="57DC1BEE">
+    <w:tmpl w:val="A8843C8C"/>
+    <w:lvl w:ilvl="0" w:tplc="2EF86FFE">
       <w:start w:val="1"/>
       <w:numFmt w:val="decimal"/>
       <w:lvlText w:val="%1."/>
@@ -7472,7 +7472,7 @@
         <w:ind w:left="360" w:hanging="300"/>
       </w:pPr>
     </w:lvl>
-    <w:lvl w:ilvl="1" w:tplc="CC4032A0" w:tentative="1">
+    <w:lvl w:ilvl="1" w:tplc="C91249AC" w:tentative="1">
       <w:start w:val="1"/>
       <w:numFmt w:val="lowerLetter"/>
       <w:lvlText w:val="%2."/>
@@ -7481,47 +7481,47 @@
         <w:ind w:left="720" w:hanging="300"/>
       </w:pPr>
     </w:lvl>
-    <w:lvl w:ilvl="2" w:tplc="A5C4C3F0">
+    <w:lvl w:ilvl="2" w:tplc="DEE0D064">
       <w:numFmt w:val="decimal"/>
       <w:lvlText w:val=""/>
       <w:lvlJc w:val="left"/>
     </w:lvl>
-    <w:lvl w:ilvl="3" w:tplc="608C56CC">
+    <w:lvl w:ilvl="3" w:tplc="07ACD2AA">
       <w:numFmt w:val="decimal"/>
       <w:lvlText w:val=""/>
       <w:lvlJc w:val="left"/>
     </w:lvl>
-    <w:lvl w:ilvl="4" w:tplc="5D863856">
+    <w:lvl w:ilvl="4" w:tplc="7A8A71EC">
       <w:numFmt w:val="decimal"/>
       <w:lvlText w:val=""/>
       <w:lvlJc w:val="left"/>
     </w:lvl>
-    <w:lvl w:ilvl="5" w:tplc="CCC64114">
+    <w:lvl w:ilvl="5" w:tplc="0C5685DC">
       <w:numFmt w:val="decimal"/>
       <w:lvlText w:val=""/>
       <w:lvlJc w:val="left"/>
     </w:lvl>
-    <w:lvl w:ilvl="6" w:tplc="04B888C2">
+    <w:lvl w:ilvl="6" w:tplc="E26CCBDE">
       <w:numFmt w:val="decimal"/>
       <w:lvlText w:val=""/>
       <w:lvlJc w:val="left"/>
     </w:lvl>
-    <w:lvl w:ilvl="7" w:tplc="23142442">
+    <w:lvl w:ilvl="7" w:tplc="B0DEC778">
       <w:numFmt w:val="decimal"/>
       <w:lvlText w:val=""/>
       <w:lvlJc w:val="left"/>
     </w:lvl>
-    <w:lvl w:ilvl="8" w:tplc="5EA432CC">
+    <w:lvl w:ilvl="8" w:tplc="DE9ED046">
       <w:numFmt w:val="decimal"/>
       <w:lvlText w:val=""/>
       <w:lvlJc w:val="left"/>
     </w:lvl>
   </w:abstractNum>
   <w:abstractNum w:abstractNumId="7" w15:restartNumberingAfterBreak="0">
-    <w:nsid w:val="62E06D23"/>
+    <w:nsid w:val="4000746B"/>
     <w:multiLevelType w:val="hybridMultilevel"/>
-    <w:tmpl w:val="5A4EE4F2"/>
-    <w:lvl w:ilvl="0" w:tplc="A94EA2AA">
+    <w:tmpl w:val="11427DC6"/>
+    <w:lvl w:ilvl="0" w:tplc="994C9ACC">
       <w:start w:val="1"/>
       <w:numFmt w:val="decimal"/>
       <w:lvlText w:val="%1."/>
@@ -7530,7 +7530,7 @@
         <w:ind w:left="360" w:hanging="300"/>
       </w:pPr>
     </w:lvl>
-    <w:lvl w:ilvl="1" w:tplc="EB4EC68C" w:tentative="1">
+    <w:lvl w:ilvl="1" w:tplc="09A2F630" w:tentative="1">
       <w:start w:val="1"/>
       <w:numFmt w:val="lowerLetter"/>
       <w:lvlText w:val="%2."/>
@@ -7539,47 +7539,47 @@
         <w:ind w:left="720" w:hanging="300"/>
       </w:pPr>
     </w:lvl>
-    <w:lvl w:ilvl="2" w:tplc="6B342128">
+    <w:lvl w:ilvl="2" w:tplc="3FDAF2D4">
       <w:numFmt w:val="decimal"/>
       <w:lvlText w:val=""/>
       <w:lvlJc w:val="left"/>
     </w:lvl>
-    <w:lvl w:ilvl="3" w:tplc="50FA1D42">
+    <w:lvl w:ilvl="3" w:tplc="6C020F66">
       <w:numFmt w:val="decimal"/>
       <w:lvlText w:val=""/>
       <w:lvlJc w:val="left"/>
     </w:lvl>
-    <w:lvl w:ilvl="4" w:tplc="DCCC35F2">
+    <w:lvl w:ilvl="4" w:tplc="367EF9D4">
       <w:numFmt w:val="decimal"/>
       <w:lvlText w:val=""/>
       <w:lvlJc w:val="left"/>
     </w:lvl>
-    <w:lvl w:ilvl="5" w:tplc="F7B0D6E2">
+    <w:lvl w:ilvl="5" w:tplc="DDACA0F4">
       <w:numFmt w:val="decimal"/>
       <w:lvlText w:val=""/>
       <w:lvlJc w:val="left"/>
     </w:lvl>
-    <w:lvl w:ilvl="6" w:tplc="20A22E02">
+    <w:lvl w:ilvl="6" w:tplc="4A7CC850">
       <w:numFmt w:val="decimal"/>
       <w:lvlText w:val=""/>
       <w:lvlJc w:val="left"/>
     </w:lvl>
-    <w:lvl w:ilvl="7" w:tplc="82AA1834">
+    <w:lvl w:ilvl="7" w:tplc="38B861F6">
       <w:numFmt w:val="decimal"/>
       <w:lvlText w:val=""/>
       <w:lvlJc w:val="left"/>
     </w:lvl>
-    <w:lvl w:ilvl="8" w:tplc="D10A2680">
+    <w:lvl w:ilvl="8" w:tplc="A5567192">
       <w:numFmt w:val="decimal"/>
       <w:lvlText w:val=""/>
       <w:lvlJc w:val="left"/>
     </w:lvl>
   </w:abstractNum>
   <w:abstractNum w:abstractNumId="8" w15:restartNumberingAfterBreak="0">
-    <w:nsid w:val="7315470D"/>
+    <w:nsid w:val="4BC57F5F"/>
     <w:multiLevelType w:val="hybridMultilevel"/>
-    <w:tmpl w:val="06425C0A"/>
-    <w:lvl w:ilvl="0" w:tplc="572C9878">
+    <w:tmpl w:val="6C6CCC8A"/>
+    <w:lvl w:ilvl="0" w:tplc="787A6EF0">
       <w:start w:val="1"/>
       <w:numFmt w:val="decimal"/>
       <w:lvlText w:val="%1."/>
@@ -7588,7 +7588,7 @@
         <w:ind w:left="360" w:hanging="300"/>
       </w:pPr>
     </w:lvl>
-    <w:lvl w:ilvl="1" w:tplc="BC7437D4" w:tentative="1">
+    <w:lvl w:ilvl="1" w:tplc="46048E76" w:tentative="1">
       <w:start w:val="1"/>
       <w:numFmt w:val="lowerLetter"/>
       <w:lvlText w:val="%2."/>
@@ -7597,47 +7597,47 @@
         <w:ind w:left="720" w:hanging="300"/>
       </w:pPr>
     </w:lvl>
-    <w:lvl w:ilvl="2" w:tplc="13F88210">
+    <w:lvl w:ilvl="2" w:tplc="D0C6FA34">
       <w:numFmt w:val="decimal"/>
       <w:lvlText w:val=""/>
       <w:lvlJc w:val="left"/>
     </w:lvl>
-    <w:lvl w:ilvl="3" w:tplc="2D068AA6">
+    <w:lvl w:ilvl="3" w:tplc="24ECEE84">
       <w:numFmt w:val="decimal"/>
       <w:lvlText w:val=""/>
       <w:lvlJc w:val="left"/>
     </w:lvl>
-    <w:lvl w:ilvl="4" w:tplc="7E2AA322">
+    <w:lvl w:ilvl="4" w:tplc="DE4C9768">
       <w:numFmt w:val="decimal"/>
       <w:lvlText w:val=""/>
       <w:lvlJc w:val="left"/>
     </w:lvl>
-    <w:lvl w:ilvl="5" w:tplc="F9606CF4">
+    <w:lvl w:ilvl="5" w:tplc="1688ACD6">
       <w:numFmt w:val="decimal"/>
       <w:lvlText w:val=""/>
       <w:lvlJc w:val="left"/>
     </w:lvl>
-    <w:lvl w:ilvl="6" w:tplc="6526D078">
+    <w:lvl w:ilvl="6" w:tplc="080AE15E">
       <w:numFmt w:val="decimal"/>
       <w:lvlText w:val=""/>
       <w:lvlJc w:val="left"/>
     </w:lvl>
-    <w:lvl w:ilvl="7" w:tplc="32EACA44">
+    <w:lvl w:ilvl="7" w:tplc="8628417E">
       <w:numFmt w:val="decimal"/>
       <w:lvlText w:val=""/>
       <w:lvlJc w:val="left"/>
     </w:lvl>
-    <w:lvl w:ilvl="8" w:tplc="143829D6">
+    <w:lvl w:ilvl="8" w:tplc="EFA4FD02">
       <w:numFmt w:val="decimal"/>
       <w:lvlText w:val=""/>
       <w:lvlJc w:val="left"/>
     </w:lvl>
   </w:abstractNum>
   <w:abstractNum w:abstractNumId="9" w15:restartNumberingAfterBreak="0">
-    <w:nsid w:val="79114D9D"/>
+    <w:nsid w:val="71DB3EB2"/>
     <w:multiLevelType w:val="hybridMultilevel"/>
-    <w:tmpl w:val="A5FC5AFC"/>
-    <w:lvl w:ilvl="0" w:tplc="DCCE5122">
+    <w:tmpl w:val="FEAEE00E"/>
+    <w:lvl w:ilvl="0" w:tplc="0F3CC6D2">
       <w:start w:val="1"/>
       <w:numFmt w:val="decimal"/>
       <w:lvlText w:val="%1."/>
@@ -7646,7 +7646,7 @@
         <w:ind w:left="360" w:hanging="300"/>
       </w:pPr>
     </w:lvl>
-    <w:lvl w:ilvl="1" w:tplc="E9308896" w:tentative="1">
+    <w:lvl w:ilvl="1" w:tplc="1020D8D0" w:tentative="1">
       <w:start w:val="1"/>
       <w:numFmt w:val="lowerLetter"/>
       <w:lvlText w:val="%2."/>
@@ -7655,47 +7655,47 @@
         <w:ind w:left="720" w:hanging="300"/>
       </w:pPr>
     </w:lvl>
-    <w:lvl w:ilvl="2" w:tplc="7FD46FA0">
+    <w:lvl w:ilvl="2" w:tplc="5AD61E9C">
       <w:numFmt w:val="decimal"/>
       <w:lvlText w:val=""/>
       <w:lvlJc w:val="left"/>
     </w:lvl>
-    <w:lvl w:ilvl="3" w:tplc="A7D4FAE8">
+    <w:lvl w:ilvl="3" w:tplc="CDA4A350">
       <w:numFmt w:val="decimal"/>
       <w:lvlText w:val=""/>
       <w:lvlJc w:val="left"/>
     </w:lvl>
-    <w:lvl w:ilvl="4" w:tplc="25F0D784">
+    <w:lvl w:ilvl="4" w:tplc="CCDA618A">
       <w:numFmt w:val="decimal"/>
       <w:lvlText w:val=""/>
       <w:lvlJc w:val="left"/>
     </w:lvl>
-    <w:lvl w:ilvl="5" w:tplc="9EA6B17A">
+    <w:lvl w:ilvl="5" w:tplc="6AE0A652">
       <w:numFmt w:val="decimal"/>
       <w:lvlText w:val=""/>
       <w:lvlJc w:val="left"/>
     </w:lvl>
-    <w:lvl w:ilvl="6" w:tplc="406262BC">
+    <w:lvl w:ilvl="6" w:tplc="3AA0770A">
       <w:numFmt w:val="decimal"/>
       <w:lvlText w:val=""/>
       <w:lvlJc w:val="left"/>
     </w:lvl>
-    <w:lvl w:ilvl="7" w:tplc="21EA6DCC">
+    <w:lvl w:ilvl="7" w:tplc="358C8BC6">
       <w:numFmt w:val="decimal"/>
       <w:lvlText w:val=""/>
       <w:lvlJc w:val="left"/>
     </w:lvl>
-    <w:lvl w:ilvl="8" w:tplc="C6820C80">
+    <w:lvl w:ilvl="8" w:tplc="B4AEEA1C">
       <w:numFmt w:val="decimal"/>
       <w:lvlText w:val=""/>
       <w:lvlJc w:val="left"/>
     </w:lvl>
   </w:abstractNum>
   <w:abstractNum w:abstractNumId="10" w15:restartNumberingAfterBreak="0">
-    <w:nsid w:val="7C867ED4"/>
+    <w:nsid w:val="755053FF"/>
     <w:multiLevelType w:val="hybridMultilevel"/>
-    <w:tmpl w:val="C7C8E5EC"/>
-    <w:lvl w:ilvl="0" w:tplc="2C8EBCC4">
+    <w:tmpl w:val="5218C1C8"/>
+    <w:lvl w:ilvl="0" w:tplc="A1A0066E">
       <w:start w:val="1"/>
       <w:numFmt w:val="decimal"/>
       <w:lvlText w:val="%1."/>
@@ -7704,7 +7704,7 @@
         <w:ind w:left="360" w:hanging="300"/>
       </w:pPr>
     </w:lvl>
-    <w:lvl w:ilvl="1" w:tplc="4DE60868" w:tentative="1">
+    <w:lvl w:ilvl="1" w:tplc="EEC23116" w:tentative="1">
       <w:start w:val="1"/>
       <w:numFmt w:val="lowerLetter"/>
       <w:lvlText w:val="%2."/>
@@ -7713,98 +7713,98 @@
         <w:ind w:left="720" w:hanging="300"/>
       </w:pPr>
     </w:lvl>
-    <w:lvl w:ilvl="2" w:tplc="C388B048">
+    <w:lvl w:ilvl="2" w:tplc="AA5C16CC">
       <w:numFmt w:val="decimal"/>
       <w:lvlText w:val=""/>
       <w:lvlJc w:val="left"/>
     </w:lvl>
-    <w:lvl w:ilvl="3" w:tplc="30AA6D4A">
+    <w:lvl w:ilvl="3" w:tplc="F58E130C">
       <w:numFmt w:val="decimal"/>
       <w:lvlText w:val=""/>
       <w:lvlJc w:val="left"/>
     </w:lvl>
-    <w:lvl w:ilvl="4" w:tplc="50AAEFAE">
+    <w:lvl w:ilvl="4" w:tplc="0F58FE3C">
       <w:numFmt w:val="decimal"/>
       <w:lvlText w:val=""/>
       <w:lvlJc w:val="left"/>
     </w:lvl>
-    <w:lvl w:ilvl="5" w:tplc="8B3E3D00">
+    <w:lvl w:ilvl="5" w:tplc="0D9C9162">
       <w:numFmt w:val="decimal"/>
       <w:lvlText w:val=""/>
       <w:lvlJc w:val="left"/>
     </w:lvl>
-    <w:lvl w:ilvl="6" w:tplc="A7FE6894">
+    <w:lvl w:ilvl="6" w:tplc="DEEE0C00">
       <w:numFmt w:val="decimal"/>
       <w:lvlText w:val=""/>
       <w:lvlJc w:val="left"/>
     </w:lvl>
-    <w:lvl w:ilvl="7" w:tplc="7A1C2314">
+    <w:lvl w:ilvl="7" w:tplc="B49A149E">
       <w:numFmt w:val="decimal"/>
       <w:lvlText w:val=""/>
       <w:lvlJc w:val="left"/>
     </w:lvl>
-    <w:lvl w:ilvl="8" w:tplc="28C0AC4C">
+    <w:lvl w:ilvl="8" w:tplc="3F4A8526">
       <w:numFmt w:val="decimal"/>
       <w:lvlText w:val=""/>
       <w:lvlJc w:val="left"/>
     </w:lvl>
   </w:abstractNum>
-  <w:num w:numId="1" w16cid:durableId="1947424871">
+  <w:num w:numId="1" w16cid:durableId="1347364332">
+    <w:abstractNumId w:val="2"/>
+    <w:lvlOverride w:ilvl="0">
+      <w:startOverride w:val="1"/>
+    </w:lvlOverride>
+  </w:num>
+  <w:num w:numId="2" w16cid:durableId="193035540">
+    <w:abstractNumId w:val="10"/>
+    <w:lvlOverride w:ilvl="0">
+      <w:startOverride w:val="1"/>
+    </w:lvlOverride>
+  </w:num>
+  <w:num w:numId="3" w16cid:durableId="812597552">
+    <w:abstractNumId w:val="3"/>
+    <w:lvlOverride w:ilvl="0">
+      <w:startOverride w:val="1"/>
+    </w:lvlOverride>
+  </w:num>
+  <w:num w:numId="4" w16cid:durableId="2138377989">
+    <w:abstractNumId w:val="0"/>
+    <w:lvlOverride w:ilvl="0">
+      <w:startOverride w:val="1"/>
+    </w:lvlOverride>
+  </w:num>
+  <w:num w:numId="5" w16cid:durableId="578833562">
     <w:abstractNumId w:val="5"/>
     <w:lvlOverride w:ilvl="0">
       <w:startOverride w:val="1"/>
     </w:lvlOverride>
   </w:num>
-  <w:num w:numId="2" w16cid:durableId="1426879978">
-    <w:abstractNumId w:val="2"/>
+  <w:num w:numId="6" w16cid:durableId="1208681965">
+    <w:abstractNumId w:val="8"/>
     <w:lvlOverride w:ilvl="0">
       <w:startOverride w:val="1"/>
     </w:lvlOverride>
   </w:num>
-  <w:num w:numId="3" w16cid:durableId="803235428">
+  <w:num w:numId="7" w16cid:durableId="313918942">
+    <w:abstractNumId w:val="4"/>
+    <w:lvlOverride w:ilvl="0">
+      <w:startOverride w:val="1"/>
+    </w:lvlOverride>
+  </w:num>
+  <w:num w:numId="8" w16cid:durableId="300306325">
+    <w:abstractNumId w:val="7"/>
+    <w:lvlOverride w:ilvl="0">
+      <w:startOverride w:val="1"/>
+    </w:lvlOverride>
+  </w:num>
+  <w:num w:numId="9" w16cid:durableId="278996115">
     <w:abstractNumId w:val="9"/>
     <w:lvlOverride w:ilvl="0">
       <w:startOverride w:val="1"/>
     </w:lvlOverride>
   </w:num>
-  <w:num w:numId="4" w16cid:durableId="912081107">
-    <w:abstractNumId w:val="7"/>
-    <w:lvlOverride w:ilvl="0">
-      <w:startOverride w:val="1"/>
-    </w:lvlOverride>
-  </w:num>
-  <w:num w:numId="5" w16cid:durableId="1421099997">
-    <w:abstractNumId w:val="4"/>
-    <w:lvlOverride w:ilvl="0">
-      <w:startOverride w:val="1"/>
-    </w:lvlOverride>
-  </w:num>
-  <w:num w:numId="6" w16cid:durableId="166287182">
-    <w:abstractNumId w:val="1"/>
-    <w:lvlOverride w:ilvl="0">
-      <w:startOverride w:val="1"/>
-    </w:lvlOverride>
-  </w:num>
-  <w:num w:numId="7" w16cid:durableId="1516534059">
-    <w:abstractNumId w:val="10"/>
-    <w:lvlOverride w:ilvl="0">
-      <w:startOverride w:val="1"/>
-    </w:lvlOverride>
-  </w:num>
-  <w:num w:numId="8" w16cid:durableId="1894196156">
+  <w:num w:numId="10" w16cid:durableId="296835271">
     <w:abstractNumId w:val="6"/>
-    <w:lvlOverride w:ilvl="0">
-      <w:startOverride w:val="1"/>
-    </w:lvlOverride>
-  </w:num>
-  <w:num w:numId="9" w16cid:durableId="488909769">
-    <w:abstractNumId w:val="8"/>
-    <w:lvlOverride w:ilvl="0">
-      <w:startOverride w:val="1"/>
-    </w:lvlOverride>
-  </w:num>
-  <w:num w:numId="10" w16cid:durableId="1585411736">
-    <w:abstractNumId w:val="0"/>
     <w:lvlOverride w:ilvl="0">
       <w:startOverride w:val="1"/>
     </w:lvlOverride>
@@ -8485,7 +8485,7 @@
     <w:autoRedefine/>
     <w:uiPriority w:val="39"/>
     <w:unhideWhenUsed/>
-    <w:rsid w:val="007F4372"/>
+    <w:rsid w:val="00840348"/>
     <w:pPr>
       <w:spacing w:after="100"/>
     </w:pPr>

--- a/discoverer-neo/docs/user-guide/manual/Discoverer-Neo-ADMIN-Guide-Quick-es-ES.docx
+++ b/discoverer-neo/docs/user-guide/manual/Discoverer-Neo-ADMIN-Guide-Quick-es-ES.docx
@@ -74,7 +74,7 @@
     <w:sdt>
       <w:sdtPr>
         <w:alias w:val="Índice"/>
-        <w:id w:val="2036539097"/>
+        <w:id w:val="344759196"/>
       </w:sdtPr>
       <w:sdtEndPr/>
       <w:sdtContent>
@@ -102,7 +102,7 @@
           <w:r>
             <w:fldChar w:fldCharType="separate"/>
           </w:r>
-          <w:hyperlink w:anchor="_Toc241670925" w:history="1">
+          <w:hyperlink w:anchor="_Toc241692466" w:history="1">
             <w:r>
               <w:rPr>
                 <w:rStyle w:val="Hiperligao"/>
@@ -126,7 +126,7 @@
               <w:rPr>
                 <w:noProof/>
               </w:rPr>
-              <w:instrText xml:space="preserve"> PAGEREF _Toc241670925 \h </w:instrText>
+              <w:instrText xml:space="preserve"> PAGEREF _Toc241692466 \h </w:instrText>
             </w:r>
             <w:r>
               <w:rPr>
@@ -168,7 +168,7 @@
               <w14:ligatures w14:val="standardContextual"/>
             </w:rPr>
           </w:pPr>
-          <w:hyperlink w:anchor="_Toc241670926" w:history="1">
+          <w:hyperlink w:anchor="_Toc241692467" w:history="1">
             <w:r>
               <w:rPr>
                 <w:rStyle w:val="Hiperligao"/>
@@ -192,7 +192,7 @@
               <w:rPr>
                 <w:noProof/>
               </w:rPr>
-              <w:instrText xml:space="preserve"> PAGEREF _Toc241670926 \h </w:instrText>
+              <w:instrText xml:space="preserve"> PAGEREF _Toc241692467 \h </w:instrText>
             </w:r>
             <w:r>
               <w:rPr>
@@ -234,7 +234,7 @@
               <w14:ligatures w14:val="standardContextual"/>
             </w:rPr>
           </w:pPr>
-          <w:hyperlink w:anchor="_Toc241670927" w:history="1">
+          <w:hyperlink w:anchor="_Toc241692468" w:history="1">
             <w:r>
               <w:rPr>
                 <w:rStyle w:val="Hiperligao"/>
@@ -258,7 +258,7 @@
               <w:rPr>
                 <w:noProof/>
               </w:rPr>
-              <w:instrText xml:space="preserve"> PAGEREF _Toc241670927 \h </w:instrText>
+              <w:instrText xml:space="preserve"> PAGEREF _Toc241692468 \h </w:instrText>
             </w:r>
             <w:r>
               <w:rPr>
@@ -300,7 +300,7 @@
               <w14:ligatures w14:val="standardContextual"/>
             </w:rPr>
           </w:pPr>
-          <w:hyperlink w:anchor="_Toc241670928" w:history="1">
+          <w:hyperlink w:anchor="_Toc241692469" w:history="1">
             <w:r>
               <w:rPr>
                 <w:rStyle w:val="Hiperligao"/>
@@ -324,7 +324,7 @@
               <w:rPr>
                 <w:noProof/>
               </w:rPr>
-              <w:instrText xml:space="preserve"> PAGEREF _Toc241670928 \h </w:instrText>
+              <w:instrText xml:space="preserve"> PAGEREF _Toc241692469 \h </w:instrText>
             </w:r>
             <w:r>
               <w:rPr>
@@ -366,7 +366,7 @@
               <w14:ligatures w14:val="standardContextual"/>
             </w:rPr>
           </w:pPr>
-          <w:hyperlink w:anchor="_Toc241670929" w:history="1">
+          <w:hyperlink w:anchor="_Toc241692470" w:history="1">
             <w:r>
               <w:rPr>
                 <w:rStyle w:val="Hiperligao"/>
@@ -390,7 +390,7 @@
               <w:rPr>
                 <w:noProof/>
               </w:rPr>
-              <w:instrText xml:space="preserve"> PAGEREF _Toc241670929 \h </w:instrText>
+              <w:instrText xml:space="preserve"> PAGEREF _Toc241692470 \h </w:instrText>
             </w:r>
             <w:r>
               <w:rPr>
@@ -432,7 +432,7 @@
               <w14:ligatures w14:val="standardContextual"/>
             </w:rPr>
           </w:pPr>
-          <w:hyperlink w:anchor="_Toc241670930" w:history="1">
+          <w:hyperlink w:anchor="_Toc241692471" w:history="1">
             <w:r>
               <w:rPr>
                 <w:rStyle w:val="Hiperligao"/>
@@ -456,7 +456,7 @@
               <w:rPr>
                 <w:noProof/>
               </w:rPr>
-              <w:instrText xml:space="preserve"> PAGEREF _Toc241670930 \h </w:instrText>
+              <w:instrText xml:space="preserve"> PAGEREF _Toc241692471 \h </w:instrText>
             </w:r>
             <w:r>
               <w:rPr>
@@ -498,7 +498,7 @@
               <w14:ligatures w14:val="standardContextual"/>
             </w:rPr>
           </w:pPr>
-          <w:hyperlink w:anchor="_Toc241670931" w:history="1">
+          <w:hyperlink w:anchor="_Toc241692472" w:history="1">
             <w:r>
               <w:rPr>
                 <w:rStyle w:val="Hiperligao"/>
@@ -522,7 +522,7 @@
               <w:rPr>
                 <w:noProof/>
               </w:rPr>
-              <w:instrText xml:space="preserve"> PAGEREF _Toc241670931 \h </w:instrText>
+              <w:instrText xml:space="preserve"> PAGEREF _Toc241692472 \h </w:instrText>
             </w:r>
             <w:r>
               <w:rPr>
@@ -564,7 +564,7 @@
               <w14:ligatures w14:val="standardContextual"/>
             </w:rPr>
           </w:pPr>
-          <w:hyperlink w:anchor="_Toc241670932" w:history="1">
+          <w:hyperlink w:anchor="_Toc241692473" w:history="1">
             <w:r>
               <w:rPr>
                 <w:rStyle w:val="Hiperligao"/>
@@ -588,7 +588,7 @@
               <w:rPr>
                 <w:noProof/>
               </w:rPr>
-              <w:instrText xml:space="preserve"> PAGEREF _Toc241670932 \h </w:instrText>
+              <w:instrText xml:space="preserve"> PAGEREF _Toc241692473 \h </w:instrText>
             </w:r>
             <w:r>
               <w:rPr>
@@ -630,7 +630,7 @@
               <w14:ligatures w14:val="standardContextual"/>
             </w:rPr>
           </w:pPr>
-          <w:hyperlink w:anchor="_Toc241670933" w:history="1">
+          <w:hyperlink w:anchor="_Toc241692474" w:history="1">
             <w:r>
               <w:rPr>
                 <w:rStyle w:val="Hiperligao"/>
@@ -654,7 +654,7 @@
               <w:rPr>
                 <w:noProof/>
               </w:rPr>
-              <w:instrText xml:space="preserve"> PAGEREF _Toc241670933 \h </w:instrText>
+              <w:instrText xml:space="preserve"> PAGEREF _Toc241692474 \h </w:instrText>
             </w:r>
             <w:r>
               <w:rPr>
@@ -696,7 +696,7 @@
               <w14:ligatures w14:val="standardContextual"/>
             </w:rPr>
           </w:pPr>
-          <w:hyperlink w:anchor="_Toc241670934" w:history="1">
+          <w:hyperlink w:anchor="_Toc241692475" w:history="1">
             <w:r>
               <w:rPr>
                 <w:rStyle w:val="Hiperligao"/>
@@ -720,7 +720,7 @@
               <w:rPr>
                 <w:noProof/>
               </w:rPr>
-              <w:instrText xml:space="preserve"> PAGEREF _Toc241670934 \h </w:instrText>
+              <w:instrText xml:space="preserve"> PAGEREF _Toc241692475 \h </w:instrText>
             </w:r>
             <w:r>
               <w:rPr>
@@ -768,7 +768,7 @@
       <w:pPr>
         <w:pStyle w:val="Ttulo1"/>
       </w:pPr>
-      <w:bookmarkStart w:id="0" w:name="_Toc241670925"/>
+      <w:bookmarkStart w:id="0" w:name="_Toc241692466"/>
       <w:r>
         <w:lastRenderedPageBreak/>
         <w:t>Su rol en una página</w:t>
@@ -825,7 +825,7 @@
           <w:left w:w="10" w:type="dxa"/>
           <w:right w:w="10" w:type="dxa"/>
         </w:tblCellMar>
-        <w:tblLook w:val="04A0" w:firstRow="1" w:lastRow="0" w:firstColumn="1" w:lastColumn="0" w:noHBand="0" w:noVBand="1"/>
+        <w:tblLook w:val="0000" w:firstRow="0" w:lastRow="0" w:firstColumn="0" w:lastColumn="0" w:noHBand="0" w:noVBand="0"/>
       </w:tblPr>
       <w:tblGrid>
         <w:gridCol w:w="4513"/>
@@ -1416,7 +1416,7 @@
         </w:rPr>
         <w:lastRenderedPageBreak/>
         <w:drawing>
-          <wp:inline distT="0" distB="0" distL="0" distR="0" wp14:anchorId="5EDD63CE" wp14:editId="6E4ACE2B">
+          <wp:inline distT="0" distB="0" distL="0" distR="0" wp14:anchorId="40B280D9" wp14:editId="1B05CF63">
             <wp:extent cx="5715000" cy="3571875"/>
             <wp:effectExtent l="0" t="0" r="0" b="0"/>
             <wp:docPr id="177" name="01-login.png" descr="La página de inicio de sesión con Correo electrónico, Contraseña, Recordarme y el botón Iniciar sesión." title="La página de inicio de sesión con Correo electrónico, Contraseña, Recordarme y el botón Iniciar sesión."/>
@@ -1469,7 +1469,7 @@
         <w:pStyle w:val="Ttulo1"/>
         <w:pageBreakBefore/>
       </w:pPr>
-      <w:bookmarkStart w:id="1" w:name="_Toc241670926"/>
+      <w:bookmarkStart w:id="1" w:name="_Toc241692467"/>
       <w:r>
         <w:lastRenderedPageBreak/>
         <w:t>Panel y Mapas</w:t>
@@ -1512,7 +1512,7 @@
           <w:noProof/>
         </w:rPr>
         <w:drawing>
-          <wp:inline distT="0" distB="0" distL="0" distR="0" wp14:anchorId="46D43CE2" wp14:editId="57308E48">
+          <wp:inline distT="0" distB="0" distL="0" distR="0" wp14:anchorId="48F1D88A" wp14:editId="010CFC3B">
             <wp:extent cx="5715000" cy="3429000"/>
             <wp:effectExtent l="0" t="0" r="0" b="0"/>
             <wp:docPr id="178" name="02-maps-all.png" descr="La lista de Mapas, pestaña Todos, con todos los iconos de fila y la sección Libros de trabajo encima." title="La lista de Mapas, pestaña Todos, con todos los iconos de fila y la sección Libros de trabajo encima."/>
@@ -1695,7 +1695,7 @@
           <w:left w:w="10" w:type="dxa"/>
           <w:right w:w="10" w:type="dxa"/>
         </w:tblCellMar>
-        <w:tblLook w:val="04A0" w:firstRow="1" w:lastRow="0" w:firstColumn="1" w:lastColumn="0" w:noHBand="0" w:noVBand="1"/>
+        <w:tblLook w:val="0000" w:firstRow="0" w:lastRow="0" w:firstColumn="0" w:lastColumn="0" w:noHBand="0" w:noVBand="0"/>
       </w:tblPr>
       <w:tblGrid>
         <w:gridCol w:w="3800"/>
@@ -2041,7 +2041,7 @@
         <w:pStyle w:val="Ttulo1"/>
         <w:pageBreakBefore/>
       </w:pPr>
-      <w:bookmarkStart w:id="2" w:name="_Toc241670927"/>
+      <w:bookmarkStart w:id="2" w:name="_Toc241692468"/>
       <w:r>
         <w:lastRenderedPageBreak/>
         <w:t>Generador y visor de mapas</w:t>
@@ -2064,7 +2064,7 @@
           <w:noProof/>
         </w:rPr>
         <w:drawing>
-          <wp:inline distT="0" distB="0" distL="0" distR="0" wp14:anchorId="7CCF345F" wp14:editId="34192702">
+          <wp:inline distT="0" distB="0" distL="0" distR="0" wp14:anchorId="6A350B98" wp14:editId="100AADD9">
             <wp:extent cx="5715000" cy="3571875"/>
             <wp:effectExtent l="0" t="0" r="0" b="0"/>
             <wp:docPr id="179" name="03-viewer-results.png" descr="Los resultados de una ejecución con los botones SQL y Plan junto a los botones Excel, CSV y PDF." title="Los resultados de una ejecución con los botones SQL y Plan junto a los botones Excel, CSV y PDF."/>
@@ -2340,7 +2340,7 @@
           <w:left w:w="10" w:type="dxa"/>
           <w:right w:w="10" w:type="dxa"/>
         </w:tblCellMar>
-        <w:tblLook w:val="04A0" w:firstRow="1" w:lastRow="0" w:firstColumn="1" w:lastColumn="0" w:noHBand="0" w:noVBand="1"/>
+        <w:tblLook w:val="0000" w:firstRow="0" w:lastRow="0" w:firstColumn="0" w:lastColumn="0" w:noHBand="0" w:noVBand="0"/>
       </w:tblPr>
       <w:tblGrid>
         <w:gridCol w:w="3800"/>
@@ -2696,7 +2696,7 @@
         <w:pStyle w:val="Ttulo1"/>
         <w:pageBreakBefore/>
       </w:pPr>
-      <w:bookmarkStart w:id="3" w:name="_Toc241670928"/>
+      <w:bookmarkStart w:id="3" w:name="_Toc241692469"/>
       <w:r>
         <w:lastRenderedPageBreak/>
         <w:t>Ejecuciones, Exportaciones y Programaciones</w:t>
@@ -2749,7 +2749,7 @@
           <w:noProof/>
         </w:rPr>
         <w:drawing>
-          <wp:inline distT="0" distB="0" distL="0" distR="0" wp14:anchorId="43FA535D" wp14:editId="755CF63E">
+          <wp:inline distT="0" distB="0" distL="0" distR="0" wp14:anchorId="04BC24CB" wp14:editId="40DC33BF">
             <wp:extent cx="5715000" cy="3571875"/>
             <wp:effectExtent l="0" t="0" r="0" b="0"/>
             <wp:docPr id="180" name="04-runs-every-user.png" descr="La página Ejecuciones mostrando las ejecuciones de todos los usuarios." title="La página Ejecuciones mostrando las ejecuciones de todos los usuarios."/>
@@ -3022,7 +3022,7 @@
           <w:left w:w="10" w:type="dxa"/>
           <w:right w:w="10" w:type="dxa"/>
         </w:tblCellMar>
-        <w:tblLook w:val="04A0" w:firstRow="1" w:lastRow="0" w:firstColumn="1" w:lastColumn="0" w:noHBand="0" w:noVBand="1"/>
+        <w:tblLook w:val="0000" w:firstRow="0" w:lastRow="0" w:firstColumn="0" w:lastColumn="0" w:noHBand="0" w:noVBand="0"/>
       </w:tblPr>
       <w:tblGrid>
         <w:gridCol w:w="3800"/>
@@ -3359,7 +3359,7 @@
         <w:pStyle w:val="Ttulo1"/>
         <w:pageBreakBefore/>
       </w:pPr>
-      <w:bookmarkStart w:id="4" w:name="_Toc241670929"/>
+      <w:bookmarkStart w:id="4" w:name="_Toc241692470"/>
       <w:r>
         <w:lastRenderedPageBreak/>
         <w:t>Áreas de negocio y Concesiones</w:t>
@@ -3392,7 +3392,7 @@
           <w:noProof/>
         </w:rPr>
         <w:drawing>
-          <wp:inline distT="0" distB="0" distL="0" distR="0" wp14:anchorId="0A5F921A" wp14:editId="0F74A060">
+          <wp:inline distT="0" distB="0" distL="0" distR="0" wp14:anchorId="5ABA0279" wp14:editId="2CFDBEDD">
             <wp:extent cx="5715000" cy="3571875"/>
             <wp:effectExtent l="0" t="0" r="0" b="0"/>
             <wp:docPr id="181" name="09-business-areas-grants-permission.png" descr="El cuadro Administrar concesiones con la lista Permiso abierta." title="El cuadro Administrar concesiones con la lista Permiso abierta."/>
@@ -3592,7 +3592,7 @@
           <w:left w:w="10" w:type="dxa"/>
           <w:right w:w="10" w:type="dxa"/>
         </w:tblCellMar>
-        <w:tblLook w:val="04A0" w:firstRow="1" w:lastRow="0" w:firstColumn="1" w:lastColumn="0" w:noHBand="0" w:noVBand="1"/>
+        <w:tblLook w:val="0000" w:firstRow="0" w:lastRow="0" w:firstColumn="0" w:lastColumn="0" w:noHBand="0" w:noVBand="0"/>
       </w:tblPr>
       <w:tblGrid>
         <w:gridCol w:w="3800"/>
@@ -3984,10 +3984,20 @@
     </w:tbl>
     <w:p>
       <w:pPr>
+        <w:spacing w:after="60"/>
+      </w:pPr>
+    </w:p>
+    <w:p>
+      <w:r>
+        <w:t>Un Manager nunca cambia el modelo. Para un Manager, CREATE y superiores solo le permiten crear mapas.</w:t>
+      </w:r>
+    </w:p>
+    <w:p>
+      <w:pPr>
         <w:pStyle w:val="Ttulo1"/>
         <w:pageBreakBefore/>
       </w:pPr>
-      <w:bookmarkStart w:id="5" w:name="_Toc241670930"/>
+      <w:bookmarkStart w:id="5" w:name="_Toc241692471"/>
       <w:r>
         <w:lastRenderedPageBreak/>
         <w:t>Carpetas, Elementos, Combinaciones, Jerarquías</w:t>
@@ -4050,7 +4060,7 @@
           <w:noProof/>
         </w:rPr>
         <w:drawing>
-          <wp:inline distT="0" distB="0" distL="0" distR="0" wp14:anchorId="08394DCF" wp14:editId="196AA3E4">
+          <wp:inline distT="0" distB="0" distL="0" distR="0" wp14:anchorId="1D8FF523" wp14:editId="36BBF2D1">
             <wp:extent cx="2495550" cy="5905500"/>
             <wp:effectExtent l="0" t="0" r="0" b="0"/>
             <wp:docPr id="182" name="14-folders-discovered.png" descr="El cuadro Nueva carpeta tras Descubrir tablas, con la lista de tablas encontradas." title="El cuadro Nueva carpeta tras Descubrir tablas, con la lista de tablas encontradas."/>
@@ -4336,7 +4346,7 @@
           <w:left w:w="10" w:type="dxa"/>
           <w:right w:w="10" w:type="dxa"/>
         </w:tblCellMar>
-        <w:tblLook w:val="04A0" w:firstRow="1" w:lastRow="0" w:firstColumn="1" w:lastColumn="0" w:noHBand="0" w:noVBand="1"/>
+        <w:tblLook w:val="0000" w:firstRow="0" w:lastRow="0" w:firstColumn="0" w:lastColumn="0" w:noHBand="0" w:noVBand="0"/>
       </w:tblPr>
       <w:tblGrid>
         <w:gridCol w:w="3800"/>
@@ -4619,7 +4629,7 @@
         <w:pStyle w:val="Ttulo1"/>
         <w:pageBreakBefore/>
       </w:pPr>
-      <w:bookmarkStart w:id="6" w:name="_Toc241670931"/>
+      <w:bookmarkStart w:id="6" w:name="_Toc241692472"/>
       <w:r>
         <w:lastRenderedPageBreak/>
         <w:t>Funciones personalizadas y Orígenes de datos</w:t>
@@ -4662,7 +4672,7 @@
           <w:noProof/>
         </w:rPr>
         <w:drawing>
-          <wp:inline distT="0" distB="0" distL="0" distR="0" wp14:anchorId="2B1E2351" wp14:editId="3E3DAAD3">
+          <wp:inline distT="0" distB="0" distL="0" distR="0" wp14:anchorId="635F111E" wp14:editId="512099E4">
             <wp:extent cx="5715000" cy="3571875"/>
             <wp:effectExtent l="0" t="0" r="0" b="0"/>
             <wp:docPr id="183" name="30-data-sources.png" descr="La página Orígenes de datos con una tabla de conexiones y cinco iconos de fila." title="La página Orígenes de datos con una tabla de conexiones y cinco iconos de fila."/>
@@ -4922,7 +4932,7 @@
           <w:left w:w="10" w:type="dxa"/>
           <w:right w:w="10" w:type="dxa"/>
         </w:tblCellMar>
-        <w:tblLook w:val="04A0" w:firstRow="1" w:lastRow="0" w:firstColumn="1" w:lastColumn="0" w:noHBand="0" w:noVBand="1"/>
+        <w:tblLook w:val="0000" w:firstRow="0" w:lastRow="0" w:firstColumn="0" w:lastColumn="0" w:noHBand="0" w:noVBand="0"/>
       </w:tblPr>
       <w:tblGrid>
         <w:gridCol w:w="3800"/>
@@ -5222,7 +5232,7 @@
         <w:pStyle w:val="Ttulo1"/>
         <w:pageBreakBefore/>
       </w:pPr>
-      <w:bookmarkStart w:id="7" w:name="_Toc241670932"/>
+      <w:bookmarkStart w:id="7" w:name="_Toc241692473"/>
       <w:r>
         <w:lastRenderedPageBreak/>
         <w:t>Usuarios</w:t>
@@ -5245,7 +5255,7 @@
           <w:noProof/>
         </w:rPr>
         <w:drawing>
-          <wp:inline distT="0" distB="0" distL="0" distR="0" wp14:anchorId="5ECF36AB" wp14:editId="4E712C0A">
+          <wp:inline distT="0" distB="0" distL="0" distR="0" wp14:anchorId="6ABCB28B" wp14:editId="641A5BDB">
             <wp:extent cx="5715000" cy="3571875"/>
             <wp:effectExtent l="0" t="0" r="0" b="0"/>
             <wp:docPr id="184" name="35-users.png" descr="La página Usuarios con los botones Archivo de credenciales y Nuevo usuario y los iconos de fila." title="La página Usuarios con los botones Archivo de credenciales y Nuevo usuario y los iconos de fila."/>
@@ -5475,7 +5485,7 @@
           <w:left w:w="10" w:type="dxa"/>
           <w:right w:w="10" w:type="dxa"/>
         </w:tblCellMar>
-        <w:tblLook w:val="04A0" w:firstRow="1" w:lastRow="0" w:firstColumn="1" w:lastColumn="0" w:noHBand="0" w:noVBand="1"/>
+        <w:tblLook w:val="0000" w:firstRow="0" w:lastRow="0" w:firstColumn="0" w:lastColumn="0" w:noHBand="0" w:noVBand="0"/>
       </w:tblPr>
       <w:tblGrid>
         <w:gridCol w:w="4513"/>
@@ -5674,7 +5684,7 @@
               <w:spacing w:after="0"/>
             </w:pPr>
             <w:r>
-              <w:t>Ve, ejecuta, exporta, programa y comparte todos los mapas. Modela datos solo donde tiene concesión.</w:t>
+              <w:t>Ve, ejecuta, exporta, programa y comparte todos los mapas. Nunca cambia el modelo de datos.</w:t>
             </w:r>
           </w:p>
         </w:tc>
@@ -5941,7 +5951,7 @@
         <w:pStyle w:val="Ttulo1"/>
         <w:pageBreakBefore/>
       </w:pPr>
-      <w:bookmarkStart w:id="8" w:name="_Toc241670933"/>
+      <w:bookmarkStart w:id="8" w:name="_Toc241692474"/>
       <w:r>
         <w:lastRenderedPageBreak/>
         <w:t>Directivas de seguridad y Registro de auditoría</w:t>
@@ -5984,7 +5994,7 @@
           <w:noProof/>
         </w:rPr>
         <w:drawing>
-          <wp:inline distT="0" distB="0" distL="0" distR="0" wp14:anchorId="66B36761" wp14:editId="0B91D5B9">
+          <wp:inline distT="0" distB="0" distL="0" distR="0" wp14:anchorId="6242C6D5" wp14:editId="36D2D742">
             <wp:extent cx="3324225" cy="4676775"/>
             <wp:effectExtent l="0" t="0" r="0" b="0"/>
             <wp:docPr id="185" name="44-security-new-dialog.png" descr="El cuadro Nueva directiva con un nombre, una descripción y una regla." title="El cuadro Nueva directiva con un nombre, una descripción y una regla."/>
@@ -6348,7 +6358,7 @@
         <w:pStyle w:val="Ttulo1"/>
         <w:pageBreakBefore/>
       </w:pPr>
-      <w:bookmarkStart w:id="9" w:name="_Toc241670934"/>
+      <w:bookmarkStart w:id="9" w:name="_Toc241692475"/>
       <w:r>
         <w:lastRenderedPageBreak/>
         <w:t>Migración</w:t>
@@ -6381,7 +6391,7 @@
           <w:noProof/>
         </w:rPr>
         <w:drawing>
-          <wp:inline distT="0" distB="0" distL="0" distR="0" wp14:anchorId="74C0D9BE" wp14:editId="256E4F6D">
+          <wp:inline distT="0" distB="0" distL="0" distR="0" wp14:anchorId="5198DECF" wp14:editId="70A89140">
             <wp:extent cx="5715000" cy="3571875"/>
             <wp:effectExtent l="0" t="0" r="0" b="0"/>
             <wp:docPr id="186" name="50-migration.png" descr="La página Migración con la tarjeta de origen, sus botones y el texto de ayuda." title="La página Migración con la tarjeta de origen, sus botones y el texto de ayuda."/>
@@ -6637,7 +6647,7 @@
           <w:left w:w="10" w:type="dxa"/>
           <w:right w:w="10" w:type="dxa"/>
         </w:tblCellMar>
-        <w:tblLook w:val="04A0" w:firstRow="1" w:lastRow="0" w:firstColumn="1" w:lastColumn="0" w:noHBand="0" w:noVBand="1"/>
+        <w:tblLook w:val="0000" w:firstRow="0" w:lastRow="0" w:firstColumn="0" w:lastColumn="0" w:noHBand="0" w:noVBand="0"/>
       </w:tblPr>
       <w:tblGrid>
         <w:gridCol w:w="3800"/>
@@ -7084,10 +7094,10 @@
 <file path=word/numbering.xml><?xml version="1.0" encoding="utf-8"?>
 <w:numbering xmlns:wpc="http://schemas.microsoft.com/office/word/2010/wordprocessingCanvas" xmlns:cx="http://schemas.microsoft.com/office/drawing/2014/chartex" xmlns:cx1="http://schemas.microsoft.com/office/drawing/2015/9/8/chartex" xmlns:cx2="http://schemas.microsoft.com/office/drawing/2015/10/21/chartex" xmlns:cx3="http://schemas.microsoft.com/office/drawing/2016/5/9/chartex" xmlns:cx4="http://schemas.microsoft.com/office/drawing/2016/5/10/chartex" xmlns:cx5="http://schemas.microsoft.com/office/drawing/2016/5/11/chartex" xmlns:cx6="http://schemas.microsoft.com/office/drawing/2016/5/12/chartex" xmlns:cx7="http://schemas.microsoft.com/office/drawing/2016/5/13/chartex" xmlns:cx8="http://schemas.microsoft.com/office/drawing/2016/5/14/chartex" xmlns:mc="http://schemas.openxmlformats.org/markup-compatibility/2006" xmlns:aink="http://schemas.microsoft.com/office/drawing/2016/ink" xmlns:am3d="http://schemas.microsoft.com/office/drawing/2017/model3d" xmlns:o="urn:schemas-microsoft-com:office:office" xmlns:oel="http://schemas.microsoft.com/office/2019/extlst" xmlns:r="http://schemas.openxmlformats.org/officeDocument/2006/relationships" xmlns:m="http://schemas.openxmlformats.org/officeDocument/2006/math" xmlns:v="urn:schemas-microsoft-com:vml" xmlns:wp14="http://schemas.microsoft.com/office/word/2010/wordprocessingDrawing" xmlns:wp="http://schemas.openxmlformats.org/drawingml/2006/wordprocessingDrawing" xmlns:w10="urn:schemas-microsoft-com:office:word" xmlns:w="http://schemas.openxmlformats.org/wordprocessingml/2006/main" xmlns:w14="http://schemas.microsoft.com/office/word/2010/wordml" xmlns:w15="http://schemas.microsoft.com/office/word/2012/wordml" xmlns:w16cex="http://schemas.microsoft.com/office/word/2018/wordml/cex" xmlns:w16cid="http://schemas.microsoft.com/office/word/2016/wordml/cid" xmlns:w16="http://schemas.microsoft.com/office/word/2018/wordml" xmlns:w16sdtdh="http://schemas.microsoft.com/office/word/2020/wordml/sdtdatahash" xmlns:w16se="http://schemas.microsoft.com/office/word/2015/wordml/symex" xmlns:wpg="http://schemas.microsoft.com/office/word/2010/wordprocessingGroup" xmlns:wpi="http://schemas.microsoft.com/office/word/2010/wordprocessingInk" xmlns:wne="http://schemas.microsoft.com/office/word/2006/wordml" xmlns:wps="http://schemas.microsoft.com/office/word/2010/wordprocessingShape" mc:Ignorable="w14 w15 w16se w16cid w16 w16cex w16sdtdh wp14">
   <w:abstractNum w:abstractNumId="0" w15:restartNumberingAfterBreak="0">
-    <w:nsid w:val="005B3EDF"/>
+    <w:nsid w:val="16D236EB"/>
     <w:multiLevelType w:val="hybridMultilevel"/>
-    <w:tmpl w:val="486A8078"/>
-    <w:lvl w:ilvl="0" w:tplc="F350EB64">
+    <w:tmpl w:val="37FAF7E6"/>
+    <w:lvl w:ilvl="0" w:tplc="FB6624E4">
       <w:start w:val="1"/>
       <w:numFmt w:val="decimal"/>
       <w:lvlText w:val="%1."/>
@@ -7096,7 +7106,7 @@
         <w:ind w:left="360" w:hanging="300"/>
       </w:pPr>
     </w:lvl>
-    <w:lvl w:ilvl="1" w:tplc="EC08795C" w:tentative="1">
+    <w:lvl w:ilvl="1" w:tplc="97343562" w:tentative="1">
       <w:start w:val="1"/>
       <w:numFmt w:val="lowerLetter"/>
       <w:lvlText w:val="%2."/>
@@ -7105,47 +7115,453 @@
         <w:ind w:left="720" w:hanging="300"/>
       </w:pPr>
     </w:lvl>
-    <w:lvl w:ilvl="2" w:tplc="35928482">
+    <w:lvl w:ilvl="2" w:tplc="7FBA7D78">
       <w:numFmt w:val="decimal"/>
       <w:lvlText w:val=""/>
       <w:lvlJc w:val="left"/>
     </w:lvl>
-    <w:lvl w:ilvl="3" w:tplc="16B2F4B8">
+    <w:lvl w:ilvl="3" w:tplc="C89CA594">
       <w:numFmt w:val="decimal"/>
       <w:lvlText w:val=""/>
       <w:lvlJc w:val="left"/>
     </w:lvl>
-    <w:lvl w:ilvl="4" w:tplc="DFB26948">
+    <w:lvl w:ilvl="4" w:tplc="D194A22E">
       <w:numFmt w:val="decimal"/>
       <w:lvlText w:val=""/>
       <w:lvlJc w:val="left"/>
     </w:lvl>
-    <w:lvl w:ilvl="5" w:tplc="84088932">
+    <w:lvl w:ilvl="5" w:tplc="659CAAD2">
       <w:numFmt w:val="decimal"/>
       <w:lvlText w:val=""/>
       <w:lvlJc w:val="left"/>
     </w:lvl>
-    <w:lvl w:ilvl="6" w:tplc="A4F6F620">
+    <w:lvl w:ilvl="6" w:tplc="BA5E23AE">
       <w:numFmt w:val="decimal"/>
       <w:lvlText w:val=""/>
       <w:lvlJc w:val="left"/>
     </w:lvl>
-    <w:lvl w:ilvl="7" w:tplc="B43CD2A6">
+    <w:lvl w:ilvl="7" w:tplc="419ED4C2">
       <w:numFmt w:val="decimal"/>
       <w:lvlText w:val=""/>
       <w:lvlJc w:val="left"/>
     </w:lvl>
-    <w:lvl w:ilvl="8" w:tplc="E2D470B8">
+    <w:lvl w:ilvl="8" w:tplc="A2B0DE9A">
       <w:numFmt w:val="decimal"/>
       <w:lvlText w:val=""/>
       <w:lvlJc w:val="left"/>
     </w:lvl>
   </w:abstractNum>
   <w:abstractNum w:abstractNumId="1" w15:restartNumberingAfterBreak="0">
-    <w:nsid w:val="0EC835F8"/>
+    <w:nsid w:val="36DB2AB3"/>
     <w:multiLevelType w:val="hybridMultilevel"/>
-    <w:tmpl w:val="62803066"/>
-    <w:lvl w:ilvl="0" w:tplc="462C7866" w:tentative="1">
+    <w:tmpl w:val="98C8ACC2"/>
+    <w:lvl w:ilvl="0" w:tplc="FFF4EEC4">
+      <w:start w:val="1"/>
+      <w:numFmt w:val="decimal"/>
+      <w:lvlText w:val="%1."/>
+      <w:lvlJc w:val="left"/>
+      <w:pPr>
+        <w:ind w:left="360" w:hanging="300"/>
+      </w:pPr>
+    </w:lvl>
+    <w:lvl w:ilvl="1" w:tplc="82AC5F50" w:tentative="1">
+      <w:start w:val="1"/>
+      <w:numFmt w:val="lowerLetter"/>
+      <w:lvlText w:val="%2."/>
+      <w:lvlJc w:val="left"/>
+      <w:pPr>
+        <w:ind w:left="720" w:hanging="300"/>
+      </w:pPr>
+    </w:lvl>
+    <w:lvl w:ilvl="2" w:tplc="13561F48">
+      <w:numFmt w:val="decimal"/>
+      <w:lvlText w:val=""/>
+      <w:lvlJc w:val="left"/>
+    </w:lvl>
+    <w:lvl w:ilvl="3" w:tplc="824AFA50">
+      <w:numFmt w:val="decimal"/>
+      <w:lvlText w:val=""/>
+      <w:lvlJc w:val="left"/>
+    </w:lvl>
+    <w:lvl w:ilvl="4" w:tplc="7D162656">
+      <w:numFmt w:val="decimal"/>
+      <w:lvlText w:val=""/>
+      <w:lvlJc w:val="left"/>
+    </w:lvl>
+    <w:lvl w:ilvl="5" w:tplc="2AAC5B6A">
+      <w:numFmt w:val="decimal"/>
+      <w:lvlText w:val=""/>
+      <w:lvlJc w:val="left"/>
+    </w:lvl>
+    <w:lvl w:ilvl="6" w:tplc="4B06B2FE">
+      <w:numFmt w:val="decimal"/>
+      <w:lvlText w:val=""/>
+      <w:lvlJc w:val="left"/>
+    </w:lvl>
+    <w:lvl w:ilvl="7" w:tplc="696CE1D0">
+      <w:numFmt w:val="decimal"/>
+      <w:lvlText w:val=""/>
+      <w:lvlJc w:val="left"/>
+    </w:lvl>
+    <w:lvl w:ilvl="8" w:tplc="A0F6A3A2">
+      <w:numFmt w:val="decimal"/>
+      <w:lvlText w:val=""/>
+      <w:lvlJc w:val="left"/>
+    </w:lvl>
+  </w:abstractNum>
+  <w:abstractNum w:abstractNumId="2" w15:restartNumberingAfterBreak="0">
+    <w:nsid w:val="47C519FA"/>
+    <w:multiLevelType w:val="hybridMultilevel"/>
+    <w:tmpl w:val="6AC461E8"/>
+    <w:lvl w:ilvl="0" w:tplc="8CB0C1C8">
+      <w:start w:val="1"/>
+      <w:numFmt w:val="decimal"/>
+      <w:lvlText w:val="%1."/>
+      <w:lvlJc w:val="left"/>
+      <w:pPr>
+        <w:ind w:left="360" w:hanging="300"/>
+      </w:pPr>
+    </w:lvl>
+    <w:lvl w:ilvl="1" w:tplc="CC568A96" w:tentative="1">
+      <w:start w:val="1"/>
+      <w:numFmt w:val="lowerLetter"/>
+      <w:lvlText w:val="%2."/>
+      <w:lvlJc w:val="left"/>
+      <w:pPr>
+        <w:ind w:left="720" w:hanging="300"/>
+      </w:pPr>
+    </w:lvl>
+    <w:lvl w:ilvl="2" w:tplc="2068B11C">
+      <w:numFmt w:val="decimal"/>
+      <w:lvlText w:val=""/>
+      <w:lvlJc w:val="left"/>
+    </w:lvl>
+    <w:lvl w:ilvl="3" w:tplc="33409648">
+      <w:numFmt w:val="decimal"/>
+      <w:lvlText w:val=""/>
+      <w:lvlJc w:val="left"/>
+    </w:lvl>
+    <w:lvl w:ilvl="4" w:tplc="B45A9144">
+      <w:numFmt w:val="decimal"/>
+      <w:lvlText w:val=""/>
+      <w:lvlJc w:val="left"/>
+    </w:lvl>
+    <w:lvl w:ilvl="5" w:tplc="659A3060">
+      <w:numFmt w:val="decimal"/>
+      <w:lvlText w:val=""/>
+      <w:lvlJc w:val="left"/>
+    </w:lvl>
+    <w:lvl w:ilvl="6" w:tplc="5518E042">
+      <w:numFmt w:val="decimal"/>
+      <w:lvlText w:val=""/>
+      <w:lvlJc w:val="left"/>
+    </w:lvl>
+    <w:lvl w:ilvl="7" w:tplc="F8B61808">
+      <w:numFmt w:val="decimal"/>
+      <w:lvlText w:val=""/>
+      <w:lvlJc w:val="left"/>
+    </w:lvl>
+    <w:lvl w:ilvl="8" w:tplc="33689C3C">
+      <w:numFmt w:val="decimal"/>
+      <w:lvlText w:val=""/>
+      <w:lvlJc w:val="left"/>
+    </w:lvl>
+  </w:abstractNum>
+  <w:abstractNum w:abstractNumId="3" w15:restartNumberingAfterBreak="0">
+    <w:nsid w:val="4F676196"/>
+    <w:multiLevelType w:val="hybridMultilevel"/>
+    <w:tmpl w:val="FD88DC36"/>
+    <w:lvl w:ilvl="0" w:tplc="C4547E2C">
+      <w:start w:val="1"/>
+      <w:numFmt w:val="decimal"/>
+      <w:lvlText w:val="%1."/>
+      <w:lvlJc w:val="left"/>
+      <w:pPr>
+        <w:ind w:left="360" w:hanging="300"/>
+      </w:pPr>
+    </w:lvl>
+    <w:lvl w:ilvl="1" w:tplc="EE96A1D0" w:tentative="1">
+      <w:start w:val="1"/>
+      <w:numFmt w:val="lowerLetter"/>
+      <w:lvlText w:val="%2."/>
+      <w:lvlJc w:val="left"/>
+      <w:pPr>
+        <w:ind w:left="720" w:hanging="300"/>
+      </w:pPr>
+    </w:lvl>
+    <w:lvl w:ilvl="2" w:tplc="2E281E8E">
+      <w:numFmt w:val="decimal"/>
+      <w:lvlText w:val=""/>
+      <w:lvlJc w:val="left"/>
+    </w:lvl>
+    <w:lvl w:ilvl="3" w:tplc="7274373C">
+      <w:numFmt w:val="decimal"/>
+      <w:lvlText w:val=""/>
+      <w:lvlJc w:val="left"/>
+    </w:lvl>
+    <w:lvl w:ilvl="4" w:tplc="6B785980">
+      <w:numFmt w:val="decimal"/>
+      <w:lvlText w:val=""/>
+      <w:lvlJc w:val="left"/>
+    </w:lvl>
+    <w:lvl w:ilvl="5" w:tplc="E65A8832">
+      <w:numFmt w:val="decimal"/>
+      <w:lvlText w:val=""/>
+      <w:lvlJc w:val="left"/>
+    </w:lvl>
+    <w:lvl w:ilvl="6" w:tplc="8FC27694">
+      <w:numFmt w:val="decimal"/>
+      <w:lvlText w:val=""/>
+      <w:lvlJc w:val="left"/>
+    </w:lvl>
+    <w:lvl w:ilvl="7" w:tplc="AD042420">
+      <w:numFmt w:val="decimal"/>
+      <w:lvlText w:val=""/>
+      <w:lvlJc w:val="left"/>
+    </w:lvl>
+    <w:lvl w:ilvl="8" w:tplc="66D68382">
+      <w:numFmt w:val="decimal"/>
+      <w:lvlText w:val=""/>
+      <w:lvlJc w:val="left"/>
+    </w:lvl>
+  </w:abstractNum>
+  <w:abstractNum w:abstractNumId="4" w15:restartNumberingAfterBreak="0">
+    <w:nsid w:val="563B6E22"/>
+    <w:multiLevelType w:val="hybridMultilevel"/>
+    <w:tmpl w:val="C62E5DEA"/>
+    <w:lvl w:ilvl="0" w:tplc="3C307512">
+      <w:start w:val="1"/>
+      <w:numFmt w:val="decimal"/>
+      <w:lvlText w:val="%1."/>
+      <w:lvlJc w:val="left"/>
+      <w:pPr>
+        <w:ind w:left="360" w:hanging="300"/>
+      </w:pPr>
+    </w:lvl>
+    <w:lvl w:ilvl="1" w:tplc="C58C19EC" w:tentative="1">
+      <w:start w:val="1"/>
+      <w:numFmt w:val="lowerLetter"/>
+      <w:lvlText w:val="%2."/>
+      <w:lvlJc w:val="left"/>
+      <w:pPr>
+        <w:ind w:left="720" w:hanging="300"/>
+      </w:pPr>
+    </w:lvl>
+    <w:lvl w:ilvl="2" w:tplc="EDE4CCA2">
+      <w:numFmt w:val="decimal"/>
+      <w:lvlText w:val=""/>
+      <w:lvlJc w:val="left"/>
+    </w:lvl>
+    <w:lvl w:ilvl="3" w:tplc="FD0A2316">
+      <w:numFmt w:val="decimal"/>
+      <w:lvlText w:val=""/>
+      <w:lvlJc w:val="left"/>
+    </w:lvl>
+    <w:lvl w:ilvl="4" w:tplc="455433FE">
+      <w:numFmt w:val="decimal"/>
+      <w:lvlText w:val=""/>
+      <w:lvlJc w:val="left"/>
+    </w:lvl>
+    <w:lvl w:ilvl="5" w:tplc="07C438DC">
+      <w:numFmt w:val="decimal"/>
+      <w:lvlText w:val=""/>
+      <w:lvlJc w:val="left"/>
+    </w:lvl>
+    <w:lvl w:ilvl="6" w:tplc="BD5E3D54">
+      <w:numFmt w:val="decimal"/>
+      <w:lvlText w:val=""/>
+      <w:lvlJc w:val="left"/>
+    </w:lvl>
+    <w:lvl w:ilvl="7" w:tplc="1F160054">
+      <w:numFmt w:val="decimal"/>
+      <w:lvlText w:val=""/>
+      <w:lvlJc w:val="left"/>
+    </w:lvl>
+    <w:lvl w:ilvl="8" w:tplc="1548BC9E">
+      <w:numFmt w:val="decimal"/>
+      <w:lvlText w:val=""/>
+      <w:lvlJc w:val="left"/>
+    </w:lvl>
+  </w:abstractNum>
+  <w:abstractNum w:abstractNumId="5" w15:restartNumberingAfterBreak="0">
+    <w:nsid w:val="5C5A43F1"/>
+    <w:multiLevelType w:val="hybridMultilevel"/>
+    <w:tmpl w:val="8FB8FB34"/>
+    <w:lvl w:ilvl="0" w:tplc="B88ED4C6">
+      <w:start w:val="1"/>
+      <w:numFmt w:val="decimal"/>
+      <w:lvlText w:val="%1."/>
+      <w:lvlJc w:val="left"/>
+      <w:pPr>
+        <w:ind w:left="360" w:hanging="300"/>
+      </w:pPr>
+    </w:lvl>
+    <w:lvl w:ilvl="1" w:tplc="57ACFA96" w:tentative="1">
+      <w:start w:val="1"/>
+      <w:numFmt w:val="lowerLetter"/>
+      <w:lvlText w:val="%2."/>
+      <w:lvlJc w:val="left"/>
+      <w:pPr>
+        <w:ind w:left="720" w:hanging="300"/>
+      </w:pPr>
+    </w:lvl>
+    <w:lvl w:ilvl="2" w:tplc="03B22B52">
+      <w:numFmt w:val="decimal"/>
+      <w:lvlText w:val=""/>
+      <w:lvlJc w:val="left"/>
+    </w:lvl>
+    <w:lvl w:ilvl="3" w:tplc="5C4C3EB8">
+      <w:numFmt w:val="decimal"/>
+      <w:lvlText w:val=""/>
+      <w:lvlJc w:val="left"/>
+    </w:lvl>
+    <w:lvl w:ilvl="4" w:tplc="ACB29B72">
+      <w:numFmt w:val="decimal"/>
+      <w:lvlText w:val=""/>
+      <w:lvlJc w:val="left"/>
+    </w:lvl>
+    <w:lvl w:ilvl="5" w:tplc="FE8CD1A0">
+      <w:numFmt w:val="decimal"/>
+      <w:lvlText w:val=""/>
+      <w:lvlJc w:val="left"/>
+    </w:lvl>
+    <w:lvl w:ilvl="6" w:tplc="9E0CAE98">
+      <w:numFmt w:val="decimal"/>
+      <w:lvlText w:val=""/>
+      <w:lvlJc w:val="left"/>
+    </w:lvl>
+    <w:lvl w:ilvl="7" w:tplc="ADF03D7C">
+      <w:numFmt w:val="decimal"/>
+      <w:lvlText w:val=""/>
+      <w:lvlJc w:val="left"/>
+    </w:lvl>
+    <w:lvl w:ilvl="8" w:tplc="4A6EB1FA">
+      <w:numFmt w:val="decimal"/>
+      <w:lvlText w:val=""/>
+      <w:lvlJc w:val="left"/>
+    </w:lvl>
+  </w:abstractNum>
+  <w:abstractNum w:abstractNumId="6" w15:restartNumberingAfterBreak="0">
+    <w:nsid w:val="5FB26F30"/>
+    <w:multiLevelType w:val="hybridMultilevel"/>
+    <w:tmpl w:val="A8CAE28C"/>
+    <w:lvl w:ilvl="0" w:tplc="B210C324">
+      <w:start w:val="1"/>
+      <w:numFmt w:val="decimal"/>
+      <w:lvlText w:val="%1."/>
+      <w:lvlJc w:val="left"/>
+      <w:pPr>
+        <w:ind w:left="360" w:hanging="300"/>
+      </w:pPr>
+    </w:lvl>
+    <w:lvl w:ilvl="1" w:tplc="F5660132" w:tentative="1">
+      <w:start w:val="1"/>
+      <w:numFmt w:val="lowerLetter"/>
+      <w:lvlText w:val="%2."/>
+      <w:lvlJc w:val="left"/>
+      <w:pPr>
+        <w:ind w:left="720" w:hanging="300"/>
+      </w:pPr>
+    </w:lvl>
+    <w:lvl w:ilvl="2" w:tplc="38FA6160">
+      <w:numFmt w:val="decimal"/>
+      <w:lvlText w:val=""/>
+      <w:lvlJc w:val="left"/>
+    </w:lvl>
+    <w:lvl w:ilvl="3" w:tplc="00168E20">
+      <w:numFmt w:val="decimal"/>
+      <w:lvlText w:val=""/>
+      <w:lvlJc w:val="left"/>
+    </w:lvl>
+    <w:lvl w:ilvl="4" w:tplc="0DDC15D4">
+      <w:numFmt w:val="decimal"/>
+      <w:lvlText w:val=""/>
+      <w:lvlJc w:val="left"/>
+    </w:lvl>
+    <w:lvl w:ilvl="5" w:tplc="BADAC854">
+      <w:numFmt w:val="decimal"/>
+      <w:lvlText w:val=""/>
+      <w:lvlJc w:val="left"/>
+    </w:lvl>
+    <w:lvl w:ilvl="6" w:tplc="DED096CC">
+      <w:numFmt w:val="decimal"/>
+      <w:lvlText w:val=""/>
+      <w:lvlJc w:val="left"/>
+    </w:lvl>
+    <w:lvl w:ilvl="7" w:tplc="B492DE88">
+      <w:numFmt w:val="decimal"/>
+      <w:lvlText w:val=""/>
+      <w:lvlJc w:val="left"/>
+    </w:lvl>
+    <w:lvl w:ilvl="8" w:tplc="87B25D80">
+      <w:numFmt w:val="decimal"/>
+      <w:lvlText w:val=""/>
+      <w:lvlJc w:val="left"/>
+    </w:lvl>
+  </w:abstractNum>
+  <w:abstractNum w:abstractNumId="7" w15:restartNumberingAfterBreak="0">
+    <w:nsid w:val="6A564008"/>
+    <w:multiLevelType w:val="hybridMultilevel"/>
+    <w:tmpl w:val="8D883954"/>
+    <w:lvl w:ilvl="0" w:tplc="B0065A20">
+      <w:start w:val="1"/>
+      <w:numFmt w:val="decimal"/>
+      <w:lvlText w:val="%1."/>
+      <w:lvlJc w:val="left"/>
+      <w:pPr>
+        <w:ind w:left="360" w:hanging="300"/>
+      </w:pPr>
+    </w:lvl>
+    <w:lvl w:ilvl="1" w:tplc="E962FAF6" w:tentative="1">
+      <w:start w:val="1"/>
+      <w:numFmt w:val="lowerLetter"/>
+      <w:lvlText w:val="%2."/>
+      <w:lvlJc w:val="left"/>
+      <w:pPr>
+        <w:ind w:left="720" w:hanging="300"/>
+      </w:pPr>
+    </w:lvl>
+    <w:lvl w:ilvl="2" w:tplc="7B30669A">
+      <w:numFmt w:val="decimal"/>
+      <w:lvlText w:val=""/>
+      <w:lvlJc w:val="left"/>
+    </w:lvl>
+    <w:lvl w:ilvl="3" w:tplc="BEAC66A2">
+      <w:numFmt w:val="decimal"/>
+      <w:lvlText w:val=""/>
+      <w:lvlJc w:val="left"/>
+    </w:lvl>
+    <w:lvl w:ilvl="4" w:tplc="EFA882F4">
+      <w:numFmt w:val="decimal"/>
+      <w:lvlText w:val=""/>
+      <w:lvlJc w:val="left"/>
+    </w:lvl>
+    <w:lvl w:ilvl="5" w:tplc="5B46DE80">
+      <w:numFmt w:val="decimal"/>
+      <w:lvlText w:val=""/>
+      <w:lvlJc w:val="left"/>
+    </w:lvl>
+    <w:lvl w:ilvl="6" w:tplc="62D056F8">
+      <w:numFmt w:val="decimal"/>
+      <w:lvlText w:val=""/>
+      <w:lvlJc w:val="left"/>
+    </w:lvl>
+    <w:lvl w:ilvl="7" w:tplc="F246FE82">
+      <w:numFmt w:val="decimal"/>
+      <w:lvlText w:val=""/>
+      <w:lvlJc w:val="left"/>
+    </w:lvl>
+    <w:lvl w:ilvl="8" w:tplc="4F248FFC">
+      <w:numFmt w:val="decimal"/>
+      <w:lvlText w:val=""/>
+      <w:lvlJc w:val="left"/>
+    </w:lvl>
+  </w:abstractNum>
+  <w:abstractNum w:abstractNumId="8" w15:restartNumberingAfterBreak="0">
+    <w:nsid w:val="75434D93"/>
+    <w:multiLevelType w:val="hybridMultilevel"/>
+    <w:tmpl w:val="69EA9C96"/>
+    <w:lvl w:ilvl="0" w:tplc="A9385C82" w:tentative="1">
       <w:start w:val="1"/>
       <w:numFmt w:val="bullet"/>
       <w:lvlText w:val="•"/>
@@ -7154,7 +7570,7 @@
         <w:ind w:left="360" w:hanging="260"/>
       </w:pPr>
     </w:lvl>
-    <w:lvl w:ilvl="1" w:tplc="59EAD9A6" w:tentative="1">
+    <w:lvl w:ilvl="1" w:tplc="79F089B8" w:tentative="1">
       <w:start w:val="1"/>
       <w:numFmt w:val="bullet"/>
       <w:lvlText w:val="–"/>
@@ -7163,47 +7579,47 @@
         <w:ind w:left="720" w:hanging="260"/>
       </w:pPr>
     </w:lvl>
-    <w:lvl w:ilvl="2" w:tplc="3FAC39E4">
+    <w:lvl w:ilvl="2" w:tplc="F48E930A">
       <w:numFmt w:val="decimal"/>
       <w:lvlText w:val=""/>
       <w:lvlJc w:val="left"/>
     </w:lvl>
-    <w:lvl w:ilvl="3" w:tplc="28D04282">
+    <w:lvl w:ilvl="3" w:tplc="4A087194">
       <w:numFmt w:val="decimal"/>
       <w:lvlText w:val=""/>
       <w:lvlJc w:val="left"/>
     </w:lvl>
-    <w:lvl w:ilvl="4" w:tplc="0BE00D3A">
+    <w:lvl w:ilvl="4" w:tplc="B7C6A25E">
       <w:numFmt w:val="decimal"/>
       <w:lvlText w:val=""/>
       <w:lvlJc w:val="left"/>
     </w:lvl>
-    <w:lvl w:ilvl="5" w:tplc="B6E4B78E">
+    <w:lvl w:ilvl="5" w:tplc="7FF8E3F0">
       <w:numFmt w:val="decimal"/>
       <w:lvlText w:val=""/>
       <w:lvlJc w:val="left"/>
     </w:lvl>
-    <w:lvl w:ilvl="6" w:tplc="46E8A8C2">
+    <w:lvl w:ilvl="6" w:tplc="F9280F90">
       <w:numFmt w:val="decimal"/>
       <w:lvlText w:val=""/>
       <w:lvlJc w:val="left"/>
     </w:lvl>
-    <w:lvl w:ilvl="7" w:tplc="A6D8403A">
+    <w:lvl w:ilvl="7" w:tplc="6A245A40">
       <w:numFmt w:val="decimal"/>
       <w:lvlText w:val=""/>
       <w:lvlJc w:val="left"/>
     </w:lvl>
-    <w:lvl w:ilvl="8" w:tplc="48FA2AE2">
+    <w:lvl w:ilvl="8" w:tplc="B26E9452">
       <w:numFmt w:val="decimal"/>
       <w:lvlText w:val=""/>
       <w:lvlJc w:val="left"/>
     </w:lvl>
   </w:abstractNum>
-  <w:abstractNum w:abstractNumId="2" w15:restartNumberingAfterBreak="0">
-    <w:nsid w:val="0EF02DF1"/>
+  <w:abstractNum w:abstractNumId="9" w15:restartNumberingAfterBreak="0">
+    <w:nsid w:val="78DE2113"/>
     <w:multiLevelType w:val="hybridMultilevel"/>
-    <w:tmpl w:val="7E9E1AE8"/>
-    <w:lvl w:ilvl="0" w:tplc="7AFE00CC" w:tentative="1">
+    <w:tmpl w:val="3D9CFDBC"/>
+    <w:lvl w:ilvl="0" w:tplc="E3BE94BC" w:tentative="1">
       <w:start w:val="1"/>
       <w:numFmt w:val="bullet"/>
       <w:lvlText w:val="●"/>
@@ -7212,7 +7628,7 @@
         <w:ind w:left="720" w:hanging="360"/>
       </w:pPr>
     </w:lvl>
-    <w:lvl w:ilvl="1" w:tplc="E716EAE4" w:tentative="1">
+    <w:lvl w:ilvl="1" w:tplc="96E0A0DC" w:tentative="1">
       <w:start w:val="1"/>
       <w:numFmt w:val="bullet"/>
       <w:lvlText w:val="○"/>
@@ -7221,7 +7637,7 @@
         <w:ind w:left="1440" w:hanging="360"/>
       </w:pPr>
     </w:lvl>
-    <w:lvl w:ilvl="2" w:tplc="BB1C973C" w:tentative="1">
+    <w:lvl w:ilvl="2" w:tplc="8014205A" w:tentative="1">
       <w:start w:val="1"/>
       <w:numFmt w:val="bullet"/>
       <w:lvlText w:val="■"/>
@@ -7230,7 +7646,7 @@
         <w:ind w:left="2160" w:hanging="360"/>
       </w:pPr>
     </w:lvl>
-    <w:lvl w:ilvl="3" w:tplc="6472D658" w:tentative="1">
+    <w:lvl w:ilvl="3" w:tplc="8CA64B22" w:tentative="1">
       <w:start w:val="1"/>
       <w:numFmt w:val="bullet"/>
       <w:lvlText w:val="●"/>
@@ -7239,7 +7655,7 @@
         <w:ind w:left="2880" w:hanging="360"/>
       </w:pPr>
     </w:lvl>
-    <w:lvl w:ilvl="4" w:tplc="78E452A8" w:tentative="1">
+    <w:lvl w:ilvl="4" w:tplc="A9F4892C" w:tentative="1">
       <w:start w:val="1"/>
       <w:numFmt w:val="bullet"/>
       <w:lvlText w:val="○"/>
@@ -7248,7 +7664,7 @@
         <w:ind w:left="3600" w:hanging="360"/>
       </w:pPr>
     </w:lvl>
-    <w:lvl w:ilvl="5" w:tplc="5A4EC1E4" w:tentative="1">
+    <w:lvl w:ilvl="5" w:tplc="BF968B2C" w:tentative="1">
       <w:start w:val="1"/>
       <w:numFmt w:val="bullet"/>
       <w:lvlText w:val="■"/>
@@ -7257,7 +7673,7 @@
         <w:ind w:left="4320" w:hanging="360"/>
       </w:pPr>
     </w:lvl>
-    <w:lvl w:ilvl="6" w:tplc="F8B26B88" w:tentative="1">
+    <w:lvl w:ilvl="6" w:tplc="9266C9EC" w:tentative="1">
       <w:start w:val="1"/>
       <w:numFmt w:val="bullet"/>
       <w:lvlText w:val="●"/>
@@ -7266,7 +7682,7 @@
         <w:ind w:left="5040" w:hanging="360"/>
       </w:pPr>
     </w:lvl>
-    <w:lvl w:ilvl="7" w:tplc="CF8CB7DC" w:tentative="1">
+    <w:lvl w:ilvl="7" w:tplc="EF2ADE08" w:tentative="1">
       <w:start w:val="1"/>
       <w:numFmt w:val="bullet"/>
       <w:lvlText w:val="●"/>
@@ -7275,7 +7691,7 @@
         <w:ind w:left="5760" w:hanging="360"/>
       </w:pPr>
     </w:lvl>
-    <w:lvl w:ilvl="8" w:tplc="20748BAA" w:tentative="1">
+    <w:lvl w:ilvl="8" w:tplc="5D12EA94" w:tentative="1">
       <w:start w:val="1"/>
       <w:numFmt w:val="bullet"/>
       <w:lvlText w:val="●"/>
@@ -7285,11 +7701,11 @@
       </w:pPr>
     </w:lvl>
   </w:abstractNum>
-  <w:abstractNum w:abstractNumId="3" w15:restartNumberingAfterBreak="0">
-    <w:nsid w:val="203B404D"/>
+  <w:abstractNum w:abstractNumId="10" w15:restartNumberingAfterBreak="0">
+    <w:nsid w:val="7D463032"/>
     <w:multiLevelType w:val="hybridMultilevel"/>
-    <w:tmpl w:val="2D9E8CF6"/>
-    <w:lvl w:ilvl="0" w:tplc="3B9C2C12">
+    <w:tmpl w:val="4EC43DFE"/>
+    <w:lvl w:ilvl="0" w:tplc="8D5C8F1E">
       <w:start w:val="1"/>
       <w:numFmt w:val="decimal"/>
       <w:lvlText w:val="%1."/>
@@ -7298,7 +7714,7 @@
         <w:ind w:left="360" w:hanging="300"/>
       </w:pPr>
     </w:lvl>
-    <w:lvl w:ilvl="1" w:tplc="2D987E08" w:tentative="1">
+    <w:lvl w:ilvl="1" w:tplc="1E82DB96" w:tentative="1">
       <w:start w:val="1"/>
       <w:numFmt w:val="lowerLetter"/>
       <w:lvlText w:val="%2."/>
@@ -7307,504 +7723,98 @@
         <w:ind w:left="720" w:hanging="300"/>
       </w:pPr>
     </w:lvl>
-    <w:lvl w:ilvl="2" w:tplc="72269E1A">
+    <w:lvl w:ilvl="2" w:tplc="AF2A4A96">
       <w:numFmt w:val="decimal"/>
       <w:lvlText w:val=""/>
       <w:lvlJc w:val="left"/>
     </w:lvl>
-    <w:lvl w:ilvl="3" w:tplc="CA0A75B0">
+    <w:lvl w:ilvl="3" w:tplc="EEF6082A">
       <w:numFmt w:val="decimal"/>
       <w:lvlText w:val=""/>
       <w:lvlJc w:val="left"/>
     </w:lvl>
-    <w:lvl w:ilvl="4" w:tplc="62E4318A">
+    <w:lvl w:ilvl="4" w:tplc="7854A2C8">
       <w:numFmt w:val="decimal"/>
       <w:lvlText w:val=""/>
       <w:lvlJc w:val="left"/>
     </w:lvl>
-    <w:lvl w:ilvl="5" w:tplc="D36ECD00">
+    <w:lvl w:ilvl="5" w:tplc="3F063A88">
       <w:numFmt w:val="decimal"/>
       <w:lvlText w:val=""/>
       <w:lvlJc w:val="left"/>
     </w:lvl>
-    <w:lvl w:ilvl="6" w:tplc="EE40BA02">
+    <w:lvl w:ilvl="6" w:tplc="E44E17C6">
       <w:numFmt w:val="decimal"/>
       <w:lvlText w:val=""/>
       <w:lvlJc w:val="left"/>
     </w:lvl>
-    <w:lvl w:ilvl="7" w:tplc="5F825252">
+    <w:lvl w:ilvl="7" w:tplc="709EC270">
       <w:numFmt w:val="decimal"/>
       <w:lvlText w:val=""/>
       <w:lvlJc w:val="left"/>
     </w:lvl>
-    <w:lvl w:ilvl="8" w:tplc="A2064F36">
+    <w:lvl w:ilvl="8" w:tplc="DD44320A">
       <w:numFmt w:val="decimal"/>
       <w:lvlText w:val=""/>
       <w:lvlJc w:val="left"/>
     </w:lvl>
   </w:abstractNum>
-  <w:abstractNum w:abstractNumId="4" w15:restartNumberingAfterBreak="0">
-    <w:nsid w:val="28A50524"/>
-    <w:multiLevelType w:val="hybridMultilevel"/>
-    <w:tmpl w:val="AAF8796A"/>
-    <w:lvl w:ilvl="0" w:tplc="70A6F636">
-      <w:start w:val="1"/>
-      <w:numFmt w:val="decimal"/>
-      <w:lvlText w:val="%1."/>
-      <w:lvlJc w:val="left"/>
-      <w:pPr>
-        <w:ind w:left="360" w:hanging="300"/>
-      </w:pPr>
-    </w:lvl>
-    <w:lvl w:ilvl="1" w:tplc="F61C3F06" w:tentative="1">
-      <w:start w:val="1"/>
-      <w:numFmt w:val="lowerLetter"/>
-      <w:lvlText w:val="%2."/>
-      <w:lvlJc w:val="left"/>
-      <w:pPr>
-        <w:ind w:left="720" w:hanging="300"/>
-      </w:pPr>
-    </w:lvl>
-    <w:lvl w:ilvl="2" w:tplc="2CE6FE4A">
-      <w:numFmt w:val="decimal"/>
-      <w:lvlText w:val=""/>
-      <w:lvlJc w:val="left"/>
-    </w:lvl>
-    <w:lvl w:ilvl="3" w:tplc="0F70A9DC">
-      <w:numFmt w:val="decimal"/>
-      <w:lvlText w:val=""/>
-      <w:lvlJc w:val="left"/>
-    </w:lvl>
-    <w:lvl w:ilvl="4" w:tplc="DF741BC0">
-      <w:numFmt w:val="decimal"/>
-      <w:lvlText w:val=""/>
-      <w:lvlJc w:val="left"/>
-    </w:lvl>
-    <w:lvl w:ilvl="5" w:tplc="D9065C7A">
-      <w:numFmt w:val="decimal"/>
-      <w:lvlText w:val=""/>
-      <w:lvlJc w:val="left"/>
-    </w:lvl>
-    <w:lvl w:ilvl="6" w:tplc="23A4D2B8">
-      <w:numFmt w:val="decimal"/>
-      <w:lvlText w:val=""/>
-      <w:lvlJc w:val="left"/>
-    </w:lvl>
-    <w:lvl w:ilvl="7" w:tplc="8BF81F86">
-      <w:numFmt w:val="decimal"/>
-      <w:lvlText w:val=""/>
-      <w:lvlJc w:val="left"/>
-    </w:lvl>
-    <w:lvl w:ilvl="8" w:tplc="B5D8B4C8">
-      <w:numFmt w:val="decimal"/>
-      <w:lvlText w:val=""/>
-      <w:lvlJc w:val="left"/>
-    </w:lvl>
-  </w:abstractNum>
-  <w:abstractNum w:abstractNumId="5" w15:restartNumberingAfterBreak="0">
-    <w:nsid w:val="28FF74D4"/>
-    <w:multiLevelType w:val="hybridMultilevel"/>
-    <w:tmpl w:val="953C8C60"/>
-    <w:lvl w:ilvl="0" w:tplc="D7DC9D12">
-      <w:start w:val="1"/>
-      <w:numFmt w:val="decimal"/>
-      <w:lvlText w:val="%1."/>
-      <w:lvlJc w:val="left"/>
-      <w:pPr>
-        <w:ind w:left="360" w:hanging="300"/>
-      </w:pPr>
-    </w:lvl>
-    <w:lvl w:ilvl="1" w:tplc="5EEA9EC4" w:tentative="1">
-      <w:start w:val="1"/>
-      <w:numFmt w:val="lowerLetter"/>
-      <w:lvlText w:val="%2."/>
-      <w:lvlJc w:val="left"/>
-      <w:pPr>
-        <w:ind w:left="720" w:hanging="300"/>
-      </w:pPr>
-    </w:lvl>
-    <w:lvl w:ilvl="2" w:tplc="5B24EFA8">
-      <w:numFmt w:val="decimal"/>
-      <w:lvlText w:val=""/>
-      <w:lvlJc w:val="left"/>
-    </w:lvl>
-    <w:lvl w:ilvl="3" w:tplc="973417AA">
-      <w:numFmt w:val="decimal"/>
-      <w:lvlText w:val=""/>
-      <w:lvlJc w:val="left"/>
-    </w:lvl>
-    <w:lvl w:ilvl="4" w:tplc="3370C2FC">
-      <w:numFmt w:val="decimal"/>
-      <w:lvlText w:val=""/>
-      <w:lvlJc w:val="left"/>
-    </w:lvl>
-    <w:lvl w:ilvl="5" w:tplc="D6B80682">
-      <w:numFmt w:val="decimal"/>
-      <w:lvlText w:val=""/>
-      <w:lvlJc w:val="left"/>
-    </w:lvl>
-    <w:lvl w:ilvl="6" w:tplc="2DB4B292">
-      <w:numFmt w:val="decimal"/>
-      <w:lvlText w:val=""/>
-      <w:lvlJc w:val="left"/>
-    </w:lvl>
-    <w:lvl w:ilvl="7" w:tplc="F93CFDAA">
-      <w:numFmt w:val="decimal"/>
-      <w:lvlText w:val=""/>
-      <w:lvlJc w:val="left"/>
-    </w:lvl>
-    <w:lvl w:ilvl="8" w:tplc="1A186006">
-      <w:numFmt w:val="decimal"/>
-      <w:lvlText w:val=""/>
-      <w:lvlJc w:val="left"/>
-    </w:lvl>
-  </w:abstractNum>
-  <w:abstractNum w:abstractNumId="6" w15:restartNumberingAfterBreak="0">
-    <w:nsid w:val="39884FFD"/>
-    <w:multiLevelType w:val="hybridMultilevel"/>
-    <w:tmpl w:val="A8843C8C"/>
-    <w:lvl w:ilvl="0" w:tplc="2EF86FFE">
-      <w:start w:val="1"/>
-      <w:numFmt w:val="decimal"/>
-      <w:lvlText w:val="%1."/>
-      <w:lvlJc w:val="left"/>
-      <w:pPr>
-        <w:ind w:left="360" w:hanging="300"/>
-      </w:pPr>
-    </w:lvl>
-    <w:lvl w:ilvl="1" w:tplc="C91249AC" w:tentative="1">
-      <w:start w:val="1"/>
-      <w:numFmt w:val="lowerLetter"/>
-      <w:lvlText w:val="%2."/>
-      <w:lvlJc w:val="left"/>
-      <w:pPr>
-        <w:ind w:left="720" w:hanging="300"/>
-      </w:pPr>
-    </w:lvl>
-    <w:lvl w:ilvl="2" w:tplc="DEE0D064">
-      <w:numFmt w:val="decimal"/>
-      <w:lvlText w:val=""/>
-      <w:lvlJc w:val="left"/>
-    </w:lvl>
-    <w:lvl w:ilvl="3" w:tplc="07ACD2AA">
-      <w:numFmt w:val="decimal"/>
-      <w:lvlText w:val=""/>
-      <w:lvlJc w:val="left"/>
-    </w:lvl>
-    <w:lvl w:ilvl="4" w:tplc="7A8A71EC">
-      <w:numFmt w:val="decimal"/>
-      <w:lvlText w:val=""/>
-      <w:lvlJc w:val="left"/>
-    </w:lvl>
-    <w:lvl w:ilvl="5" w:tplc="0C5685DC">
-      <w:numFmt w:val="decimal"/>
-      <w:lvlText w:val=""/>
-      <w:lvlJc w:val="left"/>
-    </w:lvl>
-    <w:lvl w:ilvl="6" w:tplc="E26CCBDE">
-      <w:numFmt w:val="decimal"/>
-      <w:lvlText w:val=""/>
-      <w:lvlJc w:val="left"/>
-    </w:lvl>
-    <w:lvl w:ilvl="7" w:tplc="B0DEC778">
-      <w:numFmt w:val="decimal"/>
-      <w:lvlText w:val=""/>
-      <w:lvlJc w:val="left"/>
-    </w:lvl>
-    <w:lvl w:ilvl="8" w:tplc="DE9ED046">
-      <w:numFmt w:val="decimal"/>
-      <w:lvlText w:val=""/>
-      <w:lvlJc w:val="left"/>
-    </w:lvl>
-  </w:abstractNum>
-  <w:abstractNum w:abstractNumId="7" w15:restartNumberingAfterBreak="0">
-    <w:nsid w:val="4000746B"/>
-    <w:multiLevelType w:val="hybridMultilevel"/>
-    <w:tmpl w:val="11427DC6"/>
-    <w:lvl w:ilvl="0" w:tplc="994C9ACC">
-      <w:start w:val="1"/>
-      <w:numFmt w:val="decimal"/>
-      <w:lvlText w:val="%1."/>
-      <w:lvlJc w:val="left"/>
-      <w:pPr>
-        <w:ind w:left="360" w:hanging="300"/>
-      </w:pPr>
-    </w:lvl>
-    <w:lvl w:ilvl="1" w:tplc="09A2F630" w:tentative="1">
-      <w:start w:val="1"/>
-      <w:numFmt w:val="lowerLetter"/>
-      <w:lvlText w:val="%2."/>
-      <w:lvlJc w:val="left"/>
-      <w:pPr>
-        <w:ind w:left="720" w:hanging="300"/>
-      </w:pPr>
-    </w:lvl>
-    <w:lvl w:ilvl="2" w:tplc="3FDAF2D4">
-      <w:numFmt w:val="decimal"/>
-      <w:lvlText w:val=""/>
-      <w:lvlJc w:val="left"/>
-    </w:lvl>
-    <w:lvl w:ilvl="3" w:tplc="6C020F66">
-      <w:numFmt w:val="decimal"/>
-      <w:lvlText w:val=""/>
-      <w:lvlJc w:val="left"/>
-    </w:lvl>
-    <w:lvl w:ilvl="4" w:tplc="367EF9D4">
-      <w:numFmt w:val="decimal"/>
-      <w:lvlText w:val=""/>
-      <w:lvlJc w:val="left"/>
-    </w:lvl>
-    <w:lvl w:ilvl="5" w:tplc="DDACA0F4">
-      <w:numFmt w:val="decimal"/>
-      <w:lvlText w:val=""/>
-      <w:lvlJc w:val="left"/>
-    </w:lvl>
-    <w:lvl w:ilvl="6" w:tplc="4A7CC850">
-      <w:numFmt w:val="decimal"/>
-      <w:lvlText w:val=""/>
-      <w:lvlJc w:val="left"/>
-    </w:lvl>
-    <w:lvl w:ilvl="7" w:tplc="38B861F6">
-      <w:numFmt w:val="decimal"/>
-      <w:lvlText w:val=""/>
-      <w:lvlJc w:val="left"/>
-    </w:lvl>
-    <w:lvl w:ilvl="8" w:tplc="A5567192">
-      <w:numFmt w:val="decimal"/>
-      <w:lvlText w:val=""/>
-      <w:lvlJc w:val="left"/>
-    </w:lvl>
-  </w:abstractNum>
-  <w:abstractNum w:abstractNumId="8" w15:restartNumberingAfterBreak="0">
-    <w:nsid w:val="4BC57F5F"/>
-    <w:multiLevelType w:val="hybridMultilevel"/>
-    <w:tmpl w:val="6C6CCC8A"/>
-    <w:lvl w:ilvl="0" w:tplc="787A6EF0">
-      <w:start w:val="1"/>
-      <w:numFmt w:val="decimal"/>
-      <w:lvlText w:val="%1."/>
-      <w:lvlJc w:val="left"/>
-      <w:pPr>
-        <w:ind w:left="360" w:hanging="300"/>
-      </w:pPr>
-    </w:lvl>
-    <w:lvl w:ilvl="1" w:tplc="46048E76" w:tentative="1">
-      <w:start w:val="1"/>
-      <w:numFmt w:val="lowerLetter"/>
-      <w:lvlText w:val="%2."/>
-      <w:lvlJc w:val="left"/>
-      <w:pPr>
-        <w:ind w:left="720" w:hanging="300"/>
-      </w:pPr>
-    </w:lvl>
-    <w:lvl w:ilvl="2" w:tplc="D0C6FA34">
-      <w:numFmt w:val="decimal"/>
-      <w:lvlText w:val=""/>
-      <w:lvlJc w:val="left"/>
-    </w:lvl>
-    <w:lvl w:ilvl="3" w:tplc="24ECEE84">
-      <w:numFmt w:val="decimal"/>
-      <w:lvlText w:val=""/>
-      <w:lvlJc w:val="left"/>
-    </w:lvl>
-    <w:lvl w:ilvl="4" w:tplc="DE4C9768">
-      <w:numFmt w:val="decimal"/>
-      <w:lvlText w:val=""/>
-      <w:lvlJc w:val="left"/>
-    </w:lvl>
-    <w:lvl w:ilvl="5" w:tplc="1688ACD6">
-      <w:numFmt w:val="decimal"/>
-      <w:lvlText w:val=""/>
-      <w:lvlJc w:val="left"/>
-    </w:lvl>
-    <w:lvl w:ilvl="6" w:tplc="080AE15E">
-      <w:numFmt w:val="decimal"/>
-      <w:lvlText w:val=""/>
-      <w:lvlJc w:val="left"/>
-    </w:lvl>
-    <w:lvl w:ilvl="7" w:tplc="8628417E">
-      <w:numFmt w:val="decimal"/>
-      <w:lvlText w:val=""/>
-      <w:lvlJc w:val="left"/>
-    </w:lvl>
-    <w:lvl w:ilvl="8" w:tplc="EFA4FD02">
-      <w:numFmt w:val="decimal"/>
-      <w:lvlText w:val=""/>
-      <w:lvlJc w:val="left"/>
-    </w:lvl>
-  </w:abstractNum>
-  <w:abstractNum w:abstractNumId="9" w15:restartNumberingAfterBreak="0">
-    <w:nsid w:val="71DB3EB2"/>
-    <w:multiLevelType w:val="hybridMultilevel"/>
-    <w:tmpl w:val="FEAEE00E"/>
-    <w:lvl w:ilvl="0" w:tplc="0F3CC6D2">
-      <w:start w:val="1"/>
-      <w:numFmt w:val="decimal"/>
-      <w:lvlText w:val="%1."/>
-      <w:lvlJc w:val="left"/>
-      <w:pPr>
-        <w:ind w:left="360" w:hanging="300"/>
-      </w:pPr>
-    </w:lvl>
-    <w:lvl w:ilvl="1" w:tplc="1020D8D0" w:tentative="1">
-      <w:start w:val="1"/>
-      <w:numFmt w:val="lowerLetter"/>
-      <w:lvlText w:val="%2."/>
-      <w:lvlJc w:val="left"/>
-      <w:pPr>
-        <w:ind w:left="720" w:hanging="300"/>
-      </w:pPr>
-    </w:lvl>
-    <w:lvl w:ilvl="2" w:tplc="5AD61E9C">
-      <w:numFmt w:val="decimal"/>
-      <w:lvlText w:val=""/>
-      <w:lvlJc w:val="left"/>
-    </w:lvl>
-    <w:lvl w:ilvl="3" w:tplc="CDA4A350">
-      <w:numFmt w:val="decimal"/>
-      <w:lvlText w:val=""/>
-      <w:lvlJc w:val="left"/>
-    </w:lvl>
-    <w:lvl w:ilvl="4" w:tplc="CCDA618A">
-      <w:numFmt w:val="decimal"/>
-      <w:lvlText w:val=""/>
-      <w:lvlJc w:val="left"/>
-    </w:lvl>
-    <w:lvl w:ilvl="5" w:tplc="6AE0A652">
-      <w:numFmt w:val="decimal"/>
-      <w:lvlText w:val=""/>
-      <w:lvlJc w:val="left"/>
-    </w:lvl>
-    <w:lvl w:ilvl="6" w:tplc="3AA0770A">
-      <w:numFmt w:val="decimal"/>
-      <w:lvlText w:val=""/>
-      <w:lvlJc w:val="left"/>
-    </w:lvl>
-    <w:lvl w:ilvl="7" w:tplc="358C8BC6">
-      <w:numFmt w:val="decimal"/>
-      <w:lvlText w:val=""/>
-      <w:lvlJc w:val="left"/>
-    </w:lvl>
-    <w:lvl w:ilvl="8" w:tplc="B4AEEA1C">
-      <w:numFmt w:val="decimal"/>
-      <w:lvlText w:val=""/>
-      <w:lvlJc w:val="left"/>
-    </w:lvl>
-  </w:abstractNum>
-  <w:abstractNum w:abstractNumId="10" w15:restartNumberingAfterBreak="0">
-    <w:nsid w:val="755053FF"/>
-    <w:multiLevelType w:val="hybridMultilevel"/>
-    <w:tmpl w:val="5218C1C8"/>
-    <w:lvl w:ilvl="0" w:tplc="A1A0066E">
-      <w:start w:val="1"/>
-      <w:numFmt w:val="decimal"/>
-      <w:lvlText w:val="%1."/>
-      <w:lvlJc w:val="left"/>
-      <w:pPr>
-        <w:ind w:left="360" w:hanging="300"/>
-      </w:pPr>
-    </w:lvl>
-    <w:lvl w:ilvl="1" w:tplc="EEC23116" w:tentative="1">
-      <w:start w:val="1"/>
-      <w:numFmt w:val="lowerLetter"/>
-      <w:lvlText w:val="%2."/>
-      <w:lvlJc w:val="left"/>
-      <w:pPr>
-        <w:ind w:left="720" w:hanging="300"/>
-      </w:pPr>
-    </w:lvl>
-    <w:lvl w:ilvl="2" w:tplc="AA5C16CC">
-      <w:numFmt w:val="decimal"/>
-      <w:lvlText w:val=""/>
-      <w:lvlJc w:val="left"/>
-    </w:lvl>
-    <w:lvl w:ilvl="3" w:tplc="F58E130C">
-      <w:numFmt w:val="decimal"/>
-      <w:lvlText w:val=""/>
-      <w:lvlJc w:val="left"/>
-    </w:lvl>
-    <w:lvl w:ilvl="4" w:tplc="0F58FE3C">
-      <w:numFmt w:val="decimal"/>
-      <w:lvlText w:val=""/>
-      <w:lvlJc w:val="left"/>
-    </w:lvl>
-    <w:lvl w:ilvl="5" w:tplc="0D9C9162">
-      <w:numFmt w:val="decimal"/>
-      <w:lvlText w:val=""/>
-      <w:lvlJc w:val="left"/>
-    </w:lvl>
-    <w:lvl w:ilvl="6" w:tplc="DEEE0C00">
-      <w:numFmt w:val="decimal"/>
-      <w:lvlText w:val=""/>
-      <w:lvlJc w:val="left"/>
-    </w:lvl>
-    <w:lvl w:ilvl="7" w:tplc="B49A149E">
-      <w:numFmt w:val="decimal"/>
-      <w:lvlText w:val=""/>
-      <w:lvlJc w:val="left"/>
-    </w:lvl>
-    <w:lvl w:ilvl="8" w:tplc="3F4A8526">
-      <w:numFmt w:val="decimal"/>
-      <w:lvlText w:val=""/>
-      <w:lvlJc w:val="left"/>
-    </w:lvl>
-  </w:abstractNum>
-  <w:num w:numId="1" w16cid:durableId="1347364332">
+  <w:num w:numId="1" w16cid:durableId="1113935428">
+    <w:abstractNumId w:val="9"/>
+    <w:lvlOverride w:ilvl="0">
+      <w:startOverride w:val="1"/>
+    </w:lvlOverride>
+  </w:num>
+  <w:num w:numId="2" w16cid:durableId="1981107104">
+    <w:abstractNumId w:val="6"/>
+    <w:lvlOverride w:ilvl="0">
+      <w:startOverride w:val="1"/>
+    </w:lvlOverride>
+  </w:num>
+  <w:num w:numId="3" w16cid:durableId="1900313307">
+    <w:abstractNumId w:val="4"/>
+    <w:lvlOverride w:ilvl="0">
+      <w:startOverride w:val="1"/>
+    </w:lvlOverride>
+  </w:num>
+  <w:num w:numId="4" w16cid:durableId="80881416">
+    <w:abstractNumId w:val="1"/>
+    <w:lvlOverride w:ilvl="0">
+      <w:startOverride w:val="1"/>
+    </w:lvlOverride>
+  </w:num>
+  <w:num w:numId="5" w16cid:durableId="1074667060">
+    <w:abstractNumId w:val="10"/>
+    <w:lvlOverride w:ilvl="0">
+      <w:startOverride w:val="1"/>
+    </w:lvlOverride>
+  </w:num>
+  <w:num w:numId="6" w16cid:durableId="1472864318">
+    <w:abstractNumId w:val="0"/>
+    <w:lvlOverride w:ilvl="0">
+      <w:startOverride w:val="1"/>
+    </w:lvlOverride>
+  </w:num>
+  <w:num w:numId="7" w16cid:durableId="814834474">
+    <w:abstractNumId w:val="5"/>
+    <w:lvlOverride w:ilvl="0">
+      <w:startOverride w:val="1"/>
+    </w:lvlOverride>
+  </w:num>
+  <w:num w:numId="8" w16cid:durableId="866141518">
+    <w:abstractNumId w:val="3"/>
+    <w:lvlOverride w:ilvl="0">
+      <w:startOverride w:val="1"/>
+    </w:lvlOverride>
+  </w:num>
+  <w:num w:numId="9" w16cid:durableId="154493266">
     <w:abstractNumId w:val="2"/>
     <w:lvlOverride w:ilvl="0">
       <w:startOverride w:val="1"/>
     </w:lvlOverride>
   </w:num>
-  <w:num w:numId="2" w16cid:durableId="193035540">
-    <w:abstractNumId w:val="10"/>
-    <w:lvlOverride w:ilvl="0">
-      <w:startOverride w:val="1"/>
-    </w:lvlOverride>
-  </w:num>
-  <w:num w:numId="3" w16cid:durableId="812597552">
-    <w:abstractNumId w:val="3"/>
-    <w:lvlOverride w:ilvl="0">
-      <w:startOverride w:val="1"/>
-    </w:lvlOverride>
-  </w:num>
-  <w:num w:numId="4" w16cid:durableId="2138377989">
-    <w:abstractNumId w:val="0"/>
-    <w:lvlOverride w:ilvl="0">
-      <w:startOverride w:val="1"/>
-    </w:lvlOverride>
-  </w:num>
-  <w:num w:numId="5" w16cid:durableId="578833562">
-    <w:abstractNumId w:val="5"/>
-    <w:lvlOverride w:ilvl="0">
-      <w:startOverride w:val="1"/>
-    </w:lvlOverride>
-  </w:num>
-  <w:num w:numId="6" w16cid:durableId="1208681965">
-    <w:abstractNumId w:val="8"/>
-    <w:lvlOverride w:ilvl="0">
-      <w:startOverride w:val="1"/>
-    </w:lvlOverride>
-  </w:num>
-  <w:num w:numId="7" w16cid:durableId="313918942">
-    <w:abstractNumId w:val="4"/>
-    <w:lvlOverride w:ilvl="0">
-      <w:startOverride w:val="1"/>
-    </w:lvlOverride>
-  </w:num>
-  <w:num w:numId="8" w16cid:durableId="300306325">
+  <w:num w:numId="10" w16cid:durableId="1087264331">
     <w:abstractNumId w:val="7"/>
-    <w:lvlOverride w:ilvl="0">
-      <w:startOverride w:val="1"/>
-    </w:lvlOverride>
-  </w:num>
-  <w:num w:numId="9" w16cid:durableId="278996115">
-    <w:abstractNumId w:val="9"/>
-    <w:lvlOverride w:ilvl="0">
-      <w:startOverride w:val="1"/>
-    </w:lvlOverride>
-  </w:num>
-  <w:num w:numId="10" w16cid:durableId="296835271">
-    <w:abstractNumId w:val="6"/>
     <w:lvlOverride w:ilvl="0">
       <w:startOverride w:val="1"/>
     </w:lvlOverride>
@@ -8485,7 +8495,7 @@
     <w:autoRedefine/>
     <w:uiPriority w:val="39"/>
     <w:unhideWhenUsed/>
-    <w:rsid w:val="00840348"/>
+    <w:rsid w:val="00047E4C"/>
     <w:pPr>
       <w:spacing w:after="100"/>
     </w:pPr>

--- a/discoverer-neo/docs/user-guide/manual/Discoverer-Neo-ADMIN-Guide-Quick-es-ES.docx
+++ b/discoverer-neo/docs/user-guide/manual/Discoverer-Neo-ADMIN-Guide-Quick-es-ES.docx
@@ -54,7 +54,7 @@
           <w:sz w:val="22"/>
           <w:szCs w:val="22"/>
         </w:rPr>
-        <w:t>Versión 2.0.1</w:t>
+        <w:t>Versión 2.1.0</w:t>
       </w:r>
     </w:p>
     <w:p>
@@ -74,7 +74,7 @@
     <w:sdt>
       <w:sdtPr>
         <w:alias w:val="Índice"/>
-        <w:id w:val="344759196"/>
+        <w:id w:val="-1232459791"/>
       </w:sdtPr>
       <w:sdtEndPr/>
       <w:sdtContent>
@@ -102,7 +102,7 @@
           <w:r>
             <w:fldChar w:fldCharType="separate"/>
           </w:r>
-          <w:hyperlink w:anchor="_Toc241692466" w:history="1">
+          <w:hyperlink w:anchor="_Toc241696354" w:history="1">
             <w:r>
               <w:rPr>
                 <w:rStyle w:val="Hiperligao"/>
@@ -126,7 +126,7 @@
               <w:rPr>
                 <w:noProof/>
               </w:rPr>
-              <w:instrText xml:space="preserve"> PAGEREF _Toc241692466 \h </w:instrText>
+              <w:instrText xml:space="preserve"> PAGEREF _Toc241696354 \h </w:instrText>
             </w:r>
             <w:r>
               <w:rPr>
@@ -168,7 +168,7 @@
               <w14:ligatures w14:val="standardContextual"/>
             </w:rPr>
           </w:pPr>
-          <w:hyperlink w:anchor="_Toc241692467" w:history="1">
+          <w:hyperlink w:anchor="_Toc241696355" w:history="1">
             <w:r>
               <w:rPr>
                 <w:rStyle w:val="Hiperligao"/>
@@ -192,7 +192,7 @@
               <w:rPr>
                 <w:noProof/>
               </w:rPr>
-              <w:instrText xml:space="preserve"> PAGEREF _Toc241692467 \h </w:instrText>
+              <w:instrText xml:space="preserve"> PAGEREF _Toc241696355 \h </w:instrText>
             </w:r>
             <w:r>
               <w:rPr>
@@ -234,7 +234,7 @@
               <w14:ligatures w14:val="standardContextual"/>
             </w:rPr>
           </w:pPr>
-          <w:hyperlink w:anchor="_Toc241692468" w:history="1">
+          <w:hyperlink w:anchor="_Toc241696356" w:history="1">
             <w:r>
               <w:rPr>
                 <w:rStyle w:val="Hiperligao"/>
@@ -258,7 +258,7 @@
               <w:rPr>
                 <w:noProof/>
               </w:rPr>
-              <w:instrText xml:space="preserve"> PAGEREF _Toc241692468 \h </w:instrText>
+              <w:instrText xml:space="preserve"> PAGEREF _Toc241696356 \h </w:instrText>
             </w:r>
             <w:r>
               <w:rPr>
@@ -300,7 +300,7 @@
               <w14:ligatures w14:val="standardContextual"/>
             </w:rPr>
           </w:pPr>
-          <w:hyperlink w:anchor="_Toc241692469" w:history="1">
+          <w:hyperlink w:anchor="_Toc241696357" w:history="1">
             <w:r>
               <w:rPr>
                 <w:rStyle w:val="Hiperligao"/>
@@ -324,7 +324,7 @@
               <w:rPr>
                 <w:noProof/>
               </w:rPr>
-              <w:instrText xml:space="preserve"> PAGEREF _Toc241692469 \h </w:instrText>
+              <w:instrText xml:space="preserve"> PAGEREF _Toc241696357 \h </w:instrText>
             </w:r>
             <w:r>
               <w:rPr>
@@ -366,7 +366,7 @@
               <w14:ligatures w14:val="standardContextual"/>
             </w:rPr>
           </w:pPr>
-          <w:hyperlink w:anchor="_Toc241692470" w:history="1">
+          <w:hyperlink w:anchor="_Toc241696358" w:history="1">
             <w:r>
               <w:rPr>
                 <w:rStyle w:val="Hiperligao"/>
@@ -390,7 +390,7 @@
               <w:rPr>
                 <w:noProof/>
               </w:rPr>
-              <w:instrText xml:space="preserve"> PAGEREF _Toc241692470 \h </w:instrText>
+              <w:instrText xml:space="preserve"> PAGEREF _Toc241696358 \h </w:instrText>
             </w:r>
             <w:r>
               <w:rPr>
@@ -432,7 +432,7 @@
               <w14:ligatures w14:val="standardContextual"/>
             </w:rPr>
           </w:pPr>
-          <w:hyperlink w:anchor="_Toc241692471" w:history="1">
+          <w:hyperlink w:anchor="_Toc241696359" w:history="1">
             <w:r>
               <w:rPr>
                 <w:rStyle w:val="Hiperligao"/>
@@ -456,7 +456,7 @@
               <w:rPr>
                 <w:noProof/>
               </w:rPr>
-              <w:instrText xml:space="preserve"> PAGEREF _Toc241692471 \h </w:instrText>
+              <w:instrText xml:space="preserve"> PAGEREF _Toc241696359 \h </w:instrText>
             </w:r>
             <w:r>
               <w:rPr>
@@ -498,7 +498,7 @@
               <w14:ligatures w14:val="standardContextual"/>
             </w:rPr>
           </w:pPr>
-          <w:hyperlink w:anchor="_Toc241692472" w:history="1">
+          <w:hyperlink w:anchor="_Toc241696360" w:history="1">
             <w:r>
               <w:rPr>
                 <w:rStyle w:val="Hiperligao"/>
@@ -522,7 +522,7 @@
               <w:rPr>
                 <w:noProof/>
               </w:rPr>
-              <w:instrText xml:space="preserve"> PAGEREF _Toc241692472 \h </w:instrText>
+              <w:instrText xml:space="preserve"> PAGEREF _Toc241696360 \h </w:instrText>
             </w:r>
             <w:r>
               <w:rPr>
@@ -564,7 +564,7 @@
               <w14:ligatures w14:val="standardContextual"/>
             </w:rPr>
           </w:pPr>
-          <w:hyperlink w:anchor="_Toc241692473" w:history="1">
+          <w:hyperlink w:anchor="_Toc241696361" w:history="1">
             <w:r>
               <w:rPr>
                 <w:rStyle w:val="Hiperligao"/>
@@ -588,7 +588,7 @@
               <w:rPr>
                 <w:noProof/>
               </w:rPr>
-              <w:instrText xml:space="preserve"> PAGEREF _Toc241692473 \h </w:instrText>
+              <w:instrText xml:space="preserve"> PAGEREF _Toc241696361 \h </w:instrText>
             </w:r>
             <w:r>
               <w:rPr>
@@ -630,7 +630,7 @@
               <w14:ligatures w14:val="standardContextual"/>
             </w:rPr>
           </w:pPr>
-          <w:hyperlink w:anchor="_Toc241692474" w:history="1">
+          <w:hyperlink w:anchor="_Toc241696362" w:history="1">
             <w:r>
               <w:rPr>
                 <w:rStyle w:val="Hiperligao"/>
@@ -654,7 +654,7 @@
               <w:rPr>
                 <w:noProof/>
               </w:rPr>
-              <w:instrText xml:space="preserve"> PAGEREF _Toc241692474 \h </w:instrText>
+              <w:instrText xml:space="preserve"> PAGEREF _Toc241696362 \h </w:instrText>
             </w:r>
             <w:r>
               <w:rPr>
@@ -671,7 +671,7 @@
               <w:rPr>
                 <w:noProof/>
               </w:rPr>
-              <w:t>11</w:t>
+              <w:t>12</w:t>
             </w:r>
             <w:r>
               <w:rPr>
@@ -696,7 +696,7 @@
               <w14:ligatures w14:val="standardContextual"/>
             </w:rPr>
           </w:pPr>
-          <w:hyperlink w:anchor="_Toc241692475" w:history="1">
+          <w:hyperlink w:anchor="_Toc241696363" w:history="1">
             <w:r>
               <w:rPr>
                 <w:rStyle w:val="Hiperligao"/>
@@ -720,7 +720,7 @@
               <w:rPr>
                 <w:noProof/>
               </w:rPr>
-              <w:instrText xml:space="preserve"> PAGEREF _Toc241692475 \h </w:instrText>
+              <w:instrText xml:space="preserve"> PAGEREF _Toc241696363 \h </w:instrText>
             </w:r>
             <w:r>
               <w:rPr>
@@ -737,7 +737,7 @@
               <w:rPr>
                 <w:noProof/>
               </w:rPr>
-              <w:t>12</w:t>
+              <w:t>13</w:t>
             </w:r>
             <w:r>
               <w:rPr>
@@ -768,7 +768,7 @@
       <w:pPr>
         <w:pStyle w:val="Ttulo1"/>
       </w:pPr>
-      <w:bookmarkStart w:id="0" w:name="_Toc241692466"/>
+      <w:bookmarkStart w:id="0" w:name="_Toc241696354"/>
       <w:r>
         <w:lastRenderedPageBreak/>
         <w:t>Su rol en una página</w:t>
@@ -1416,7 +1416,7 @@
         </w:rPr>
         <w:lastRenderedPageBreak/>
         <w:drawing>
-          <wp:inline distT="0" distB="0" distL="0" distR="0" wp14:anchorId="40B280D9" wp14:editId="1B05CF63">
+          <wp:inline distT="0" distB="0" distL="0" distR="0" wp14:anchorId="2C713D02" wp14:editId="0F3E3FE9">
             <wp:extent cx="5715000" cy="3571875"/>
             <wp:effectExtent l="0" t="0" r="0" b="0"/>
             <wp:docPr id="177" name="01-login.png" descr="La página de inicio de sesión con Correo electrónico, Contraseña, Recordarme y el botón Iniciar sesión." title="La página de inicio de sesión con Correo electrónico, Contraseña, Recordarme y el botón Iniciar sesión."/>
@@ -1469,7 +1469,7 @@
         <w:pStyle w:val="Ttulo1"/>
         <w:pageBreakBefore/>
       </w:pPr>
-      <w:bookmarkStart w:id="1" w:name="_Toc241692467"/>
+      <w:bookmarkStart w:id="1" w:name="_Toc241696355"/>
       <w:r>
         <w:lastRenderedPageBreak/>
         <w:t>Panel y Mapas</w:t>
@@ -1512,7 +1512,7 @@
           <w:noProof/>
         </w:rPr>
         <w:drawing>
-          <wp:inline distT="0" distB="0" distL="0" distR="0" wp14:anchorId="48F1D88A" wp14:editId="010CFC3B">
+          <wp:inline distT="0" distB="0" distL="0" distR="0" wp14:anchorId="62267A60" wp14:editId="79319F92">
             <wp:extent cx="5715000" cy="3429000"/>
             <wp:effectExtent l="0" t="0" r="0" b="0"/>
             <wp:docPr id="178" name="02-maps-all.png" descr="La lista de Mapas, pestaña Todos, con todos los iconos de fila y la sección Libros de trabajo encima." title="La lista de Mapas, pestaña Todos, con todos los iconos de fila y la sección Libros de trabajo encima."/>
@@ -2041,7 +2041,7 @@
         <w:pStyle w:val="Ttulo1"/>
         <w:pageBreakBefore/>
       </w:pPr>
-      <w:bookmarkStart w:id="2" w:name="_Toc241692468"/>
+      <w:bookmarkStart w:id="2" w:name="_Toc241696356"/>
       <w:r>
         <w:lastRenderedPageBreak/>
         <w:t>Generador y visor de mapas</w:t>
@@ -2064,7 +2064,7 @@
           <w:noProof/>
         </w:rPr>
         <w:drawing>
-          <wp:inline distT="0" distB="0" distL="0" distR="0" wp14:anchorId="6A350B98" wp14:editId="100AADD9">
+          <wp:inline distT="0" distB="0" distL="0" distR="0" wp14:anchorId="7FC3970D" wp14:editId="0D86C709">
             <wp:extent cx="5715000" cy="3571875"/>
             <wp:effectExtent l="0" t="0" r="0" b="0"/>
             <wp:docPr id="179" name="03-viewer-results.png" descr="Los resultados de una ejecución con los botones SQL y Plan junto a los botones Excel, CSV y PDF." title="Los resultados de una ejecución con los botones SQL y Plan junto a los botones Excel, CSV y PDF."/>
@@ -2696,7 +2696,7 @@
         <w:pStyle w:val="Ttulo1"/>
         <w:pageBreakBefore/>
       </w:pPr>
-      <w:bookmarkStart w:id="3" w:name="_Toc241692469"/>
+      <w:bookmarkStart w:id="3" w:name="_Toc241696357"/>
       <w:r>
         <w:lastRenderedPageBreak/>
         <w:t>Ejecuciones, Exportaciones y Programaciones</w:t>
@@ -2749,7 +2749,7 @@
           <w:noProof/>
         </w:rPr>
         <w:drawing>
-          <wp:inline distT="0" distB="0" distL="0" distR="0" wp14:anchorId="04BC24CB" wp14:editId="40DC33BF">
+          <wp:inline distT="0" distB="0" distL="0" distR="0" wp14:anchorId="068E5ABF" wp14:editId="1E3C06E3">
             <wp:extent cx="5715000" cy="3571875"/>
             <wp:effectExtent l="0" t="0" r="0" b="0"/>
             <wp:docPr id="180" name="04-runs-every-user.png" descr="La página Ejecuciones mostrando las ejecuciones de todos los usuarios." title="La página Ejecuciones mostrando las ejecuciones de todos los usuarios."/>
@@ -3359,7 +3359,7 @@
         <w:pStyle w:val="Ttulo1"/>
         <w:pageBreakBefore/>
       </w:pPr>
-      <w:bookmarkStart w:id="4" w:name="_Toc241692470"/>
+      <w:bookmarkStart w:id="4" w:name="_Toc241696358"/>
       <w:r>
         <w:lastRenderedPageBreak/>
         <w:t>Áreas de negocio y Concesiones</w:t>
@@ -3392,7 +3392,7 @@
           <w:noProof/>
         </w:rPr>
         <w:drawing>
-          <wp:inline distT="0" distB="0" distL="0" distR="0" wp14:anchorId="5ABA0279" wp14:editId="2CFDBEDD">
+          <wp:inline distT="0" distB="0" distL="0" distR="0" wp14:anchorId="7FE10076" wp14:editId="75DBB270">
             <wp:extent cx="5715000" cy="3571875"/>
             <wp:effectExtent l="0" t="0" r="0" b="0"/>
             <wp:docPr id="181" name="09-business-areas-grants-permission.png" descr="El cuadro Administrar concesiones con la lista Permiso abierta." title="El cuadro Administrar concesiones con la lista Permiso abierta."/>
@@ -3997,7 +3997,7 @@
         <w:pStyle w:val="Ttulo1"/>
         <w:pageBreakBefore/>
       </w:pPr>
-      <w:bookmarkStart w:id="5" w:name="_Toc241692471"/>
+      <w:bookmarkStart w:id="5" w:name="_Toc241696359"/>
       <w:r>
         <w:lastRenderedPageBreak/>
         <w:t>Carpetas, Elementos, Combinaciones, Jerarquías</w:t>
@@ -4060,7 +4060,7 @@
           <w:noProof/>
         </w:rPr>
         <w:drawing>
-          <wp:inline distT="0" distB="0" distL="0" distR="0" wp14:anchorId="1D8FF523" wp14:editId="36BBF2D1">
+          <wp:inline distT="0" distB="0" distL="0" distR="0" wp14:anchorId="08597165" wp14:editId="6A5FE929">
             <wp:extent cx="2495550" cy="5905500"/>
             <wp:effectExtent l="0" t="0" r="0" b="0"/>
             <wp:docPr id="182" name="14-folders-discovered.png" descr="El cuadro Nueva carpeta tras Descubrir tablas, con la lista de tablas encontradas." title="El cuadro Nueva carpeta tras Descubrir tablas, con la lista de tablas encontradas."/>
@@ -4629,7 +4629,7 @@
         <w:pStyle w:val="Ttulo1"/>
         <w:pageBreakBefore/>
       </w:pPr>
-      <w:bookmarkStart w:id="6" w:name="_Toc241692472"/>
+      <w:bookmarkStart w:id="6" w:name="_Toc241696360"/>
       <w:r>
         <w:lastRenderedPageBreak/>
         <w:t>Funciones personalizadas y Orígenes de datos</w:t>
@@ -4672,7 +4672,7 @@
           <w:noProof/>
         </w:rPr>
         <w:drawing>
-          <wp:inline distT="0" distB="0" distL="0" distR="0" wp14:anchorId="635F111E" wp14:editId="512099E4">
+          <wp:inline distT="0" distB="0" distL="0" distR="0" wp14:anchorId="7C80AFF2" wp14:editId="6FEABFE3">
             <wp:extent cx="5715000" cy="3571875"/>
             <wp:effectExtent l="0" t="0" r="0" b="0"/>
             <wp:docPr id="183" name="30-data-sources.png" descr="La página Orígenes de datos con una tabla de conexiones y cinco iconos de fila." title="La página Orígenes de datos con una tabla de conexiones y cinco iconos de fila."/>
@@ -5232,7 +5232,7 @@
         <w:pStyle w:val="Ttulo1"/>
         <w:pageBreakBefore/>
       </w:pPr>
-      <w:bookmarkStart w:id="7" w:name="_Toc241692473"/>
+      <w:bookmarkStart w:id="7" w:name="_Toc241696361"/>
       <w:r>
         <w:lastRenderedPageBreak/>
         <w:t>Usuarios</w:t>
@@ -5255,7 +5255,7 @@
           <w:noProof/>
         </w:rPr>
         <w:drawing>
-          <wp:inline distT="0" distB="0" distL="0" distR="0" wp14:anchorId="6ABCB28B" wp14:editId="641A5BDB">
+          <wp:inline distT="0" distB="0" distL="0" distR="0" wp14:anchorId="1BD053BD" wp14:editId="22293F45">
             <wp:extent cx="5715000" cy="3571875"/>
             <wp:effectExtent l="0" t="0" r="0" b="0"/>
             <wp:docPr id="184" name="35-users.png" descr="La página Usuarios con los botones Archivo de credenciales y Nuevo usuario y los iconos de fila." title="La página Usuarios con los botones Archivo de credenciales y Nuevo usuario y los iconos de fila."/>
@@ -5684,7 +5684,7 @@
               <w:spacing w:after="0"/>
             </w:pPr>
             <w:r>
-              <w:t>Ve, ejecuta, exporta, programa y comparte todos los mapas. Nunca cambia el modelo de datos.</w:t>
+              <w:t>Ve, ejecuta, exporta, programa y comparte todos los mapas. Edita cuentas MANAGER, USER y VIEWER. Nunca cambia el modelo de datos, las funciones personalizadas ni los orígenes de datos.</w:t>
             </w:r>
           </w:p>
         </w:tc>
@@ -5914,6 +5914,7 @@
                 <w:b/>
                 <w:bCs/>
               </w:rPr>
+              <w:lastRenderedPageBreak/>
               <w:t>Eliminar</w:t>
             </w:r>
           </w:p>
@@ -5951,7 +5952,7 @@
         <w:pStyle w:val="Ttulo1"/>
         <w:pageBreakBefore/>
       </w:pPr>
-      <w:bookmarkStart w:id="8" w:name="_Toc241692474"/>
+      <w:bookmarkStart w:id="8" w:name="_Toc241696362"/>
       <w:r>
         <w:lastRenderedPageBreak/>
         <w:t>Directivas de seguridad y Registro de auditoría</w:t>
@@ -5994,7 +5995,7 @@
           <w:noProof/>
         </w:rPr>
         <w:drawing>
-          <wp:inline distT="0" distB="0" distL="0" distR="0" wp14:anchorId="6242C6D5" wp14:editId="36D2D742">
+          <wp:inline distT="0" distB="0" distL="0" distR="0" wp14:anchorId="236D0A18" wp14:editId="2928EDE6">
             <wp:extent cx="3324225" cy="4676775"/>
             <wp:effectExtent l="0" t="0" r="0" b="0"/>
             <wp:docPr id="185" name="44-security-new-dialog.png" descr="El cuadro Nueva directiva con un nombre, una descripción y una regla." title="El cuadro Nueva directiva con un nombre, una descripción y una regla."/>
@@ -6358,7 +6359,7 @@
         <w:pStyle w:val="Ttulo1"/>
         <w:pageBreakBefore/>
       </w:pPr>
-      <w:bookmarkStart w:id="9" w:name="_Toc241692475"/>
+      <w:bookmarkStart w:id="9" w:name="_Toc241696363"/>
       <w:r>
         <w:lastRenderedPageBreak/>
         <w:t>Migración</w:t>
@@ -6391,7 +6392,7 @@
           <w:noProof/>
         </w:rPr>
         <w:drawing>
-          <wp:inline distT="0" distB="0" distL="0" distR="0" wp14:anchorId="5198DECF" wp14:editId="70A89140">
+          <wp:inline distT="0" distB="0" distL="0" distR="0" wp14:anchorId="223B465B" wp14:editId="5706D491">
             <wp:extent cx="5715000" cy="3571875"/>
             <wp:effectExtent l="0" t="0" r="0" b="0"/>
             <wp:docPr id="186" name="50-migration.png" descr="La página Migración con la tarjeta de origen, sus botones y el texto de ayuda." title="La página Migración con la tarjeta de origen, sus botones y el texto de ayuda."/>
@@ -7085,7 +7086,7 @@
         <w:sz w:val="16"/>
         <w:szCs w:val="16"/>
       </w:rPr>
-      <w:t>Discoverer Neo 2.0.1 · Guía rápida · ADMIN</w:t>
+      <w:t>Discoverer Neo 2.1.0 · Guía rápida · ADMIN</w:t>
     </w:r>
   </w:p>
 </w:hdr>
@@ -7094,10 +7095,10 @@
 <file path=word/numbering.xml><?xml version="1.0" encoding="utf-8"?>
 <w:numbering xmlns:wpc="http://schemas.microsoft.com/office/word/2010/wordprocessingCanvas" xmlns:cx="http://schemas.microsoft.com/office/drawing/2014/chartex" xmlns:cx1="http://schemas.microsoft.com/office/drawing/2015/9/8/chartex" xmlns:cx2="http://schemas.microsoft.com/office/drawing/2015/10/21/chartex" xmlns:cx3="http://schemas.microsoft.com/office/drawing/2016/5/9/chartex" xmlns:cx4="http://schemas.microsoft.com/office/drawing/2016/5/10/chartex" xmlns:cx5="http://schemas.microsoft.com/office/drawing/2016/5/11/chartex" xmlns:cx6="http://schemas.microsoft.com/office/drawing/2016/5/12/chartex" xmlns:cx7="http://schemas.microsoft.com/office/drawing/2016/5/13/chartex" xmlns:cx8="http://schemas.microsoft.com/office/drawing/2016/5/14/chartex" xmlns:mc="http://schemas.openxmlformats.org/markup-compatibility/2006" xmlns:aink="http://schemas.microsoft.com/office/drawing/2016/ink" xmlns:am3d="http://schemas.microsoft.com/office/drawing/2017/model3d" xmlns:o="urn:schemas-microsoft-com:office:office" xmlns:oel="http://schemas.microsoft.com/office/2019/extlst" xmlns:r="http://schemas.openxmlformats.org/officeDocument/2006/relationships" xmlns:m="http://schemas.openxmlformats.org/officeDocument/2006/math" xmlns:v="urn:schemas-microsoft-com:vml" xmlns:wp14="http://schemas.microsoft.com/office/word/2010/wordprocessingDrawing" xmlns:wp="http://schemas.openxmlformats.org/drawingml/2006/wordprocessingDrawing" xmlns:w10="urn:schemas-microsoft-com:office:word" xmlns:w="http://schemas.openxmlformats.org/wordprocessingml/2006/main" xmlns:w14="http://schemas.microsoft.com/office/word/2010/wordml" xmlns:w15="http://schemas.microsoft.com/office/word/2012/wordml" xmlns:w16cex="http://schemas.microsoft.com/office/word/2018/wordml/cex" xmlns:w16cid="http://schemas.microsoft.com/office/word/2016/wordml/cid" xmlns:w16="http://schemas.microsoft.com/office/word/2018/wordml" xmlns:w16sdtdh="http://schemas.microsoft.com/office/word/2020/wordml/sdtdatahash" xmlns:w16se="http://schemas.microsoft.com/office/word/2015/wordml/symex" xmlns:wpg="http://schemas.microsoft.com/office/word/2010/wordprocessingGroup" xmlns:wpi="http://schemas.microsoft.com/office/word/2010/wordprocessingInk" xmlns:wne="http://schemas.microsoft.com/office/word/2006/wordml" xmlns:wps="http://schemas.microsoft.com/office/word/2010/wordprocessingShape" mc:Ignorable="w14 w15 w16se w16cid w16 w16cex w16sdtdh wp14">
   <w:abstractNum w:abstractNumId="0" w15:restartNumberingAfterBreak="0">
-    <w:nsid w:val="16D236EB"/>
+    <w:nsid w:val="01303222"/>
     <w:multiLevelType w:val="hybridMultilevel"/>
-    <w:tmpl w:val="37FAF7E6"/>
-    <w:lvl w:ilvl="0" w:tplc="FB6624E4">
+    <w:tmpl w:val="FC3C33FE"/>
+    <w:lvl w:ilvl="0" w:tplc="F0B04016">
       <w:start w:val="1"/>
       <w:numFmt w:val="decimal"/>
       <w:lvlText w:val="%1."/>
@@ -7106,7 +7107,7 @@
         <w:ind w:left="360" w:hanging="300"/>
       </w:pPr>
     </w:lvl>
-    <w:lvl w:ilvl="1" w:tplc="97343562" w:tentative="1">
+    <w:lvl w:ilvl="1" w:tplc="17E63386" w:tentative="1">
       <w:start w:val="1"/>
       <w:numFmt w:val="lowerLetter"/>
       <w:lvlText w:val="%2."/>
@@ -7115,47 +7116,47 @@
         <w:ind w:left="720" w:hanging="300"/>
       </w:pPr>
     </w:lvl>
-    <w:lvl w:ilvl="2" w:tplc="7FBA7D78">
+    <w:lvl w:ilvl="2" w:tplc="FB5A42F2">
       <w:numFmt w:val="decimal"/>
       <w:lvlText w:val=""/>
       <w:lvlJc w:val="left"/>
     </w:lvl>
-    <w:lvl w:ilvl="3" w:tplc="C89CA594">
+    <w:lvl w:ilvl="3" w:tplc="A65CC888">
       <w:numFmt w:val="decimal"/>
       <w:lvlText w:val=""/>
       <w:lvlJc w:val="left"/>
     </w:lvl>
-    <w:lvl w:ilvl="4" w:tplc="D194A22E">
+    <w:lvl w:ilvl="4" w:tplc="B5061A80">
       <w:numFmt w:val="decimal"/>
       <w:lvlText w:val=""/>
       <w:lvlJc w:val="left"/>
     </w:lvl>
-    <w:lvl w:ilvl="5" w:tplc="659CAAD2">
+    <w:lvl w:ilvl="5" w:tplc="01E27A04">
       <w:numFmt w:val="decimal"/>
       <w:lvlText w:val=""/>
       <w:lvlJc w:val="left"/>
     </w:lvl>
-    <w:lvl w:ilvl="6" w:tplc="BA5E23AE">
+    <w:lvl w:ilvl="6" w:tplc="66A2EBB2">
       <w:numFmt w:val="decimal"/>
       <w:lvlText w:val=""/>
       <w:lvlJc w:val="left"/>
     </w:lvl>
-    <w:lvl w:ilvl="7" w:tplc="419ED4C2">
+    <w:lvl w:ilvl="7" w:tplc="B35C4478">
       <w:numFmt w:val="decimal"/>
       <w:lvlText w:val=""/>
       <w:lvlJc w:val="left"/>
     </w:lvl>
-    <w:lvl w:ilvl="8" w:tplc="A2B0DE9A">
+    <w:lvl w:ilvl="8" w:tplc="15721C38">
       <w:numFmt w:val="decimal"/>
       <w:lvlText w:val=""/>
       <w:lvlJc w:val="left"/>
     </w:lvl>
   </w:abstractNum>
   <w:abstractNum w:abstractNumId="1" w15:restartNumberingAfterBreak="0">
-    <w:nsid w:val="36DB2AB3"/>
+    <w:nsid w:val="03E63F9D"/>
     <w:multiLevelType w:val="hybridMultilevel"/>
-    <w:tmpl w:val="98C8ACC2"/>
-    <w:lvl w:ilvl="0" w:tplc="FFF4EEC4">
+    <w:tmpl w:val="71D67CFC"/>
+    <w:lvl w:ilvl="0" w:tplc="33E8B3E2">
       <w:start w:val="1"/>
       <w:numFmt w:val="decimal"/>
       <w:lvlText w:val="%1."/>
@@ -7164,7 +7165,7 @@
         <w:ind w:left="360" w:hanging="300"/>
       </w:pPr>
     </w:lvl>
-    <w:lvl w:ilvl="1" w:tplc="82AC5F50" w:tentative="1">
+    <w:lvl w:ilvl="1" w:tplc="537ACCCA" w:tentative="1">
       <w:start w:val="1"/>
       <w:numFmt w:val="lowerLetter"/>
       <w:lvlText w:val="%2."/>
@@ -7173,47 +7174,47 @@
         <w:ind w:left="720" w:hanging="300"/>
       </w:pPr>
     </w:lvl>
-    <w:lvl w:ilvl="2" w:tplc="13561F48">
+    <w:lvl w:ilvl="2" w:tplc="E4CE4F34">
       <w:numFmt w:val="decimal"/>
       <w:lvlText w:val=""/>
       <w:lvlJc w:val="left"/>
     </w:lvl>
-    <w:lvl w:ilvl="3" w:tplc="824AFA50">
+    <w:lvl w:ilvl="3" w:tplc="DB3E589E">
       <w:numFmt w:val="decimal"/>
       <w:lvlText w:val=""/>
       <w:lvlJc w:val="left"/>
     </w:lvl>
-    <w:lvl w:ilvl="4" w:tplc="7D162656">
+    <w:lvl w:ilvl="4" w:tplc="0742BA8A">
       <w:numFmt w:val="decimal"/>
       <w:lvlText w:val=""/>
       <w:lvlJc w:val="left"/>
     </w:lvl>
-    <w:lvl w:ilvl="5" w:tplc="2AAC5B6A">
+    <w:lvl w:ilvl="5" w:tplc="DC48432E">
       <w:numFmt w:val="decimal"/>
       <w:lvlText w:val=""/>
       <w:lvlJc w:val="left"/>
     </w:lvl>
-    <w:lvl w:ilvl="6" w:tplc="4B06B2FE">
+    <w:lvl w:ilvl="6" w:tplc="BB320FAC">
       <w:numFmt w:val="decimal"/>
       <w:lvlText w:val=""/>
       <w:lvlJc w:val="left"/>
     </w:lvl>
-    <w:lvl w:ilvl="7" w:tplc="696CE1D0">
+    <w:lvl w:ilvl="7" w:tplc="B4A46902">
       <w:numFmt w:val="decimal"/>
       <w:lvlText w:val=""/>
       <w:lvlJc w:val="left"/>
     </w:lvl>
-    <w:lvl w:ilvl="8" w:tplc="A0F6A3A2">
+    <w:lvl w:ilvl="8" w:tplc="F122322A">
       <w:numFmt w:val="decimal"/>
       <w:lvlText w:val=""/>
       <w:lvlJc w:val="left"/>
     </w:lvl>
   </w:abstractNum>
   <w:abstractNum w:abstractNumId="2" w15:restartNumberingAfterBreak="0">
-    <w:nsid w:val="47C519FA"/>
+    <w:nsid w:val="0ECC66C2"/>
     <w:multiLevelType w:val="hybridMultilevel"/>
-    <w:tmpl w:val="6AC461E8"/>
-    <w:lvl w:ilvl="0" w:tplc="8CB0C1C8">
+    <w:tmpl w:val="C3D8AFDA"/>
+    <w:lvl w:ilvl="0" w:tplc="B8DC8268">
       <w:start w:val="1"/>
       <w:numFmt w:val="decimal"/>
       <w:lvlText w:val="%1."/>
@@ -7222,7 +7223,7 @@
         <w:ind w:left="360" w:hanging="300"/>
       </w:pPr>
     </w:lvl>
-    <w:lvl w:ilvl="1" w:tplc="CC568A96" w:tentative="1">
+    <w:lvl w:ilvl="1" w:tplc="477601C2" w:tentative="1">
       <w:start w:val="1"/>
       <w:numFmt w:val="lowerLetter"/>
       <w:lvlText w:val="%2."/>
@@ -7231,47 +7232,47 @@
         <w:ind w:left="720" w:hanging="300"/>
       </w:pPr>
     </w:lvl>
-    <w:lvl w:ilvl="2" w:tplc="2068B11C">
+    <w:lvl w:ilvl="2" w:tplc="EA1860C6">
       <w:numFmt w:val="decimal"/>
       <w:lvlText w:val=""/>
       <w:lvlJc w:val="left"/>
     </w:lvl>
-    <w:lvl w:ilvl="3" w:tplc="33409648">
+    <w:lvl w:ilvl="3" w:tplc="23827D7A">
       <w:numFmt w:val="decimal"/>
       <w:lvlText w:val=""/>
       <w:lvlJc w:val="left"/>
     </w:lvl>
-    <w:lvl w:ilvl="4" w:tplc="B45A9144">
+    <w:lvl w:ilvl="4" w:tplc="3F24DDB4">
       <w:numFmt w:val="decimal"/>
       <w:lvlText w:val=""/>
       <w:lvlJc w:val="left"/>
     </w:lvl>
-    <w:lvl w:ilvl="5" w:tplc="659A3060">
+    <w:lvl w:ilvl="5" w:tplc="C4543D00">
       <w:numFmt w:val="decimal"/>
       <w:lvlText w:val=""/>
       <w:lvlJc w:val="left"/>
     </w:lvl>
-    <w:lvl w:ilvl="6" w:tplc="5518E042">
+    <w:lvl w:ilvl="6" w:tplc="9A08C038">
       <w:numFmt w:val="decimal"/>
       <w:lvlText w:val=""/>
       <w:lvlJc w:val="left"/>
     </w:lvl>
-    <w:lvl w:ilvl="7" w:tplc="F8B61808">
+    <w:lvl w:ilvl="7" w:tplc="A954A9FA">
       <w:numFmt w:val="decimal"/>
       <w:lvlText w:val=""/>
       <w:lvlJc w:val="left"/>
     </w:lvl>
-    <w:lvl w:ilvl="8" w:tplc="33689C3C">
+    <w:lvl w:ilvl="8" w:tplc="6A92CDAC">
       <w:numFmt w:val="decimal"/>
       <w:lvlText w:val=""/>
       <w:lvlJc w:val="left"/>
     </w:lvl>
   </w:abstractNum>
   <w:abstractNum w:abstractNumId="3" w15:restartNumberingAfterBreak="0">
-    <w:nsid w:val="4F676196"/>
+    <w:nsid w:val="254578C0"/>
     <w:multiLevelType w:val="hybridMultilevel"/>
-    <w:tmpl w:val="FD88DC36"/>
-    <w:lvl w:ilvl="0" w:tplc="C4547E2C">
+    <w:tmpl w:val="417E150A"/>
+    <w:lvl w:ilvl="0" w:tplc="A70E492C">
       <w:start w:val="1"/>
       <w:numFmt w:val="decimal"/>
       <w:lvlText w:val="%1."/>
@@ -7280,7 +7281,7 @@
         <w:ind w:left="360" w:hanging="300"/>
       </w:pPr>
     </w:lvl>
-    <w:lvl w:ilvl="1" w:tplc="EE96A1D0" w:tentative="1">
+    <w:lvl w:ilvl="1" w:tplc="A00A3AEC" w:tentative="1">
       <w:start w:val="1"/>
       <w:numFmt w:val="lowerLetter"/>
       <w:lvlText w:val="%2."/>
@@ -7289,47 +7290,133 @@
         <w:ind w:left="720" w:hanging="300"/>
       </w:pPr>
     </w:lvl>
-    <w:lvl w:ilvl="2" w:tplc="2E281E8E">
+    <w:lvl w:ilvl="2" w:tplc="FEA48492">
       <w:numFmt w:val="decimal"/>
       <w:lvlText w:val=""/>
       <w:lvlJc w:val="left"/>
     </w:lvl>
-    <w:lvl w:ilvl="3" w:tplc="7274373C">
+    <w:lvl w:ilvl="3" w:tplc="68B2F114">
       <w:numFmt w:val="decimal"/>
       <w:lvlText w:val=""/>
       <w:lvlJc w:val="left"/>
     </w:lvl>
-    <w:lvl w:ilvl="4" w:tplc="6B785980">
+    <w:lvl w:ilvl="4" w:tplc="3474C628">
       <w:numFmt w:val="decimal"/>
       <w:lvlText w:val=""/>
       <w:lvlJc w:val="left"/>
     </w:lvl>
-    <w:lvl w:ilvl="5" w:tplc="E65A8832">
+    <w:lvl w:ilvl="5" w:tplc="81D0A4B0">
       <w:numFmt w:val="decimal"/>
       <w:lvlText w:val=""/>
       <w:lvlJc w:val="left"/>
     </w:lvl>
-    <w:lvl w:ilvl="6" w:tplc="8FC27694">
+    <w:lvl w:ilvl="6" w:tplc="A7FC0510">
       <w:numFmt w:val="decimal"/>
       <w:lvlText w:val=""/>
       <w:lvlJc w:val="left"/>
     </w:lvl>
-    <w:lvl w:ilvl="7" w:tplc="AD042420">
+    <w:lvl w:ilvl="7" w:tplc="96FCD07E">
       <w:numFmt w:val="decimal"/>
       <w:lvlText w:val=""/>
       <w:lvlJc w:val="left"/>
     </w:lvl>
-    <w:lvl w:ilvl="8" w:tplc="66D68382">
+    <w:lvl w:ilvl="8" w:tplc="2E7806DC">
       <w:numFmt w:val="decimal"/>
       <w:lvlText w:val=""/>
       <w:lvlJc w:val="left"/>
     </w:lvl>
   </w:abstractNum>
   <w:abstractNum w:abstractNumId="4" w15:restartNumberingAfterBreak="0">
-    <w:nsid w:val="563B6E22"/>
+    <w:nsid w:val="362D173C"/>
     <w:multiLevelType w:val="hybridMultilevel"/>
-    <w:tmpl w:val="C62E5DEA"/>
-    <w:lvl w:ilvl="0" w:tplc="3C307512">
+    <w:tmpl w:val="14FC590C"/>
+    <w:lvl w:ilvl="0" w:tplc="AFCEEFA8" w:tentative="1">
+      <w:start w:val="1"/>
+      <w:numFmt w:val="bullet"/>
+      <w:lvlText w:val="●"/>
+      <w:lvlJc w:val="left"/>
+      <w:pPr>
+        <w:ind w:left="720" w:hanging="360"/>
+      </w:pPr>
+    </w:lvl>
+    <w:lvl w:ilvl="1" w:tplc="7E949AB8" w:tentative="1">
+      <w:start w:val="1"/>
+      <w:numFmt w:val="bullet"/>
+      <w:lvlText w:val="○"/>
+      <w:lvlJc w:val="left"/>
+      <w:pPr>
+        <w:ind w:left="1440" w:hanging="360"/>
+      </w:pPr>
+    </w:lvl>
+    <w:lvl w:ilvl="2" w:tplc="14B240F6" w:tentative="1">
+      <w:start w:val="1"/>
+      <w:numFmt w:val="bullet"/>
+      <w:lvlText w:val="■"/>
+      <w:lvlJc w:val="left"/>
+      <w:pPr>
+        <w:ind w:left="2160" w:hanging="360"/>
+      </w:pPr>
+    </w:lvl>
+    <w:lvl w:ilvl="3" w:tplc="ACCA3804" w:tentative="1">
+      <w:start w:val="1"/>
+      <w:numFmt w:val="bullet"/>
+      <w:lvlText w:val="●"/>
+      <w:lvlJc w:val="left"/>
+      <w:pPr>
+        <w:ind w:left="2880" w:hanging="360"/>
+      </w:pPr>
+    </w:lvl>
+    <w:lvl w:ilvl="4" w:tplc="72DC0712" w:tentative="1">
+      <w:start w:val="1"/>
+      <w:numFmt w:val="bullet"/>
+      <w:lvlText w:val="○"/>
+      <w:lvlJc w:val="left"/>
+      <w:pPr>
+        <w:ind w:left="3600" w:hanging="360"/>
+      </w:pPr>
+    </w:lvl>
+    <w:lvl w:ilvl="5" w:tplc="7CEAA802" w:tentative="1">
+      <w:start w:val="1"/>
+      <w:numFmt w:val="bullet"/>
+      <w:lvlText w:val="■"/>
+      <w:lvlJc w:val="left"/>
+      <w:pPr>
+        <w:ind w:left="4320" w:hanging="360"/>
+      </w:pPr>
+    </w:lvl>
+    <w:lvl w:ilvl="6" w:tplc="03645D58" w:tentative="1">
+      <w:start w:val="1"/>
+      <w:numFmt w:val="bullet"/>
+      <w:lvlText w:val="●"/>
+      <w:lvlJc w:val="left"/>
+      <w:pPr>
+        <w:ind w:left="5040" w:hanging="360"/>
+      </w:pPr>
+    </w:lvl>
+    <w:lvl w:ilvl="7" w:tplc="7A42AE00" w:tentative="1">
+      <w:start w:val="1"/>
+      <w:numFmt w:val="bullet"/>
+      <w:lvlText w:val="●"/>
+      <w:lvlJc w:val="left"/>
+      <w:pPr>
+        <w:ind w:left="5760" w:hanging="360"/>
+      </w:pPr>
+    </w:lvl>
+    <w:lvl w:ilvl="8" w:tplc="D4E02630" w:tentative="1">
+      <w:start w:val="1"/>
+      <w:numFmt w:val="bullet"/>
+      <w:lvlText w:val="●"/>
+      <w:lvlJc w:val="left"/>
+      <w:pPr>
+        <w:ind w:left="6480" w:hanging="360"/>
+      </w:pPr>
+    </w:lvl>
+  </w:abstractNum>
+  <w:abstractNum w:abstractNumId="5" w15:restartNumberingAfterBreak="0">
+    <w:nsid w:val="404974B4"/>
+    <w:multiLevelType w:val="hybridMultilevel"/>
+    <w:tmpl w:val="F32A5478"/>
+    <w:lvl w:ilvl="0" w:tplc="F040871E">
       <w:start w:val="1"/>
       <w:numFmt w:val="decimal"/>
       <w:lvlText w:val="%1."/>
@@ -7338,7 +7425,7 @@
         <w:ind w:left="360" w:hanging="300"/>
       </w:pPr>
     </w:lvl>
-    <w:lvl w:ilvl="1" w:tplc="C58C19EC" w:tentative="1">
+    <w:lvl w:ilvl="1" w:tplc="1A6E70FC" w:tentative="1">
       <w:start w:val="1"/>
       <w:numFmt w:val="lowerLetter"/>
       <w:lvlText w:val="%2."/>
@@ -7347,47 +7434,47 @@
         <w:ind w:left="720" w:hanging="300"/>
       </w:pPr>
     </w:lvl>
-    <w:lvl w:ilvl="2" w:tplc="EDE4CCA2">
+    <w:lvl w:ilvl="2" w:tplc="F5545E42">
       <w:numFmt w:val="decimal"/>
       <w:lvlText w:val=""/>
       <w:lvlJc w:val="left"/>
     </w:lvl>
-    <w:lvl w:ilvl="3" w:tplc="FD0A2316">
+    <w:lvl w:ilvl="3" w:tplc="848A1B04">
       <w:numFmt w:val="decimal"/>
       <w:lvlText w:val=""/>
       <w:lvlJc w:val="left"/>
     </w:lvl>
-    <w:lvl w:ilvl="4" w:tplc="455433FE">
+    <w:lvl w:ilvl="4" w:tplc="AEF0B4B4">
       <w:numFmt w:val="decimal"/>
       <w:lvlText w:val=""/>
       <w:lvlJc w:val="left"/>
     </w:lvl>
-    <w:lvl w:ilvl="5" w:tplc="07C438DC">
+    <w:lvl w:ilvl="5" w:tplc="E9587B06">
       <w:numFmt w:val="decimal"/>
       <w:lvlText w:val=""/>
       <w:lvlJc w:val="left"/>
     </w:lvl>
-    <w:lvl w:ilvl="6" w:tplc="BD5E3D54">
+    <w:lvl w:ilvl="6" w:tplc="FBC081F0">
       <w:numFmt w:val="decimal"/>
       <w:lvlText w:val=""/>
       <w:lvlJc w:val="left"/>
     </w:lvl>
-    <w:lvl w:ilvl="7" w:tplc="1F160054">
+    <w:lvl w:ilvl="7" w:tplc="36B2AC76">
       <w:numFmt w:val="decimal"/>
       <w:lvlText w:val=""/>
       <w:lvlJc w:val="left"/>
     </w:lvl>
-    <w:lvl w:ilvl="8" w:tplc="1548BC9E">
+    <w:lvl w:ilvl="8" w:tplc="D99847E2">
       <w:numFmt w:val="decimal"/>
       <w:lvlText w:val=""/>
       <w:lvlJc w:val="left"/>
     </w:lvl>
   </w:abstractNum>
-  <w:abstractNum w:abstractNumId="5" w15:restartNumberingAfterBreak="0">
-    <w:nsid w:val="5C5A43F1"/>
+  <w:abstractNum w:abstractNumId="6" w15:restartNumberingAfterBreak="0">
+    <w:nsid w:val="479E2B86"/>
     <w:multiLevelType w:val="hybridMultilevel"/>
-    <w:tmpl w:val="8FB8FB34"/>
-    <w:lvl w:ilvl="0" w:tplc="B88ED4C6">
+    <w:tmpl w:val="E8D0F51E"/>
+    <w:lvl w:ilvl="0" w:tplc="115694AA">
       <w:start w:val="1"/>
       <w:numFmt w:val="decimal"/>
       <w:lvlText w:val="%1."/>
@@ -7396,7 +7483,7 @@
         <w:ind w:left="360" w:hanging="300"/>
       </w:pPr>
     </w:lvl>
-    <w:lvl w:ilvl="1" w:tplc="57ACFA96" w:tentative="1">
+    <w:lvl w:ilvl="1" w:tplc="D2FC8660" w:tentative="1">
       <w:start w:val="1"/>
       <w:numFmt w:val="lowerLetter"/>
       <w:lvlText w:val="%2."/>
@@ -7405,47 +7492,47 @@
         <w:ind w:left="720" w:hanging="300"/>
       </w:pPr>
     </w:lvl>
-    <w:lvl w:ilvl="2" w:tplc="03B22B52">
+    <w:lvl w:ilvl="2" w:tplc="BB682F50">
       <w:numFmt w:val="decimal"/>
       <w:lvlText w:val=""/>
       <w:lvlJc w:val="left"/>
     </w:lvl>
-    <w:lvl w:ilvl="3" w:tplc="5C4C3EB8">
+    <w:lvl w:ilvl="3" w:tplc="61D21068">
       <w:numFmt w:val="decimal"/>
       <w:lvlText w:val=""/>
       <w:lvlJc w:val="left"/>
     </w:lvl>
-    <w:lvl w:ilvl="4" w:tplc="ACB29B72">
+    <w:lvl w:ilvl="4" w:tplc="B92AFE56">
       <w:numFmt w:val="decimal"/>
       <w:lvlText w:val=""/>
       <w:lvlJc w:val="left"/>
     </w:lvl>
-    <w:lvl w:ilvl="5" w:tplc="FE8CD1A0">
+    <w:lvl w:ilvl="5" w:tplc="C60080D2">
       <w:numFmt w:val="decimal"/>
       <w:lvlText w:val=""/>
       <w:lvlJc w:val="left"/>
     </w:lvl>
-    <w:lvl w:ilvl="6" w:tplc="9E0CAE98">
+    <w:lvl w:ilvl="6" w:tplc="80CC79D0">
       <w:numFmt w:val="decimal"/>
       <w:lvlText w:val=""/>
       <w:lvlJc w:val="left"/>
     </w:lvl>
-    <w:lvl w:ilvl="7" w:tplc="ADF03D7C">
+    <w:lvl w:ilvl="7" w:tplc="BC2EEBE6">
       <w:numFmt w:val="decimal"/>
       <w:lvlText w:val=""/>
       <w:lvlJc w:val="left"/>
     </w:lvl>
-    <w:lvl w:ilvl="8" w:tplc="4A6EB1FA">
+    <w:lvl w:ilvl="8" w:tplc="78E2139E">
       <w:numFmt w:val="decimal"/>
       <w:lvlText w:val=""/>
       <w:lvlJc w:val="left"/>
     </w:lvl>
   </w:abstractNum>
-  <w:abstractNum w:abstractNumId="6" w15:restartNumberingAfterBreak="0">
-    <w:nsid w:val="5FB26F30"/>
+  <w:abstractNum w:abstractNumId="7" w15:restartNumberingAfterBreak="0">
+    <w:nsid w:val="482A4635"/>
     <w:multiLevelType w:val="hybridMultilevel"/>
-    <w:tmpl w:val="A8CAE28C"/>
-    <w:lvl w:ilvl="0" w:tplc="B210C324">
+    <w:tmpl w:val="57A825C6"/>
+    <w:lvl w:ilvl="0" w:tplc="90966C36">
       <w:start w:val="1"/>
       <w:numFmt w:val="decimal"/>
       <w:lvlText w:val="%1."/>
@@ -7454,7 +7541,7 @@
         <w:ind w:left="360" w:hanging="300"/>
       </w:pPr>
     </w:lvl>
-    <w:lvl w:ilvl="1" w:tplc="F5660132" w:tentative="1">
+    <w:lvl w:ilvl="1" w:tplc="DC2AF742" w:tentative="1">
       <w:start w:val="1"/>
       <w:numFmt w:val="lowerLetter"/>
       <w:lvlText w:val="%2."/>
@@ -7463,47 +7550,47 @@
         <w:ind w:left="720" w:hanging="300"/>
       </w:pPr>
     </w:lvl>
-    <w:lvl w:ilvl="2" w:tplc="38FA6160">
+    <w:lvl w:ilvl="2" w:tplc="61A0CFA2">
       <w:numFmt w:val="decimal"/>
       <w:lvlText w:val=""/>
       <w:lvlJc w:val="left"/>
     </w:lvl>
-    <w:lvl w:ilvl="3" w:tplc="00168E20">
+    <w:lvl w:ilvl="3" w:tplc="0F5CB22A">
       <w:numFmt w:val="decimal"/>
       <w:lvlText w:val=""/>
       <w:lvlJc w:val="left"/>
     </w:lvl>
-    <w:lvl w:ilvl="4" w:tplc="0DDC15D4">
+    <w:lvl w:ilvl="4" w:tplc="7458C49C">
       <w:numFmt w:val="decimal"/>
       <w:lvlText w:val=""/>
       <w:lvlJc w:val="left"/>
     </w:lvl>
-    <w:lvl w:ilvl="5" w:tplc="BADAC854">
+    <w:lvl w:ilvl="5" w:tplc="37EA7D8A">
       <w:numFmt w:val="decimal"/>
       <w:lvlText w:val=""/>
       <w:lvlJc w:val="left"/>
     </w:lvl>
-    <w:lvl w:ilvl="6" w:tplc="DED096CC">
+    <w:lvl w:ilvl="6" w:tplc="ACD86252">
       <w:numFmt w:val="decimal"/>
       <w:lvlText w:val=""/>
       <w:lvlJc w:val="left"/>
     </w:lvl>
-    <w:lvl w:ilvl="7" w:tplc="B492DE88">
+    <w:lvl w:ilvl="7" w:tplc="6052BCFA">
       <w:numFmt w:val="decimal"/>
       <w:lvlText w:val=""/>
       <w:lvlJc w:val="left"/>
     </w:lvl>
-    <w:lvl w:ilvl="8" w:tplc="87B25D80">
+    <w:lvl w:ilvl="8" w:tplc="5C581682">
       <w:numFmt w:val="decimal"/>
       <w:lvlText w:val=""/>
       <w:lvlJc w:val="left"/>
     </w:lvl>
   </w:abstractNum>
-  <w:abstractNum w:abstractNumId="7" w15:restartNumberingAfterBreak="0">
-    <w:nsid w:val="6A564008"/>
+  <w:abstractNum w:abstractNumId="8" w15:restartNumberingAfterBreak="0">
+    <w:nsid w:val="556C638E"/>
     <w:multiLevelType w:val="hybridMultilevel"/>
-    <w:tmpl w:val="8D883954"/>
-    <w:lvl w:ilvl="0" w:tplc="B0065A20">
+    <w:tmpl w:val="0F105898"/>
+    <w:lvl w:ilvl="0" w:tplc="2DD0E916">
       <w:start w:val="1"/>
       <w:numFmt w:val="decimal"/>
       <w:lvlText w:val="%1."/>
@@ -7512,7 +7599,7 @@
         <w:ind w:left="360" w:hanging="300"/>
       </w:pPr>
     </w:lvl>
-    <w:lvl w:ilvl="1" w:tplc="E962FAF6" w:tentative="1">
+    <w:lvl w:ilvl="1" w:tplc="7F0A0A3C" w:tentative="1">
       <w:start w:val="1"/>
       <w:numFmt w:val="lowerLetter"/>
       <w:lvlText w:val="%2."/>
@@ -7521,47 +7608,47 @@
         <w:ind w:left="720" w:hanging="300"/>
       </w:pPr>
     </w:lvl>
-    <w:lvl w:ilvl="2" w:tplc="7B30669A">
+    <w:lvl w:ilvl="2" w:tplc="2056E226">
       <w:numFmt w:val="decimal"/>
       <w:lvlText w:val=""/>
       <w:lvlJc w:val="left"/>
     </w:lvl>
-    <w:lvl w:ilvl="3" w:tplc="BEAC66A2">
+    <w:lvl w:ilvl="3" w:tplc="77C683A8">
       <w:numFmt w:val="decimal"/>
       <w:lvlText w:val=""/>
       <w:lvlJc w:val="left"/>
     </w:lvl>
-    <w:lvl w:ilvl="4" w:tplc="EFA882F4">
+    <w:lvl w:ilvl="4" w:tplc="4D96FAFC">
       <w:numFmt w:val="decimal"/>
       <w:lvlText w:val=""/>
       <w:lvlJc w:val="left"/>
     </w:lvl>
-    <w:lvl w:ilvl="5" w:tplc="5B46DE80">
+    <w:lvl w:ilvl="5" w:tplc="314A4C66">
       <w:numFmt w:val="decimal"/>
       <w:lvlText w:val=""/>
       <w:lvlJc w:val="left"/>
     </w:lvl>
-    <w:lvl w:ilvl="6" w:tplc="62D056F8">
+    <w:lvl w:ilvl="6" w:tplc="4D60E912">
       <w:numFmt w:val="decimal"/>
       <w:lvlText w:val=""/>
       <w:lvlJc w:val="left"/>
     </w:lvl>
-    <w:lvl w:ilvl="7" w:tplc="F246FE82">
+    <w:lvl w:ilvl="7" w:tplc="E08ABF24">
       <w:numFmt w:val="decimal"/>
       <w:lvlText w:val=""/>
       <w:lvlJc w:val="left"/>
     </w:lvl>
-    <w:lvl w:ilvl="8" w:tplc="4F248FFC">
+    <w:lvl w:ilvl="8" w:tplc="5936FF4E">
       <w:numFmt w:val="decimal"/>
       <w:lvlText w:val=""/>
       <w:lvlJc w:val="left"/>
     </w:lvl>
   </w:abstractNum>
-  <w:abstractNum w:abstractNumId="8" w15:restartNumberingAfterBreak="0">
-    <w:nsid w:val="75434D93"/>
+  <w:abstractNum w:abstractNumId="9" w15:restartNumberingAfterBreak="0">
+    <w:nsid w:val="62C572B0"/>
     <w:multiLevelType w:val="hybridMultilevel"/>
-    <w:tmpl w:val="69EA9C96"/>
-    <w:lvl w:ilvl="0" w:tplc="A9385C82" w:tentative="1">
+    <w:tmpl w:val="12EC2A1E"/>
+    <w:lvl w:ilvl="0" w:tplc="414EA42A" w:tentative="1">
       <w:start w:val="1"/>
       <w:numFmt w:val="bullet"/>
       <w:lvlText w:val="•"/>
@@ -7570,7 +7657,7 @@
         <w:ind w:left="360" w:hanging="260"/>
       </w:pPr>
     </w:lvl>
-    <w:lvl w:ilvl="1" w:tplc="79F089B8" w:tentative="1">
+    <w:lvl w:ilvl="1" w:tplc="79DEA230" w:tentative="1">
       <w:start w:val="1"/>
       <w:numFmt w:val="bullet"/>
       <w:lvlText w:val="–"/>
@@ -7579,133 +7666,47 @@
         <w:ind w:left="720" w:hanging="260"/>
       </w:pPr>
     </w:lvl>
-    <w:lvl w:ilvl="2" w:tplc="F48E930A">
+    <w:lvl w:ilvl="2" w:tplc="7534B5C2">
       <w:numFmt w:val="decimal"/>
       <w:lvlText w:val=""/>
       <w:lvlJc w:val="left"/>
     </w:lvl>
-    <w:lvl w:ilvl="3" w:tplc="4A087194">
+    <w:lvl w:ilvl="3" w:tplc="6E8EB872">
       <w:numFmt w:val="decimal"/>
       <w:lvlText w:val=""/>
       <w:lvlJc w:val="left"/>
     </w:lvl>
-    <w:lvl w:ilvl="4" w:tplc="B7C6A25E">
+    <w:lvl w:ilvl="4" w:tplc="7FB2437A">
       <w:numFmt w:val="decimal"/>
       <w:lvlText w:val=""/>
       <w:lvlJc w:val="left"/>
     </w:lvl>
-    <w:lvl w:ilvl="5" w:tplc="7FF8E3F0">
+    <w:lvl w:ilvl="5" w:tplc="01FC7AF6">
       <w:numFmt w:val="decimal"/>
       <w:lvlText w:val=""/>
       <w:lvlJc w:val="left"/>
     </w:lvl>
-    <w:lvl w:ilvl="6" w:tplc="F9280F90">
+    <w:lvl w:ilvl="6" w:tplc="A63000C6">
       <w:numFmt w:val="decimal"/>
       <w:lvlText w:val=""/>
       <w:lvlJc w:val="left"/>
     </w:lvl>
-    <w:lvl w:ilvl="7" w:tplc="6A245A40">
+    <w:lvl w:ilvl="7" w:tplc="17580A3A">
       <w:numFmt w:val="decimal"/>
       <w:lvlText w:val=""/>
       <w:lvlJc w:val="left"/>
     </w:lvl>
-    <w:lvl w:ilvl="8" w:tplc="B26E9452">
+    <w:lvl w:ilvl="8" w:tplc="C4A0E96E">
       <w:numFmt w:val="decimal"/>
       <w:lvlText w:val=""/>
       <w:lvlJc w:val="left"/>
     </w:lvl>
   </w:abstractNum>
-  <w:abstractNum w:abstractNumId="9" w15:restartNumberingAfterBreak="0">
-    <w:nsid w:val="78DE2113"/>
+  <w:abstractNum w:abstractNumId="10" w15:restartNumberingAfterBreak="0">
+    <w:nsid w:val="6C2B6921"/>
     <w:multiLevelType w:val="hybridMultilevel"/>
-    <w:tmpl w:val="3D9CFDBC"/>
-    <w:lvl w:ilvl="0" w:tplc="E3BE94BC" w:tentative="1">
-      <w:start w:val="1"/>
-      <w:numFmt w:val="bullet"/>
-      <w:lvlText w:val="●"/>
-      <w:lvlJc w:val="left"/>
-      <w:pPr>
-        <w:ind w:left="720" w:hanging="360"/>
-      </w:pPr>
-    </w:lvl>
-    <w:lvl w:ilvl="1" w:tplc="96E0A0DC" w:tentative="1">
-      <w:start w:val="1"/>
-      <w:numFmt w:val="bullet"/>
-      <w:lvlText w:val="○"/>
-      <w:lvlJc w:val="left"/>
-      <w:pPr>
-        <w:ind w:left="1440" w:hanging="360"/>
-      </w:pPr>
-    </w:lvl>
-    <w:lvl w:ilvl="2" w:tplc="8014205A" w:tentative="1">
-      <w:start w:val="1"/>
-      <w:numFmt w:val="bullet"/>
-      <w:lvlText w:val="■"/>
-      <w:lvlJc w:val="left"/>
-      <w:pPr>
-        <w:ind w:left="2160" w:hanging="360"/>
-      </w:pPr>
-    </w:lvl>
-    <w:lvl w:ilvl="3" w:tplc="8CA64B22" w:tentative="1">
-      <w:start w:val="1"/>
-      <w:numFmt w:val="bullet"/>
-      <w:lvlText w:val="●"/>
-      <w:lvlJc w:val="left"/>
-      <w:pPr>
-        <w:ind w:left="2880" w:hanging="360"/>
-      </w:pPr>
-    </w:lvl>
-    <w:lvl w:ilvl="4" w:tplc="A9F4892C" w:tentative="1">
-      <w:start w:val="1"/>
-      <w:numFmt w:val="bullet"/>
-      <w:lvlText w:val="○"/>
-      <w:lvlJc w:val="left"/>
-      <w:pPr>
-        <w:ind w:left="3600" w:hanging="360"/>
-      </w:pPr>
-    </w:lvl>
-    <w:lvl w:ilvl="5" w:tplc="BF968B2C" w:tentative="1">
-      <w:start w:val="1"/>
-      <w:numFmt w:val="bullet"/>
-      <w:lvlText w:val="■"/>
-      <w:lvlJc w:val="left"/>
-      <w:pPr>
-        <w:ind w:left="4320" w:hanging="360"/>
-      </w:pPr>
-    </w:lvl>
-    <w:lvl w:ilvl="6" w:tplc="9266C9EC" w:tentative="1">
-      <w:start w:val="1"/>
-      <w:numFmt w:val="bullet"/>
-      <w:lvlText w:val="●"/>
-      <w:lvlJc w:val="left"/>
-      <w:pPr>
-        <w:ind w:left="5040" w:hanging="360"/>
-      </w:pPr>
-    </w:lvl>
-    <w:lvl w:ilvl="7" w:tplc="EF2ADE08" w:tentative="1">
-      <w:start w:val="1"/>
-      <w:numFmt w:val="bullet"/>
-      <w:lvlText w:val="●"/>
-      <w:lvlJc w:val="left"/>
-      <w:pPr>
-        <w:ind w:left="5760" w:hanging="360"/>
-      </w:pPr>
-    </w:lvl>
-    <w:lvl w:ilvl="8" w:tplc="5D12EA94" w:tentative="1">
-      <w:start w:val="1"/>
-      <w:numFmt w:val="bullet"/>
-      <w:lvlText w:val="●"/>
-      <w:lvlJc w:val="left"/>
-      <w:pPr>
-        <w:ind w:left="6480" w:hanging="360"/>
-      </w:pPr>
-    </w:lvl>
-  </w:abstractNum>
-  <w:abstractNum w:abstractNumId="10" w15:restartNumberingAfterBreak="0">
-    <w:nsid w:val="7D463032"/>
-    <w:multiLevelType w:val="hybridMultilevel"/>
-    <w:tmpl w:val="4EC43DFE"/>
-    <w:lvl w:ilvl="0" w:tplc="8D5C8F1E">
+    <w:tmpl w:val="A7BEA0CA"/>
+    <w:lvl w:ilvl="0" w:tplc="F5D47528">
       <w:start w:val="1"/>
       <w:numFmt w:val="decimal"/>
       <w:lvlText w:val="%1."/>
@@ -7714,7 +7715,7 @@
         <w:ind w:left="360" w:hanging="300"/>
       </w:pPr>
     </w:lvl>
-    <w:lvl w:ilvl="1" w:tplc="1E82DB96" w:tentative="1">
+    <w:lvl w:ilvl="1" w:tplc="1400C850" w:tentative="1">
       <w:start w:val="1"/>
       <w:numFmt w:val="lowerLetter"/>
       <w:lvlText w:val="%2."/>
@@ -7723,98 +7724,98 @@
         <w:ind w:left="720" w:hanging="300"/>
       </w:pPr>
     </w:lvl>
-    <w:lvl w:ilvl="2" w:tplc="AF2A4A96">
+    <w:lvl w:ilvl="2" w:tplc="2C2C14FE">
       <w:numFmt w:val="decimal"/>
       <w:lvlText w:val=""/>
       <w:lvlJc w:val="left"/>
     </w:lvl>
-    <w:lvl w:ilvl="3" w:tplc="EEF6082A">
+    <w:lvl w:ilvl="3" w:tplc="A3DE03EE">
       <w:numFmt w:val="decimal"/>
       <w:lvlText w:val=""/>
       <w:lvlJc w:val="left"/>
     </w:lvl>
-    <w:lvl w:ilvl="4" w:tplc="7854A2C8">
+    <w:lvl w:ilvl="4" w:tplc="381C1024">
       <w:numFmt w:val="decimal"/>
       <w:lvlText w:val=""/>
       <w:lvlJc w:val="left"/>
     </w:lvl>
-    <w:lvl w:ilvl="5" w:tplc="3F063A88">
+    <w:lvl w:ilvl="5" w:tplc="89526F0C">
       <w:numFmt w:val="decimal"/>
       <w:lvlText w:val=""/>
       <w:lvlJc w:val="left"/>
     </w:lvl>
-    <w:lvl w:ilvl="6" w:tplc="E44E17C6">
+    <w:lvl w:ilvl="6" w:tplc="9A78641C">
       <w:numFmt w:val="decimal"/>
       <w:lvlText w:val=""/>
       <w:lvlJc w:val="left"/>
     </w:lvl>
-    <w:lvl w:ilvl="7" w:tplc="709EC270">
+    <w:lvl w:ilvl="7" w:tplc="21B452D4">
       <w:numFmt w:val="decimal"/>
       <w:lvlText w:val=""/>
       <w:lvlJc w:val="left"/>
     </w:lvl>
-    <w:lvl w:ilvl="8" w:tplc="DD44320A">
+    <w:lvl w:ilvl="8" w:tplc="00D2D968">
       <w:numFmt w:val="decimal"/>
       <w:lvlText w:val=""/>
       <w:lvlJc w:val="left"/>
     </w:lvl>
   </w:abstractNum>
-  <w:num w:numId="1" w16cid:durableId="1113935428">
-    <w:abstractNumId w:val="9"/>
+  <w:num w:numId="1" w16cid:durableId="1194685267">
+    <w:abstractNumId w:val="4"/>
     <w:lvlOverride w:ilvl="0">
       <w:startOverride w:val="1"/>
     </w:lvlOverride>
   </w:num>
-  <w:num w:numId="2" w16cid:durableId="1981107104">
+  <w:num w:numId="2" w16cid:durableId="1579095288">
+    <w:abstractNumId w:val="0"/>
+    <w:lvlOverride w:ilvl="0">
+      <w:startOverride w:val="1"/>
+    </w:lvlOverride>
+  </w:num>
+  <w:num w:numId="3" w16cid:durableId="366805915">
+    <w:abstractNumId w:val="7"/>
+    <w:lvlOverride w:ilvl="0">
+      <w:startOverride w:val="1"/>
+    </w:lvlOverride>
+  </w:num>
+  <w:num w:numId="4" w16cid:durableId="1315373260">
+    <w:abstractNumId w:val="3"/>
+    <w:lvlOverride w:ilvl="0">
+      <w:startOverride w:val="1"/>
+    </w:lvlOverride>
+  </w:num>
+  <w:num w:numId="5" w16cid:durableId="1104417090">
+    <w:abstractNumId w:val="10"/>
+    <w:lvlOverride w:ilvl="0">
+      <w:startOverride w:val="1"/>
+    </w:lvlOverride>
+  </w:num>
+  <w:num w:numId="6" w16cid:durableId="1385911957">
     <w:abstractNumId w:val="6"/>
     <w:lvlOverride w:ilvl="0">
       <w:startOverride w:val="1"/>
     </w:lvlOverride>
   </w:num>
-  <w:num w:numId="3" w16cid:durableId="1900313307">
-    <w:abstractNumId w:val="4"/>
+  <w:num w:numId="7" w16cid:durableId="1141070417">
+    <w:abstractNumId w:val="5"/>
     <w:lvlOverride w:ilvl="0">
       <w:startOverride w:val="1"/>
     </w:lvlOverride>
   </w:num>
-  <w:num w:numId="4" w16cid:durableId="80881416">
+  <w:num w:numId="8" w16cid:durableId="1489707130">
+    <w:abstractNumId w:val="8"/>
+    <w:lvlOverride w:ilvl="0">
+      <w:startOverride w:val="1"/>
+    </w:lvlOverride>
+  </w:num>
+  <w:num w:numId="9" w16cid:durableId="1941142593">
     <w:abstractNumId w:val="1"/>
     <w:lvlOverride w:ilvl="0">
       <w:startOverride w:val="1"/>
     </w:lvlOverride>
   </w:num>
-  <w:num w:numId="5" w16cid:durableId="1074667060">
-    <w:abstractNumId w:val="10"/>
-    <w:lvlOverride w:ilvl="0">
-      <w:startOverride w:val="1"/>
-    </w:lvlOverride>
-  </w:num>
-  <w:num w:numId="6" w16cid:durableId="1472864318">
-    <w:abstractNumId w:val="0"/>
-    <w:lvlOverride w:ilvl="0">
-      <w:startOverride w:val="1"/>
-    </w:lvlOverride>
-  </w:num>
-  <w:num w:numId="7" w16cid:durableId="814834474">
-    <w:abstractNumId w:val="5"/>
-    <w:lvlOverride w:ilvl="0">
-      <w:startOverride w:val="1"/>
-    </w:lvlOverride>
-  </w:num>
-  <w:num w:numId="8" w16cid:durableId="866141518">
-    <w:abstractNumId w:val="3"/>
-    <w:lvlOverride w:ilvl="0">
-      <w:startOverride w:val="1"/>
-    </w:lvlOverride>
-  </w:num>
-  <w:num w:numId="9" w16cid:durableId="154493266">
+  <w:num w:numId="10" w16cid:durableId="252397852">
     <w:abstractNumId w:val="2"/>
-    <w:lvlOverride w:ilvl="0">
-      <w:startOverride w:val="1"/>
-    </w:lvlOverride>
-  </w:num>
-  <w:num w:numId="10" w16cid:durableId="1087264331">
-    <w:abstractNumId w:val="7"/>
     <w:lvlOverride w:ilvl="0">
       <w:startOverride w:val="1"/>
     </w:lvlOverride>
@@ -8495,7 +8496,7 @@
     <w:autoRedefine/>
     <w:uiPriority w:val="39"/>
     <w:unhideWhenUsed/>
-    <w:rsid w:val="00047E4C"/>
+    <w:rsid w:val="00900FFF"/>
     <w:pPr>
       <w:spacing w:after="100"/>
     </w:pPr>

--- a/discoverer-neo/docs/user-guide/manual/Discoverer-Neo-ADMIN-Guide-Quick-es-ES.docx
+++ b/discoverer-neo/docs/user-guide/manual/Discoverer-Neo-ADMIN-Guide-Quick-es-ES.docx
@@ -74,7 +74,7 @@
     <w:sdt>
       <w:sdtPr>
         <w:alias w:val="Índice"/>
-        <w:id w:val="-1232459791"/>
+        <w:id w:val="315845993"/>
       </w:sdtPr>
       <w:sdtEndPr/>
       <w:sdtContent>
@@ -102,7 +102,7 @@
           <w:r>
             <w:fldChar w:fldCharType="separate"/>
           </w:r>
-          <w:hyperlink w:anchor="_Toc241696354" w:history="1">
+          <w:hyperlink w:anchor="_Toc241745226" w:history="1">
             <w:r>
               <w:rPr>
                 <w:rStyle w:val="Hiperligao"/>
@@ -126,7 +126,7 @@
               <w:rPr>
                 <w:noProof/>
               </w:rPr>
-              <w:instrText xml:space="preserve"> PAGEREF _Toc241696354 \h </w:instrText>
+              <w:instrText xml:space="preserve"> PAGEREF _Toc241745226 \h </w:instrText>
             </w:r>
             <w:r>
               <w:rPr>
@@ -168,7 +168,7 @@
               <w14:ligatures w14:val="standardContextual"/>
             </w:rPr>
           </w:pPr>
-          <w:hyperlink w:anchor="_Toc241696355" w:history="1">
+          <w:hyperlink w:anchor="_Toc241745227" w:history="1">
             <w:r>
               <w:rPr>
                 <w:rStyle w:val="Hiperligao"/>
@@ -192,7 +192,7 @@
               <w:rPr>
                 <w:noProof/>
               </w:rPr>
-              <w:instrText xml:space="preserve"> PAGEREF _Toc241696355 \h </w:instrText>
+              <w:instrText xml:space="preserve"> PAGEREF _Toc241745227 \h </w:instrText>
             </w:r>
             <w:r>
               <w:rPr>
@@ -234,7 +234,7 @@
               <w14:ligatures w14:val="standardContextual"/>
             </w:rPr>
           </w:pPr>
-          <w:hyperlink w:anchor="_Toc241696356" w:history="1">
+          <w:hyperlink w:anchor="_Toc241745228" w:history="1">
             <w:r>
               <w:rPr>
                 <w:rStyle w:val="Hiperligao"/>
@@ -258,7 +258,7 @@
               <w:rPr>
                 <w:noProof/>
               </w:rPr>
-              <w:instrText xml:space="preserve"> PAGEREF _Toc241696356 \h </w:instrText>
+              <w:instrText xml:space="preserve"> PAGEREF _Toc241745228 \h </w:instrText>
             </w:r>
             <w:r>
               <w:rPr>
@@ -300,7 +300,7 @@
               <w14:ligatures w14:val="standardContextual"/>
             </w:rPr>
           </w:pPr>
-          <w:hyperlink w:anchor="_Toc241696357" w:history="1">
+          <w:hyperlink w:anchor="_Toc241745229" w:history="1">
             <w:r>
               <w:rPr>
                 <w:rStyle w:val="Hiperligao"/>
@@ -324,7 +324,7 @@
               <w:rPr>
                 <w:noProof/>
               </w:rPr>
-              <w:instrText xml:space="preserve"> PAGEREF _Toc241696357 \h </w:instrText>
+              <w:instrText xml:space="preserve"> PAGEREF _Toc241745229 \h </w:instrText>
             </w:r>
             <w:r>
               <w:rPr>
@@ -366,7 +366,7 @@
               <w14:ligatures w14:val="standardContextual"/>
             </w:rPr>
           </w:pPr>
-          <w:hyperlink w:anchor="_Toc241696358" w:history="1">
+          <w:hyperlink w:anchor="_Toc241745230" w:history="1">
             <w:r>
               <w:rPr>
                 <w:rStyle w:val="Hiperligao"/>
@@ -390,7 +390,7 @@
               <w:rPr>
                 <w:noProof/>
               </w:rPr>
-              <w:instrText xml:space="preserve"> PAGEREF _Toc241696358 \h </w:instrText>
+              <w:instrText xml:space="preserve"> PAGEREF _Toc241745230 \h </w:instrText>
             </w:r>
             <w:r>
               <w:rPr>
@@ -432,7 +432,7 @@
               <w14:ligatures w14:val="standardContextual"/>
             </w:rPr>
           </w:pPr>
-          <w:hyperlink w:anchor="_Toc241696359" w:history="1">
+          <w:hyperlink w:anchor="_Toc241745231" w:history="1">
             <w:r>
               <w:rPr>
                 <w:rStyle w:val="Hiperligao"/>
@@ -456,7 +456,7 @@
               <w:rPr>
                 <w:noProof/>
               </w:rPr>
-              <w:instrText xml:space="preserve"> PAGEREF _Toc241696359 \h </w:instrText>
+              <w:instrText xml:space="preserve"> PAGEREF _Toc241745231 \h </w:instrText>
             </w:r>
             <w:r>
               <w:rPr>
@@ -498,7 +498,7 @@
               <w14:ligatures w14:val="standardContextual"/>
             </w:rPr>
           </w:pPr>
-          <w:hyperlink w:anchor="_Toc241696360" w:history="1">
+          <w:hyperlink w:anchor="_Toc241745232" w:history="1">
             <w:r>
               <w:rPr>
                 <w:rStyle w:val="Hiperligao"/>
@@ -522,7 +522,7 @@
               <w:rPr>
                 <w:noProof/>
               </w:rPr>
-              <w:instrText xml:space="preserve"> PAGEREF _Toc241696360 \h </w:instrText>
+              <w:instrText xml:space="preserve"> PAGEREF _Toc241745232 \h </w:instrText>
             </w:r>
             <w:r>
               <w:rPr>
@@ -564,7 +564,7 @@
               <w14:ligatures w14:val="standardContextual"/>
             </w:rPr>
           </w:pPr>
-          <w:hyperlink w:anchor="_Toc241696361" w:history="1">
+          <w:hyperlink w:anchor="_Toc241745233" w:history="1">
             <w:r>
               <w:rPr>
                 <w:rStyle w:val="Hiperligao"/>
@@ -588,7 +588,7 @@
               <w:rPr>
                 <w:noProof/>
               </w:rPr>
-              <w:instrText xml:space="preserve"> PAGEREF _Toc241696361 \h </w:instrText>
+              <w:instrText xml:space="preserve"> PAGEREF _Toc241745233 \h </w:instrText>
             </w:r>
             <w:r>
               <w:rPr>
@@ -630,7 +630,7 @@
               <w14:ligatures w14:val="standardContextual"/>
             </w:rPr>
           </w:pPr>
-          <w:hyperlink w:anchor="_Toc241696362" w:history="1">
+          <w:hyperlink w:anchor="_Toc241745234" w:history="1">
             <w:r>
               <w:rPr>
                 <w:rStyle w:val="Hiperligao"/>
@@ -654,7 +654,7 @@
               <w:rPr>
                 <w:noProof/>
               </w:rPr>
-              <w:instrText xml:space="preserve"> PAGEREF _Toc241696362 \h </w:instrText>
+              <w:instrText xml:space="preserve"> PAGEREF _Toc241745234 \h </w:instrText>
             </w:r>
             <w:r>
               <w:rPr>
@@ -696,7 +696,7 @@
               <w14:ligatures w14:val="standardContextual"/>
             </w:rPr>
           </w:pPr>
-          <w:hyperlink w:anchor="_Toc241696363" w:history="1">
+          <w:hyperlink w:anchor="_Toc241745235" w:history="1">
             <w:r>
               <w:rPr>
                 <w:rStyle w:val="Hiperligao"/>
@@ -720,7 +720,7 @@
               <w:rPr>
                 <w:noProof/>
               </w:rPr>
-              <w:instrText xml:space="preserve"> PAGEREF _Toc241696363 \h </w:instrText>
+              <w:instrText xml:space="preserve"> PAGEREF _Toc241745235 \h </w:instrText>
             </w:r>
             <w:r>
               <w:rPr>
@@ -768,7 +768,7 @@
       <w:pPr>
         <w:pStyle w:val="Ttulo1"/>
       </w:pPr>
-      <w:bookmarkStart w:id="0" w:name="_Toc241696354"/>
+      <w:bookmarkStart w:id="0" w:name="_Toc241745226"/>
       <w:r>
         <w:lastRenderedPageBreak/>
         <w:t>Su rol en una página</w:t>
@@ -1416,7 +1416,7 @@
         </w:rPr>
         <w:lastRenderedPageBreak/>
         <w:drawing>
-          <wp:inline distT="0" distB="0" distL="0" distR="0" wp14:anchorId="2C713D02" wp14:editId="0F3E3FE9">
+          <wp:inline distT="0" distB="0" distL="0" distR="0" wp14:anchorId="2725DF07" wp14:editId="72E9E94E">
             <wp:extent cx="5715000" cy="3571875"/>
             <wp:effectExtent l="0" t="0" r="0" b="0"/>
             <wp:docPr id="177" name="01-login.png" descr="La página de inicio de sesión con Correo electrónico, Contraseña, Recordarme y el botón Iniciar sesión." title="La página de inicio de sesión con Correo electrónico, Contraseña, Recordarme y el botón Iniciar sesión."/>
@@ -1469,7 +1469,7 @@
         <w:pStyle w:val="Ttulo1"/>
         <w:pageBreakBefore/>
       </w:pPr>
-      <w:bookmarkStart w:id="1" w:name="_Toc241696355"/>
+      <w:bookmarkStart w:id="1" w:name="_Toc241745227"/>
       <w:r>
         <w:lastRenderedPageBreak/>
         <w:t>Panel y Mapas</w:t>
@@ -1512,7 +1512,7 @@
           <w:noProof/>
         </w:rPr>
         <w:drawing>
-          <wp:inline distT="0" distB="0" distL="0" distR="0" wp14:anchorId="62267A60" wp14:editId="79319F92">
+          <wp:inline distT="0" distB="0" distL="0" distR="0" wp14:anchorId="12A84668" wp14:editId="5CA1BB01">
             <wp:extent cx="5715000" cy="3429000"/>
             <wp:effectExtent l="0" t="0" r="0" b="0"/>
             <wp:docPr id="178" name="02-maps-all.png" descr="La lista de Mapas, pestaña Todos, con todos los iconos de fila y la sección Libros de trabajo encima." title="La lista de Mapas, pestaña Todos, con todos los iconos de fila y la sección Libros de trabajo encima."/>
@@ -2041,7 +2041,7 @@
         <w:pStyle w:val="Ttulo1"/>
         <w:pageBreakBefore/>
       </w:pPr>
-      <w:bookmarkStart w:id="2" w:name="_Toc241696356"/>
+      <w:bookmarkStart w:id="2" w:name="_Toc241745228"/>
       <w:r>
         <w:lastRenderedPageBreak/>
         <w:t>Generador y visor de mapas</w:t>
@@ -2064,7 +2064,7 @@
           <w:noProof/>
         </w:rPr>
         <w:drawing>
-          <wp:inline distT="0" distB="0" distL="0" distR="0" wp14:anchorId="7FC3970D" wp14:editId="0D86C709">
+          <wp:inline distT="0" distB="0" distL="0" distR="0" wp14:anchorId="438FEA2F" wp14:editId="0317D83B">
             <wp:extent cx="5715000" cy="3571875"/>
             <wp:effectExtent l="0" t="0" r="0" b="0"/>
             <wp:docPr id="179" name="03-viewer-results.png" descr="Los resultados de una ejecución con los botones SQL y Plan junto a los botones Excel, CSV y PDF." title="Los resultados de una ejecución con los botones SQL y Plan junto a los botones Excel, CSV y PDF."/>
@@ -2696,7 +2696,7 @@
         <w:pStyle w:val="Ttulo1"/>
         <w:pageBreakBefore/>
       </w:pPr>
-      <w:bookmarkStart w:id="3" w:name="_Toc241696357"/>
+      <w:bookmarkStart w:id="3" w:name="_Toc241745229"/>
       <w:r>
         <w:lastRenderedPageBreak/>
         <w:t>Ejecuciones, Exportaciones y Programaciones</w:t>
@@ -2749,7 +2749,7 @@
           <w:noProof/>
         </w:rPr>
         <w:drawing>
-          <wp:inline distT="0" distB="0" distL="0" distR="0" wp14:anchorId="068E5ABF" wp14:editId="1E3C06E3">
+          <wp:inline distT="0" distB="0" distL="0" distR="0" wp14:anchorId="44CF0A07" wp14:editId="55C08A08">
             <wp:extent cx="5715000" cy="3571875"/>
             <wp:effectExtent l="0" t="0" r="0" b="0"/>
             <wp:docPr id="180" name="04-runs-every-user.png" descr="La página Ejecuciones mostrando las ejecuciones de todos los usuarios." title="La página Ejecuciones mostrando las ejecuciones de todos los usuarios."/>
@@ -3359,7 +3359,7 @@
         <w:pStyle w:val="Ttulo1"/>
         <w:pageBreakBefore/>
       </w:pPr>
-      <w:bookmarkStart w:id="4" w:name="_Toc241696358"/>
+      <w:bookmarkStart w:id="4" w:name="_Toc241745230"/>
       <w:r>
         <w:lastRenderedPageBreak/>
         <w:t>Áreas de negocio y Concesiones</w:t>
@@ -3392,7 +3392,7 @@
           <w:noProof/>
         </w:rPr>
         <w:drawing>
-          <wp:inline distT="0" distB="0" distL="0" distR="0" wp14:anchorId="7FE10076" wp14:editId="75DBB270">
+          <wp:inline distT="0" distB="0" distL="0" distR="0" wp14:anchorId="567C3D6E" wp14:editId="774D8DB5">
             <wp:extent cx="5715000" cy="3571875"/>
             <wp:effectExtent l="0" t="0" r="0" b="0"/>
             <wp:docPr id="181" name="09-business-areas-grants-permission.png" descr="El cuadro Administrar concesiones con la lista Permiso abierta." title="El cuadro Administrar concesiones con la lista Permiso abierta."/>
@@ -3997,7 +3997,7 @@
         <w:pStyle w:val="Ttulo1"/>
         <w:pageBreakBefore/>
       </w:pPr>
-      <w:bookmarkStart w:id="5" w:name="_Toc241696359"/>
+      <w:bookmarkStart w:id="5" w:name="_Toc241745231"/>
       <w:r>
         <w:lastRenderedPageBreak/>
         <w:t>Carpetas, Elementos, Combinaciones, Jerarquías</w:t>
@@ -4060,7 +4060,7 @@
           <w:noProof/>
         </w:rPr>
         <w:drawing>
-          <wp:inline distT="0" distB="0" distL="0" distR="0" wp14:anchorId="08597165" wp14:editId="6A5FE929">
+          <wp:inline distT="0" distB="0" distL="0" distR="0" wp14:anchorId="75425668" wp14:editId="0CF9C527">
             <wp:extent cx="2495550" cy="5905500"/>
             <wp:effectExtent l="0" t="0" r="0" b="0"/>
             <wp:docPr id="182" name="14-folders-discovered.png" descr="El cuadro Nueva carpeta tras Descubrir tablas, con la lista de tablas encontradas." title="El cuadro Nueva carpeta tras Descubrir tablas, con la lista de tablas encontradas."/>
@@ -4629,7 +4629,7 @@
         <w:pStyle w:val="Ttulo1"/>
         <w:pageBreakBefore/>
       </w:pPr>
-      <w:bookmarkStart w:id="6" w:name="_Toc241696360"/>
+      <w:bookmarkStart w:id="6" w:name="_Toc241745232"/>
       <w:r>
         <w:lastRenderedPageBreak/>
         <w:t>Funciones personalizadas y Orígenes de datos</w:t>
@@ -4672,7 +4672,7 @@
           <w:noProof/>
         </w:rPr>
         <w:drawing>
-          <wp:inline distT="0" distB="0" distL="0" distR="0" wp14:anchorId="7C80AFF2" wp14:editId="6FEABFE3">
+          <wp:inline distT="0" distB="0" distL="0" distR="0" wp14:anchorId="650D15E6" wp14:editId="420E0341">
             <wp:extent cx="5715000" cy="3571875"/>
             <wp:effectExtent l="0" t="0" r="0" b="0"/>
             <wp:docPr id="183" name="30-data-sources.png" descr="La página Orígenes de datos con una tabla de conexiones y cinco iconos de fila." title="La página Orígenes de datos con una tabla de conexiones y cinco iconos de fila."/>
@@ -5232,7 +5232,7 @@
         <w:pStyle w:val="Ttulo1"/>
         <w:pageBreakBefore/>
       </w:pPr>
-      <w:bookmarkStart w:id="7" w:name="_Toc241696361"/>
+      <w:bookmarkStart w:id="7" w:name="_Toc241745233"/>
       <w:r>
         <w:lastRenderedPageBreak/>
         <w:t>Usuarios</w:t>
@@ -5255,7 +5255,7 @@
           <w:noProof/>
         </w:rPr>
         <w:drawing>
-          <wp:inline distT="0" distB="0" distL="0" distR="0" wp14:anchorId="1BD053BD" wp14:editId="22293F45">
+          <wp:inline distT="0" distB="0" distL="0" distR="0" wp14:anchorId="2E9FA144" wp14:editId="3CFA8093">
             <wp:extent cx="5715000" cy="3571875"/>
             <wp:effectExtent l="0" t="0" r="0" b="0"/>
             <wp:docPr id="184" name="35-users.png" descr="La página Usuarios con los botones Archivo de credenciales y Nuevo usuario y los iconos de fila." title="La página Usuarios con los botones Archivo de credenciales y Nuevo usuario y los iconos de fila."/>
@@ -5952,7 +5952,7 @@
         <w:pStyle w:val="Ttulo1"/>
         <w:pageBreakBefore/>
       </w:pPr>
-      <w:bookmarkStart w:id="8" w:name="_Toc241696362"/>
+      <w:bookmarkStart w:id="8" w:name="_Toc241745234"/>
       <w:r>
         <w:lastRenderedPageBreak/>
         <w:t>Directivas de seguridad y Registro de auditoría</w:t>
@@ -5995,7 +5995,7 @@
           <w:noProof/>
         </w:rPr>
         <w:drawing>
-          <wp:inline distT="0" distB="0" distL="0" distR="0" wp14:anchorId="236D0A18" wp14:editId="2928EDE6">
+          <wp:inline distT="0" distB="0" distL="0" distR="0" wp14:anchorId="71235D31" wp14:editId="74BB202D">
             <wp:extent cx="3324225" cy="4676775"/>
             <wp:effectExtent l="0" t="0" r="0" b="0"/>
             <wp:docPr id="185" name="44-security-new-dialog.png" descr="El cuadro Nueva directiva con un nombre, una descripción y una regla." title="El cuadro Nueva directiva con un nombre, una descripción y una regla."/>
@@ -6359,7 +6359,7 @@
         <w:pStyle w:val="Ttulo1"/>
         <w:pageBreakBefore/>
       </w:pPr>
-      <w:bookmarkStart w:id="9" w:name="_Toc241696363"/>
+      <w:bookmarkStart w:id="9" w:name="_Toc241745235"/>
       <w:r>
         <w:lastRenderedPageBreak/>
         <w:t>Migración</w:t>
@@ -6392,7 +6392,7 @@
           <w:noProof/>
         </w:rPr>
         <w:drawing>
-          <wp:inline distT="0" distB="0" distL="0" distR="0" wp14:anchorId="223B465B" wp14:editId="5706D491">
+          <wp:inline distT="0" distB="0" distL="0" distR="0" wp14:anchorId="49CE5675" wp14:editId="0BD7A6F1">
             <wp:extent cx="5715000" cy="3571875"/>
             <wp:effectExtent l="0" t="0" r="0" b="0"/>
             <wp:docPr id="186" name="50-migration.png" descr="La página Migración con la tarjeta de origen, sus botones y el texto de ayuda." title="La página Migración con la tarjeta de origen, sus botones y el texto de ayuda."/>
@@ -7095,10 +7095,68 @@
 <file path=word/numbering.xml><?xml version="1.0" encoding="utf-8"?>
 <w:numbering xmlns:wpc="http://schemas.microsoft.com/office/word/2010/wordprocessingCanvas" xmlns:cx="http://schemas.microsoft.com/office/drawing/2014/chartex" xmlns:cx1="http://schemas.microsoft.com/office/drawing/2015/9/8/chartex" xmlns:cx2="http://schemas.microsoft.com/office/drawing/2015/10/21/chartex" xmlns:cx3="http://schemas.microsoft.com/office/drawing/2016/5/9/chartex" xmlns:cx4="http://schemas.microsoft.com/office/drawing/2016/5/10/chartex" xmlns:cx5="http://schemas.microsoft.com/office/drawing/2016/5/11/chartex" xmlns:cx6="http://schemas.microsoft.com/office/drawing/2016/5/12/chartex" xmlns:cx7="http://schemas.microsoft.com/office/drawing/2016/5/13/chartex" xmlns:cx8="http://schemas.microsoft.com/office/drawing/2016/5/14/chartex" xmlns:mc="http://schemas.openxmlformats.org/markup-compatibility/2006" xmlns:aink="http://schemas.microsoft.com/office/drawing/2016/ink" xmlns:am3d="http://schemas.microsoft.com/office/drawing/2017/model3d" xmlns:o="urn:schemas-microsoft-com:office:office" xmlns:oel="http://schemas.microsoft.com/office/2019/extlst" xmlns:r="http://schemas.openxmlformats.org/officeDocument/2006/relationships" xmlns:m="http://schemas.openxmlformats.org/officeDocument/2006/math" xmlns:v="urn:schemas-microsoft-com:vml" xmlns:wp14="http://schemas.microsoft.com/office/word/2010/wordprocessingDrawing" xmlns:wp="http://schemas.openxmlformats.org/drawingml/2006/wordprocessingDrawing" xmlns:w10="urn:schemas-microsoft-com:office:word" xmlns:w="http://schemas.openxmlformats.org/wordprocessingml/2006/main" xmlns:w14="http://schemas.microsoft.com/office/word/2010/wordml" xmlns:w15="http://schemas.microsoft.com/office/word/2012/wordml" xmlns:w16cex="http://schemas.microsoft.com/office/word/2018/wordml/cex" xmlns:w16cid="http://schemas.microsoft.com/office/word/2016/wordml/cid" xmlns:w16="http://schemas.microsoft.com/office/word/2018/wordml" xmlns:w16sdtdh="http://schemas.microsoft.com/office/word/2020/wordml/sdtdatahash" xmlns:w16se="http://schemas.microsoft.com/office/word/2015/wordml/symex" xmlns:wpg="http://schemas.microsoft.com/office/word/2010/wordprocessingGroup" xmlns:wpi="http://schemas.microsoft.com/office/word/2010/wordprocessingInk" xmlns:wne="http://schemas.microsoft.com/office/word/2006/wordml" xmlns:wps="http://schemas.microsoft.com/office/word/2010/wordprocessingShape" mc:Ignorable="w14 w15 w16se w16cid w16 w16cex w16sdtdh wp14">
   <w:abstractNum w:abstractNumId="0" w15:restartNumberingAfterBreak="0">
-    <w:nsid w:val="01303222"/>
+    <w:nsid w:val="0D47037B"/>
     <w:multiLevelType w:val="hybridMultilevel"/>
-    <w:tmpl w:val="FC3C33FE"/>
-    <w:lvl w:ilvl="0" w:tplc="F0B04016">
+    <w:tmpl w:val="8350FB60"/>
+    <w:lvl w:ilvl="0" w:tplc="49CC7EEA" w:tentative="1">
+      <w:start w:val="1"/>
+      <w:numFmt w:val="bullet"/>
+      <w:lvlText w:val="•"/>
+      <w:lvlJc w:val="left"/>
+      <w:pPr>
+        <w:ind w:left="360" w:hanging="260"/>
+      </w:pPr>
+    </w:lvl>
+    <w:lvl w:ilvl="1" w:tplc="6D7823EA" w:tentative="1">
+      <w:start w:val="1"/>
+      <w:numFmt w:val="bullet"/>
+      <w:lvlText w:val="–"/>
+      <w:lvlJc w:val="left"/>
+      <w:pPr>
+        <w:ind w:left="720" w:hanging="260"/>
+      </w:pPr>
+    </w:lvl>
+    <w:lvl w:ilvl="2" w:tplc="157A4386">
+      <w:numFmt w:val="decimal"/>
+      <w:lvlText w:val=""/>
+      <w:lvlJc w:val="left"/>
+    </w:lvl>
+    <w:lvl w:ilvl="3" w:tplc="FFA63A0C">
+      <w:numFmt w:val="decimal"/>
+      <w:lvlText w:val=""/>
+      <w:lvlJc w:val="left"/>
+    </w:lvl>
+    <w:lvl w:ilvl="4" w:tplc="3B9C1876">
+      <w:numFmt w:val="decimal"/>
+      <w:lvlText w:val=""/>
+      <w:lvlJc w:val="left"/>
+    </w:lvl>
+    <w:lvl w:ilvl="5" w:tplc="C1C89E86">
+      <w:numFmt w:val="decimal"/>
+      <w:lvlText w:val=""/>
+      <w:lvlJc w:val="left"/>
+    </w:lvl>
+    <w:lvl w:ilvl="6" w:tplc="F2D45C9C">
+      <w:numFmt w:val="decimal"/>
+      <w:lvlText w:val=""/>
+      <w:lvlJc w:val="left"/>
+    </w:lvl>
+    <w:lvl w:ilvl="7" w:tplc="57F4AC68">
+      <w:numFmt w:val="decimal"/>
+      <w:lvlText w:val=""/>
+      <w:lvlJc w:val="left"/>
+    </w:lvl>
+    <w:lvl w:ilvl="8" w:tplc="8D684510">
+      <w:numFmt w:val="decimal"/>
+      <w:lvlText w:val=""/>
+      <w:lvlJc w:val="left"/>
+    </w:lvl>
+  </w:abstractNum>
+  <w:abstractNum w:abstractNumId="1" w15:restartNumberingAfterBreak="0">
+    <w:nsid w:val="28B61421"/>
+    <w:multiLevelType w:val="hybridMultilevel"/>
+    <w:tmpl w:val="ED58EC3E"/>
+    <w:lvl w:ilvl="0" w:tplc="B2FE6E54">
       <w:start w:val="1"/>
       <w:numFmt w:val="decimal"/>
       <w:lvlText w:val="%1."/>
@@ -7107,7 +7165,7 @@
         <w:ind w:left="360" w:hanging="300"/>
       </w:pPr>
     </w:lvl>
-    <w:lvl w:ilvl="1" w:tplc="17E63386" w:tentative="1">
+    <w:lvl w:ilvl="1" w:tplc="E708A456" w:tentative="1">
       <w:start w:val="1"/>
       <w:numFmt w:val="lowerLetter"/>
       <w:lvlText w:val="%2."/>
@@ -7116,47 +7174,47 @@
         <w:ind w:left="720" w:hanging="300"/>
       </w:pPr>
     </w:lvl>
-    <w:lvl w:ilvl="2" w:tplc="FB5A42F2">
+    <w:lvl w:ilvl="2" w:tplc="125A48D8">
       <w:numFmt w:val="decimal"/>
       <w:lvlText w:val=""/>
       <w:lvlJc w:val="left"/>
     </w:lvl>
-    <w:lvl w:ilvl="3" w:tplc="A65CC888">
+    <w:lvl w:ilvl="3" w:tplc="0554A68A">
       <w:numFmt w:val="decimal"/>
       <w:lvlText w:val=""/>
       <w:lvlJc w:val="left"/>
     </w:lvl>
-    <w:lvl w:ilvl="4" w:tplc="B5061A80">
+    <w:lvl w:ilvl="4" w:tplc="7C789C26">
       <w:numFmt w:val="decimal"/>
       <w:lvlText w:val=""/>
       <w:lvlJc w:val="left"/>
     </w:lvl>
-    <w:lvl w:ilvl="5" w:tplc="01E27A04">
+    <w:lvl w:ilvl="5" w:tplc="C756AB1C">
       <w:numFmt w:val="decimal"/>
       <w:lvlText w:val=""/>
       <w:lvlJc w:val="left"/>
     </w:lvl>
-    <w:lvl w:ilvl="6" w:tplc="66A2EBB2">
+    <w:lvl w:ilvl="6" w:tplc="E0EE8F9A">
       <w:numFmt w:val="decimal"/>
       <w:lvlText w:val=""/>
       <w:lvlJc w:val="left"/>
     </w:lvl>
-    <w:lvl w:ilvl="7" w:tplc="B35C4478">
+    <w:lvl w:ilvl="7" w:tplc="AB521108">
       <w:numFmt w:val="decimal"/>
       <w:lvlText w:val=""/>
       <w:lvlJc w:val="left"/>
     </w:lvl>
-    <w:lvl w:ilvl="8" w:tplc="15721C38">
+    <w:lvl w:ilvl="8" w:tplc="B27CEC7C">
       <w:numFmt w:val="decimal"/>
       <w:lvlText w:val=""/>
       <w:lvlJc w:val="left"/>
     </w:lvl>
   </w:abstractNum>
-  <w:abstractNum w:abstractNumId="1" w15:restartNumberingAfterBreak="0">
-    <w:nsid w:val="03E63F9D"/>
+  <w:abstractNum w:abstractNumId="2" w15:restartNumberingAfterBreak="0">
+    <w:nsid w:val="2EDB49BB"/>
     <w:multiLevelType w:val="hybridMultilevel"/>
-    <w:tmpl w:val="71D67CFC"/>
-    <w:lvl w:ilvl="0" w:tplc="33E8B3E2">
+    <w:tmpl w:val="9110AFBE"/>
+    <w:lvl w:ilvl="0" w:tplc="831A23C2">
       <w:start w:val="1"/>
       <w:numFmt w:val="decimal"/>
       <w:lvlText w:val="%1."/>
@@ -7165,7 +7223,7 @@
         <w:ind w:left="360" w:hanging="300"/>
       </w:pPr>
     </w:lvl>
-    <w:lvl w:ilvl="1" w:tplc="537ACCCA" w:tentative="1">
+    <w:lvl w:ilvl="1" w:tplc="49747798" w:tentative="1">
       <w:start w:val="1"/>
       <w:numFmt w:val="lowerLetter"/>
       <w:lvlText w:val="%2."/>
@@ -7174,47 +7232,133 @@
         <w:ind w:left="720" w:hanging="300"/>
       </w:pPr>
     </w:lvl>
-    <w:lvl w:ilvl="2" w:tplc="E4CE4F34">
+    <w:lvl w:ilvl="2" w:tplc="9D78B3A4">
       <w:numFmt w:val="decimal"/>
       <w:lvlText w:val=""/>
       <w:lvlJc w:val="left"/>
     </w:lvl>
-    <w:lvl w:ilvl="3" w:tplc="DB3E589E">
+    <w:lvl w:ilvl="3" w:tplc="181439F2">
       <w:numFmt w:val="decimal"/>
       <w:lvlText w:val=""/>
       <w:lvlJc w:val="left"/>
     </w:lvl>
-    <w:lvl w:ilvl="4" w:tplc="0742BA8A">
+    <w:lvl w:ilvl="4" w:tplc="43A6AC20">
       <w:numFmt w:val="decimal"/>
       <w:lvlText w:val=""/>
       <w:lvlJc w:val="left"/>
     </w:lvl>
-    <w:lvl w:ilvl="5" w:tplc="DC48432E">
+    <w:lvl w:ilvl="5" w:tplc="BECC4006">
       <w:numFmt w:val="decimal"/>
       <w:lvlText w:val=""/>
       <w:lvlJc w:val="left"/>
     </w:lvl>
-    <w:lvl w:ilvl="6" w:tplc="BB320FAC">
+    <w:lvl w:ilvl="6" w:tplc="A80A0936">
       <w:numFmt w:val="decimal"/>
       <w:lvlText w:val=""/>
       <w:lvlJc w:val="left"/>
     </w:lvl>
-    <w:lvl w:ilvl="7" w:tplc="B4A46902">
+    <w:lvl w:ilvl="7" w:tplc="B4582194">
       <w:numFmt w:val="decimal"/>
       <w:lvlText w:val=""/>
       <w:lvlJc w:val="left"/>
     </w:lvl>
-    <w:lvl w:ilvl="8" w:tplc="F122322A">
+    <w:lvl w:ilvl="8" w:tplc="7102EFCE">
       <w:numFmt w:val="decimal"/>
       <w:lvlText w:val=""/>
       <w:lvlJc w:val="left"/>
     </w:lvl>
   </w:abstractNum>
-  <w:abstractNum w:abstractNumId="2" w15:restartNumberingAfterBreak="0">
-    <w:nsid w:val="0ECC66C2"/>
+  <w:abstractNum w:abstractNumId="3" w15:restartNumberingAfterBreak="0">
+    <w:nsid w:val="40122FA9"/>
     <w:multiLevelType w:val="hybridMultilevel"/>
-    <w:tmpl w:val="C3D8AFDA"/>
-    <w:lvl w:ilvl="0" w:tplc="B8DC8268">
+    <w:tmpl w:val="241CAB04"/>
+    <w:lvl w:ilvl="0" w:tplc="6B8A0052" w:tentative="1">
+      <w:start w:val="1"/>
+      <w:numFmt w:val="bullet"/>
+      <w:lvlText w:val="●"/>
+      <w:lvlJc w:val="left"/>
+      <w:pPr>
+        <w:ind w:left="720" w:hanging="360"/>
+      </w:pPr>
+    </w:lvl>
+    <w:lvl w:ilvl="1" w:tplc="A7701FFE" w:tentative="1">
+      <w:start w:val="1"/>
+      <w:numFmt w:val="bullet"/>
+      <w:lvlText w:val="○"/>
+      <w:lvlJc w:val="left"/>
+      <w:pPr>
+        <w:ind w:left="1440" w:hanging="360"/>
+      </w:pPr>
+    </w:lvl>
+    <w:lvl w:ilvl="2" w:tplc="AD168F60" w:tentative="1">
+      <w:start w:val="1"/>
+      <w:numFmt w:val="bullet"/>
+      <w:lvlText w:val="■"/>
+      <w:lvlJc w:val="left"/>
+      <w:pPr>
+        <w:ind w:left="2160" w:hanging="360"/>
+      </w:pPr>
+    </w:lvl>
+    <w:lvl w:ilvl="3" w:tplc="E52088C6" w:tentative="1">
+      <w:start w:val="1"/>
+      <w:numFmt w:val="bullet"/>
+      <w:lvlText w:val="●"/>
+      <w:lvlJc w:val="left"/>
+      <w:pPr>
+        <w:ind w:left="2880" w:hanging="360"/>
+      </w:pPr>
+    </w:lvl>
+    <w:lvl w:ilvl="4" w:tplc="B12EA59C" w:tentative="1">
+      <w:start w:val="1"/>
+      <w:numFmt w:val="bullet"/>
+      <w:lvlText w:val="○"/>
+      <w:lvlJc w:val="left"/>
+      <w:pPr>
+        <w:ind w:left="3600" w:hanging="360"/>
+      </w:pPr>
+    </w:lvl>
+    <w:lvl w:ilvl="5" w:tplc="F3AA7856" w:tentative="1">
+      <w:start w:val="1"/>
+      <w:numFmt w:val="bullet"/>
+      <w:lvlText w:val="■"/>
+      <w:lvlJc w:val="left"/>
+      <w:pPr>
+        <w:ind w:left="4320" w:hanging="360"/>
+      </w:pPr>
+    </w:lvl>
+    <w:lvl w:ilvl="6" w:tplc="FA9615E0" w:tentative="1">
+      <w:start w:val="1"/>
+      <w:numFmt w:val="bullet"/>
+      <w:lvlText w:val="●"/>
+      <w:lvlJc w:val="left"/>
+      <w:pPr>
+        <w:ind w:left="5040" w:hanging="360"/>
+      </w:pPr>
+    </w:lvl>
+    <w:lvl w:ilvl="7" w:tplc="6FA8E52A" w:tentative="1">
+      <w:start w:val="1"/>
+      <w:numFmt w:val="bullet"/>
+      <w:lvlText w:val="●"/>
+      <w:lvlJc w:val="left"/>
+      <w:pPr>
+        <w:ind w:left="5760" w:hanging="360"/>
+      </w:pPr>
+    </w:lvl>
+    <w:lvl w:ilvl="8" w:tplc="4170EA9A" w:tentative="1">
+      <w:start w:val="1"/>
+      <w:numFmt w:val="bullet"/>
+      <w:lvlText w:val="●"/>
+      <w:lvlJc w:val="left"/>
+      <w:pPr>
+        <w:ind w:left="6480" w:hanging="360"/>
+      </w:pPr>
+    </w:lvl>
+  </w:abstractNum>
+  <w:abstractNum w:abstractNumId="4" w15:restartNumberingAfterBreak="0">
+    <w:nsid w:val="55487B81"/>
+    <w:multiLevelType w:val="hybridMultilevel"/>
+    <w:tmpl w:val="95986D98"/>
+    <w:lvl w:ilvl="0" w:tplc="E2E897FC">
       <w:start w:val="1"/>
       <w:numFmt w:val="decimal"/>
       <w:lvlText w:val="%1."/>
@@ -7223,7 +7367,7 @@
         <w:ind w:left="360" w:hanging="300"/>
       </w:pPr>
     </w:lvl>
-    <w:lvl w:ilvl="1" w:tplc="477601C2" w:tentative="1">
+    <w:lvl w:ilvl="1" w:tplc="157E069C" w:tentative="1">
       <w:start w:val="1"/>
       <w:numFmt w:val="lowerLetter"/>
       <w:lvlText w:val="%2."/>
@@ -7232,47 +7376,47 @@
         <w:ind w:left="720" w:hanging="300"/>
       </w:pPr>
     </w:lvl>
-    <w:lvl w:ilvl="2" w:tplc="EA1860C6">
+    <w:lvl w:ilvl="2" w:tplc="0636BDDE">
       <w:numFmt w:val="decimal"/>
       <w:lvlText w:val=""/>
       <w:lvlJc w:val="left"/>
     </w:lvl>
-    <w:lvl w:ilvl="3" w:tplc="23827D7A">
+    <w:lvl w:ilvl="3" w:tplc="A53EB79C">
       <w:numFmt w:val="decimal"/>
       <w:lvlText w:val=""/>
       <w:lvlJc w:val="left"/>
     </w:lvl>
-    <w:lvl w:ilvl="4" w:tplc="3F24DDB4">
+    <w:lvl w:ilvl="4" w:tplc="7A36C9B6">
       <w:numFmt w:val="decimal"/>
       <w:lvlText w:val=""/>
       <w:lvlJc w:val="left"/>
     </w:lvl>
-    <w:lvl w:ilvl="5" w:tplc="C4543D00">
+    <w:lvl w:ilvl="5" w:tplc="C9289B08">
       <w:numFmt w:val="decimal"/>
       <w:lvlText w:val=""/>
       <w:lvlJc w:val="left"/>
     </w:lvl>
-    <w:lvl w:ilvl="6" w:tplc="9A08C038">
+    <w:lvl w:ilvl="6" w:tplc="315C24B2">
       <w:numFmt w:val="decimal"/>
       <w:lvlText w:val=""/>
       <w:lvlJc w:val="left"/>
     </w:lvl>
-    <w:lvl w:ilvl="7" w:tplc="A954A9FA">
+    <w:lvl w:ilvl="7" w:tplc="264231D4">
       <w:numFmt w:val="decimal"/>
       <w:lvlText w:val=""/>
       <w:lvlJc w:val="left"/>
     </w:lvl>
-    <w:lvl w:ilvl="8" w:tplc="6A92CDAC">
+    <w:lvl w:ilvl="8" w:tplc="DB8AE89C">
       <w:numFmt w:val="decimal"/>
       <w:lvlText w:val=""/>
       <w:lvlJc w:val="left"/>
     </w:lvl>
   </w:abstractNum>
-  <w:abstractNum w:abstractNumId="3" w15:restartNumberingAfterBreak="0">
-    <w:nsid w:val="254578C0"/>
+  <w:abstractNum w:abstractNumId="5" w15:restartNumberingAfterBreak="0">
+    <w:nsid w:val="5D2651DA"/>
     <w:multiLevelType w:val="hybridMultilevel"/>
-    <w:tmpl w:val="417E150A"/>
-    <w:lvl w:ilvl="0" w:tplc="A70E492C">
+    <w:tmpl w:val="E432E614"/>
+    <w:lvl w:ilvl="0" w:tplc="52469BF4">
       <w:start w:val="1"/>
       <w:numFmt w:val="decimal"/>
       <w:lvlText w:val="%1."/>
@@ -7281,7 +7425,7 @@
         <w:ind w:left="360" w:hanging="300"/>
       </w:pPr>
     </w:lvl>
-    <w:lvl w:ilvl="1" w:tplc="A00A3AEC" w:tentative="1">
+    <w:lvl w:ilvl="1" w:tplc="775A455A" w:tentative="1">
       <w:start w:val="1"/>
       <w:numFmt w:val="lowerLetter"/>
       <w:lvlText w:val="%2."/>
@@ -7290,133 +7434,47 @@
         <w:ind w:left="720" w:hanging="300"/>
       </w:pPr>
     </w:lvl>
-    <w:lvl w:ilvl="2" w:tplc="FEA48492">
+    <w:lvl w:ilvl="2" w:tplc="E4FE7190">
       <w:numFmt w:val="decimal"/>
       <w:lvlText w:val=""/>
       <w:lvlJc w:val="left"/>
     </w:lvl>
-    <w:lvl w:ilvl="3" w:tplc="68B2F114">
+    <w:lvl w:ilvl="3" w:tplc="25D8519A">
       <w:numFmt w:val="decimal"/>
       <w:lvlText w:val=""/>
       <w:lvlJc w:val="left"/>
     </w:lvl>
-    <w:lvl w:ilvl="4" w:tplc="3474C628">
+    <w:lvl w:ilvl="4" w:tplc="D49E2F52">
       <w:numFmt w:val="decimal"/>
       <w:lvlText w:val=""/>
       <w:lvlJc w:val="left"/>
     </w:lvl>
-    <w:lvl w:ilvl="5" w:tplc="81D0A4B0">
+    <w:lvl w:ilvl="5" w:tplc="C14AE630">
       <w:numFmt w:val="decimal"/>
       <w:lvlText w:val=""/>
       <w:lvlJc w:val="left"/>
     </w:lvl>
-    <w:lvl w:ilvl="6" w:tplc="A7FC0510">
+    <w:lvl w:ilvl="6" w:tplc="5F9A2B48">
       <w:numFmt w:val="decimal"/>
       <w:lvlText w:val=""/>
       <w:lvlJc w:val="left"/>
     </w:lvl>
-    <w:lvl w:ilvl="7" w:tplc="96FCD07E">
+    <w:lvl w:ilvl="7" w:tplc="BC78F0C6">
       <w:numFmt w:val="decimal"/>
       <w:lvlText w:val=""/>
       <w:lvlJc w:val="left"/>
     </w:lvl>
-    <w:lvl w:ilvl="8" w:tplc="2E7806DC">
+    <w:lvl w:ilvl="8" w:tplc="90CEB952">
       <w:numFmt w:val="decimal"/>
       <w:lvlText w:val=""/>
       <w:lvlJc w:val="left"/>
     </w:lvl>
   </w:abstractNum>
-  <w:abstractNum w:abstractNumId="4" w15:restartNumberingAfterBreak="0">
-    <w:nsid w:val="362D173C"/>
+  <w:abstractNum w:abstractNumId="6" w15:restartNumberingAfterBreak="0">
+    <w:nsid w:val="625C2FDD"/>
     <w:multiLevelType w:val="hybridMultilevel"/>
-    <w:tmpl w:val="14FC590C"/>
-    <w:lvl w:ilvl="0" w:tplc="AFCEEFA8" w:tentative="1">
-      <w:start w:val="1"/>
-      <w:numFmt w:val="bullet"/>
-      <w:lvlText w:val="●"/>
-      <w:lvlJc w:val="left"/>
-      <w:pPr>
-        <w:ind w:left="720" w:hanging="360"/>
-      </w:pPr>
-    </w:lvl>
-    <w:lvl w:ilvl="1" w:tplc="7E949AB8" w:tentative="1">
-      <w:start w:val="1"/>
-      <w:numFmt w:val="bullet"/>
-      <w:lvlText w:val="○"/>
-      <w:lvlJc w:val="left"/>
-      <w:pPr>
-        <w:ind w:left="1440" w:hanging="360"/>
-      </w:pPr>
-    </w:lvl>
-    <w:lvl w:ilvl="2" w:tplc="14B240F6" w:tentative="1">
-      <w:start w:val="1"/>
-      <w:numFmt w:val="bullet"/>
-      <w:lvlText w:val="■"/>
-      <w:lvlJc w:val="left"/>
-      <w:pPr>
-        <w:ind w:left="2160" w:hanging="360"/>
-      </w:pPr>
-    </w:lvl>
-    <w:lvl w:ilvl="3" w:tplc="ACCA3804" w:tentative="1">
-      <w:start w:val="1"/>
-      <w:numFmt w:val="bullet"/>
-      <w:lvlText w:val="●"/>
-      <w:lvlJc w:val="left"/>
-      <w:pPr>
-        <w:ind w:left="2880" w:hanging="360"/>
-      </w:pPr>
-    </w:lvl>
-    <w:lvl w:ilvl="4" w:tplc="72DC0712" w:tentative="1">
-      <w:start w:val="1"/>
-      <w:numFmt w:val="bullet"/>
-      <w:lvlText w:val="○"/>
-      <w:lvlJc w:val="left"/>
-      <w:pPr>
-        <w:ind w:left="3600" w:hanging="360"/>
-      </w:pPr>
-    </w:lvl>
-    <w:lvl w:ilvl="5" w:tplc="7CEAA802" w:tentative="1">
-      <w:start w:val="1"/>
-      <w:numFmt w:val="bullet"/>
-      <w:lvlText w:val="■"/>
-      <w:lvlJc w:val="left"/>
-      <w:pPr>
-        <w:ind w:left="4320" w:hanging="360"/>
-      </w:pPr>
-    </w:lvl>
-    <w:lvl w:ilvl="6" w:tplc="03645D58" w:tentative="1">
-      <w:start w:val="1"/>
-      <w:numFmt w:val="bullet"/>
-      <w:lvlText w:val="●"/>
-      <w:lvlJc w:val="left"/>
-      <w:pPr>
-        <w:ind w:left="5040" w:hanging="360"/>
-      </w:pPr>
-    </w:lvl>
-    <w:lvl w:ilvl="7" w:tplc="7A42AE00" w:tentative="1">
-      <w:start w:val="1"/>
-      <w:numFmt w:val="bullet"/>
-      <w:lvlText w:val="●"/>
-      <w:lvlJc w:val="left"/>
-      <w:pPr>
-        <w:ind w:left="5760" w:hanging="360"/>
-      </w:pPr>
-    </w:lvl>
-    <w:lvl w:ilvl="8" w:tplc="D4E02630" w:tentative="1">
-      <w:start w:val="1"/>
-      <w:numFmt w:val="bullet"/>
-      <w:lvlText w:val="●"/>
-      <w:lvlJc w:val="left"/>
-      <w:pPr>
-        <w:ind w:left="6480" w:hanging="360"/>
-      </w:pPr>
-    </w:lvl>
-  </w:abstractNum>
-  <w:abstractNum w:abstractNumId="5" w15:restartNumberingAfterBreak="0">
-    <w:nsid w:val="404974B4"/>
-    <w:multiLevelType w:val="hybridMultilevel"/>
-    <w:tmpl w:val="F32A5478"/>
-    <w:lvl w:ilvl="0" w:tplc="F040871E">
+    <w:tmpl w:val="C8E6A5AE"/>
+    <w:lvl w:ilvl="0" w:tplc="7CF2ABE6">
       <w:start w:val="1"/>
       <w:numFmt w:val="decimal"/>
       <w:lvlText w:val="%1."/>
@@ -7425,7 +7483,7 @@
         <w:ind w:left="360" w:hanging="300"/>
       </w:pPr>
     </w:lvl>
-    <w:lvl w:ilvl="1" w:tplc="1A6E70FC" w:tentative="1">
+    <w:lvl w:ilvl="1" w:tplc="22B27C22" w:tentative="1">
       <w:start w:val="1"/>
       <w:numFmt w:val="lowerLetter"/>
       <w:lvlText w:val="%2."/>
@@ -7434,47 +7492,47 @@
         <w:ind w:left="720" w:hanging="300"/>
       </w:pPr>
     </w:lvl>
-    <w:lvl w:ilvl="2" w:tplc="F5545E42">
+    <w:lvl w:ilvl="2" w:tplc="A17C7F26">
       <w:numFmt w:val="decimal"/>
       <w:lvlText w:val=""/>
       <w:lvlJc w:val="left"/>
     </w:lvl>
-    <w:lvl w:ilvl="3" w:tplc="848A1B04">
+    <w:lvl w:ilvl="3" w:tplc="315AB8A2">
       <w:numFmt w:val="decimal"/>
       <w:lvlText w:val=""/>
       <w:lvlJc w:val="left"/>
     </w:lvl>
-    <w:lvl w:ilvl="4" w:tplc="AEF0B4B4">
+    <w:lvl w:ilvl="4" w:tplc="BB764282">
       <w:numFmt w:val="decimal"/>
       <w:lvlText w:val=""/>
       <w:lvlJc w:val="left"/>
     </w:lvl>
-    <w:lvl w:ilvl="5" w:tplc="E9587B06">
+    <w:lvl w:ilvl="5" w:tplc="E24C3B62">
       <w:numFmt w:val="decimal"/>
       <w:lvlText w:val=""/>
       <w:lvlJc w:val="left"/>
     </w:lvl>
-    <w:lvl w:ilvl="6" w:tplc="FBC081F0">
+    <w:lvl w:ilvl="6" w:tplc="816806B2">
       <w:numFmt w:val="decimal"/>
       <w:lvlText w:val=""/>
       <w:lvlJc w:val="left"/>
     </w:lvl>
-    <w:lvl w:ilvl="7" w:tplc="36B2AC76">
+    <w:lvl w:ilvl="7" w:tplc="18FE4F00">
       <w:numFmt w:val="decimal"/>
       <w:lvlText w:val=""/>
       <w:lvlJc w:val="left"/>
     </w:lvl>
-    <w:lvl w:ilvl="8" w:tplc="D99847E2">
+    <w:lvl w:ilvl="8" w:tplc="28780988">
       <w:numFmt w:val="decimal"/>
       <w:lvlText w:val=""/>
       <w:lvlJc w:val="left"/>
     </w:lvl>
   </w:abstractNum>
-  <w:abstractNum w:abstractNumId="6" w15:restartNumberingAfterBreak="0">
-    <w:nsid w:val="479E2B86"/>
+  <w:abstractNum w:abstractNumId="7" w15:restartNumberingAfterBreak="0">
+    <w:nsid w:val="629F4B99"/>
     <w:multiLevelType w:val="hybridMultilevel"/>
-    <w:tmpl w:val="E8D0F51E"/>
-    <w:lvl w:ilvl="0" w:tplc="115694AA">
+    <w:tmpl w:val="D8C492FA"/>
+    <w:lvl w:ilvl="0" w:tplc="EBFE1988">
       <w:start w:val="1"/>
       <w:numFmt w:val="decimal"/>
       <w:lvlText w:val="%1."/>
@@ -7483,7 +7541,7 @@
         <w:ind w:left="360" w:hanging="300"/>
       </w:pPr>
     </w:lvl>
-    <w:lvl w:ilvl="1" w:tplc="D2FC8660" w:tentative="1">
+    <w:lvl w:ilvl="1" w:tplc="C4907912" w:tentative="1">
       <w:start w:val="1"/>
       <w:numFmt w:val="lowerLetter"/>
       <w:lvlText w:val="%2."/>
@@ -7492,47 +7550,47 @@
         <w:ind w:left="720" w:hanging="300"/>
       </w:pPr>
     </w:lvl>
-    <w:lvl w:ilvl="2" w:tplc="BB682F50">
+    <w:lvl w:ilvl="2" w:tplc="2B6E9326">
       <w:numFmt w:val="decimal"/>
       <w:lvlText w:val=""/>
       <w:lvlJc w:val="left"/>
     </w:lvl>
-    <w:lvl w:ilvl="3" w:tplc="61D21068">
+    <w:lvl w:ilvl="3" w:tplc="80107706">
       <w:numFmt w:val="decimal"/>
       <w:lvlText w:val=""/>
       <w:lvlJc w:val="left"/>
     </w:lvl>
-    <w:lvl w:ilvl="4" w:tplc="B92AFE56">
+    <w:lvl w:ilvl="4" w:tplc="855ECEA0">
       <w:numFmt w:val="decimal"/>
       <w:lvlText w:val=""/>
       <w:lvlJc w:val="left"/>
     </w:lvl>
-    <w:lvl w:ilvl="5" w:tplc="C60080D2">
+    <w:lvl w:ilvl="5" w:tplc="8168EFF2">
       <w:numFmt w:val="decimal"/>
       <w:lvlText w:val=""/>
       <w:lvlJc w:val="left"/>
     </w:lvl>
-    <w:lvl w:ilvl="6" w:tplc="80CC79D0">
+    <w:lvl w:ilvl="6" w:tplc="D2F6AFA6">
       <w:numFmt w:val="decimal"/>
       <w:lvlText w:val=""/>
       <w:lvlJc w:val="left"/>
     </w:lvl>
-    <w:lvl w:ilvl="7" w:tplc="BC2EEBE6">
+    <w:lvl w:ilvl="7" w:tplc="E8ACA040">
       <w:numFmt w:val="decimal"/>
       <w:lvlText w:val=""/>
       <w:lvlJc w:val="left"/>
     </w:lvl>
-    <w:lvl w:ilvl="8" w:tplc="78E2139E">
+    <w:lvl w:ilvl="8" w:tplc="2BEEADC4">
       <w:numFmt w:val="decimal"/>
       <w:lvlText w:val=""/>
       <w:lvlJc w:val="left"/>
     </w:lvl>
   </w:abstractNum>
-  <w:abstractNum w:abstractNumId="7" w15:restartNumberingAfterBreak="0">
-    <w:nsid w:val="482A4635"/>
+  <w:abstractNum w:abstractNumId="8" w15:restartNumberingAfterBreak="0">
+    <w:nsid w:val="70397E9A"/>
     <w:multiLevelType w:val="hybridMultilevel"/>
-    <w:tmpl w:val="57A825C6"/>
-    <w:lvl w:ilvl="0" w:tplc="90966C36">
+    <w:tmpl w:val="6914A6DE"/>
+    <w:lvl w:ilvl="0" w:tplc="0BFC17A8">
       <w:start w:val="1"/>
       <w:numFmt w:val="decimal"/>
       <w:lvlText w:val="%1."/>
@@ -7541,7 +7599,7 @@
         <w:ind w:left="360" w:hanging="300"/>
       </w:pPr>
     </w:lvl>
-    <w:lvl w:ilvl="1" w:tplc="DC2AF742" w:tentative="1">
+    <w:lvl w:ilvl="1" w:tplc="013A745A" w:tentative="1">
       <w:start w:val="1"/>
       <w:numFmt w:val="lowerLetter"/>
       <w:lvlText w:val="%2."/>
@@ -7550,47 +7608,47 @@
         <w:ind w:left="720" w:hanging="300"/>
       </w:pPr>
     </w:lvl>
-    <w:lvl w:ilvl="2" w:tplc="61A0CFA2">
+    <w:lvl w:ilvl="2" w:tplc="3B00E9CC">
       <w:numFmt w:val="decimal"/>
       <w:lvlText w:val=""/>
       <w:lvlJc w:val="left"/>
     </w:lvl>
-    <w:lvl w:ilvl="3" w:tplc="0F5CB22A">
+    <w:lvl w:ilvl="3" w:tplc="FCC47448">
       <w:numFmt w:val="decimal"/>
       <w:lvlText w:val=""/>
       <w:lvlJc w:val="left"/>
     </w:lvl>
-    <w:lvl w:ilvl="4" w:tplc="7458C49C">
+    <w:lvl w:ilvl="4" w:tplc="774E6A36">
       <w:numFmt w:val="decimal"/>
       <w:lvlText w:val=""/>
       <w:lvlJc w:val="left"/>
     </w:lvl>
-    <w:lvl w:ilvl="5" w:tplc="37EA7D8A">
+    <w:lvl w:ilvl="5" w:tplc="27987DD4">
       <w:numFmt w:val="decimal"/>
       <w:lvlText w:val=""/>
       <w:lvlJc w:val="left"/>
     </w:lvl>
-    <w:lvl w:ilvl="6" w:tplc="ACD86252">
+    <w:lvl w:ilvl="6" w:tplc="AC8853F4">
       <w:numFmt w:val="decimal"/>
       <w:lvlText w:val=""/>
       <w:lvlJc w:val="left"/>
     </w:lvl>
-    <w:lvl w:ilvl="7" w:tplc="6052BCFA">
+    <w:lvl w:ilvl="7" w:tplc="33BE7D4C">
       <w:numFmt w:val="decimal"/>
       <w:lvlText w:val=""/>
       <w:lvlJc w:val="left"/>
     </w:lvl>
-    <w:lvl w:ilvl="8" w:tplc="5C581682">
+    <w:lvl w:ilvl="8" w:tplc="43708C98">
       <w:numFmt w:val="decimal"/>
       <w:lvlText w:val=""/>
       <w:lvlJc w:val="left"/>
     </w:lvl>
   </w:abstractNum>
-  <w:abstractNum w:abstractNumId="8" w15:restartNumberingAfterBreak="0">
-    <w:nsid w:val="556C638E"/>
+  <w:abstractNum w:abstractNumId="9" w15:restartNumberingAfterBreak="0">
+    <w:nsid w:val="76CF2CD1"/>
     <w:multiLevelType w:val="hybridMultilevel"/>
-    <w:tmpl w:val="0F105898"/>
-    <w:lvl w:ilvl="0" w:tplc="2DD0E916">
+    <w:tmpl w:val="F7783D88"/>
+    <w:lvl w:ilvl="0" w:tplc="EBD6117E">
       <w:start w:val="1"/>
       <w:numFmt w:val="decimal"/>
       <w:lvlText w:val="%1."/>
@@ -7599,7 +7657,7 @@
         <w:ind w:left="360" w:hanging="300"/>
       </w:pPr>
     </w:lvl>
-    <w:lvl w:ilvl="1" w:tplc="7F0A0A3C" w:tentative="1">
+    <w:lvl w:ilvl="1" w:tplc="5F3E305E" w:tentative="1">
       <w:start w:val="1"/>
       <w:numFmt w:val="lowerLetter"/>
       <w:lvlText w:val="%2."/>
@@ -7608,105 +7666,47 @@
         <w:ind w:left="720" w:hanging="300"/>
       </w:pPr>
     </w:lvl>
-    <w:lvl w:ilvl="2" w:tplc="2056E226">
+    <w:lvl w:ilvl="2" w:tplc="D8CA7F26">
       <w:numFmt w:val="decimal"/>
       <w:lvlText w:val=""/>
       <w:lvlJc w:val="left"/>
     </w:lvl>
-    <w:lvl w:ilvl="3" w:tplc="77C683A8">
+    <w:lvl w:ilvl="3" w:tplc="63E60D92">
       <w:numFmt w:val="decimal"/>
       <w:lvlText w:val=""/>
       <w:lvlJc w:val="left"/>
     </w:lvl>
-    <w:lvl w:ilvl="4" w:tplc="4D96FAFC">
+    <w:lvl w:ilvl="4" w:tplc="184209A6">
       <w:numFmt w:val="decimal"/>
       <w:lvlText w:val=""/>
       <w:lvlJc w:val="left"/>
     </w:lvl>
-    <w:lvl w:ilvl="5" w:tplc="314A4C66">
+    <w:lvl w:ilvl="5" w:tplc="A448D4FC">
       <w:numFmt w:val="decimal"/>
       <w:lvlText w:val=""/>
       <w:lvlJc w:val="left"/>
     </w:lvl>
-    <w:lvl w:ilvl="6" w:tplc="4D60E912">
+    <w:lvl w:ilvl="6" w:tplc="4FEC6E68">
       <w:numFmt w:val="decimal"/>
       <w:lvlText w:val=""/>
       <w:lvlJc w:val="left"/>
     </w:lvl>
-    <w:lvl w:ilvl="7" w:tplc="E08ABF24">
+    <w:lvl w:ilvl="7" w:tplc="0FD47358">
       <w:numFmt w:val="decimal"/>
       <w:lvlText w:val=""/>
       <w:lvlJc w:val="left"/>
     </w:lvl>
-    <w:lvl w:ilvl="8" w:tplc="5936FF4E">
+    <w:lvl w:ilvl="8" w:tplc="65D633EA">
       <w:numFmt w:val="decimal"/>
       <w:lvlText w:val=""/>
       <w:lvlJc w:val="left"/>
     </w:lvl>
   </w:abstractNum>
-  <w:abstractNum w:abstractNumId="9" w15:restartNumberingAfterBreak="0">
-    <w:nsid w:val="62C572B0"/>
+  <w:abstractNum w:abstractNumId="10" w15:restartNumberingAfterBreak="0">
+    <w:nsid w:val="7BA00B14"/>
     <w:multiLevelType w:val="hybridMultilevel"/>
-    <w:tmpl w:val="12EC2A1E"/>
-    <w:lvl w:ilvl="0" w:tplc="414EA42A" w:tentative="1">
-      <w:start w:val="1"/>
-      <w:numFmt w:val="bullet"/>
-      <w:lvlText w:val="•"/>
-      <w:lvlJc w:val="left"/>
-      <w:pPr>
-        <w:ind w:left="360" w:hanging="260"/>
-      </w:pPr>
-    </w:lvl>
-    <w:lvl w:ilvl="1" w:tplc="79DEA230" w:tentative="1">
-      <w:start w:val="1"/>
-      <w:numFmt w:val="bullet"/>
-      <w:lvlText w:val="–"/>
-      <w:lvlJc w:val="left"/>
-      <w:pPr>
-        <w:ind w:left="720" w:hanging="260"/>
-      </w:pPr>
-    </w:lvl>
-    <w:lvl w:ilvl="2" w:tplc="7534B5C2">
-      <w:numFmt w:val="decimal"/>
-      <w:lvlText w:val=""/>
-      <w:lvlJc w:val="left"/>
-    </w:lvl>
-    <w:lvl w:ilvl="3" w:tplc="6E8EB872">
-      <w:numFmt w:val="decimal"/>
-      <w:lvlText w:val=""/>
-      <w:lvlJc w:val="left"/>
-    </w:lvl>
-    <w:lvl w:ilvl="4" w:tplc="7FB2437A">
-      <w:numFmt w:val="decimal"/>
-      <w:lvlText w:val=""/>
-      <w:lvlJc w:val="left"/>
-    </w:lvl>
-    <w:lvl w:ilvl="5" w:tplc="01FC7AF6">
-      <w:numFmt w:val="decimal"/>
-      <w:lvlText w:val=""/>
-      <w:lvlJc w:val="left"/>
-    </w:lvl>
-    <w:lvl w:ilvl="6" w:tplc="A63000C6">
-      <w:numFmt w:val="decimal"/>
-      <w:lvlText w:val=""/>
-      <w:lvlJc w:val="left"/>
-    </w:lvl>
-    <w:lvl w:ilvl="7" w:tplc="17580A3A">
-      <w:numFmt w:val="decimal"/>
-      <w:lvlText w:val=""/>
-      <w:lvlJc w:val="left"/>
-    </w:lvl>
-    <w:lvl w:ilvl="8" w:tplc="C4A0E96E">
-      <w:numFmt w:val="decimal"/>
-      <w:lvlText w:val=""/>
-      <w:lvlJc w:val="left"/>
-    </w:lvl>
-  </w:abstractNum>
-  <w:abstractNum w:abstractNumId="10" w15:restartNumberingAfterBreak="0">
-    <w:nsid w:val="6C2B6921"/>
-    <w:multiLevelType w:val="hybridMultilevel"/>
-    <w:tmpl w:val="A7BEA0CA"/>
-    <w:lvl w:ilvl="0" w:tplc="F5D47528">
+    <w:tmpl w:val="3CFA9C92"/>
+    <w:lvl w:ilvl="0" w:tplc="17009B70">
       <w:start w:val="1"/>
       <w:numFmt w:val="decimal"/>
       <w:lvlText w:val="%1."/>
@@ -7715,7 +7715,7 @@
         <w:ind w:left="360" w:hanging="300"/>
       </w:pPr>
     </w:lvl>
-    <w:lvl w:ilvl="1" w:tplc="1400C850" w:tentative="1">
+    <w:lvl w:ilvl="1" w:tplc="8AE6FF50" w:tentative="1">
       <w:start w:val="1"/>
       <w:numFmt w:val="lowerLetter"/>
       <w:lvlText w:val="%2."/>
@@ -7724,98 +7724,98 @@
         <w:ind w:left="720" w:hanging="300"/>
       </w:pPr>
     </w:lvl>
-    <w:lvl w:ilvl="2" w:tplc="2C2C14FE">
+    <w:lvl w:ilvl="2" w:tplc="60AABA1C">
       <w:numFmt w:val="decimal"/>
       <w:lvlText w:val=""/>
       <w:lvlJc w:val="left"/>
     </w:lvl>
-    <w:lvl w:ilvl="3" w:tplc="A3DE03EE">
+    <w:lvl w:ilvl="3" w:tplc="4482B2D2">
       <w:numFmt w:val="decimal"/>
       <w:lvlText w:val=""/>
       <w:lvlJc w:val="left"/>
     </w:lvl>
-    <w:lvl w:ilvl="4" w:tplc="381C1024">
+    <w:lvl w:ilvl="4" w:tplc="BEF6724C">
       <w:numFmt w:val="decimal"/>
       <w:lvlText w:val=""/>
       <w:lvlJc w:val="left"/>
     </w:lvl>
-    <w:lvl w:ilvl="5" w:tplc="89526F0C">
+    <w:lvl w:ilvl="5" w:tplc="355A27EA">
       <w:numFmt w:val="decimal"/>
       <w:lvlText w:val=""/>
       <w:lvlJc w:val="left"/>
     </w:lvl>
-    <w:lvl w:ilvl="6" w:tplc="9A78641C">
+    <w:lvl w:ilvl="6" w:tplc="B2A29D98">
       <w:numFmt w:val="decimal"/>
       <w:lvlText w:val=""/>
       <w:lvlJc w:val="left"/>
     </w:lvl>
-    <w:lvl w:ilvl="7" w:tplc="21B452D4">
+    <w:lvl w:ilvl="7" w:tplc="58AE917E">
       <w:numFmt w:val="decimal"/>
       <w:lvlText w:val=""/>
       <w:lvlJc w:val="left"/>
     </w:lvl>
-    <w:lvl w:ilvl="8" w:tplc="00D2D968">
+    <w:lvl w:ilvl="8" w:tplc="241EF584">
       <w:numFmt w:val="decimal"/>
       <w:lvlText w:val=""/>
       <w:lvlJc w:val="left"/>
     </w:lvl>
   </w:abstractNum>
-  <w:num w:numId="1" w16cid:durableId="1194685267">
+  <w:num w:numId="1" w16cid:durableId="1656032597">
+    <w:abstractNumId w:val="3"/>
+    <w:lvlOverride w:ilvl="0">
+      <w:startOverride w:val="1"/>
+    </w:lvlOverride>
+  </w:num>
+  <w:num w:numId="2" w16cid:durableId="835146193">
+    <w:abstractNumId w:val="7"/>
+    <w:lvlOverride w:ilvl="0">
+      <w:startOverride w:val="1"/>
+    </w:lvlOverride>
+  </w:num>
+  <w:num w:numId="3" w16cid:durableId="977489430">
+    <w:abstractNumId w:val="5"/>
+    <w:lvlOverride w:ilvl="0">
+      <w:startOverride w:val="1"/>
+    </w:lvlOverride>
+  </w:num>
+  <w:num w:numId="4" w16cid:durableId="1321349965">
+    <w:abstractNumId w:val="9"/>
+    <w:lvlOverride w:ilvl="0">
+      <w:startOverride w:val="1"/>
+    </w:lvlOverride>
+  </w:num>
+  <w:num w:numId="5" w16cid:durableId="239993806">
+    <w:abstractNumId w:val="2"/>
+    <w:lvlOverride w:ilvl="0">
+      <w:startOverride w:val="1"/>
+    </w:lvlOverride>
+  </w:num>
+  <w:num w:numId="6" w16cid:durableId="1319336117">
+    <w:abstractNumId w:val="6"/>
+    <w:lvlOverride w:ilvl="0">
+      <w:startOverride w:val="1"/>
+    </w:lvlOverride>
+  </w:num>
+  <w:num w:numId="7" w16cid:durableId="612787822">
+    <w:abstractNumId w:val="1"/>
+    <w:lvlOverride w:ilvl="0">
+      <w:startOverride w:val="1"/>
+    </w:lvlOverride>
+  </w:num>
+  <w:num w:numId="8" w16cid:durableId="1180971119">
     <w:abstractNumId w:val="4"/>
     <w:lvlOverride w:ilvl="0">
       <w:startOverride w:val="1"/>
     </w:lvlOverride>
   </w:num>
-  <w:num w:numId="2" w16cid:durableId="1579095288">
-    <w:abstractNumId w:val="0"/>
-    <w:lvlOverride w:ilvl="0">
-      <w:startOverride w:val="1"/>
-    </w:lvlOverride>
-  </w:num>
-  <w:num w:numId="3" w16cid:durableId="366805915">
-    <w:abstractNumId w:val="7"/>
-    <w:lvlOverride w:ilvl="0">
-      <w:startOverride w:val="1"/>
-    </w:lvlOverride>
-  </w:num>
-  <w:num w:numId="4" w16cid:durableId="1315373260">
-    <w:abstractNumId w:val="3"/>
-    <w:lvlOverride w:ilvl="0">
-      <w:startOverride w:val="1"/>
-    </w:lvlOverride>
-  </w:num>
-  <w:num w:numId="5" w16cid:durableId="1104417090">
-    <w:abstractNumId w:val="10"/>
-    <w:lvlOverride w:ilvl="0">
-      <w:startOverride w:val="1"/>
-    </w:lvlOverride>
-  </w:num>
-  <w:num w:numId="6" w16cid:durableId="1385911957">
-    <w:abstractNumId w:val="6"/>
-    <w:lvlOverride w:ilvl="0">
-      <w:startOverride w:val="1"/>
-    </w:lvlOverride>
-  </w:num>
-  <w:num w:numId="7" w16cid:durableId="1141070417">
-    <w:abstractNumId w:val="5"/>
-    <w:lvlOverride w:ilvl="0">
-      <w:startOverride w:val="1"/>
-    </w:lvlOverride>
-  </w:num>
-  <w:num w:numId="8" w16cid:durableId="1489707130">
+  <w:num w:numId="9" w16cid:durableId="903219593">
     <w:abstractNumId w:val="8"/>
     <w:lvlOverride w:ilvl="0">
       <w:startOverride w:val="1"/>
     </w:lvlOverride>
   </w:num>
-  <w:num w:numId="9" w16cid:durableId="1941142593">
-    <w:abstractNumId w:val="1"/>
-    <w:lvlOverride w:ilvl="0">
-      <w:startOverride w:val="1"/>
-    </w:lvlOverride>
-  </w:num>
-  <w:num w:numId="10" w16cid:durableId="252397852">
-    <w:abstractNumId w:val="2"/>
+  <w:num w:numId="10" w16cid:durableId="481388014">
+    <w:abstractNumId w:val="10"/>
     <w:lvlOverride w:ilvl="0">
       <w:startOverride w:val="1"/>
     </w:lvlOverride>
@@ -8496,7 +8496,7 @@
     <w:autoRedefine/>
     <w:uiPriority w:val="39"/>
     <w:unhideWhenUsed/>
-    <w:rsid w:val="00900FFF"/>
+    <w:rsid w:val="00EC3F22"/>
     <w:pPr>
       <w:spacing w:after="100"/>
     </w:pPr>

--- a/discoverer-neo/docs/user-guide/manual/Discoverer-Neo-ADMIN-Guide-Quick-es-ES.docx
+++ b/discoverer-neo/docs/user-guide/manual/Discoverer-Neo-ADMIN-Guide-Quick-es-ES.docx
@@ -54,7 +54,7 @@
           <w:sz w:val="22"/>
           <w:szCs w:val="22"/>
         </w:rPr>
-        <w:t>Versión 2.1.0</w:t>
+        <w:t>Versión 2.1.1</w:t>
       </w:r>
     </w:p>
     <w:p>
@@ -74,7 +74,7 @@
     <w:sdt>
       <w:sdtPr>
         <w:alias w:val="Índice"/>
-        <w:id w:val="315845993"/>
+        <w:id w:val="-11452658"/>
       </w:sdtPr>
       <w:sdtEndPr/>
       <w:sdtContent>
@@ -102,7 +102,7 @@
           <w:r>
             <w:fldChar w:fldCharType="separate"/>
           </w:r>
-          <w:hyperlink w:anchor="_Toc241745226" w:history="1">
+          <w:hyperlink w:anchor="_Toc241748066" w:history="1">
             <w:r>
               <w:rPr>
                 <w:rStyle w:val="Hiperligao"/>
@@ -126,7 +126,7 @@
               <w:rPr>
                 <w:noProof/>
               </w:rPr>
-              <w:instrText xml:space="preserve"> PAGEREF _Toc241745226 \h </w:instrText>
+              <w:instrText xml:space="preserve"> PAGEREF _Toc241748066 \h </w:instrText>
             </w:r>
             <w:r>
               <w:rPr>
@@ -168,7 +168,7 @@
               <w14:ligatures w14:val="standardContextual"/>
             </w:rPr>
           </w:pPr>
-          <w:hyperlink w:anchor="_Toc241745227" w:history="1">
+          <w:hyperlink w:anchor="_Toc241748067" w:history="1">
             <w:r>
               <w:rPr>
                 <w:rStyle w:val="Hiperligao"/>
@@ -192,7 +192,7 @@
               <w:rPr>
                 <w:noProof/>
               </w:rPr>
-              <w:instrText xml:space="preserve"> PAGEREF _Toc241745227 \h </w:instrText>
+              <w:instrText xml:space="preserve"> PAGEREF _Toc241748067 \h </w:instrText>
             </w:r>
             <w:r>
               <w:rPr>
@@ -234,7 +234,7 @@
               <w14:ligatures w14:val="standardContextual"/>
             </w:rPr>
           </w:pPr>
-          <w:hyperlink w:anchor="_Toc241745228" w:history="1">
+          <w:hyperlink w:anchor="_Toc241748068" w:history="1">
             <w:r>
               <w:rPr>
                 <w:rStyle w:val="Hiperligao"/>
@@ -258,7 +258,7 @@
               <w:rPr>
                 <w:noProof/>
               </w:rPr>
-              <w:instrText xml:space="preserve"> PAGEREF _Toc241745228 \h </w:instrText>
+              <w:instrText xml:space="preserve"> PAGEREF _Toc241748068 \h </w:instrText>
             </w:r>
             <w:r>
               <w:rPr>
@@ -300,7 +300,7 @@
               <w14:ligatures w14:val="standardContextual"/>
             </w:rPr>
           </w:pPr>
-          <w:hyperlink w:anchor="_Toc241745229" w:history="1">
+          <w:hyperlink w:anchor="_Toc241748069" w:history="1">
             <w:r>
               <w:rPr>
                 <w:rStyle w:val="Hiperligao"/>
@@ -324,7 +324,7 @@
               <w:rPr>
                 <w:noProof/>
               </w:rPr>
-              <w:instrText xml:space="preserve"> PAGEREF _Toc241745229 \h </w:instrText>
+              <w:instrText xml:space="preserve"> PAGEREF _Toc241748069 \h </w:instrText>
             </w:r>
             <w:r>
               <w:rPr>
@@ -366,7 +366,7 @@
               <w14:ligatures w14:val="standardContextual"/>
             </w:rPr>
           </w:pPr>
-          <w:hyperlink w:anchor="_Toc241745230" w:history="1">
+          <w:hyperlink w:anchor="_Toc241748070" w:history="1">
             <w:r>
               <w:rPr>
                 <w:rStyle w:val="Hiperligao"/>
@@ -390,7 +390,7 @@
               <w:rPr>
                 <w:noProof/>
               </w:rPr>
-              <w:instrText xml:space="preserve"> PAGEREF _Toc241745230 \h </w:instrText>
+              <w:instrText xml:space="preserve"> PAGEREF _Toc241748070 \h </w:instrText>
             </w:r>
             <w:r>
               <w:rPr>
@@ -432,7 +432,7 @@
               <w14:ligatures w14:val="standardContextual"/>
             </w:rPr>
           </w:pPr>
-          <w:hyperlink w:anchor="_Toc241745231" w:history="1">
+          <w:hyperlink w:anchor="_Toc241748071" w:history="1">
             <w:r>
               <w:rPr>
                 <w:rStyle w:val="Hiperligao"/>
@@ -456,7 +456,7 @@
               <w:rPr>
                 <w:noProof/>
               </w:rPr>
-              <w:instrText xml:space="preserve"> PAGEREF _Toc241745231 \h </w:instrText>
+              <w:instrText xml:space="preserve"> PAGEREF _Toc241748071 \h </w:instrText>
             </w:r>
             <w:r>
               <w:rPr>
@@ -498,7 +498,7 @@
               <w14:ligatures w14:val="standardContextual"/>
             </w:rPr>
           </w:pPr>
-          <w:hyperlink w:anchor="_Toc241745232" w:history="1">
+          <w:hyperlink w:anchor="_Toc241748072" w:history="1">
             <w:r>
               <w:rPr>
                 <w:rStyle w:val="Hiperligao"/>
@@ -522,7 +522,7 @@
               <w:rPr>
                 <w:noProof/>
               </w:rPr>
-              <w:instrText xml:space="preserve"> PAGEREF _Toc241745232 \h </w:instrText>
+              <w:instrText xml:space="preserve"> PAGEREF _Toc241748072 \h </w:instrText>
             </w:r>
             <w:r>
               <w:rPr>
@@ -564,7 +564,7 @@
               <w14:ligatures w14:val="standardContextual"/>
             </w:rPr>
           </w:pPr>
-          <w:hyperlink w:anchor="_Toc241745233" w:history="1">
+          <w:hyperlink w:anchor="_Toc241748073" w:history="1">
             <w:r>
               <w:rPr>
                 <w:rStyle w:val="Hiperligao"/>
@@ -588,7 +588,7 @@
               <w:rPr>
                 <w:noProof/>
               </w:rPr>
-              <w:instrText xml:space="preserve"> PAGEREF _Toc241745233 \h </w:instrText>
+              <w:instrText xml:space="preserve"> PAGEREF _Toc241748073 \h </w:instrText>
             </w:r>
             <w:r>
               <w:rPr>
@@ -630,7 +630,7 @@
               <w14:ligatures w14:val="standardContextual"/>
             </w:rPr>
           </w:pPr>
-          <w:hyperlink w:anchor="_Toc241745234" w:history="1">
+          <w:hyperlink w:anchor="_Toc241748074" w:history="1">
             <w:r>
               <w:rPr>
                 <w:rStyle w:val="Hiperligao"/>
@@ -654,7 +654,7 @@
               <w:rPr>
                 <w:noProof/>
               </w:rPr>
-              <w:instrText xml:space="preserve"> PAGEREF _Toc241745234 \h </w:instrText>
+              <w:instrText xml:space="preserve"> PAGEREF _Toc241748074 \h </w:instrText>
             </w:r>
             <w:r>
               <w:rPr>
@@ -696,7 +696,7 @@
               <w14:ligatures w14:val="standardContextual"/>
             </w:rPr>
           </w:pPr>
-          <w:hyperlink w:anchor="_Toc241745235" w:history="1">
+          <w:hyperlink w:anchor="_Toc241748075" w:history="1">
             <w:r>
               <w:rPr>
                 <w:rStyle w:val="Hiperligao"/>
@@ -720,7 +720,7 @@
               <w:rPr>
                 <w:noProof/>
               </w:rPr>
-              <w:instrText xml:space="preserve"> PAGEREF _Toc241745235 \h </w:instrText>
+              <w:instrText xml:space="preserve"> PAGEREF _Toc241748075 \h </w:instrText>
             </w:r>
             <w:r>
               <w:rPr>
@@ -768,7 +768,7 @@
       <w:pPr>
         <w:pStyle w:val="Ttulo1"/>
       </w:pPr>
-      <w:bookmarkStart w:id="0" w:name="_Toc241745226"/>
+      <w:bookmarkStart w:id="0" w:name="_Toc241748066"/>
       <w:r>
         <w:lastRenderedPageBreak/>
         <w:t>Su rol en una página</w:t>
@@ -825,7 +825,7 @@
           <w:left w:w="10" w:type="dxa"/>
           <w:right w:w="10" w:type="dxa"/>
         </w:tblCellMar>
-        <w:tblLook w:val="0000" w:firstRow="0" w:lastRow="0" w:firstColumn="0" w:lastColumn="0" w:noHBand="0" w:noVBand="0"/>
+        <w:tblLook w:val="04A0" w:firstRow="1" w:lastRow="0" w:firstColumn="1" w:lastColumn="0" w:noHBand="0" w:noVBand="1"/>
       </w:tblPr>
       <w:tblGrid>
         <w:gridCol w:w="4513"/>
@@ -1416,7 +1416,7 @@
         </w:rPr>
         <w:lastRenderedPageBreak/>
         <w:drawing>
-          <wp:inline distT="0" distB="0" distL="0" distR="0" wp14:anchorId="2725DF07" wp14:editId="72E9E94E">
+          <wp:inline distT="0" distB="0" distL="0" distR="0" wp14:anchorId="0AF4B0D8" wp14:editId="68310072">
             <wp:extent cx="5715000" cy="3571875"/>
             <wp:effectExtent l="0" t="0" r="0" b="0"/>
             <wp:docPr id="177" name="01-login.png" descr="La página de inicio de sesión con Correo electrónico, Contraseña, Recordarme y el botón Iniciar sesión." title="La página de inicio de sesión con Correo electrónico, Contraseña, Recordarme y el botón Iniciar sesión."/>
@@ -1469,7 +1469,7 @@
         <w:pStyle w:val="Ttulo1"/>
         <w:pageBreakBefore/>
       </w:pPr>
-      <w:bookmarkStart w:id="1" w:name="_Toc241745227"/>
+      <w:bookmarkStart w:id="1" w:name="_Toc241748067"/>
       <w:r>
         <w:lastRenderedPageBreak/>
         <w:t>Panel y Mapas</w:t>
@@ -1512,7 +1512,7 @@
           <w:noProof/>
         </w:rPr>
         <w:drawing>
-          <wp:inline distT="0" distB="0" distL="0" distR="0" wp14:anchorId="12A84668" wp14:editId="5CA1BB01">
+          <wp:inline distT="0" distB="0" distL="0" distR="0" wp14:anchorId="3AEAF52C" wp14:editId="62CC7811">
             <wp:extent cx="5715000" cy="3429000"/>
             <wp:effectExtent l="0" t="0" r="0" b="0"/>
             <wp:docPr id="178" name="02-maps-all.png" descr="La lista de Mapas, pestaña Todos, con todos los iconos de fila y la sección Libros de trabajo encima." title="La lista de Mapas, pestaña Todos, con todos los iconos de fila y la sección Libros de trabajo encima."/>
@@ -1695,7 +1695,7 @@
           <w:left w:w="10" w:type="dxa"/>
           <w:right w:w="10" w:type="dxa"/>
         </w:tblCellMar>
-        <w:tblLook w:val="0000" w:firstRow="0" w:lastRow="0" w:firstColumn="0" w:lastColumn="0" w:noHBand="0" w:noVBand="0"/>
+        <w:tblLook w:val="04A0" w:firstRow="1" w:lastRow="0" w:firstColumn="1" w:lastColumn="0" w:noHBand="0" w:noVBand="1"/>
       </w:tblPr>
       <w:tblGrid>
         <w:gridCol w:w="3800"/>
@@ -2041,7 +2041,7 @@
         <w:pStyle w:val="Ttulo1"/>
         <w:pageBreakBefore/>
       </w:pPr>
-      <w:bookmarkStart w:id="2" w:name="_Toc241745228"/>
+      <w:bookmarkStart w:id="2" w:name="_Toc241748068"/>
       <w:r>
         <w:lastRenderedPageBreak/>
         <w:t>Generador y visor de mapas</w:t>
@@ -2064,7 +2064,7 @@
           <w:noProof/>
         </w:rPr>
         <w:drawing>
-          <wp:inline distT="0" distB="0" distL="0" distR="0" wp14:anchorId="438FEA2F" wp14:editId="0317D83B">
+          <wp:inline distT="0" distB="0" distL="0" distR="0" wp14:anchorId="59271145" wp14:editId="4ACE6FE3">
             <wp:extent cx="5715000" cy="3571875"/>
             <wp:effectExtent l="0" t="0" r="0" b="0"/>
             <wp:docPr id="179" name="03-viewer-results.png" descr="Los resultados de una ejecución con los botones SQL y Plan junto a los botones Excel, CSV y PDF." title="Los resultados de una ejecución con los botones SQL y Plan junto a los botones Excel, CSV y PDF."/>
@@ -2340,7 +2340,7 @@
           <w:left w:w="10" w:type="dxa"/>
           <w:right w:w="10" w:type="dxa"/>
         </w:tblCellMar>
-        <w:tblLook w:val="0000" w:firstRow="0" w:lastRow="0" w:firstColumn="0" w:lastColumn="0" w:noHBand="0" w:noVBand="0"/>
+        <w:tblLook w:val="04A0" w:firstRow="1" w:lastRow="0" w:firstColumn="1" w:lastColumn="0" w:noHBand="0" w:noVBand="1"/>
       </w:tblPr>
       <w:tblGrid>
         <w:gridCol w:w="3800"/>
@@ -2696,7 +2696,7 @@
         <w:pStyle w:val="Ttulo1"/>
         <w:pageBreakBefore/>
       </w:pPr>
-      <w:bookmarkStart w:id="3" w:name="_Toc241745229"/>
+      <w:bookmarkStart w:id="3" w:name="_Toc241748069"/>
       <w:r>
         <w:lastRenderedPageBreak/>
         <w:t>Ejecuciones, Exportaciones y Programaciones</w:t>
@@ -2749,7 +2749,7 @@
           <w:noProof/>
         </w:rPr>
         <w:drawing>
-          <wp:inline distT="0" distB="0" distL="0" distR="0" wp14:anchorId="44CF0A07" wp14:editId="55C08A08">
+          <wp:inline distT="0" distB="0" distL="0" distR="0" wp14:anchorId="6CA73FEA" wp14:editId="674BD5CA">
             <wp:extent cx="5715000" cy="3571875"/>
             <wp:effectExtent l="0" t="0" r="0" b="0"/>
             <wp:docPr id="180" name="04-runs-every-user.png" descr="La página Ejecuciones mostrando las ejecuciones de todos los usuarios." title="La página Ejecuciones mostrando las ejecuciones de todos los usuarios."/>
@@ -3022,7 +3022,7 @@
           <w:left w:w="10" w:type="dxa"/>
           <w:right w:w="10" w:type="dxa"/>
         </w:tblCellMar>
-        <w:tblLook w:val="0000" w:firstRow="0" w:lastRow="0" w:firstColumn="0" w:lastColumn="0" w:noHBand="0" w:noVBand="0"/>
+        <w:tblLook w:val="04A0" w:firstRow="1" w:lastRow="0" w:firstColumn="1" w:lastColumn="0" w:noHBand="0" w:noVBand="1"/>
       </w:tblPr>
       <w:tblGrid>
         <w:gridCol w:w="3800"/>
@@ -3359,7 +3359,7 @@
         <w:pStyle w:val="Ttulo1"/>
         <w:pageBreakBefore/>
       </w:pPr>
-      <w:bookmarkStart w:id="4" w:name="_Toc241745230"/>
+      <w:bookmarkStart w:id="4" w:name="_Toc241748070"/>
       <w:r>
         <w:lastRenderedPageBreak/>
         <w:t>Áreas de negocio y Concesiones</w:t>
@@ -3392,7 +3392,7 @@
           <w:noProof/>
         </w:rPr>
         <w:drawing>
-          <wp:inline distT="0" distB="0" distL="0" distR="0" wp14:anchorId="567C3D6E" wp14:editId="774D8DB5">
+          <wp:inline distT="0" distB="0" distL="0" distR="0" wp14:anchorId="635581DE" wp14:editId="62641988">
             <wp:extent cx="5715000" cy="3571875"/>
             <wp:effectExtent l="0" t="0" r="0" b="0"/>
             <wp:docPr id="181" name="09-business-areas-grants-permission.png" descr="El cuadro Administrar concesiones con la lista Permiso abierta." title="El cuadro Administrar concesiones con la lista Permiso abierta."/>
@@ -3592,7 +3592,7 @@
           <w:left w:w="10" w:type="dxa"/>
           <w:right w:w="10" w:type="dxa"/>
         </w:tblCellMar>
-        <w:tblLook w:val="0000" w:firstRow="0" w:lastRow="0" w:firstColumn="0" w:lastColumn="0" w:noHBand="0" w:noVBand="0"/>
+        <w:tblLook w:val="04A0" w:firstRow="1" w:lastRow="0" w:firstColumn="1" w:lastColumn="0" w:noHBand="0" w:noVBand="1"/>
       </w:tblPr>
       <w:tblGrid>
         <w:gridCol w:w="3800"/>
@@ -3997,7 +3997,7 @@
         <w:pStyle w:val="Ttulo1"/>
         <w:pageBreakBefore/>
       </w:pPr>
-      <w:bookmarkStart w:id="5" w:name="_Toc241745231"/>
+      <w:bookmarkStart w:id="5" w:name="_Toc241748071"/>
       <w:r>
         <w:lastRenderedPageBreak/>
         <w:t>Carpetas, Elementos, Combinaciones, Jerarquías</w:t>
@@ -4060,7 +4060,7 @@
           <w:noProof/>
         </w:rPr>
         <w:drawing>
-          <wp:inline distT="0" distB="0" distL="0" distR="0" wp14:anchorId="75425668" wp14:editId="0CF9C527">
+          <wp:inline distT="0" distB="0" distL="0" distR="0" wp14:anchorId="35346839" wp14:editId="368F292D">
             <wp:extent cx="2495550" cy="5905500"/>
             <wp:effectExtent l="0" t="0" r="0" b="0"/>
             <wp:docPr id="182" name="14-folders-discovered.png" descr="El cuadro Nueva carpeta tras Descubrir tablas, con la lista de tablas encontradas." title="El cuadro Nueva carpeta tras Descubrir tablas, con la lista de tablas encontradas."/>
@@ -4346,7 +4346,7 @@
           <w:left w:w="10" w:type="dxa"/>
           <w:right w:w="10" w:type="dxa"/>
         </w:tblCellMar>
-        <w:tblLook w:val="0000" w:firstRow="0" w:lastRow="0" w:firstColumn="0" w:lastColumn="0" w:noHBand="0" w:noVBand="0"/>
+        <w:tblLook w:val="04A0" w:firstRow="1" w:lastRow="0" w:firstColumn="1" w:lastColumn="0" w:noHBand="0" w:noVBand="1"/>
       </w:tblPr>
       <w:tblGrid>
         <w:gridCol w:w="3800"/>
@@ -4629,7 +4629,7 @@
         <w:pStyle w:val="Ttulo1"/>
         <w:pageBreakBefore/>
       </w:pPr>
-      <w:bookmarkStart w:id="6" w:name="_Toc241745232"/>
+      <w:bookmarkStart w:id="6" w:name="_Toc241748072"/>
       <w:r>
         <w:lastRenderedPageBreak/>
         <w:t>Funciones personalizadas y Orígenes de datos</w:t>
@@ -4672,7 +4672,7 @@
           <w:noProof/>
         </w:rPr>
         <w:drawing>
-          <wp:inline distT="0" distB="0" distL="0" distR="0" wp14:anchorId="650D15E6" wp14:editId="420E0341">
+          <wp:inline distT="0" distB="0" distL="0" distR="0" wp14:anchorId="2D2B6E5A" wp14:editId="763545B6">
             <wp:extent cx="5715000" cy="3571875"/>
             <wp:effectExtent l="0" t="0" r="0" b="0"/>
             <wp:docPr id="183" name="30-data-sources.png" descr="La página Orígenes de datos con una tabla de conexiones y cinco iconos de fila." title="La página Orígenes de datos con una tabla de conexiones y cinco iconos de fila."/>
@@ -4932,7 +4932,7 @@
           <w:left w:w="10" w:type="dxa"/>
           <w:right w:w="10" w:type="dxa"/>
         </w:tblCellMar>
-        <w:tblLook w:val="0000" w:firstRow="0" w:lastRow="0" w:firstColumn="0" w:lastColumn="0" w:noHBand="0" w:noVBand="0"/>
+        <w:tblLook w:val="04A0" w:firstRow="1" w:lastRow="0" w:firstColumn="1" w:lastColumn="0" w:noHBand="0" w:noVBand="1"/>
       </w:tblPr>
       <w:tblGrid>
         <w:gridCol w:w="3800"/>
@@ -5232,7 +5232,7 @@
         <w:pStyle w:val="Ttulo1"/>
         <w:pageBreakBefore/>
       </w:pPr>
-      <w:bookmarkStart w:id="7" w:name="_Toc241745233"/>
+      <w:bookmarkStart w:id="7" w:name="_Toc241748073"/>
       <w:r>
         <w:lastRenderedPageBreak/>
         <w:t>Usuarios</w:t>
@@ -5255,7 +5255,7 @@
           <w:noProof/>
         </w:rPr>
         <w:drawing>
-          <wp:inline distT="0" distB="0" distL="0" distR="0" wp14:anchorId="2E9FA144" wp14:editId="3CFA8093">
+          <wp:inline distT="0" distB="0" distL="0" distR="0" wp14:anchorId="74C06135" wp14:editId="135E2578">
             <wp:extent cx="5715000" cy="3571875"/>
             <wp:effectExtent l="0" t="0" r="0" b="0"/>
             <wp:docPr id="184" name="35-users.png" descr="La página Usuarios con los botones Archivo de credenciales y Nuevo usuario y los iconos de fila." title="La página Usuarios con los botones Archivo de credenciales y Nuevo usuario y los iconos de fila."/>
@@ -5485,7 +5485,7 @@
           <w:left w:w="10" w:type="dxa"/>
           <w:right w:w="10" w:type="dxa"/>
         </w:tblCellMar>
-        <w:tblLook w:val="0000" w:firstRow="0" w:lastRow="0" w:firstColumn="0" w:lastColumn="0" w:noHBand="0" w:noVBand="0"/>
+        <w:tblLook w:val="04A0" w:firstRow="1" w:lastRow="0" w:firstColumn="1" w:lastColumn="0" w:noHBand="0" w:noVBand="1"/>
       </w:tblPr>
       <w:tblGrid>
         <w:gridCol w:w="4513"/>
@@ -5952,7 +5952,7 @@
         <w:pStyle w:val="Ttulo1"/>
         <w:pageBreakBefore/>
       </w:pPr>
-      <w:bookmarkStart w:id="8" w:name="_Toc241745234"/>
+      <w:bookmarkStart w:id="8" w:name="_Toc241748074"/>
       <w:r>
         <w:lastRenderedPageBreak/>
         <w:t>Directivas de seguridad y Registro de auditoría</w:t>
@@ -5995,7 +5995,7 @@
           <w:noProof/>
         </w:rPr>
         <w:drawing>
-          <wp:inline distT="0" distB="0" distL="0" distR="0" wp14:anchorId="71235D31" wp14:editId="74BB202D">
+          <wp:inline distT="0" distB="0" distL="0" distR="0" wp14:anchorId="1DD01FC6" wp14:editId="545FA4BA">
             <wp:extent cx="3324225" cy="4676775"/>
             <wp:effectExtent l="0" t="0" r="0" b="0"/>
             <wp:docPr id="185" name="44-security-new-dialog.png" descr="El cuadro Nueva directiva con un nombre, una descripción y una regla." title="El cuadro Nueva directiva con un nombre, una descripción y una regla."/>
@@ -6359,7 +6359,7 @@
         <w:pStyle w:val="Ttulo1"/>
         <w:pageBreakBefore/>
       </w:pPr>
-      <w:bookmarkStart w:id="9" w:name="_Toc241745235"/>
+      <w:bookmarkStart w:id="9" w:name="_Toc241748075"/>
       <w:r>
         <w:lastRenderedPageBreak/>
         <w:t>Migración</w:t>
@@ -6392,7 +6392,7 @@
           <w:noProof/>
         </w:rPr>
         <w:drawing>
-          <wp:inline distT="0" distB="0" distL="0" distR="0" wp14:anchorId="49CE5675" wp14:editId="0BD7A6F1">
+          <wp:inline distT="0" distB="0" distL="0" distR="0" wp14:anchorId="743F5D71" wp14:editId="3DF0AB24">
             <wp:extent cx="5715000" cy="3571875"/>
             <wp:effectExtent l="0" t="0" r="0" b="0"/>
             <wp:docPr id="186" name="50-migration.png" descr="La página Migración con la tarjeta de origen, sus botones y el texto de ayuda." title="La página Migración con la tarjeta de origen, sus botones y el texto de ayuda."/>
@@ -6648,7 +6648,7 @@
           <w:left w:w="10" w:type="dxa"/>
           <w:right w:w="10" w:type="dxa"/>
         </w:tblCellMar>
-        <w:tblLook w:val="0000" w:firstRow="0" w:lastRow="0" w:firstColumn="0" w:lastColumn="0" w:noHBand="0" w:noVBand="0"/>
+        <w:tblLook w:val="04A0" w:firstRow="1" w:lastRow="0" w:firstColumn="1" w:lastColumn="0" w:noHBand="0" w:noVBand="1"/>
       </w:tblPr>
       <w:tblGrid>
         <w:gridCol w:w="3800"/>
@@ -7086,7 +7086,7 @@
         <w:sz w:val="16"/>
         <w:szCs w:val="16"/>
       </w:rPr>
-      <w:t>Discoverer Neo 2.1.0 · Guía rápida · ADMIN</w:t>
+      <w:t>Discoverer Neo 2.1.1 · Guía rápida · ADMIN</w:t>
     </w:r>
   </w:p>
 </w:hdr>
@@ -7095,10 +7095,618 @@
 <file path=word/numbering.xml><?xml version="1.0" encoding="utf-8"?>
 <w:numbering xmlns:wpc="http://schemas.microsoft.com/office/word/2010/wordprocessingCanvas" xmlns:cx="http://schemas.microsoft.com/office/drawing/2014/chartex" xmlns:cx1="http://schemas.microsoft.com/office/drawing/2015/9/8/chartex" xmlns:cx2="http://schemas.microsoft.com/office/drawing/2015/10/21/chartex" xmlns:cx3="http://schemas.microsoft.com/office/drawing/2016/5/9/chartex" xmlns:cx4="http://schemas.microsoft.com/office/drawing/2016/5/10/chartex" xmlns:cx5="http://schemas.microsoft.com/office/drawing/2016/5/11/chartex" xmlns:cx6="http://schemas.microsoft.com/office/drawing/2016/5/12/chartex" xmlns:cx7="http://schemas.microsoft.com/office/drawing/2016/5/13/chartex" xmlns:cx8="http://schemas.microsoft.com/office/drawing/2016/5/14/chartex" xmlns:mc="http://schemas.openxmlformats.org/markup-compatibility/2006" xmlns:aink="http://schemas.microsoft.com/office/drawing/2016/ink" xmlns:am3d="http://schemas.microsoft.com/office/drawing/2017/model3d" xmlns:o="urn:schemas-microsoft-com:office:office" xmlns:oel="http://schemas.microsoft.com/office/2019/extlst" xmlns:r="http://schemas.openxmlformats.org/officeDocument/2006/relationships" xmlns:m="http://schemas.openxmlformats.org/officeDocument/2006/math" xmlns:v="urn:schemas-microsoft-com:vml" xmlns:wp14="http://schemas.microsoft.com/office/word/2010/wordprocessingDrawing" xmlns:wp="http://schemas.openxmlformats.org/drawingml/2006/wordprocessingDrawing" xmlns:w10="urn:schemas-microsoft-com:office:word" xmlns:w="http://schemas.openxmlformats.org/wordprocessingml/2006/main" xmlns:w14="http://schemas.microsoft.com/office/word/2010/wordml" xmlns:w15="http://schemas.microsoft.com/office/word/2012/wordml" xmlns:w16cex="http://schemas.microsoft.com/office/word/2018/wordml/cex" xmlns:w16cid="http://schemas.microsoft.com/office/word/2016/wordml/cid" xmlns:w16="http://schemas.microsoft.com/office/word/2018/wordml" xmlns:w16sdtdh="http://schemas.microsoft.com/office/word/2020/wordml/sdtdatahash" xmlns:w16se="http://schemas.microsoft.com/office/word/2015/wordml/symex" xmlns:wpg="http://schemas.microsoft.com/office/word/2010/wordprocessingGroup" xmlns:wpi="http://schemas.microsoft.com/office/word/2010/wordprocessingInk" xmlns:wne="http://schemas.microsoft.com/office/word/2006/wordml" xmlns:wps="http://schemas.microsoft.com/office/word/2010/wordprocessingShape" mc:Ignorable="w14 w15 w16se w16cid w16 w16cex w16sdtdh wp14">
   <w:abstractNum w:abstractNumId="0" w15:restartNumberingAfterBreak="0">
-    <w:nsid w:val="0D47037B"/>
+    <w:nsid w:val="05BB786E"/>
     <w:multiLevelType w:val="hybridMultilevel"/>
-    <w:tmpl w:val="8350FB60"/>
-    <w:lvl w:ilvl="0" w:tplc="49CC7EEA" w:tentative="1">
+    <w:tmpl w:val="ADAC266E"/>
+    <w:lvl w:ilvl="0" w:tplc="A8204BDC">
+      <w:start w:val="1"/>
+      <w:numFmt w:val="decimal"/>
+      <w:lvlText w:val="%1."/>
+      <w:lvlJc w:val="left"/>
+      <w:pPr>
+        <w:ind w:left="360" w:hanging="300"/>
+      </w:pPr>
+    </w:lvl>
+    <w:lvl w:ilvl="1" w:tplc="9AC06384" w:tentative="1">
+      <w:start w:val="1"/>
+      <w:numFmt w:val="lowerLetter"/>
+      <w:lvlText w:val="%2."/>
+      <w:lvlJc w:val="left"/>
+      <w:pPr>
+        <w:ind w:left="720" w:hanging="300"/>
+      </w:pPr>
+    </w:lvl>
+    <w:lvl w:ilvl="2" w:tplc="35849AE6">
+      <w:numFmt w:val="decimal"/>
+      <w:lvlText w:val=""/>
+      <w:lvlJc w:val="left"/>
+    </w:lvl>
+    <w:lvl w:ilvl="3" w:tplc="FE582D18">
+      <w:numFmt w:val="decimal"/>
+      <w:lvlText w:val=""/>
+      <w:lvlJc w:val="left"/>
+    </w:lvl>
+    <w:lvl w:ilvl="4" w:tplc="3CB201B0">
+      <w:numFmt w:val="decimal"/>
+      <w:lvlText w:val=""/>
+      <w:lvlJc w:val="left"/>
+    </w:lvl>
+    <w:lvl w:ilvl="5" w:tplc="FD9E424C">
+      <w:numFmt w:val="decimal"/>
+      <w:lvlText w:val=""/>
+      <w:lvlJc w:val="left"/>
+    </w:lvl>
+    <w:lvl w:ilvl="6" w:tplc="DDC2E2E0">
+      <w:numFmt w:val="decimal"/>
+      <w:lvlText w:val=""/>
+      <w:lvlJc w:val="left"/>
+    </w:lvl>
+    <w:lvl w:ilvl="7" w:tplc="453C8146">
+      <w:numFmt w:val="decimal"/>
+      <w:lvlText w:val=""/>
+      <w:lvlJc w:val="left"/>
+    </w:lvl>
+    <w:lvl w:ilvl="8" w:tplc="DED42FC8">
+      <w:numFmt w:val="decimal"/>
+      <w:lvlText w:val=""/>
+      <w:lvlJc w:val="left"/>
+    </w:lvl>
+  </w:abstractNum>
+  <w:abstractNum w:abstractNumId="1" w15:restartNumberingAfterBreak="0">
+    <w:nsid w:val="175B3F4F"/>
+    <w:multiLevelType w:val="hybridMultilevel"/>
+    <w:tmpl w:val="F244DE2A"/>
+    <w:lvl w:ilvl="0" w:tplc="750829D4">
+      <w:start w:val="1"/>
+      <w:numFmt w:val="decimal"/>
+      <w:lvlText w:val="%1."/>
+      <w:lvlJc w:val="left"/>
+      <w:pPr>
+        <w:ind w:left="360" w:hanging="300"/>
+      </w:pPr>
+    </w:lvl>
+    <w:lvl w:ilvl="1" w:tplc="F994696C" w:tentative="1">
+      <w:start w:val="1"/>
+      <w:numFmt w:val="lowerLetter"/>
+      <w:lvlText w:val="%2."/>
+      <w:lvlJc w:val="left"/>
+      <w:pPr>
+        <w:ind w:left="720" w:hanging="300"/>
+      </w:pPr>
+    </w:lvl>
+    <w:lvl w:ilvl="2" w:tplc="AE2E9AE0">
+      <w:numFmt w:val="decimal"/>
+      <w:lvlText w:val=""/>
+      <w:lvlJc w:val="left"/>
+    </w:lvl>
+    <w:lvl w:ilvl="3" w:tplc="F92A4C3E">
+      <w:numFmt w:val="decimal"/>
+      <w:lvlText w:val=""/>
+      <w:lvlJc w:val="left"/>
+    </w:lvl>
+    <w:lvl w:ilvl="4" w:tplc="5F243AFE">
+      <w:numFmt w:val="decimal"/>
+      <w:lvlText w:val=""/>
+      <w:lvlJc w:val="left"/>
+    </w:lvl>
+    <w:lvl w:ilvl="5" w:tplc="98DA7E4C">
+      <w:numFmt w:val="decimal"/>
+      <w:lvlText w:val=""/>
+      <w:lvlJc w:val="left"/>
+    </w:lvl>
+    <w:lvl w:ilvl="6" w:tplc="CF0EC0C2">
+      <w:numFmt w:val="decimal"/>
+      <w:lvlText w:val=""/>
+      <w:lvlJc w:val="left"/>
+    </w:lvl>
+    <w:lvl w:ilvl="7" w:tplc="477CD586">
+      <w:numFmt w:val="decimal"/>
+      <w:lvlText w:val=""/>
+      <w:lvlJc w:val="left"/>
+    </w:lvl>
+    <w:lvl w:ilvl="8" w:tplc="2FF4EC30">
+      <w:numFmt w:val="decimal"/>
+      <w:lvlText w:val=""/>
+      <w:lvlJc w:val="left"/>
+    </w:lvl>
+  </w:abstractNum>
+  <w:abstractNum w:abstractNumId="2" w15:restartNumberingAfterBreak="0">
+    <w:nsid w:val="23A0738C"/>
+    <w:multiLevelType w:val="hybridMultilevel"/>
+    <w:tmpl w:val="0F4E8068"/>
+    <w:lvl w:ilvl="0" w:tplc="A3C66F08">
+      <w:start w:val="1"/>
+      <w:numFmt w:val="decimal"/>
+      <w:lvlText w:val="%1."/>
+      <w:lvlJc w:val="left"/>
+      <w:pPr>
+        <w:ind w:left="360" w:hanging="300"/>
+      </w:pPr>
+    </w:lvl>
+    <w:lvl w:ilvl="1" w:tplc="EA7C31B6" w:tentative="1">
+      <w:start w:val="1"/>
+      <w:numFmt w:val="lowerLetter"/>
+      <w:lvlText w:val="%2."/>
+      <w:lvlJc w:val="left"/>
+      <w:pPr>
+        <w:ind w:left="720" w:hanging="300"/>
+      </w:pPr>
+    </w:lvl>
+    <w:lvl w:ilvl="2" w:tplc="71D69CC6">
+      <w:numFmt w:val="decimal"/>
+      <w:lvlText w:val=""/>
+      <w:lvlJc w:val="left"/>
+    </w:lvl>
+    <w:lvl w:ilvl="3" w:tplc="F1609A22">
+      <w:numFmt w:val="decimal"/>
+      <w:lvlText w:val=""/>
+      <w:lvlJc w:val="left"/>
+    </w:lvl>
+    <w:lvl w:ilvl="4" w:tplc="797ADB8A">
+      <w:numFmt w:val="decimal"/>
+      <w:lvlText w:val=""/>
+      <w:lvlJc w:val="left"/>
+    </w:lvl>
+    <w:lvl w:ilvl="5" w:tplc="D1A68B86">
+      <w:numFmt w:val="decimal"/>
+      <w:lvlText w:val=""/>
+      <w:lvlJc w:val="left"/>
+    </w:lvl>
+    <w:lvl w:ilvl="6" w:tplc="FB769898">
+      <w:numFmt w:val="decimal"/>
+      <w:lvlText w:val=""/>
+      <w:lvlJc w:val="left"/>
+    </w:lvl>
+    <w:lvl w:ilvl="7" w:tplc="7A60162E">
+      <w:numFmt w:val="decimal"/>
+      <w:lvlText w:val=""/>
+      <w:lvlJc w:val="left"/>
+    </w:lvl>
+    <w:lvl w:ilvl="8" w:tplc="6AC46EC4">
+      <w:numFmt w:val="decimal"/>
+      <w:lvlText w:val=""/>
+      <w:lvlJc w:val="left"/>
+    </w:lvl>
+  </w:abstractNum>
+  <w:abstractNum w:abstractNumId="3" w15:restartNumberingAfterBreak="0">
+    <w:nsid w:val="387941E8"/>
+    <w:multiLevelType w:val="hybridMultilevel"/>
+    <w:tmpl w:val="38FC6AA2"/>
+    <w:lvl w:ilvl="0" w:tplc="632ACEB2">
+      <w:start w:val="1"/>
+      <w:numFmt w:val="decimal"/>
+      <w:lvlText w:val="%1."/>
+      <w:lvlJc w:val="left"/>
+      <w:pPr>
+        <w:ind w:left="360" w:hanging="300"/>
+      </w:pPr>
+    </w:lvl>
+    <w:lvl w:ilvl="1" w:tplc="284AF21E" w:tentative="1">
+      <w:start w:val="1"/>
+      <w:numFmt w:val="lowerLetter"/>
+      <w:lvlText w:val="%2."/>
+      <w:lvlJc w:val="left"/>
+      <w:pPr>
+        <w:ind w:left="720" w:hanging="300"/>
+      </w:pPr>
+    </w:lvl>
+    <w:lvl w:ilvl="2" w:tplc="FED6EB76">
+      <w:numFmt w:val="decimal"/>
+      <w:lvlText w:val=""/>
+      <w:lvlJc w:val="left"/>
+    </w:lvl>
+    <w:lvl w:ilvl="3" w:tplc="AB5EC62C">
+      <w:numFmt w:val="decimal"/>
+      <w:lvlText w:val=""/>
+      <w:lvlJc w:val="left"/>
+    </w:lvl>
+    <w:lvl w:ilvl="4" w:tplc="0A5232BA">
+      <w:numFmt w:val="decimal"/>
+      <w:lvlText w:val=""/>
+      <w:lvlJc w:val="left"/>
+    </w:lvl>
+    <w:lvl w:ilvl="5" w:tplc="523C44E2">
+      <w:numFmt w:val="decimal"/>
+      <w:lvlText w:val=""/>
+      <w:lvlJc w:val="left"/>
+    </w:lvl>
+    <w:lvl w:ilvl="6" w:tplc="0F407000">
+      <w:numFmt w:val="decimal"/>
+      <w:lvlText w:val=""/>
+      <w:lvlJc w:val="left"/>
+    </w:lvl>
+    <w:lvl w:ilvl="7" w:tplc="30188040">
+      <w:numFmt w:val="decimal"/>
+      <w:lvlText w:val=""/>
+      <w:lvlJc w:val="left"/>
+    </w:lvl>
+    <w:lvl w:ilvl="8" w:tplc="7C7ACB02">
+      <w:numFmt w:val="decimal"/>
+      <w:lvlText w:val=""/>
+      <w:lvlJc w:val="left"/>
+    </w:lvl>
+  </w:abstractNum>
+  <w:abstractNum w:abstractNumId="4" w15:restartNumberingAfterBreak="0">
+    <w:nsid w:val="397C0A6C"/>
+    <w:multiLevelType w:val="hybridMultilevel"/>
+    <w:tmpl w:val="F070ADCA"/>
+    <w:lvl w:ilvl="0" w:tplc="9E861D8A">
+      <w:start w:val="1"/>
+      <w:numFmt w:val="decimal"/>
+      <w:lvlText w:val="%1."/>
+      <w:lvlJc w:val="left"/>
+      <w:pPr>
+        <w:ind w:left="360" w:hanging="300"/>
+      </w:pPr>
+    </w:lvl>
+    <w:lvl w:ilvl="1" w:tplc="9FC26D0A" w:tentative="1">
+      <w:start w:val="1"/>
+      <w:numFmt w:val="lowerLetter"/>
+      <w:lvlText w:val="%2."/>
+      <w:lvlJc w:val="left"/>
+      <w:pPr>
+        <w:ind w:left="720" w:hanging="300"/>
+      </w:pPr>
+    </w:lvl>
+    <w:lvl w:ilvl="2" w:tplc="94702C84">
+      <w:numFmt w:val="decimal"/>
+      <w:lvlText w:val=""/>
+      <w:lvlJc w:val="left"/>
+    </w:lvl>
+    <w:lvl w:ilvl="3" w:tplc="529A422C">
+      <w:numFmt w:val="decimal"/>
+      <w:lvlText w:val=""/>
+      <w:lvlJc w:val="left"/>
+    </w:lvl>
+    <w:lvl w:ilvl="4" w:tplc="1FDE0974">
+      <w:numFmt w:val="decimal"/>
+      <w:lvlText w:val=""/>
+      <w:lvlJc w:val="left"/>
+    </w:lvl>
+    <w:lvl w:ilvl="5" w:tplc="FA1EF5BE">
+      <w:numFmt w:val="decimal"/>
+      <w:lvlText w:val=""/>
+      <w:lvlJc w:val="left"/>
+    </w:lvl>
+    <w:lvl w:ilvl="6" w:tplc="17266472">
+      <w:numFmt w:val="decimal"/>
+      <w:lvlText w:val=""/>
+      <w:lvlJc w:val="left"/>
+    </w:lvl>
+    <w:lvl w:ilvl="7" w:tplc="F8601D9A">
+      <w:numFmt w:val="decimal"/>
+      <w:lvlText w:val=""/>
+      <w:lvlJc w:val="left"/>
+    </w:lvl>
+    <w:lvl w:ilvl="8" w:tplc="123A80BE">
+      <w:numFmt w:val="decimal"/>
+      <w:lvlText w:val=""/>
+      <w:lvlJc w:val="left"/>
+    </w:lvl>
+  </w:abstractNum>
+  <w:abstractNum w:abstractNumId="5" w15:restartNumberingAfterBreak="0">
+    <w:nsid w:val="39BD38DB"/>
+    <w:multiLevelType w:val="hybridMultilevel"/>
+    <w:tmpl w:val="EA52D908"/>
+    <w:lvl w:ilvl="0" w:tplc="C4C65F4C" w:tentative="1">
+      <w:start w:val="1"/>
+      <w:numFmt w:val="bullet"/>
+      <w:lvlText w:val="●"/>
+      <w:lvlJc w:val="left"/>
+      <w:pPr>
+        <w:ind w:left="720" w:hanging="360"/>
+      </w:pPr>
+    </w:lvl>
+    <w:lvl w:ilvl="1" w:tplc="46940E3C" w:tentative="1">
+      <w:start w:val="1"/>
+      <w:numFmt w:val="bullet"/>
+      <w:lvlText w:val="○"/>
+      <w:lvlJc w:val="left"/>
+      <w:pPr>
+        <w:ind w:left="1440" w:hanging="360"/>
+      </w:pPr>
+    </w:lvl>
+    <w:lvl w:ilvl="2" w:tplc="850A418C" w:tentative="1">
+      <w:start w:val="1"/>
+      <w:numFmt w:val="bullet"/>
+      <w:lvlText w:val="■"/>
+      <w:lvlJc w:val="left"/>
+      <w:pPr>
+        <w:ind w:left="2160" w:hanging="360"/>
+      </w:pPr>
+    </w:lvl>
+    <w:lvl w:ilvl="3" w:tplc="EB20E060" w:tentative="1">
+      <w:start w:val="1"/>
+      <w:numFmt w:val="bullet"/>
+      <w:lvlText w:val="●"/>
+      <w:lvlJc w:val="left"/>
+      <w:pPr>
+        <w:ind w:left="2880" w:hanging="360"/>
+      </w:pPr>
+    </w:lvl>
+    <w:lvl w:ilvl="4" w:tplc="57027AAE" w:tentative="1">
+      <w:start w:val="1"/>
+      <w:numFmt w:val="bullet"/>
+      <w:lvlText w:val="○"/>
+      <w:lvlJc w:val="left"/>
+      <w:pPr>
+        <w:ind w:left="3600" w:hanging="360"/>
+      </w:pPr>
+    </w:lvl>
+    <w:lvl w:ilvl="5" w:tplc="D09A5D34" w:tentative="1">
+      <w:start w:val="1"/>
+      <w:numFmt w:val="bullet"/>
+      <w:lvlText w:val="■"/>
+      <w:lvlJc w:val="left"/>
+      <w:pPr>
+        <w:ind w:left="4320" w:hanging="360"/>
+      </w:pPr>
+    </w:lvl>
+    <w:lvl w:ilvl="6" w:tplc="1880367C" w:tentative="1">
+      <w:start w:val="1"/>
+      <w:numFmt w:val="bullet"/>
+      <w:lvlText w:val="●"/>
+      <w:lvlJc w:val="left"/>
+      <w:pPr>
+        <w:ind w:left="5040" w:hanging="360"/>
+      </w:pPr>
+    </w:lvl>
+    <w:lvl w:ilvl="7" w:tplc="995E5896" w:tentative="1">
+      <w:start w:val="1"/>
+      <w:numFmt w:val="bullet"/>
+      <w:lvlText w:val="●"/>
+      <w:lvlJc w:val="left"/>
+      <w:pPr>
+        <w:ind w:left="5760" w:hanging="360"/>
+      </w:pPr>
+    </w:lvl>
+    <w:lvl w:ilvl="8" w:tplc="F2402106" w:tentative="1">
+      <w:start w:val="1"/>
+      <w:numFmt w:val="bullet"/>
+      <w:lvlText w:val="●"/>
+      <w:lvlJc w:val="left"/>
+      <w:pPr>
+        <w:ind w:left="6480" w:hanging="360"/>
+      </w:pPr>
+    </w:lvl>
+  </w:abstractNum>
+  <w:abstractNum w:abstractNumId="6" w15:restartNumberingAfterBreak="0">
+    <w:nsid w:val="481060B9"/>
+    <w:multiLevelType w:val="hybridMultilevel"/>
+    <w:tmpl w:val="A698A058"/>
+    <w:lvl w:ilvl="0" w:tplc="BB1C93B2">
+      <w:start w:val="1"/>
+      <w:numFmt w:val="decimal"/>
+      <w:lvlText w:val="%1."/>
+      <w:lvlJc w:val="left"/>
+      <w:pPr>
+        <w:ind w:left="360" w:hanging="300"/>
+      </w:pPr>
+    </w:lvl>
+    <w:lvl w:ilvl="1" w:tplc="94482160" w:tentative="1">
+      <w:start w:val="1"/>
+      <w:numFmt w:val="lowerLetter"/>
+      <w:lvlText w:val="%2."/>
+      <w:lvlJc w:val="left"/>
+      <w:pPr>
+        <w:ind w:left="720" w:hanging="300"/>
+      </w:pPr>
+    </w:lvl>
+    <w:lvl w:ilvl="2" w:tplc="A7388F3A">
+      <w:numFmt w:val="decimal"/>
+      <w:lvlText w:val=""/>
+      <w:lvlJc w:val="left"/>
+    </w:lvl>
+    <w:lvl w:ilvl="3" w:tplc="0E729BFA">
+      <w:numFmt w:val="decimal"/>
+      <w:lvlText w:val=""/>
+      <w:lvlJc w:val="left"/>
+    </w:lvl>
+    <w:lvl w:ilvl="4" w:tplc="68528EF4">
+      <w:numFmt w:val="decimal"/>
+      <w:lvlText w:val=""/>
+      <w:lvlJc w:val="left"/>
+    </w:lvl>
+    <w:lvl w:ilvl="5" w:tplc="C2B632DE">
+      <w:numFmt w:val="decimal"/>
+      <w:lvlText w:val=""/>
+      <w:lvlJc w:val="left"/>
+    </w:lvl>
+    <w:lvl w:ilvl="6" w:tplc="E2B4A4F8">
+      <w:numFmt w:val="decimal"/>
+      <w:lvlText w:val=""/>
+      <w:lvlJc w:val="left"/>
+    </w:lvl>
+    <w:lvl w:ilvl="7" w:tplc="608680E2">
+      <w:numFmt w:val="decimal"/>
+      <w:lvlText w:val=""/>
+      <w:lvlJc w:val="left"/>
+    </w:lvl>
+    <w:lvl w:ilvl="8" w:tplc="BC76AE9C">
+      <w:numFmt w:val="decimal"/>
+      <w:lvlText w:val=""/>
+      <w:lvlJc w:val="left"/>
+    </w:lvl>
+  </w:abstractNum>
+  <w:abstractNum w:abstractNumId="7" w15:restartNumberingAfterBreak="0">
+    <w:nsid w:val="62AB12A2"/>
+    <w:multiLevelType w:val="hybridMultilevel"/>
+    <w:tmpl w:val="E7DEDDE4"/>
+    <w:lvl w:ilvl="0" w:tplc="1E10A9C2">
+      <w:start w:val="1"/>
+      <w:numFmt w:val="decimal"/>
+      <w:lvlText w:val="%1."/>
+      <w:lvlJc w:val="left"/>
+      <w:pPr>
+        <w:ind w:left="360" w:hanging="300"/>
+      </w:pPr>
+    </w:lvl>
+    <w:lvl w:ilvl="1" w:tplc="EAAC57C2" w:tentative="1">
+      <w:start w:val="1"/>
+      <w:numFmt w:val="lowerLetter"/>
+      <w:lvlText w:val="%2."/>
+      <w:lvlJc w:val="left"/>
+      <w:pPr>
+        <w:ind w:left="720" w:hanging="300"/>
+      </w:pPr>
+    </w:lvl>
+    <w:lvl w:ilvl="2" w:tplc="05FCF708">
+      <w:numFmt w:val="decimal"/>
+      <w:lvlText w:val=""/>
+      <w:lvlJc w:val="left"/>
+    </w:lvl>
+    <w:lvl w:ilvl="3" w:tplc="76F04448">
+      <w:numFmt w:val="decimal"/>
+      <w:lvlText w:val=""/>
+      <w:lvlJc w:val="left"/>
+    </w:lvl>
+    <w:lvl w:ilvl="4" w:tplc="D91A5BCE">
+      <w:numFmt w:val="decimal"/>
+      <w:lvlText w:val=""/>
+      <w:lvlJc w:val="left"/>
+    </w:lvl>
+    <w:lvl w:ilvl="5" w:tplc="5FDCDD2A">
+      <w:numFmt w:val="decimal"/>
+      <w:lvlText w:val=""/>
+      <w:lvlJc w:val="left"/>
+    </w:lvl>
+    <w:lvl w:ilvl="6" w:tplc="292A7820">
+      <w:numFmt w:val="decimal"/>
+      <w:lvlText w:val=""/>
+      <w:lvlJc w:val="left"/>
+    </w:lvl>
+    <w:lvl w:ilvl="7" w:tplc="E73A2EB2">
+      <w:numFmt w:val="decimal"/>
+      <w:lvlText w:val=""/>
+      <w:lvlJc w:val="left"/>
+    </w:lvl>
+    <w:lvl w:ilvl="8" w:tplc="C1A46B7A">
+      <w:numFmt w:val="decimal"/>
+      <w:lvlText w:val=""/>
+      <w:lvlJc w:val="left"/>
+    </w:lvl>
+  </w:abstractNum>
+  <w:abstractNum w:abstractNumId="8" w15:restartNumberingAfterBreak="0">
+    <w:nsid w:val="69313C53"/>
+    <w:multiLevelType w:val="hybridMultilevel"/>
+    <w:tmpl w:val="15326340"/>
+    <w:lvl w:ilvl="0" w:tplc="EAEC061C">
+      <w:start w:val="1"/>
+      <w:numFmt w:val="decimal"/>
+      <w:lvlText w:val="%1."/>
+      <w:lvlJc w:val="left"/>
+      <w:pPr>
+        <w:ind w:left="360" w:hanging="300"/>
+      </w:pPr>
+    </w:lvl>
+    <w:lvl w:ilvl="1" w:tplc="CDC214EA" w:tentative="1">
+      <w:start w:val="1"/>
+      <w:numFmt w:val="lowerLetter"/>
+      <w:lvlText w:val="%2."/>
+      <w:lvlJc w:val="left"/>
+      <w:pPr>
+        <w:ind w:left="720" w:hanging="300"/>
+      </w:pPr>
+    </w:lvl>
+    <w:lvl w:ilvl="2" w:tplc="9BF0DCB8">
+      <w:numFmt w:val="decimal"/>
+      <w:lvlText w:val=""/>
+      <w:lvlJc w:val="left"/>
+    </w:lvl>
+    <w:lvl w:ilvl="3" w:tplc="29E82DC0">
+      <w:numFmt w:val="decimal"/>
+      <w:lvlText w:val=""/>
+      <w:lvlJc w:val="left"/>
+    </w:lvl>
+    <w:lvl w:ilvl="4" w:tplc="82DA4AC8">
+      <w:numFmt w:val="decimal"/>
+      <w:lvlText w:val=""/>
+      <w:lvlJc w:val="left"/>
+    </w:lvl>
+    <w:lvl w:ilvl="5" w:tplc="5E2E68D4">
+      <w:numFmt w:val="decimal"/>
+      <w:lvlText w:val=""/>
+      <w:lvlJc w:val="left"/>
+    </w:lvl>
+    <w:lvl w:ilvl="6" w:tplc="0DD86B04">
+      <w:numFmt w:val="decimal"/>
+      <w:lvlText w:val=""/>
+      <w:lvlJc w:val="left"/>
+    </w:lvl>
+    <w:lvl w:ilvl="7" w:tplc="CF8E17CC">
+      <w:numFmt w:val="decimal"/>
+      <w:lvlText w:val=""/>
+      <w:lvlJc w:val="left"/>
+    </w:lvl>
+    <w:lvl w:ilvl="8" w:tplc="74D8E5D8">
+      <w:numFmt w:val="decimal"/>
+      <w:lvlText w:val=""/>
+      <w:lvlJc w:val="left"/>
+    </w:lvl>
+  </w:abstractNum>
+  <w:abstractNum w:abstractNumId="9" w15:restartNumberingAfterBreak="0">
+    <w:nsid w:val="6C7C1EB0"/>
+    <w:multiLevelType w:val="hybridMultilevel"/>
+    <w:tmpl w:val="FE18930A"/>
+    <w:lvl w:ilvl="0" w:tplc="8F0061A4">
+      <w:start w:val="1"/>
+      <w:numFmt w:val="decimal"/>
+      <w:lvlText w:val="%1."/>
+      <w:lvlJc w:val="left"/>
+      <w:pPr>
+        <w:ind w:left="360" w:hanging="300"/>
+      </w:pPr>
+    </w:lvl>
+    <w:lvl w:ilvl="1" w:tplc="4E4AD0EC" w:tentative="1">
+      <w:start w:val="1"/>
+      <w:numFmt w:val="lowerLetter"/>
+      <w:lvlText w:val="%2."/>
+      <w:lvlJc w:val="left"/>
+      <w:pPr>
+        <w:ind w:left="720" w:hanging="300"/>
+      </w:pPr>
+    </w:lvl>
+    <w:lvl w:ilvl="2" w:tplc="65887AF2">
+      <w:numFmt w:val="decimal"/>
+      <w:lvlText w:val=""/>
+      <w:lvlJc w:val="left"/>
+    </w:lvl>
+    <w:lvl w:ilvl="3" w:tplc="1F241EC8">
+      <w:numFmt w:val="decimal"/>
+      <w:lvlText w:val=""/>
+      <w:lvlJc w:val="left"/>
+    </w:lvl>
+    <w:lvl w:ilvl="4" w:tplc="539E494A">
+      <w:numFmt w:val="decimal"/>
+      <w:lvlText w:val=""/>
+      <w:lvlJc w:val="left"/>
+    </w:lvl>
+    <w:lvl w:ilvl="5" w:tplc="1294378A">
+      <w:numFmt w:val="decimal"/>
+      <w:lvlText w:val=""/>
+      <w:lvlJc w:val="left"/>
+    </w:lvl>
+    <w:lvl w:ilvl="6" w:tplc="397825C4">
+      <w:numFmt w:val="decimal"/>
+      <w:lvlText w:val=""/>
+      <w:lvlJc w:val="left"/>
+    </w:lvl>
+    <w:lvl w:ilvl="7" w:tplc="28AE1E5C">
+      <w:numFmt w:val="decimal"/>
+      <w:lvlText w:val=""/>
+      <w:lvlJc w:val="left"/>
+    </w:lvl>
+    <w:lvl w:ilvl="8" w:tplc="1F149924">
+      <w:numFmt w:val="decimal"/>
+      <w:lvlText w:val=""/>
+      <w:lvlJc w:val="left"/>
+    </w:lvl>
+  </w:abstractNum>
+  <w:abstractNum w:abstractNumId="10" w15:restartNumberingAfterBreak="0">
+    <w:nsid w:val="7FEE26DD"/>
+    <w:multiLevelType w:val="hybridMultilevel"/>
+    <w:tmpl w:val="3236CC3A"/>
+    <w:lvl w:ilvl="0" w:tplc="8272C19C" w:tentative="1">
       <w:start w:val="1"/>
       <w:numFmt w:val="bullet"/>
       <w:lvlText w:val="•"/>
@@ -7107,7 +7715,7 @@
         <w:ind w:left="360" w:hanging="260"/>
       </w:pPr>
     </w:lvl>
-    <w:lvl w:ilvl="1" w:tplc="6D7823EA" w:tentative="1">
+    <w:lvl w:ilvl="1" w:tplc="1922A4CA" w:tentative="1">
       <w:start w:val="1"/>
       <w:numFmt w:val="bullet"/>
       <w:lvlText w:val="–"/>
@@ -7116,706 +7724,98 @@
         <w:ind w:left="720" w:hanging="260"/>
       </w:pPr>
     </w:lvl>
-    <w:lvl w:ilvl="2" w:tplc="157A4386">
+    <w:lvl w:ilvl="2" w:tplc="62525D0E">
       <w:numFmt w:val="decimal"/>
       <w:lvlText w:val=""/>
       <w:lvlJc w:val="left"/>
     </w:lvl>
-    <w:lvl w:ilvl="3" w:tplc="FFA63A0C">
+    <w:lvl w:ilvl="3" w:tplc="6E620EE0">
       <w:numFmt w:val="decimal"/>
       <w:lvlText w:val=""/>
       <w:lvlJc w:val="left"/>
     </w:lvl>
-    <w:lvl w:ilvl="4" w:tplc="3B9C1876">
+    <w:lvl w:ilvl="4" w:tplc="2E70E670">
       <w:numFmt w:val="decimal"/>
       <w:lvlText w:val=""/>
       <w:lvlJc w:val="left"/>
     </w:lvl>
-    <w:lvl w:ilvl="5" w:tplc="C1C89E86">
+    <w:lvl w:ilvl="5" w:tplc="ED2C6350">
       <w:numFmt w:val="decimal"/>
       <w:lvlText w:val=""/>
       <w:lvlJc w:val="left"/>
     </w:lvl>
-    <w:lvl w:ilvl="6" w:tplc="F2D45C9C">
+    <w:lvl w:ilvl="6" w:tplc="8752D4FE">
       <w:numFmt w:val="decimal"/>
       <w:lvlText w:val=""/>
       <w:lvlJc w:val="left"/>
     </w:lvl>
-    <w:lvl w:ilvl="7" w:tplc="57F4AC68">
+    <w:lvl w:ilvl="7" w:tplc="A4B8B464">
       <w:numFmt w:val="decimal"/>
       <w:lvlText w:val=""/>
       <w:lvlJc w:val="left"/>
     </w:lvl>
-    <w:lvl w:ilvl="8" w:tplc="8D684510">
+    <w:lvl w:ilvl="8" w:tplc="E20EC6DA">
       <w:numFmt w:val="decimal"/>
       <w:lvlText w:val=""/>
       <w:lvlJc w:val="left"/>
     </w:lvl>
   </w:abstractNum>
-  <w:abstractNum w:abstractNumId="1" w15:restartNumberingAfterBreak="0">
-    <w:nsid w:val="28B61421"/>
-    <w:multiLevelType w:val="hybridMultilevel"/>
-    <w:tmpl w:val="ED58EC3E"/>
-    <w:lvl w:ilvl="0" w:tplc="B2FE6E54">
-      <w:start w:val="1"/>
-      <w:numFmt w:val="decimal"/>
-      <w:lvlText w:val="%1."/>
-      <w:lvlJc w:val="left"/>
-      <w:pPr>
-        <w:ind w:left="360" w:hanging="300"/>
-      </w:pPr>
-    </w:lvl>
-    <w:lvl w:ilvl="1" w:tplc="E708A456" w:tentative="1">
-      <w:start w:val="1"/>
-      <w:numFmt w:val="lowerLetter"/>
-      <w:lvlText w:val="%2."/>
-      <w:lvlJc w:val="left"/>
-      <w:pPr>
-        <w:ind w:left="720" w:hanging="300"/>
-      </w:pPr>
-    </w:lvl>
-    <w:lvl w:ilvl="2" w:tplc="125A48D8">
-      <w:numFmt w:val="decimal"/>
-      <w:lvlText w:val=""/>
-      <w:lvlJc w:val="left"/>
-    </w:lvl>
-    <w:lvl w:ilvl="3" w:tplc="0554A68A">
-      <w:numFmt w:val="decimal"/>
-      <w:lvlText w:val=""/>
-      <w:lvlJc w:val="left"/>
-    </w:lvl>
-    <w:lvl w:ilvl="4" w:tplc="7C789C26">
-      <w:numFmt w:val="decimal"/>
-      <w:lvlText w:val=""/>
-      <w:lvlJc w:val="left"/>
-    </w:lvl>
-    <w:lvl w:ilvl="5" w:tplc="C756AB1C">
-      <w:numFmt w:val="decimal"/>
-      <w:lvlText w:val=""/>
-      <w:lvlJc w:val="left"/>
-    </w:lvl>
-    <w:lvl w:ilvl="6" w:tplc="E0EE8F9A">
-      <w:numFmt w:val="decimal"/>
-      <w:lvlText w:val=""/>
-      <w:lvlJc w:val="left"/>
-    </w:lvl>
-    <w:lvl w:ilvl="7" w:tplc="AB521108">
-      <w:numFmt w:val="decimal"/>
-      <w:lvlText w:val=""/>
-      <w:lvlJc w:val="left"/>
-    </w:lvl>
-    <w:lvl w:ilvl="8" w:tplc="B27CEC7C">
-      <w:numFmt w:val="decimal"/>
-      <w:lvlText w:val=""/>
-      <w:lvlJc w:val="left"/>
-    </w:lvl>
-  </w:abstractNum>
-  <w:abstractNum w:abstractNumId="2" w15:restartNumberingAfterBreak="0">
-    <w:nsid w:val="2EDB49BB"/>
-    <w:multiLevelType w:val="hybridMultilevel"/>
-    <w:tmpl w:val="9110AFBE"/>
-    <w:lvl w:ilvl="0" w:tplc="831A23C2">
-      <w:start w:val="1"/>
-      <w:numFmt w:val="decimal"/>
-      <w:lvlText w:val="%1."/>
-      <w:lvlJc w:val="left"/>
-      <w:pPr>
-        <w:ind w:left="360" w:hanging="300"/>
-      </w:pPr>
-    </w:lvl>
-    <w:lvl w:ilvl="1" w:tplc="49747798" w:tentative="1">
-      <w:start w:val="1"/>
-      <w:numFmt w:val="lowerLetter"/>
-      <w:lvlText w:val="%2."/>
-      <w:lvlJc w:val="left"/>
-      <w:pPr>
-        <w:ind w:left="720" w:hanging="300"/>
-      </w:pPr>
-    </w:lvl>
-    <w:lvl w:ilvl="2" w:tplc="9D78B3A4">
-      <w:numFmt w:val="decimal"/>
-      <w:lvlText w:val=""/>
-      <w:lvlJc w:val="left"/>
-    </w:lvl>
-    <w:lvl w:ilvl="3" w:tplc="181439F2">
-      <w:numFmt w:val="decimal"/>
-      <w:lvlText w:val=""/>
-      <w:lvlJc w:val="left"/>
-    </w:lvl>
-    <w:lvl w:ilvl="4" w:tplc="43A6AC20">
-      <w:numFmt w:val="decimal"/>
-      <w:lvlText w:val=""/>
-      <w:lvlJc w:val="left"/>
-    </w:lvl>
-    <w:lvl w:ilvl="5" w:tplc="BECC4006">
-      <w:numFmt w:val="decimal"/>
-      <w:lvlText w:val=""/>
-      <w:lvlJc w:val="left"/>
-    </w:lvl>
-    <w:lvl w:ilvl="6" w:tplc="A80A0936">
-      <w:numFmt w:val="decimal"/>
-      <w:lvlText w:val=""/>
-      <w:lvlJc w:val="left"/>
-    </w:lvl>
-    <w:lvl w:ilvl="7" w:tplc="B4582194">
-      <w:numFmt w:val="decimal"/>
-      <w:lvlText w:val=""/>
-      <w:lvlJc w:val="left"/>
-    </w:lvl>
-    <w:lvl w:ilvl="8" w:tplc="7102EFCE">
-      <w:numFmt w:val="decimal"/>
-      <w:lvlText w:val=""/>
-      <w:lvlJc w:val="left"/>
-    </w:lvl>
-  </w:abstractNum>
-  <w:abstractNum w:abstractNumId="3" w15:restartNumberingAfterBreak="0">
-    <w:nsid w:val="40122FA9"/>
-    <w:multiLevelType w:val="hybridMultilevel"/>
-    <w:tmpl w:val="241CAB04"/>
-    <w:lvl w:ilvl="0" w:tplc="6B8A0052" w:tentative="1">
-      <w:start w:val="1"/>
-      <w:numFmt w:val="bullet"/>
-      <w:lvlText w:val="●"/>
-      <w:lvlJc w:val="left"/>
-      <w:pPr>
-        <w:ind w:left="720" w:hanging="360"/>
-      </w:pPr>
-    </w:lvl>
-    <w:lvl w:ilvl="1" w:tplc="A7701FFE" w:tentative="1">
-      <w:start w:val="1"/>
-      <w:numFmt w:val="bullet"/>
-      <w:lvlText w:val="○"/>
-      <w:lvlJc w:val="left"/>
-      <w:pPr>
-        <w:ind w:left="1440" w:hanging="360"/>
-      </w:pPr>
-    </w:lvl>
-    <w:lvl w:ilvl="2" w:tplc="AD168F60" w:tentative="1">
-      <w:start w:val="1"/>
-      <w:numFmt w:val="bullet"/>
-      <w:lvlText w:val="■"/>
-      <w:lvlJc w:val="left"/>
-      <w:pPr>
-        <w:ind w:left="2160" w:hanging="360"/>
-      </w:pPr>
-    </w:lvl>
-    <w:lvl w:ilvl="3" w:tplc="E52088C6" w:tentative="1">
-      <w:start w:val="1"/>
-      <w:numFmt w:val="bullet"/>
-      <w:lvlText w:val="●"/>
-      <w:lvlJc w:val="left"/>
-      <w:pPr>
-        <w:ind w:left="2880" w:hanging="360"/>
-      </w:pPr>
-    </w:lvl>
-    <w:lvl w:ilvl="4" w:tplc="B12EA59C" w:tentative="1">
-      <w:start w:val="1"/>
-      <w:numFmt w:val="bullet"/>
-      <w:lvlText w:val="○"/>
-      <w:lvlJc w:val="left"/>
-      <w:pPr>
-        <w:ind w:left="3600" w:hanging="360"/>
-      </w:pPr>
-    </w:lvl>
-    <w:lvl w:ilvl="5" w:tplc="F3AA7856" w:tentative="1">
-      <w:start w:val="1"/>
-      <w:numFmt w:val="bullet"/>
-      <w:lvlText w:val="■"/>
-      <w:lvlJc w:val="left"/>
-      <w:pPr>
-        <w:ind w:left="4320" w:hanging="360"/>
-      </w:pPr>
-    </w:lvl>
-    <w:lvl w:ilvl="6" w:tplc="FA9615E0" w:tentative="1">
-      <w:start w:val="1"/>
-      <w:numFmt w:val="bullet"/>
-      <w:lvlText w:val="●"/>
-      <w:lvlJc w:val="left"/>
-      <w:pPr>
-        <w:ind w:left="5040" w:hanging="360"/>
-      </w:pPr>
-    </w:lvl>
-    <w:lvl w:ilvl="7" w:tplc="6FA8E52A" w:tentative="1">
-      <w:start w:val="1"/>
-      <w:numFmt w:val="bullet"/>
-      <w:lvlText w:val="●"/>
-      <w:lvlJc w:val="left"/>
-      <w:pPr>
-        <w:ind w:left="5760" w:hanging="360"/>
-      </w:pPr>
-    </w:lvl>
-    <w:lvl w:ilvl="8" w:tplc="4170EA9A" w:tentative="1">
-      <w:start w:val="1"/>
-      <w:numFmt w:val="bullet"/>
-      <w:lvlText w:val="●"/>
-      <w:lvlJc w:val="left"/>
-      <w:pPr>
-        <w:ind w:left="6480" w:hanging="360"/>
-      </w:pPr>
-    </w:lvl>
-  </w:abstractNum>
-  <w:abstractNum w:abstractNumId="4" w15:restartNumberingAfterBreak="0">
-    <w:nsid w:val="55487B81"/>
-    <w:multiLevelType w:val="hybridMultilevel"/>
-    <w:tmpl w:val="95986D98"/>
-    <w:lvl w:ilvl="0" w:tplc="E2E897FC">
-      <w:start w:val="1"/>
-      <w:numFmt w:val="decimal"/>
-      <w:lvlText w:val="%1."/>
-      <w:lvlJc w:val="left"/>
-      <w:pPr>
-        <w:ind w:left="360" w:hanging="300"/>
-      </w:pPr>
-    </w:lvl>
-    <w:lvl w:ilvl="1" w:tplc="157E069C" w:tentative="1">
-      <w:start w:val="1"/>
-      <w:numFmt w:val="lowerLetter"/>
-      <w:lvlText w:val="%2."/>
-      <w:lvlJc w:val="left"/>
-      <w:pPr>
-        <w:ind w:left="720" w:hanging="300"/>
-      </w:pPr>
-    </w:lvl>
-    <w:lvl w:ilvl="2" w:tplc="0636BDDE">
-      <w:numFmt w:val="decimal"/>
-      <w:lvlText w:val=""/>
-      <w:lvlJc w:val="left"/>
-    </w:lvl>
-    <w:lvl w:ilvl="3" w:tplc="A53EB79C">
-      <w:numFmt w:val="decimal"/>
-      <w:lvlText w:val=""/>
-      <w:lvlJc w:val="left"/>
-    </w:lvl>
-    <w:lvl w:ilvl="4" w:tplc="7A36C9B6">
-      <w:numFmt w:val="decimal"/>
-      <w:lvlText w:val=""/>
-      <w:lvlJc w:val="left"/>
-    </w:lvl>
-    <w:lvl w:ilvl="5" w:tplc="C9289B08">
-      <w:numFmt w:val="decimal"/>
-      <w:lvlText w:val=""/>
-      <w:lvlJc w:val="left"/>
-    </w:lvl>
-    <w:lvl w:ilvl="6" w:tplc="315C24B2">
-      <w:numFmt w:val="decimal"/>
-      <w:lvlText w:val=""/>
-      <w:lvlJc w:val="left"/>
-    </w:lvl>
-    <w:lvl w:ilvl="7" w:tplc="264231D4">
-      <w:numFmt w:val="decimal"/>
-      <w:lvlText w:val=""/>
-      <w:lvlJc w:val="left"/>
-    </w:lvl>
-    <w:lvl w:ilvl="8" w:tplc="DB8AE89C">
-      <w:numFmt w:val="decimal"/>
-      <w:lvlText w:val=""/>
-      <w:lvlJc w:val="left"/>
-    </w:lvl>
-  </w:abstractNum>
-  <w:abstractNum w:abstractNumId="5" w15:restartNumberingAfterBreak="0">
-    <w:nsid w:val="5D2651DA"/>
-    <w:multiLevelType w:val="hybridMultilevel"/>
-    <w:tmpl w:val="E432E614"/>
-    <w:lvl w:ilvl="0" w:tplc="52469BF4">
-      <w:start w:val="1"/>
-      <w:numFmt w:val="decimal"/>
-      <w:lvlText w:val="%1."/>
-      <w:lvlJc w:val="left"/>
-      <w:pPr>
-        <w:ind w:left="360" w:hanging="300"/>
-      </w:pPr>
-    </w:lvl>
-    <w:lvl w:ilvl="1" w:tplc="775A455A" w:tentative="1">
-      <w:start w:val="1"/>
-      <w:numFmt w:val="lowerLetter"/>
-      <w:lvlText w:val="%2."/>
-      <w:lvlJc w:val="left"/>
-      <w:pPr>
-        <w:ind w:left="720" w:hanging="300"/>
-      </w:pPr>
-    </w:lvl>
-    <w:lvl w:ilvl="2" w:tplc="E4FE7190">
-      <w:numFmt w:val="decimal"/>
-      <w:lvlText w:val=""/>
-      <w:lvlJc w:val="left"/>
-    </w:lvl>
-    <w:lvl w:ilvl="3" w:tplc="25D8519A">
-      <w:numFmt w:val="decimal"/>
-      <w:lvlText w:val=""/>
-      <w:lvlJc w:val="left"/>
-    </w:lvl>
-    <w:lvl w:ilvl="4" w:tplc="D49E2F52">
-      <w:numFmt w:val="decimal"/>
-      <w:lvlText w:val=""/>
-      <w:lvlJc w:val="left"/>
-    </w:lvl>
-    <w:lvl w:ilvl="5" w:tplc="C14AE630">
-      <w:numFmt w:val="decimal"/>
-      <w:lvlText w:val=""/>
-      <w:lvlJc w:val="left"/>
-    </w:lvl>
-    <w:lvl w:ilvl="6" w:tplc="5F9A2B48">
-      <w:numFmt w:val="decimal"/>
-      <w:lvlText w:val=""/>
-      <w:lvlJc w:val="left"/>
-    </w:lvl>
-    <w:lvl w:ilvl="7" w:tplc="BC78F0C6">
-      <w:numFmt w:val="decimal"/>
-      <w:lvlText w:val=""/>
-      <w:lvlJc w:val="left"/>
-    </w:lvl>
-    <w:lvl w:ilvl="8" w:tplc="90CEB952">
-      <w:numFmt w:val="decimal"/>
-      <w:lvlText w:val=""/>
-      <w:lvlJc w:val="left"/>
-    </w:lvl>
-  </w:abstractNum>
-  <w:abstractNum w:abstractNumId="6" w15:restartNumberingAfterBreak="0">
-    <w:nsid w:val="625C2FDD"/>
-    <w:multiLevelType w:val="hybridMultilevel"/>
-    <w:tmpl w:val="C8E6A5AE"/>
-    <w:lvl w:ilvl="0" w:tplc="7CF2ABE6">
-      <w:start w:val="1"/>
-      <w:numFmt w:val="decimal"/>
-      <w:lvlText w:val="%1."/>
-      <w:lvlJc w:val="left"/>
-      <w:pPr>
-        <w:ind w:left="360" w:hanging="300"/>
-      </w:pPr>
-    </w:lvl>
-    <w:lvl w:ilvl="1" w:tplc="22B27C22" w:tentative="1">
-      <w:start w:val="1"/>
-      <w:numFmt w:val="lowerLetter"/>
-      <w:lvlText w:val="%2."/>
-      <w:lvlJc w:val="left"/>
-      <w:pPr>
-        <w:ind w:left="720" w:hanging="300"/>
-      </w:pPr>
-    </w:lvl>
-    <w:lvl w:ilvl="2" w:tplc="A17C7F26">
-      <w:numFmt w:val="decimal"/>
-      <w:lvlText w:val=""/>
-      <w:lvlJc w:val="left"/>
-    </w:lvl>
-    <w:lvl w:ilvl="3" w:tplc="315AB8A2">
-      <w:numFmt w:val="decimal"/>
-      <w:lvlText w:val=""/>
-      <w:lvlJc w:val="left"/>
-    </w:lvl>
-    <w:lvl w:ilvl="4" w:tplc="BB764282">
-      <w:numFmt w:val="decimal"/>
-      <w:lvlText w:val=""/>
-      <w:lvlJc w:val="left"/>
-    </w:lvl>
-    <w:lvl w:ilvl="5" w:tplc="E24C3B62">
-      <w:numFmt w:val="decimal"/>
-      <w:lvlText w:val=""/>
-      <w:lvlJc w:val="left"/>
-    </w:lvl>
-    <w:lvl w:ilvl="6" w:tplc="816806B2">
-      <w:numFmt w:val="decimal"/>
-      <w:lvlText w:val=""/>
-      <w:lvlJc w:val="left"/>
-    </w:lvl>
-    <w:lvl w:ilvl="7" w:tplc="18FE4F00">
-      <w:numFmt w:val="decimal"/>
-      <w:lvlText w:val=""/>
-      <w:lvlJc w:val="left"/>
-    </w:lvl>
-    <w:lvl w:ilvl="8" w:tplc="28780988">
-      <w:numFmt w:val="decimal"/>
-      <w:lvlText w:val=""/>
-      <w:lvlJc w:val="left"/>
-    </w:lvl>
-  </w:abstractNum>
-  <w:abstractNum w:abstractNumId="7" w15:restartNumberingAfterBreak="0">
-    <w:nsid w:val="629F4B99"/>
-    <w:multiLevelType w:val="hybridMultilevel"/>
-    <w:tmpl w:val="D8C492FA"/>
-    <w:lvl w:ilvl="0" w:tplc="EBFE1988">
-      <w:start w:val="1"/>
-      <w:numFmt w:val="decimal"/>
-      <w:lvlText w:val="%1."/>
-      <w:lvlJc w:val="left"/>
-      <w:pPr>
-        <w:ind w:left="360" w:hanging="300"/>
-      </w:pPr>
-    </w:lvl>
-    <w:lvl w:ilvl="1" w:tplc="C4907912" w:tentative="1">
-      <w:start w:val="1"/>
-      <w:numFmt w:val="lowerLetter"/>
-      <w:lvlText w:val="%2."/>
-      <w:lvlJc w:val="left"/>
-      <w:pPr>
-        <w:ind w:left="720" w:hanging="300"/>
-      </w:pPr>
-    </w:lvl>
-    <w:lvl w:ilvl="2" w:tplc="2B6E9326">
-      <w:numFmt w:val="decimal"/>
-      <w:lvlText w:val=""/>
-      <w:lvlJc w:val="left"/>
-    </w:lvl>
-    <w:lvl w:ilvl="3" w:tplc="80107706">
-      <w:numFmt w:val="decimal"/>
-      <w:lvlText w:val=""/>
-      <w:lvlJc w:val="left"/>
-    </w:lvl>
-    <w:lvl w:ilvl="4" w:tplc="855ECEA0">
-      <w:numFmt w:val="decimal"/>
-      <w:lvlText w:val=""/>
-      <w:lvlJc w:val="left"/>
-    </w:lvl>
-    <w:lvl w:ilvl="5" w:tplc="8168EFF2">
-      <w:numFmt w:val="decimal"/>
-      <w:lvlText w:val=""/>
-      <w:lvlJc w:val="left"/>
-    </w:lvl>
-    <w:lvl w:ilvl="6" w:tplc="D2F6AFA6">
-      <w:numFmt w:val="decimal"/>
-      <w:lvlText w:val=""/>
-      <w:lvlJc w:val="left"/>
-    </w:lvl>
-    <w:lvl w:ilvl="7" w:tplc="E8ACA040">
-      <w:numFmt w:val="decimal"/>
-      <w:lvlText w:val=""/>
-      <w:lvlJc w:val="left"/>
-    </w:lvl>
-    <w:lvl w:ilvl="8" w:tplc="2BEEADC4">
-      <w:numFmt w:val="decimal"/>
-      <w:lvlText w:val=""/>
-      <w:lvlJc w:val="left"/>
-    </w:lvl>
-  </w:abstractNum>
-  <w:abstractNum w:abstractNumId="8" w15:restartNumberingAfterBreak="0">
-    <w:nsid w:val="70397E9A"/>
-    <w:multiLevelType w:val="hybridMultilevel"/>
-    <w:tmpl w:val="6914A6DE"/>
-    <w:lvl w:ilvl="0" w:tplc="0BFC17A8">
-      <w:start w:val="1"/>
-      <w:numFmt w:val="decimal"/>
-      <w:lvlText w:val="%1."/>
-      <w:lvlJc w:val="left"/>
-      <w:pPr>
-        <w:ind w:left="360" w:hanging="300"/>
-      </w:pPr>
-    </w:lvl>
-    <w:lvl w:ilvl="1" w:tplc="013A745A" w:tentative="1">
-      <w:start w:val="1"/>
-      <w:numFmt w:val="lowerLetter"/>
-      <w:lvlText w:val="%2."/>
-      <w:lvlJc w:val="left"/>
-      <w:pPr>
-        <w:ind w:left="720" w:hanging="300"/>
-      </w:pPr>
-    </w:lvl>
-    <w:lvl w:ilvl="2" w:tplc="3B00E9CC">
-      <w:numFmt w:val="decimal"/>
-      <w:lvlText w:val=""/>
-      <w:lvlJc w:val="left"/>
-    </w:lvl>
-    <w:lvl w:ilvl="3" w:tplc="FCC47448">
-      <w:numFmt w:val="decimal"/>
-      <w:lvlText w:val=""/>
-      <w:lvlJc w:val="left"/>
-    </w:lvl>
-    <w:lvl w:ilvl="4" w:tplc="774E6A36">
-      <w:numFmt w:val="decimal"/>
-      <w:lvlText w:val=""/>
-      <w:lvlJc w:val="left"/>
-    </w:lvl>
-    <w:lvl w:ilvl="5" w:tplc="27987DD4">
-      <w:numFmt w:val="decimal"/>
-      <w:lvlText w:val=""/>
-      <w:lvlJc w:val="left"/>
-    </w:lvl>
-    <w:lvl w:ilvl="6" w:tplc="AC8853F4">
-      <w:numFmt w:val="decimal"/>
-      <w:lvlText w:val=""/>
-      <w:lvlJc w:val="left"/>
-    </w:lvl>
-    <w:lvl w:ilvl="7" w:tplc="33BE7D4C">
-      <w:numFmt w:val="decimal"/>
-      <w:lvlText w:val=""/>
-      <w:lvlJc w:val="left"/>
-    </w:lvl>
-    <w:lvl w:ilvl="8" w:tplc="43708C98">
-      <w:numFmt w:val="decimal"/>
-      <w:lvlText w:val=""/>
-      <w:lvlJc w:val="left"/>
-    </w:lvl>
-  </w:abstractNum>
-  <w:abstractNum w:abstractNumId="9" w15:restartNumberingAfterBreak="0">
-    <w:nsid w:val="76CF2CD1"/>
-    <w:multiLevelType w:val="hybridMultilevel"/>
-    <w:tmpl w:val="F7783D88"/>
-    <w:lvl w:ilvl="0" w:tplc="EBD6117E">
-      <w:start w:val="1"/>
-      <w:numFmt w:val="decimal"/>
-      <w:lvlText w:val="%1."/>
-      <w:lvlJc w:val="left"/>
-      <w:pPr>
-        <w:ind w:left="360" w:hanging="300"/>
-      </w:pPr>
-    </w:lvl>
-    <w:lvl w:ilvl="1" w:tplc="5F3E305E" w:tentative="1">
-      <w:start w:val="1"/>
-      <w:numFmt w:val="lowerLetter"/>
-      <w:lvlText w:val="%2."/>
-      <w:lvlJc w:val="left"/>
-      <w:pPr>
-        <w:ind w:left="720" w:hanging="300"/>
-      </w:pPr>
-    </w:lvl>
-    <w:lvl w:ilvl="2" w:tplc="D8CA7F26">
-      <w:numFmt w:val="decimal"/>
-      <w:lvlText w:val=""/>
-      <w:lvlJc w:val="left"/>
-    </w:lvl>
-    <w:lvl w:ilvl="3" w:tplc="63E60D92">
-      <w:numFmt w:val="decimal"/>
-      <w:lvlText w:val=""/>
-      <w:lvlJc w:val="left"/>
-    </w:lvl>
-    <w:lvl w:ilvl="4" w:tplc="184209A6">
-      <w:numFmt w:val="decimal"/>
-      <w:lvlText w:val=""/>
-      <w:lvlJc w:val="left"/>
-    </w:lvl>
-    <w:lvl w:ilvl="5" w:tplc="A448D4FC">
-      <w:numFmt w:val="decimal"/>
-      <w:lvlText w:val=""/>
-      <w:lvlJc w:val="left"/>
-    </w:lvl>
-    <w:lvl w:ilvl="6" w:tplc="4FEC6E68">
-      <w:numFmt w:val="decimal"/>
-      <w:lvlText w:val=""/>
-      <w:lvlJc w:val="left"/>
-    </w:lvl>
-    <w:lvl w:ilvl="7" w:tplc="0FD47358">
-      <w:numFmt w:val="decimal"/>
-      <w:lvlText w:val=""/>
-      <w:lvlJc w:val="left"/>
-    </w:lvl>
-    <w:lvl w:ilvl="8" w:tplc="65D633EA">
-      <w:numFmt w:val="decimal"/>
-      <w:lvlText w:val=""/>
-      <w:lvlJc w:val="left"/>
-    </w:lvl>
-  </w:abstractNum>
-  <w:abstractNum w:abstractNumId="10" w15:restartNumberingAfterBreak="0">
-    <w:nsid w:val="7BA00B14"/>
-    <w:multiLevelType w:val="hybridMultilevel"/>
-    <w:tmpl w:val="3CFA9C92"/>
-    <w:lvl w:ilvl="0" w:tplc="17009B70">
-      <w:start w:val="1"/>
-      <w:numFmt w:val="decimal"/>
-      <w:lvlText w:val="%1."/>
-      <w:lvlJc w:val="left"/>
-      <w:pPr>
-        <w:ind w:left="360" w:hanging="300"/>
-      </w:pPr>
-    </w:lvl>
-    <w:lvl w:ilvl="1" w:tplc="8AE6FF50" w:tentative="1">
-      <w:start w:val="1"/>
-      <w:numFmt w:val="lowerLetter"/>
-      <w:lvlText w:val="%2."/>
-      <w:lvlJc w:val="left"/>
-      <w:pPr>
-        <w:ind w:left="720" w:hanging="300"/>
-      </w:pPr>
-    </w:lvl>
-    <w:lvl w:ilvl="2" w:tplc="60AABA1C">
-      <w:numFmt w:val="decimal"/>
-      <w:lvlText w:val=""/>
-      <w:lvlJc w:val="left"/>
-    </w:lvl>
-    <w:lvl w:ilvl="3" w:tplc="4482B2D2">
-      <w:numFmt w:val="decimal"/>
-      <w:lvlText w:val=""/>
-      <w:lvlJc w:val="left"/>
-    </w:lvl>
-    <w:lvl w:ilvl="4" w:tplc="BEF6724C">
-      <w:numFmt w:val="decimal"/>
-      <w:lvlText w:val=""/>
-      <w:lvlJc w:val="left"/>
-    </w:lvl>
-    <w:lvl w:ilvl="5" w:tplc="355A27EA">
-      <w:numFmt w:val="decimal"/>
-      <w:lvlText w:val=""/>
-      <w:lvlJc w:val="left"/>
-    </w:lvl>
-    <w:lvl w:ilvl="6" w:tplc="B2A29D98">
-      <w:numFmt w:val="decimal"/>
-      <w:lvlText w:val=""/>
-      <w:lvlJc w:val="left"/>
-    </w:lvl>
-    <w:lvl w:ilvl="7" w:tplc="58AE917E">
-      <w:numFmt w:val="decimal"/>
-      <w:lvlText w:val=""/>
-      <w:lvlJc w:val="left"/>
-    </w:lvl>
-    <w:lvl w:ilvl="8" w:tplc="241EF584">
-      <w:numFmt w:val="decimal"/>
-      <w:lvlText w:val=""/>
-      <w:lvlJc w:val="left"/>
-    </w:lvl>
-  </w:abstractNum>
-  <w:num w:numId="1" w16cid:durableId="1656032597">
+  <w:num w:numId="1" w16cid:durableId="715157659">
+    <w:abstractNumId w:val="5"/>
+    <w:lvlOverride w:ilvl="0">
+      <w:startOverride w:val="1"/>
+    </w:lvlOverride>
+  </w:num>
+  <w:num w:numId="2" w16cid:durableId="650326178">
+    <w:abstractNumId w:val="1"/>
+    <w:lvlOverride w:ilvl="0">
+      <w:startOverride w:val="1"/>
+    </w:lvlOverride>
+  </w:num>
+  <w:num w:numId="3" w16cid:durableId="2078743965">
+    <w:abstractNumId w:val="8"/>
+    <w:lvlOverride w:ilvl="0">
+      <w:startOverride w:val="1"/>
+    </w:lvlOverride>
+  </w:num>
+  <w:num w:numId="4" w16cid:durableId="1957325987">
     <w:abstractNumId w:val="3"/>
     <w:lvlOverride w:ilvl="0">
       <w:startOverride w:val="1"/>
     </w:lvlOverride>
   </w:num>
-  <w:num w:numId="2" w16cid:durableId="835146193">
+  <w:num w:numId="5" w16cid:durableId="732657775">
+    <w:abstractNumId w:val="9"/>
+    <w:lvlOverride w:ilvl="0">
+      <w:startOverride w:val="1"/>
+    </w:lvlOverride>
+  </w:num>
+  <w:num w:numId="6" w16cid:durableId="1487477268">
+    <w:abstractNumId w:val="2"/>
+    <w:lvlOverride w:ilvl="0">
+      <w:startOverride w:val="1"/>
+    </w:lvlOverride>
+  </w:num>
+  <w:num w:numId="7" w16cid:durableId="882406353">
+    <w:abstractNumId w:val="0"/>
+    <w:lvlOverride w:ilvl="0">
+      <w:startOverride w:val="1"/>
+    </w:lvlOverride>
+  </w:num>
+  <w:num w:numId="8" w16cid:durableId="342630285">
     <w:abstractNumId w:val="7"/>
     <w:lvlOverride w:ilvl="0">
       <w:startOverride w:val="1"/>
     </w:lvlOverride>
   </w:num>
-  <w:num w:numId="3" w16cid:durableId="977489430">
-    <w:abstractNumId w:val="5"/>
-    <w:lvlOverride w:ilvl="0">
-      <w:startOverride w:val="1"/>
-    </w:lvlOverride>
-  </w:num>
-  <w:num w:numId="4" w16cid:durableId="1321349965">
-    <w:abstractNumId w:val="9"/>
-    <w:lvlOverride w:ilvl="0">
-      <w:startOverride w:val="1"/>
-    </w:lvlOverride>
-  </w:num>
-  <w:num w:numId="5" w16cid:durableId="239993806">
-    <w:abstractNumId w:val="2"/>
-    <w:lvlOverride w:ilvl="0">
-      <w:startOverride w:val="1"/>
-    </w:lvlOverride>
-  </w:num>
-  <w:num w:numId="6" w16cid:durableId="1319336117">
+  <w:num w:numId="9" w16cid:durableId="8458567">
     <w:abstractNumId w:val="6"/>
     <w:lvlOverride w:ilvl="0">
       <w:startOverride w:val="1"/>
     </w:lvlOverride>
   </w:num>
-  <w:num w:numId="7" w16cid:durableId="612787822">
-    <w:abstractNumId w:val="1"/>
-    <w:lvlOverride w:ilvl="0">
-      <w:startOverride w:val="1"/>
-    </w:lvlOverride>
-  </w:num>
-  <w:num w:numId="8" w16cid:durableId="1180971119">
+  <w:num w:numId="10" w16cid:durableId="260990989">
     <w:abstractNumId w:val="4"/>
-    <w:lvlOverride w:ilvl="0">
-      <w:startOverride w:val="1"/>
-    </w:lvlOverride>
-  </w:num>
-  <w:num w:numId="9" w16cid:durableId="903219593">
-    <w:abstractNumId w:val="8"/>
-    <w:lvlOverride w:ilvl="0">
-      <w:startOverride w:val="1"/>
-    </w:lvlOverride>
-  </w:num>
-  <w:num w:numId="10" w16cid:durableId="481388014">
-    <w:abstractNumId w:val="10"/>
     <w:lvlOverride w:ilvl="0">
       <w:startOverride w:val="1"/>
     </w:lvlOverride>
@@ -8496,7 +8496,7 @@
     <w:autoRedefine/>
     <w:uiPriority w:val="39"/>
     <w:unhideWhenUsed/>
-    <w:rsid w:val="00EC3F22"/>
+    <w:rsid w:val="00AD04F8"/>
     <w:pPr>
       <w:spacing w:after="100"/>
     </w:pPr>

--- a/discoverer-neo/docs/user-guide/manual/Discoverer-Neo-ADMIN-Guide-Quick-es-ES.docx
+++ b/discoverer-neo/docs/user-guide/manual/Discoverer-Neo-ADMIN-Guide-Quick-es-ES.docx
@@ -54,7 +54,7 @@
           <w:sz w:val="22"/>
           <w:szCs w:val="22"/>
         </w:rPr>
-        <w:t>Versión 2.1.1</w:t>
+        <w:t>Versión 2.2.0</w:t>
       </w:r>
     </w:p>
     <w:p>
@@ -74,7 +74,7 @@
     <w:sdt>
       <w:sdtPr>
         <w:alias w:val="Índice"/>
-        <w:id w:val="-11452658"/>
+        <w:id w:val="-1098947108"/>
       </w:sdtPr>
       <w:sdtEndPr/>
       <w:sdtContent>
@@ -102,7 +102,7 @@
           <w:r>
             <w:fldChar w:fldCharType="separate"/>
           </w:r>
-          <w:hyperlink w:anchor="_Toc241748066" w:history="1">
+          <w:hyperlink w:anchor="_Toc241848298" w:history="1">
             <w:r>
               <w:rPr>
                 <w:rStyle w:val="Hiperligao"/>
@@ -126,7 +126,7 @@
               <w:rPr>
                 <w:noProof/>
               </w:rPr>
-              <w:instrText xml:space="preserve"> PAGEREF _Toc241748066 \h </w:instrText>
+              <w:instrText xml:space="preserve"> PAGEREF _Toc241848298 \h </w:instrText>
             </w:r>
             <w:r>
               <w:rPr>
@@ -168,7 +168,7 @@
               <w14:ligatures w14:val="standardContextual"/>
             </w:rPr>
           </w:pPr>
-          <w:hyperlink w:anchor="_Toc241748067" w:history="1">
+          <w:hyperlink w:anchor="_Toc241848299" w:history="1">
             <w:r>
               <w:rPr>
                 <w:rStyle w:val="Hiperligao"/>
@@ -192,7 +192,7 @@
               <w:rPr>
                 <w:noProof/>
               </w:rPr>
-              <w:instrText xml:space="preserve"> PAGEREF _Toc241748067 \h </w:instrText>
+              <w:instrText xml:space="preserve"> PAGEREF _Toc241848299 \h </w:instrText>
             </w:r>
             <w:r>
               <w:rPr>
@@ -234,7 +234,7 @@
               <w14:ligatures w14:val="standardContextual"/>
             </w:rPr>
           </w:pPr>
-          <w:hyperlink w:anchor="_Toc241748068" w:history="1">
+          <w:hyperlink w:anchor="_Toc241848300" w:history="1">
             <w:r>
               <w:rPr>
                 <w:rStyle w:val="Hiperligao"/>
@@ -258,7 +258,7 @@
               <w:rPr>
                 <w:noProof/>
               </w:rPr>
-              <w:instrText xml:space="preserve"> PAGEREF _Toc241748068 \h </w:instrText>
+              <w:instrText xml:space="preserve"> PAGEREF _Toc241848300 \h </w:instrText>
             </w:r>
             <w:r>
               <w:rPr>
@@ -300,7 +300,7 @@
               <w14:ligatures w14:val="standardContextual"/>
             </w:rPr>
           </w:pPr>
-          <w:hyperlink w:anchor="_Toc241748069" w:history="1">
+          <w:hyperlink w:anchor="_Toc241848301" w:history="1">
             <w:r>
               <w:rPr>
                 <w:rStyle w:val="Hiperligao"/>
@@ -324,7 +324,7 @@
               <w:rPr>
                 <w:noProof/>
               </w:rPr>
-              <w:instrText xml:space="preserve"> PAGEREF _Toc241748069 \h </w:instrText>
+              <w:instrText xml:space="preserve"> PAGEREF _Toc241848301 \h </w:instrText>
             </w:r>
             <w:r>
               <w:rPr>
@@ -366,7 +366,7 @@
               <w14:ligatures w14:val="standardContextual"/>
             </w:rPr>
           </w:pPr>
-          <w:hyperlink w:anchor="_Toc241748070" w:history="1">
+          <w:hyperlink w:anchor="_Toc241848302" w:history="1">
             <w:r>
               <w:rPr>
                 <w:rStyle w:val="Hiperligao"/>
@@ -390,7 +390,7 @@
               <w:rPr>
                 <w:noProof/>
               </w:rPr>
-              <w:instrText xml:space="preserve"> PAGEREF _Toc241748070 \h </w:instrText>
+              <w:instrText xml:space="preserve"> PAGEREF _Toc241848302 \h </w:instrText>
             </w:r>
             <w:r>
               <w:rPr>
@@ -432,7 +432,7 @@
               <w14:ligatures w14:val="standardContextual"/>
             </w:rPr>
           </w:pPr>
-          <w:hyperlink w:anchor="_Toc241748071" w:history="1">
+          <w:hyperlink w:anchor="_Toc241848303" w:history="1">
             <w:r>
               <w:rPr>
                 <w:rStyle w:val="Hiperligao"/>
@@ -456,7 +456,7 @@
               <w:rPr>
                 <w:noProof/>
               </w:rPr>
-              <w:instrText xml:space="preserve"> PAGEREF _Toc241748071 \h </w:instrText>
+              <w:instrText xml:space="preserve"> PAGEREF _Toc241848303 \h </w:instrText>
             </w:r>
             <w:r>
               <w:rPr>
@@ -498,7 +498,7 @@
               <w14:ligatures w14:val="standardContextual"/>
             </w:rPr>
           </w:pPr>
-          <w:hyperlink w:anchor="_Toc241748072" w:history="1">
+          <w:hyperlink w:anchor="_Toc241848304" w:history="1">
             <w:r>
               <w:rPr>
                 <w:rStyle w:val="Hiperligao"/>
@@ -522,7 +522,7 @@
               <w:rPr>
                 <w:noProof/>
               </w:rPr>
-              <w:instrText xml:space="preserve"> PAGEREF _Toc241748072 \h </w:instrText>
+              <w:instrText xml:space="preserve"> PAGEREF _Toc241848304 \h </w:instrText>
             </w:r>
             <w:r>
               <w:rPr>
@@ -564,7 +564,7 @@
               <w14:ligatures w14:val="standardContextual"/>
             </w:rPr>
           </w:pPr>
-          <w:hyperlink w:anchor="_Toc241748073" w:history="1">
+          <w:hyperlink w:anchor="_Toc241848305" w:history="1">
             <w:r>
               <w:rPr>
                 <w:rStyle w:val="Hiperligao"/>
@@ -588,7 +588,7 @@
               <w:rPr>
                 <w:noProof/>
               </w:rPr>
-              <w:instrText xml:space="preserve"> PAGEREF _Toc241748073 \h </w:instrText>
+              <w:instrText xml:space="preserve"> PAGEREF _Toc241848305 \h </w:instrText>
             </w:r>
             <w:r>
               <w:rPr>
@@ -630,7 +630,7 @@
               <w14:ligatures w14:val="standardContextual"/>
             </w:rPr>
           </w:pPr>
-          <w:hyperlink w:anchor="_Toc241748074" w:history="1">
+          <w:hyperlink w:anchor="_Toc241848306" w:history="1">
             <w:r>
               <w:rPr>
                 <w:rStyle w:val="Hiperligao"/>
@@ -654,7 +654,7 @@
               <w:rPr>
                 <w:noProof/>
               </w:rPr>
-              <w:instrText xml:space="preserve"> PAGEREF _Toc241748074 \h </w:instrText>
+              <w:instrText xml:space="preserve"> PAGEREF _Toc241848306 \h </w:instrText>
             </w:r>
             <w:r>
               <w:rPr>
@@ -696,7 +696,7 @@
               <w14:ligatures w14:val="standardContextual"/>
             </w:rPr>
           </w:pPr>
-          <w:hyperlink w:anchor="_Toc241748075" w:history="1">
+          <w:hyperlink w:anchor="_Toc241848307" w:history="1">
             <w:r>
               <w:rPr>
                 <w:rStyle w:val="Hiperligao"/>
@@ -720,7 +720,7 @@
               <w:rPr>
                 <w:noProof/>
               </w:rPr>
-              <w:instrText xml:space="preserve"> PAGEREF _Toc241748075 \h </w:instrText>
+              <w:instrText xml:space="preserve"> PAGEREF _Toc241848307 \h </w:instrText>
             </w:r>
             <w:r>
               <w:rPr>
@@ -768,7 +768,7 @@
       <w:pPr>
         <w:pStyle w:val="Ttulo1"/>
       </w:pPr>
-      <w:bookmarkStart w:id="0" w:name="_Toc241748066"/>
+      <w:bookmarkStart w:id="0" w:name="_Toc241848298"/>
       <w:r>
         <w:lastRenderedPageBreak/>
         <w:t>Su rol en una página</w:t>
@@ -825,7 +825,7 @@
           <w:left w:w="10" w:type="dxa"/>
           <w:right w:w="10" w:type="dxa"/>
         </w:tblCellMar>
-        <w:tblLook w:val="04A0" w:firstRow="1" w:lastRow="0" w:firstColumn="1" w:lastColumn="0" w:noHBand="0" w:noVBand="1"/>
+        <w:tblLook w:val="0000" w:firstRow="0" w:lastRow="0" w:firstColumn="0" w:lastColumn="0" w:noHBand="0" w:noVBand="0"/>
       </w:tblPr>
       <w:tblGrid>
         <w:gridCol w:w="4513"/>
@@ -1416,10 +1416,10 @@
         </w:rPr>
         <w:lastRenderedPageBreak/>
         <w:drawing>
-          <wp:inline distT="0" distB="0" distL="0" distR="0" wp14:anchorId="0AF4B0D8" wp14:editId="68310072">
+          <wp:inline distT="0" distB="0" distL="0" distR="0" wp14:anchorId="1840264A" wp14:editId="700998E1">
             <wp:extent cx="5715000" cy="3571875"/>
             <wp:effectExtent l="0" t="0" r="0" b="0"/>
-            <wp:docPr id="177" name="01-login.png" descr="La página de inicio de sesión con Correo electrónico, Contraseña, Recordarme y el botón Iniciar sesión." title="La página de inicio de sesión con Correo electrónico, Contraseña, Recordarme y el botón Iniciar sesión."/>
+            <wp:docPr id="181" name="01-login.png" descr="La página de inicio de sesión con Correo electrónico, Contraseña, Recordarme y el botón Iniciar sesión." title="La página de inicio de sesión con Correo electrónico, Contraseña, Recordarme y el botón Iniciar sesión."/>
             <wp:cNvGraphicFramePr>
               <a:graphicFrameLocks xmlns:a="http://schemas.openxmlformats.org/drawingml/2006/main" noChangeAspect="1"/>
             </wp:cNvGraphicFramePr>
@@ -1469,7 +1469,7 @@
         <w:pStyle w:val="Ttulo1"/>
         <w:pageBreakBefore/>
       </w:pPr>
-      <w:bookmarkStart w:id="1" w:name="_Toc241748067"/>
+      <w:bookmarkStart w:id="1" w:name="_Toc241848299"/>
       <w:r>
         <w:lastRenderedPageBreak/>
         <w:t>Panel y Mapas</w:t>
@@ -1512,10 +1512,10 @@
           <w:noProof/>
         </w:rPr>
         <w:drawing>
-          <wp:inline distT="0" distB="0" distL="0" distR="0" wp14:anchorId="3AEAF52C" wp14:editId="62CC7811">
+          <wp:inline distT="0" distB="0" distL="0" distR="0" wp14:anchorId="3B3AF230" wp14:editId="5F69FE6B">
             <wp:extent cx="5715000" cy="3429000"/>
             <wp:effectExtent l="0" t="0" r="0" b="0"/>
-            <wp:docPr id="178" name="02-maps-all.png" descr="La lista de Mapas, pestaña Todos, con todos los iconos de fila y la sección Libros de trabajo encima." title="La lista de Mapas, pestaña Todos, con todos los iconos de fila y la sección Libros de trabajo encima."/>
+            <wp:docPr id="182" name="02-maps-all.png" descr="La lista de Mapas, pestaña Todos, con todos los iconos de fila y la sección Libros de trabajo encima." title="La lista de Mapas, pestaña Todos, con todos los iconos de fila y la sección Libros de trabajo encima."/>
             <wp:cNvGraphicFramePr>
               <a:graphicFrameLocks xmlns:a="http://schemas.openxmlformats.org/drawingml/2006/main" noChangeAspect="1"/>
             </wp:cNvGraphicFramePr>
@@ -1695,7 +1695,7 @@
           <w:left w:w="10" w:type="dxa"/>
           <w:right w:w="10" w:type="dxa"/>
         </w:tblCellMar>
-        <w:tblLook w:val="04A0" w:firstRow="1" w:lastRow="0" w:firstColumn="1" w:lastColumn="0" w:noHBand="0" w:noVBand="1"/>
+        <w:tblLook w:val="0000" w:firstRow="0" w:lastRow="0" w:firstColumn="0" w:lastColumn="0" w:noHBand="0" w:noVBand="0"/>
       </w:tblPr>
       <w:tblGrid>
         <w:gridCol w:w="3800"/>
@@ -2041,7 +2041,7 @@
         <w:pStyle w:val="Ttulo1"/>
         <w:pageBreakBefore/>
       </w:pPr>
-      <w:bookmarkStart w:id="2" w:name="_Toc241748068"/>
+      <w:bookmarkStart w:id="2" w:name="_Toc241848300"/>
       <w:r>
         <w:lastRenderedPageBreak/>
         <w:t>Generador y visor de mapas</w:t>
@@ -2064,10 +2064,10 @@
           <w:noProof/>
         </w:rPr>
         <w:drawing>
-          <wp:inline distT="0" distB="0" distL="0" distR="0" wp14:anchorId="59271145" wp14:editId="4ACE6FE3">
+          <wp:inline distT="0" distB="0" distL="0" distR="0" wp14:anchorId="005226B1" wp14:editId="6AA30347">
             <wp:extent cx="5715000" cy="3571875"/>
             <wp:effectExtent l="0" t="0" r="0" b="0"/>
-            <wp:docPr id="179" name="03-viewer-results.png" descr="Los resultados de una ejecución con los botones SQL y Plan junto a los botones Excel, CSV y PDF." title="Los resultados de una ejecución con los botones SQL y Plan junto a los botones Excel, CSV y PDF."/>
+            <wp:docPr id="183" name="03-viewer-results.png" descr="Los resultados de una ejecución con los botones SQL y Plan junto a los botones Excel, CSV y PDF." title="Los resultados de una ejecución con los botones SQL y Plan junto a los botones Excel, CSV y PDF."/>
             <wp:cNvGraphicFramePr>
               <a:graphicFrameLocks xmlns:a="http://schemas.openxmlformats.org/drawingml/2006/main" noChangeAspect="1"/>
             </wp:cNvGraphicFramePr>
@@ -2340,7 +2340,7 @@
           <w:left w:w="10" w:type="dxa"/>
           <w:right w:w="10" w:type="dxa"/>
         </w:tblCellMar>
-        <w:tblLook w:val="04A0" w:firstRow="1" w:lastRow="0" w:firstColumn="1" w:lastColumn="0" w:noHBand="0" w:noVBand="1"/>
+        <w:tblLook w:val="0000" w:firstRow="0" w:lastRow="0" w:firstColumn="0" w:lastColumn="0" w:noHBand="0" w:noVBand="0"/>
       </w:tblPr>
       <w:tblGrid>
         <w:gridCol w:w="3800"/>
@@ -2696,7 +2696,7 @@
         <w:pStyle w:val="Ttulo1"/>
         <w:pageBreakBefore/>
       </w:pPr>
-      <w:bookmarkStart w:id="3" w:name="_Toc241748069"/>
+      <w:bookmarkStart w:id="3" w:name="_Toc241848301"/>
       <w:r>
         <w:lastRenderedPageBreak/>
         <w:t>Ejecuciones, Exportaciones y Programaciones</w:t>
@@ -2749,10 +2749,10 @@
           <w:noProof/>
         </w:rPr>
         <w:drawing>
-          <wp:inline distT="0" distB="0" distL="0" distR="0" wp14:anchorId="6CA73FEA" wp14:editId="674BD5CA">
+          <wp:inline distT="0" distB="0" distL="0" distR="0" wp14:anchorId="0AC1B6BB" wp14:editId="448BD011">
             <wp:extent cx="5715000" cy="3571875"/>
             <wp:effectExtent l="0" t="0" r="0" b="0"/>
-            <wp:docPr id="180" name="04-runs-every-user.png" descr="La página Ejecuciones mostrando las ejecuciones de todos los usuarios." title="La página Ejecuciones mostrando las ejecuciones de todos los usuarios."/>
+            <wp:docPr id="184" name="04-runs-every-user.png" descr="La página Ejecuciones mostrando las ejecuciones de todos los usuarios." title="La página Ejecuciones mostrando las ejecuciones de todos los usuarios."/>
             <wp:cNvGraphicFramePr>
               <a:graphicFrameLocks xmlns:a="http://schemas.openxmlformats.org/drawingml/2006/main" noChangeAspect="1"/>
             </wp:cNvGraphicFramePr>
@@ -3022,7 +3022,7 @@
           <w:left w:w="10" w:type="dxa"/>
           <w:right w:w="10" w:type="dxa"/>
         </w:tblCellMar>
-        <w:tblLook w:val="04A0" w:firstRow="1" w:lastRow="0" w:firstColumn="1" w:lastColumn="0" w:noHBand="0" w:noVBand="1"/>
+        <w:tblLook w:val="0000" w:firstRow="0" w:lastRow="0" w:firstColumn="0" w:lastColumn="0" w:noHBand="0" w:noVBand="0"/>
       </w:tblPr>
       <w:tblGrid>
         <w:gridCol w:w="3800"/>
@@ -3166,7 +3166,7 @@
                 <w:b/>
                 <w:bCs/>
               </w:rPr>
-              <w:t>Diaria (medianoche)</w:t>
+              <w:t>Diario</w:t>
             </w:r>
             <w:r>
               <w:t xml:space="preserve">, </w:t>
@@ -3176,7 +3176,7 @@
                 <w:b/>
                 <w:bCs/>
               </w:rPr>
-              <w:t>Semanal (domingo, medianoche)</w:t>
+              <w:t>Semanal</w:t>
             </w:r>
             <w:r>
               <w:t xml:space="preserve">, </w:t>
@@ -3186,7 +3186,7 @@
                 <w:b/>
                 <w:bCs/>
               </w:rPr>
-              <w:t>Mensual (día 1, medianoche)</w:t>
+              <w:t>Quincenal</w:t>
             </w:r>
             <w:r>
               <w:t xml:space="preserve">, </w:t>
@@ -3196,10 +3196,40 @@
                 <w:b/>
                 <w:bCs/>
               </w:rPr>
-              <w:t>Personalizada</w:t>
-            </w:r>
-            <w:r>
-              <w:t xml:space="preserve"> (cron).</w:t>
+              <w:t>Mensual</w:t>
+            </w:r>
+            <w:r>
+              <w:t xml:space="preserve">, cada 2, 3, 4 o 6 meses, </w:t>
+            </w:r>
+            <w:r>
+              <w:rPr>
+                <w:b/>
+                <w:bCs/>
+              </w:rPr>
+              <w:t>Anual</w:t>
+            </w:r>
+            <w:r>
+              <w:t xml:space="preserve">, </w:t>
+            </w:r>
+            <w:r>
+              <w:rPr>
+                <w:b/>
+                <w:bCs/>
+              </w:rPr>
+              <w:t>Personalizado (cron)</w:t>
+            </w:r>
+            <w:r>
+              <w:t xml:space="preserve">. Después, una </w:t>
+            </w:r>
+            <w:r>
+              <w:rPr>
+                <w:b/>
+                <w:bCs/>
+              </w:rPr>
+              <w:t>Hora</w:t>
+            </w:r>
+            <w:r>
+              <w:t xml:space="preserve"> y un día.</w:t>
             </w:r>
           </w:p>
         </w:tc>
@@ -3240,7 +3270,7 @@
                 <w:b/>
                 <w:bCs/>
               </w:rPr>
-              <w:t>Formato de salida</w:t>
+              <w:t>Valores predefinidos de parámetros</w:t>
             </w:r>
           </w:p>
         </w:tc>
@@ -3270,20 +3300,40 @@
                 <w:b/>
                 <w:bCs/>
               </w:rPr>
-              <w:t>Excel (.xlsx)</w:t>
-            </w:r>
-            <w:r>
-              <w:t xml:space="preserve"> o </w:t>
+              <w:t>Valor fijo</w:t>
+            </w:r>
+            <w:r>
+              <w:t xml:space="preserve">, o </w:t>
             </w:r>
             <w:r>
               <w:rPr>
                 <w:b/>
                 <w:bCs/>
               </w:rPr>
-              <w:t>CSV</w:t>
-            </w:r>
-            <w:r>
-              <w:t>.</w:t>
+              <w:t>Relativo a la fecha de ejecución</w:t>
+            </w:r>
+            <w:r>
+              <w:t xml:space="preserve"> (por ejemplo -1 </w:t>
+            </w:r>
+            <w:r>
+              <w:rPr>
+                <w:b/>
+                <w:bCs/>
+              </w:rPr>
+              <w:t>meses</w:t>
+            </w:r>
+            <w:r>
+              <w:t xml:space="preserve">, </w:t>
+            </w:r>
+            <w:r>
+              <w:rPr>
+                <w:b/>
+                <w:bCs/>
+              </w:rPr>
+              <w:t>último día de ese mes</w:t>
+            </w:r>
+            <w:r>
+              <w:t>).</w:t>
             </w:r>
           </w:p>
         </w:tc>
@@ -3323,6 +3373,89 @@
                 <w:b/>
                 <w:bCs/>
               </w:rPr>
+              <w:t>Formato de salida</w:t>
+            </w:r>
+          </w:p>
+        </w:tc>
+        <w:tc>
+          <w:tcPr>
+            <w:tcW w:w="5226" w:type="dxa"/>
+            <w:tcBorders>
+              <w:top w:val="single" w:sz="4" w:space="0" w:color="BFC7D1"/>
+              <w:left w:val="single" w:sz="4" w:space="0" w:color="BFC7D1"/>
+              <w:bottom w:val="single" w:sz="4" w:space="0" w:color="BFC7D1"/>
+              <w:right w:val="single" w:sz="4" w:space="0" w:color="BFC7D1"/>
+            </w:tcBorders>
+            <w:tcMar>
+              <w:top w:w="60" w:type="dxa"/>
+              <w:left w:w="100" w:type="dxa"/>
+              <w:bottom w:w="60" w:type="dxa"/>
+              <w:right w:w="100" w:type="dxa"/>
+            </w:tcMar>
+          </w:tcPr>
+          <w:p>
+            <w:pPr>
+              <w:spacing w:after="0"/>
+            </w:pPr>
+            <w:r>
+              <w:rPr>
+                <w:b/>
+                <w:bCs/>
+              </w:rPr>
+              <w:t>Excel (.xlsx)</w:t>
+            </w:r>
+            <w:r>
+              <w:t xml:space="preserve"> o </w:t>
+            </w:r>
+            <w:r>
+              <w:rPr>
+                <w:b/>
+                <w:bCs/>
+              </w:rPr>
+              <w:t>CSV</w:t>
+            </w:r>
+            <w:r>
+              <w:t>.</w:t>
+            </w:r>
+          </w:p>
+        </w:tc>
+      </w:tr>
+      <w:tr>
+        <w:tblPrEx>
+          <w:tblCellMar>
+            <w:top w:w="0" w:type="dxa"/>
+            <w:bottom w:w="0" w:type="dxa"/>
+          </w:tblCellMar>
+        </w:tblPrEx>
+        <w:trPr>
+          <w:cantSplit/>
+        </w:trPr>
+        <w:tc>
+          <w:tcPr>
+            <w:tcW w:w="3800" w:type="dxa"/>
+            <w:tcBorders>
+              <w:top w:val="single" w:sz="4" w:space="0" w:color="BFC7D1"/>
+              <w:left w:val="single" w:sz="4" w:space="0" w:color="BFC7D1"/>
+              <w:bottom w:val="single" w:sz="4" w:space="0" w:color="BFC7D1"/>
+              <w:right w:val="single" w:sz="4" w:space="0" w:color="BFC7D1"/>
+            </w:tcBorders>
+            <w:shd w:val="clear" w:color="auto" w:fill="F3F6F9"/>
+            <w:tcMar>
+              <w:top w:w="60" w:type="dxa"/>
+              <w:left w:w="100" w:type="dxa"/>
+              <w:bottom w:w="60" w:type="dxa"/>
+              <w:right w:w="100" w:type="dxa"/>
+            </w:tcMar>
+          </w:tcPr>
+          <w:p>
+            <w:pPr>
+              <w:spacing w:after="0"/>
+            </w:pPr>
+            <w:r>
+              <w:rPr>
+                <w:b/>
+                <w:bCs/>
+              </w:rPr>
               <w:t>Ejecutar ahora</w:t>
             </w:r>
           </w:p>
@@ -3336,6 +3469,7 @@
               <w:bottom w:val="single" w:sz="4" w:space="0" w:color="BFC7D1"/>
               <w:right w:val="single" w:sz="4" w:space="0" w:color="BFC7D1"/>
             </w:tcBorders>
+            <w:shd w:val="clear" w:color="auto" w:fill="F3F6F9"/>
             <w:tcMar>
               <w:top w:w="60" w:type="dxa"/>
               <w:left w:w="100" w:type="dxa"/>
@@ -3359,7 +3493,7 @@
         <w:pStyle w:val="Ttulo1"/>
         <w:pageBreakBefore/>
       </w:pPr>
-      <w:bookmarkStart w:id="4" w:name="_Toc241748070"/>
+      <w:bookmarkStart w:id="4" w:name="_Toc241848302"/>
       <w:r>
         <w:lastRenderedPageBreak/>
         <w:t>Áreas de negocio y Concesiones</w:t>
@@ -3392,10 +3526,10 @@
           <w:noProof/>
         </w:rPr>
         <w:drawing>
-          <wp:inline distT="0" distB="0" distL="0" distR="0" wp14:anchorId="635581DE" wp14:editId="62641988">
+          <wp:inline distT="0" distB="0" distL="0" distR="0" wp14:anchorId="42B9F57E" wp14:editId="730BAA07">
             <wp:extent cx="5715000" cy="3571875"/>
             <wp:effectExtent l="0" t="0" r="0" b="0"/>
-            <wp:docPr id="181" name="09-business-areas-grants-permission.png" descr="El cuadro Administrar concesiones con la lista Permiso abierta." title="El cuadro Administrar concesiones con la lista Permiso abierta."/>
+            <wp:docPr id="185" name="09-business-areas-grants-permission.png" descr="El cuadro Administrar concesiones con la lista Permiso abierta." title="El cuadro Administrar concesiones con la lista Permiso abierta."/>
             <wp:cNvGraphicFramePr>
               <a:graphicFrameLocks xmlns:a="http://schemas.openxmlformats.org/drawingml/2006/main" noChangeAspect="1"/>
             </wp:cNvGraphicFramePr>
@@ -3592,7 +3726,7 @@
           <w:left w:w="10" w:type="dxa"/>
           <w:right w:w="10" w:type="dxa"/>
         </w:tblCellMar>
-        <w:tblLook w:val="04A0" w:firstRow="1" w:lastRow="0" w:firstColumn="1" w:lastColumn="0" w:noHBand="0" w:noVBand="1"/>
+        <w:tblLook w:val="0000" w:firstRow="0" w:lastRow="0" w:firstColumn="0" w:lastColumn="0" w:noHBand="0" w:noVBand="0"/>
       </w:tblPr>
       <w:tblGrid>
         <w:gridCol w:w="3800"/>
@@ -3997,7 +4131,7 @@
         <w:pStyle w:val="Ttulo1"/>
         <w:pageBreakBefore/>
       </w:pPr>
-      <w:bookmarkStart w:id="5" w:name="_Toc241748071"/>
+      <w:bookmarkStart w:id="5" w:name="_Toc241848303"/>
       <w:r>
         <w:lastRenderedPageBreak/>
         <w:t>Carpetas, Elementos, Combinaciones, Jerarquías</w:t>
@@ -4060,10 +4194,10 @@
           <w:noProof/>
         </w:rPr>
         <w:drawing>
-          <wp:inline distT="0" distB="0" distL="0" distR="0" wp14:anchorId="35346839" wp14:editId="368F292D">
+          <wp:inline distT="0" distB="0" distL="0" distR="0" wp14:anchorId="2186C4C8" wp14:editId="4A37F869">
             <wp:extent cx="2495550" cy="5905500"/>
             <wp:effectExtent l="0" t="0" r="0" b="0"/>
-            <wp:docPr id="182" name="14-folders-discovered.png" descr="El cuadro Nueva carpeta tras Descubrir tablas, con la lista de tablas encontradas." title="El cuadro Nueva carpeta tras Descubrir tablas, con la lista de tablas encontradas."/>
+            <wp:docPr id="186" name="14-folders-discovered.png" descr="El cuadro Nueva carpeta tras Descubrir tablas, con la lista de tablas encontradas." title="El cuadro Nueva carpeta tras Descubrir tablas, con la lista de tablas encontradas."/>
             <wp:cNvGraphicFramePr>
               <a:graphicFrameLocks xmlns:a="http://schemas.openxmlformats.org/drawingml/2006/main" noChangeAspect="1"/>
             </wp:cNvGraphicFramePr>
@@ -4346,7 +4480,7 @@
           <w:left w:w="10" w:type="dxa"/>
           <w:right w:w="10" w:type="dxa"/>
         </w:tblCellMar>
-        <w:tblLook w:val="04A0" w:firstRow="1" w:lastRow="0" w:firstColumn="1" w:lastColumn="0" w:noHBand="0" w:noVBand="1"/>
+        <w:tblLook w:val="0000" w:firstRow="0" w:lastRow="0" w:firstColumn="0" w:lastColumn="0" w:noHBand="0" w:noVBand="0"/>
       </w:tblPr>
       <w:tblGrid>
         <w:gridCol w:w="3800"/>
@@ -4629,7 +4763,7 @@
         <w:pStyle w:val="Ttulo1"/>
         <w:pageBreakBefore/>
       </w:pPr>
-      <w:bookmarkStart w:id="6" w:name="_Toc241748072"/>
+      <w:bookmarkStart w:id="6" w:name="_Toc241848304"/>
       <w:r>
         <w:lastRenderedPageBreak/>
         <w:t>Funciones personalizadas y Orígenes de datos</w:t>
@@ -4672,10 +4806,10 @@
           <w:noProof/>
         </w:rPr>
         <w:drawing>
-          <wp:inline distT="0" distB="0" distL="0" distR="0" wp14:anchorId="2D2B6E5A" wp14:editId="763545B6">
+          <wp:inline distT="0" distB="0" distL="0" distR="0" wp14:anchorId="6041A01F" wp14:editId="50A8A625">
             <wp:extent cx="5715000" cy="3571875"/>
             <wp:effectExtent l="0" t="0" r="0" b="0"/>
-            <wp:docPr id="183" name="30-data-sources.png" descr="La página Orígenes de datos con una tabla de conexiones y cinco iconos de fila." title="La página Orígenes de datos con una tabla de conexiones y cinco iconos de fila."/>
+            <wp:docPr id="187" name="30-data-sources.png" descr="La página Orígenes de datos con una tabla de conexiones y cinco iconos de fila." title="La página Orígenes de datos con una tabla de conexiones y cinco iconos de fila."/>
             <wp:cNvGraphicFramePr>
               <a:graphicFrameLocks xmlns:a="http://schemas.openxmlformats.org/drawingml/2006/main" noChangeAspect="1"/>
             </wp:cNvGraphicFramePr>
@@ -4932,7 +5066,7 @@
           <w:left w:w="10" w:type="dxa"/>
           <w:right w:w="10" w:type="dxa"/>
         </w:tblCellMar>
-        <w:tblLook w:val="04A0" w:firstRow="1" w:lastRow="0" w:firstColumn="1" w:lastColumn="0" w:noHBand="0" w:noVBand="1"/>
+        <w:tblLook w:val="0000" w:firstRow="0" w:lastRow="0" w:firstColumn="0" w:lastColumn="0" w:noHBand="0" w:noVBand="0"/>
       </w:tblPr>
       <w:tblGrid>
         <w:gridCol w:w="3800"/>
@@ -5232,7 +5366,7 @@
         <w:pStyle w:val="Ttulo1"/>
         <w:pageBreakBefore/>
       </w:pPr>
-      <w:bookmarkStart w:id="7" w:name="_Toc241748073"/>
+      <w:bookmarkStart w:id="7" w:name="_Toc241848305"/>
       <w:r>
         <w:lastRenderedPageBreak/>
         <w:t>Usuarios</w:t>
@@ -5255,10 +5389,10 @@
           <w:noProof/>
         </w:rPr>
         <w:drawing>
-          <wp:inline distT="0" distB="0" distL="0" distR="0" wp14:anchorId="74C06135" wp14:editId="135E2578">
+          <wp:inline distT="0" distB="0" distL="0" distR="0" wp14:anchorId="70FAADF5" wp14:editId="5BF08C02">
             <wp:extent cx="5715000" cy="3571875"/>
             <wp:effectExtent l="0" t="0" r="0" b="0"/>
-            <wp:docPr id="184" name="35-users.png" descr="La página Usuarios con los botones Archivo de credenciales y Nuevo usuario y los iconos de fila." title="La página Usuarios con los botones Archivo de credenciales y Nuevo usuario y los iconos de fila."/>
+            <wp:docPr id="188" name="35-users.png" descr="La página Usuarios con los botones Archivo de credenciales y Nuevo usuario y los iconos de fila." title="La página Usuarios con los botones Archivo de credenciales y Nuevo usuario y los iconos de fila."/>
             <wp:cNvGraphicFramePr>
               <a:graphicFrameLocks xmlns:a="http://schemas.openxmlformats.org/drawingml/2006/main" noChangeAspect="1"/>
             </wp:cNvGraphicFramePr>
@@ -5485,7 +5619,7 @@
           <w:left w:w="10" w:type="dxa"/>
           <w:right w:w="10" w:type="dxa"/>
         </w:tblCellMar>
-        <w:tblLook w:val="04A0" w:firstRow="1" w:lastRow="0" w:firstColumn="1" w:lastColumn="0" w:noHBand="0" w:noVBand="1"/>
+        <w:tblLook w:val="0000" w:firstRow="0" w:lastRow="0" w:firstColumn="0" w:lastColumn="0" w:noHBand="0" w:noVBand="0"/>
       </w:tblPr>
       <w:tblGrid>
         <w:gridCol w:w="4513"/>
@@ -5952,7 +6086,7 @@
         <w:pStyle w:val="Ttulo1"/>
         <w:pageBreakBefore/>
       </w:pPr>
-      <w:bookmarkStart w:id="8" w:name="_Toc241748074"/>
+      <w:bookmarkStart w:id="8" w:name="_Toc241848306"/>
       <w:r>
         <w:lastRenderedPageBreak/>
         <w:t>Directivas de seguridad y Registro de auditoría</w:t>
@@ -5995,10 +6129,10 @@
           <w:noProof/>
         </w:rPr>
         <w:drawing>
-          <wp:inline distT="0" distB="0" distL="0" distR="0" wp14:anchorId="1DD01FC6" wp14:editId="545FA4BA">
+          <wp:inline distT="0" distB="0" distL="0" distR="0" wp14:anchorId="36381A3E" wp14:editId="21539D7C">
             <wp:extent cx="3324225" cy="4676775"/>
             <wp:effectExtent l="0" t="0" r="0" b="0"/>
-            <wp:docPr id="185" name="44-security-new-dialog.png" descr="El cuadro Nueva directiva con un nombre, una descripción y una regla." title="El cuadro Nueva directiva con un nombre, una descripción y una regla."/>
+            <wp:docPr id="189" name="44-security-new-dialog.png" descr="El cuadro Nueva directiva con un nombre, una descripción y una regla." title="El cuadro Nueva directiva con un nombre, una descripción y una regla."/>
             <wp:cNvGraphicFramePr>
               <a:graphicFrameLocks xmlns:a="http://schemas.openxmlformats.org/drawingml/2006/main" noChangeAspect="1"/>
             </wp:cNvGraphicFramePr>
@@ -6359,7 +6493,7 @@
         <w:pStyle w:val="Ttulo1"/>
         <w:pageBreakBefore/>
       </w:pPr>
-      <w:bookmarkStart w:id="9" w:name="_Toc241748075"/>
+      <w:bookmarkStart w:id="9" w:name="_Toc241848307"/>
       <w:r>
         <w:lastRenderedPageBreak/>
         <w:t>Migración</w:t>
@@ -6392,10 +6526,10 @@
           <w:noProof/>
         </w:rPr>
         <w:drawing>
-          <wp:inline distT="0" distB="0" distL="0" distR="0" wp14:anchorId="743F5D71" wp14:editId="3DF0AB24">
+          <wp:inline distT="0" distB="0" distL="0" distR="0" wp14:anchorId="1FCD532C" wp14:editId="22FC9082">
             <wp:extent cx="5715000" cy="3571875"/>
             <wp:effectExtent l="0" t="0" r="0" b="0"/>
-            <wp:docPr id="186" name="50-migration.png" descr="La página Migración con la tarjeta de origen, sus botones y el texto de ayuda." title="La página Migración con la tarjeta de origen, sus botones y el texto de ayuda."/>
+            <wp:docPr id="190" name="50-migration.png" descr="La página Migración con la tarjeta de origen, sus botones y el texto de ayuda." title="La página Migración con la tarjeta de origen, sus botones y el texto de ayuda."/>
             <wp:cNvGraphicFramePr>
               <a:graphicFrameLocks xmlns:a="http://schemas.openxmlformats.org/drawingml/2006/main" noChangeAspect="1"/>
             </wp:cNvGraphicFramePr>
@@ -6648,7 +6782,7 @@
           <w:left w:w="10" w:type="dxa"/>
           <w:right w:w="10" w:type="dxa"/>
         </w:tblCellMar>
-        <w:tblLook w:val="04A0" w:firstRow="1" w:lastRow="0" w:firstColumn="1" w:lastColumn="0" w:noHBand="0" w:noVBand="1"/>
+        <w:tblLook w:val="0000" w:firstRow="0" w:lastRow="0" w:firstColumn="0" w:lastColumn="0" w:noHBand="0" w:noVBand="0"/>
       </w:tblPr>
       <w:tblGrid>
         <w:gridCol w:w="3800"/>
@@ -7086,7 +7220,7 @@
         <w:sz w:val="16"/>
         <w:szCs w:val="16"/>
       </w:rPr>
-      <w:t>Discoverer Neo 2.1.1 · Guía rápida · ADMIN</w:t>
+      <w:t>Discoverer Neo 2.2.0 · Guía rápida · ADMIN</w:t>
     </w:r>
   </w:p>
 </w:hdr>
@@ -7095,10 +7229,10 @@
 <file path=word/numbering.xml><?xml version="1.0" encoding="utf-8"?>
 <w:numbering xmlns:wpc="http://schemas.microsoft.com/office/word/2010/wordprocessingCanvas" xmlns:cx="http://schemas.microsoft.com/office/drawing/2014/chartex" xmlns:cx1="http://schemas.microsoft.com/office/drawing/2015/9/8/chartex" xmlns:cx2="http://schemas.microsoft.com/office/drawing/2015/10/21/chartex" xmlns:cx3="http://schemas.microsoft.com/office/drawing/2016/5/9/chartex" xmlns:cx4="http://schemas.microsoft.com/office/drawing/2016/5/10/chartex" xmlns:cx5="http://schemas.microsoft.com/office/drawing/2016/5/11/chartex" xmlns:cx6="http://schemas.microsoft.com/office/drawing/2016/5/12/chartex" xmlns:cx7="http://schemas.microsoft.com/office/drawing/2016/5/13/chartex" xmlns:cx8="http://schemas.microsoft.com/office/drawing/2016/5/14/chartex" xmlns:mc="http://schemas.openxmlformats.org/markup-compatibility/2006" xmlns:aink="http://schemas.microsoft.com/office/drawing/2016/ink" xmlns:am3d="http://schemas.microsoft.com/office/drawing/2017/model3d" xmlns:o="urn:schemas-microsoft-com:office:office" xmlns:oel="http://schemas.microsoft.com/office/2019/extlst" xmlns:r="http://schemas.openxmlformats.org/officeDocument/2006/relationships" xmlns:m="http://schemas.openxmlformats.org/officeDocument/2006/math" xmlns:v="urn:schemas-microsoft-com:vml" xmlns:wp14="http://schemas.microsoft.com/office/word/2010/wordprocessingDrawing" xmlns:wp="http://schemas.openxmlformats.org/drawingml/2006/wordprocessingDrawing" xmlns:w10="urn:schemas-microsoft-com:office:word" xmlns:w="http://schemas.openxmlformats.org/wordprocessingml/2006/main" xmlns:w14="http://schemas.microsoft.com/office/word/2010/wordml" xmlns:w15="http://schemas.microsoft.com/office/word/2012/wordml" xmlns:w16cex="http://schemas.microsoft.com/office/word/2018/wordml/cex" xmlns:w16cid="http://schemas.microsoft.com/office/word/2016/wordml/cid" xmlns:w16="http://schemas.microsoft.com/office/word/2018/wordml" xmlns:w16sdtdh="http://schemas.microsoft.com/office/word/2020/wordml/sdtdatahash" xmlns:w16se="http://schemas.microsoft.com/office/word/2015/wordml/symex" xmlns:wpg="http://schemas.microsoft.com/office/word/2010/wordprocessingGroup" xmlns:wpi="http://schemas.microsoft.com/office/word/2010/wordprocessingInk" xmlns:wne="http://schemas.microsoft.com/office/word/2006/wordml" xmlns:wps="http://schemas.microsoft.com/office/word/2010/wordprocessingShape" mc:Ignorable="w14 w15 w16se w16cid w16 w16cex w16sdtdh wp14">
   <w:abstractNum w:abstractNumId="0" w15:restartNumberingAfterBreak="0">
-    <w:nsid w:val="05BB786E"/>
+    <w:nsid w:val="09CF72CE"/>
     <w:multiLevelType w:val="hybridMultilevel"/>
-    <w:tmpl w:val="ADAC266E"/>
-    <w:lvl w:ilvl="0" w:tplc="A8204BDC">
+    <w:tmpl w:val="36666D5C"/>
+    <w:lvl w:ilvl="0" w:tplc="E2906168">
       <w:start w:val="1"/>
       <w:numFmt w:val="decimal"/>
       <w:lvlText w:val="%1."/>
@@ -7107,7 +7241,7 @@
         <w:ind w:left="360" w:hanging="300"/>
       </w:pPr>
     </w:lvl>
-    <w:lvl w:ilvl="1" w:tplc="9AC06384" w:tentative="1">
+    <w:lvl w:ilvl="1" w:tplc="4F583250" w:tentative="1">
       <w:start w:val="1"/>
       <w:numFmt w:val="lowerLetter"/>
       <w:lvlText w:val="%2."/>
@@ -7116,47 +7250,47 @@
         <w:ind w:left="720" w:hanging="300"/>
       </w:pPr>
     </w:lvl>
-    <w:lvl w:ilvl="2" w:tplc="35849AE6">
+    <w:lvl w:ilvl="2" w:tplc="73A879FC">
       <w:numFmt w:val="decimal"/>
       <w:lvlText w:val=""/>
       <w:lvlJc w:val="left"/>
     </w:lvl>
-    <w:lvl w:ilvl="3" w:tplc="FE582D18">
+    <w:lvl w:ilvl="3" w:tplc="5C0A7856">
       <w:numFmt w:val="decimal"/>
       <w:lvlText w:val=""/>
       <w:lvlJc w:val="left"/>
     </w:lvl>
-    <w:lvl w:ilvl="4" w:tplc="3CB201B0">
+    <w:lvl w:ilvl="4" w:tplc="ED0A53FA">
       <w:numFmt w:val="decimal"/>
       <w:lvlText w:val=""/>
       <w:lvlJc w:val="left"/>
     </w:lvl>
-    <w:lvl w:ilvl="5" w:tplc="FD9E424C">
+    <w:lvl w:ilvl="5" w:tplc="FCFABC6A">
       <w:numFmt w:val="decimal"/>
       <w:lvlText w:val=""/>
       <w:lvlJc w:val="left"/>
     </w:lvl>
-    <w:lvl w:ilvl="6" w:tplc="DDC2E2E0">
+    <w:lvl w:ilvl="6" w:tplc="DB78274C">
       <w:numFmt w:val="decimal"/>
       <w:lvlText w:val=""/>
       <w:lvlJc w:val="left"/>
     </w:lvl>
-    <w:lvl w:ilvl="7" w:tplc="453C8146">
+    <w:lvl w:ilvl="7" w:tplc="EBFCC0DA">
       <w:numFmt w:val="decimal"/>
       <w:lvlText w:val=""/>
       <w:lvlJc w:val="left"/>
     </w:lvl>
-    <w:lvl w:ilvl="8" w:tplc="DED42FC8">
+    <w:lvl w:ilvl="8" w:tplc="22F6B9E0">
       <w:numFmt w:val="decimal"/>
       <w:lvlText w:val=""/>
       <w:lvlJc w:val="left"/>
     </w:lvl>
   </w:abstractNum>
   <w:abstractNum w:abstractNumId="1" w15:restartNumberingAfterBreak="0">
-    <w:nsid w:val="175B3F4F"/>
+    <w:nsid w:val="0E297D8B"/>
     <w:multiLevelType w:val="hybridMultilevel"/>
-    <w:tmpl w:val="F244DE2A"/>
-    <w:lvl w:ilvl="0" w:tplc="750829D4">
+    <w:tmpl w:val="19C87ADC"/>
+    <w:lvl w:ilvl="0" w:tplc="CF86C13E">
       <w:start w:val="1"/>
       <w:numFmt w:val="decimal"/>
       <w:lvlText w:val="%1."/>
@@ -7165,7 +7299,7 @@
         <w:ind w:left="360" w:hanging="300"/>
       </w:pPr>
     </w:lvl>
-    <w:lvl w:ilvl="1" w:tplc="F994696C" w:tentative="1">
+    <w:lvl w:ilvl="1" w:tplc="10141DCE" w:tentative="1">
       <w:start w:val="1"/>
       <w:numFmt w:val="lowerLetter"/>
       <w:lvlText w:val="%2."/>
@@ -7174,47 +7308,47 @@
         <w:ind w:left="720" w:hanging="300"/>
       </w:pPr>
     </w:lvl>
-    <w:lvl w:ilvl="2" w:tplc="AE2E9AE0">
+    <w:lvl w:ilvl="2" w:tplc="F2D46E6C">
       <w:numFmt w:val="decimal"/>
       <w:lvlText w:val=""/>
       <w:lvlJc w:val="left"/>
     </w:lvl>
-    <w:lvl w:ilvl="3" w:tplc="F92A4C3E">
+    <w:lvl w:ilvl="3" w:tplc="8076BDFA">
       <w:numFmt w:val="decimal"/>
       <w:lvlText w:val=""/>
       <w:lvlJc w:val="left"/>
     </w:lvl>
-    <w:lvl w:ilvl="4" w:tplc="5F243AFE">
+    <w:lvl w:ilvl="4" w:tplc="9D5404F0">
       <w:numFmt w:val="decimal"/>
       <w:lvlText w:val=""/>
       <w:lvlJc w:val="left"/>
     </w:lvl>
-    <w:lvl w:ilvl="5" w:tplc="98DA7E4C">
+    <w:lvl w:ilvl="5" w:tplc="EA402EB2">
       <w:numFmt w:val="decimal"/>
       <w:lvlText w:val=""/>
       <w:lvlJc w:val="left"/>
     </w:lvl>
-    <w:lvl w:ilvl="6" w:tplc="CF0EC0C2">
+    <w:lvl w:ilvl="6" w:tplc="F0D0E23E">
       <w:numFmt w:val="decimal"/>
       <w:lvlText w:val=""/>
       <w:lvlJc w:val="left"/>
     </w:lvl>
-    <w:lvl w:ilvl="7" w:tplc="477CD586">
+    <w:lvl w:ilvl="7" w:tplc="273EB7DA">
       <w:numFmt w:val="decimal"/>
       <w:lvlText w:val=""/>
       <w:lvlJc w:val="left"/>
     </w:lvl>
-    <w:lvl w:ilvl="8" w:tplc="2FF4EC30">
+    <w:lvl w:ilvl="8" w:tplc="DABE5AC4">
       <w:numFmt w:val="decimal"/>
       <w:lvlText w:val=""/>
       <w:lvlJc w:val="left"/>
     </w:lvl>
   </w:abstractNum>
   <w:abstractNum w:abstractNumId="2" w15:restartNumberingAfterBreak="0">
-    <w:nsid w:val="23A0738C"/>
+    <w:nsid w:val="33156CDB"/>
     <w:multiLevelType w:val="hybridMultilevel"/>
-    <w:tmpl w:val="0F4E8068"/>
-    <w:lvl w:ilvl="0" w:tplc="A3C66F08">
+    <w:tmpl w:val="B73C105E"/>
+    <w:lvl w:ilvl="0" w:tplc="2F4E2C94">
       <w:start w:val="1"/>
       <w:numFmt w:val="decimal"/>
       <w:lvlText w:val="%1."/>
@@ -7223,7 +7357,7 @@
         <w:ind w:left="360" w:hanging="300"/>
       </w:pPr>
     </w:lvl>
-    <w:lvl w:ilvl="1" w:tplc="EA7C31B6" w:tentative="1">
+    <w:lvl w:ilvl="1" w:tplc="7D62B500" w:tentative="1">
       <w:start w:val="1"/>
       <w:numFmt w:val="lowerLetter"/>
       <w:lvlText w:val="%2."/>
@@ -7232,47 +7366,47 @@
         <w:ind w:left="720" w:hanging="300"/>
       </w:pPr>
     </w:lvl>
-    <w:lvl w:ilvl="2" w:tplc="71D69CC6">
+    <w:lvl w:ilvl="2" w:tplc="3A54FEAA">
       <w:numFmt w:val="decimal"/>
       <w:lvlText w:val=""/>
       <w:lvlJc w:val="left"/>
     </w:lvl>
-    <w:lvl w:ilvl="3" w:tplc="F1609A22">
+    <w:lvl w:ilvl="3" w:tplc="8208D6EC">
       <w:numFmt w:val="decimal"/>
       <w:lvlText w:val=""/>
       <w:lvlJc w:val="left"/>
     </w:lvl>
-    <w:lvl w:ilvl="4" w:tplc="797ADB8A">
+    <w:lvl w:ilvl="4" w:tplc="C5D2C6C6">
       <w:numFmt w:val="decimal"/>
       <w:lvlText w:val=""/>
       <w:lvlJc w:val="left"/>
     </w:lvl>
-    <w:lvl w:ilvl="5" w:tplc="D1A68B86">
+    <w:lvl w:ilvl="5" w:tplc="21D8B7E4">
       <w:numFmt w:val="decimal"/>
       <w:lvlText w:val=""/>
       <w:lvlJc w:val="left"/>
     </w:lvl>
-    <w:lvl w:ilvl="6" w:tplc="FB769898">
+    <w:lvl w:ilvl="6" w:tplc="3C0AB6F4">
       <w:numFmt w:val="decimal"/>
       <w:lvlText w:val=""/>
       <w:lvlJc w:val="left"/>
     </w:lvl>
-    <w:lvl w:ilvl="7" w:tplc="7A60162E">
+    <w:lvl w:ilvl="7" w:tplc="38D8FF0A">
       <w:numFmt w:val="decimal"/>
       <w:lvlText w:val=""/>
       <w:lvlJc w:val="left"/>
     </w:lvl>
-    <w:lvl w:ilvl="8" w:tplc="6AC46EC4">
+    <w:lvl w:ilvl="8" w:tplc="CA7A576C">
       <w:numFmt w:val="decimal"/>
       <w:lvlText w:val=""/>
       <w:lvlJc w:val="left"/>
     </w:lvl>
   </w:abstractNum>
   <w:abstractNum w:abstractNumId="3" w15:restartNumberingAfterBreak="0">
-    <w:nsid w:val="387941E8"/>
+    <w:nsid w:val="43C3518B"/>
     <w:multiLevelType w:val="hybridMultilevel"/>
-    <w:tmpl w:val="38FC6AA2"/>
-    <w:lvl w:ilvl="0" w:tplc="632ACEB2">
+    <w:tmpl w:val="06203BB8"/>
+    <w:lvl w:ilvl="0" w:tplc="6A221034">
       <w:start w:val="1"/>
       <w:numFmt w:val="decimal"/>
       <w:lvlText w:val="%1."/>
@@ -7281,7 +7415,7 @@
         <w:ind w:left="360" w:hanging="300"/>
       </w:pPr>
     </w:lvl>
-    <w:lvl w:ilvl="1" w:tplc="284AF21E" w:tentative="1">
+    <w:lvl w:ilvl="1" w:tplc="122EB04A" w:tentative="1">
       <w:start w:val="1"/>
       <w:numFmt w:val="lowerLetter"/>
       <w:lvlText w:val="%2."/>
@@ -7290,47 +7424,47 @@
         <w:ind w:left="720" w:hanging="300"/>
       </w:pPr>
     </w:lvl>
-    <w:lvl w:ilvl="2" w:tplc="FED6EB76">
+    <w:lvl w:ilvl="2" w:tplc="8200DF30">
       <w:numFmt w:val="decimal"/>
       <w:lvlText w:val=""/>
       <w:lvlJc w:val="left"/>
     </w:lvl>
-    <w:lvl w:ilvl="3" w:tplc="AB5EC62C">
+    <w:lvl w:ilvl="3" w:tplc="EABE1E8E">
       <w:numFmt w:val="decimal"/>
       <w:lvlText w:val=""/>
       <w:lvlJc w:val="left"/>
     </w:lvl>
-    <w:lvl w:ilvl="4" w:tplc="0A5232BA">
+    <w:lvl w:ilvl="4" w:tplc="7C1A8B14">
       <w:numFmt w:val="decimal"/>
       <w:lvlText w:val=""/>
       <w:lvlJc w:val="left"/>
     </w:lvl>
-    <w:lvl w:ilvl="5" w:tplc="523C44E2">
+    <w:lvl w:ilvl="5" w:tplc="1EE219C4">
       <w:numFmt w:val="decimal"/>
       <w:lvlText w:val=""/>
       <w:lvlJc w:val="left"/>
     </w:lvl>
-    <w:lvl w:ilvl="6" w:tplc="0F407000">
+    <w:lvl w:ilvl="6" w:tplc="B85076B0">
       <w:numFmt w:val="decimal"/>
       <w:lvlText w:val=""/>
       <w:lvlJc w:val="left"/>
     </w:lvl>
-    <w:lvl w:ilvl="7" w:tplc="30188040">
+    <w:lvl w:ilvl="7" w:tplc="AC607C4E">
       <w:numFmt w:val="decimal"/>
       <w:lvlText w:val=""/>
       <w:lvlJc w:val="left"/>
     </w:lvl>
-    <w:lvl w:ilvl="8" w:tplc="7C7ACB02">
+    <w:lvl w:ilvl="8" w:tplc="4998E338">
       <w:numFmt w:val="decimal"/>
       <w:lvlText w:val=""/>
       <w:lvlJc w:val="left"/>
     </w:lvl>
   </w:abstractNum>
   <w:abstractNum w:abstractNumId="4" w15:restartNumberingAfterBreak="0">
-    <w:nsid w:val="397C0A6C"/>
+    <w:nsid w:val="467C4FEF"/>
     <w:multiLevelType w:val="hybridMultilevel"/>
-    <w:tmpl w:val="F070ADCA"/>
-    <w:lvl w:ilvl="0" w:tplc="9E861D8A">
+    <w:tmpl w:val="94809870"/>
+    <w:lvl w:ilvl="0" w:tplc="8EA01D9A">
       <w:start w:val="1"/>
       <w:numFmt w:val="decimal"/>
       <w:lvlText w:val="%1."/>
@@ -7339,7 +7473,7 @@
         <w:ind w:left="360" w:hanging="300"/>
       </w:pPr>
     </w:lvl>
-    <w:lvl w:ilvl="1" w:tplc="9FC26D0A" w:tentative="1">
+    <w:lvl w:ilvl="1" w:tplc="FBDA5FF2" w:tentative="1">
       <w:start w:val="1"/>
       <w:numFmt w:val="lowerLetter"/>
       <w:lvlText w:val="%2."/>
@@ -7348,47 +7482,105 @@
         <w:ind w:left="720" w:hanging="300"/>
       </w:pPr>
     </w:lvl>
-    <w:lvl w:ilvl="2" w:tplc="94702C84">
+    <w:lvl w:ilvl="2" w:tplc="45B4936C">
       <w:numFmt w:val="decimal"/>
       <w:lvlText w:val=""/>
       <w:lvlJc w:val="left"/>
     </w:lvl>
-    <w:lvl w:ilvl="3" w:tplc="529A422C">
+    <w:lvl w:ilvl="3" w:tplc="F95A8A5C">
       <w:numFmt w:val="decimal"/>
       <w:lvlText w:val=""/>
       <w:lvlJc w:val="left"/>
     </w:lvl>
-    <w:lvl w:ilvl="4" w:tplc="1FDE0974">
+    <w:lvl w:ilvl="4" w:tplc="9192024E">
       <w:numFmt w:val="decimal"/>
       <w:lvlText w:val=""/>
       <w:lvlJc w:val="left"/>
     </w:lvl>
-    <w:lvl w:ilvl="5" w:tplc="FA1EF5BE">
+    <w:lvl w:ilvl="5" w:tplc="EC58AB0A">
       <w:numFmt w:val="decimal"/>
       <w:lvlText w:val=""/>
       <w:lvlJc w:val="left"/>
     </w:lvl>
-    <w:lvl w:ilvl="6" w:tplc="17266472">
+    <w:lvl w:ilvl="6" w:tplc="48A8ECF6">
       <w:numFmt w:val="decimal"/>
       <w:lvlText w:val=""/>
       <w:lvlJc w:val="left"/>
     </w:lvl>
-    <w:lvl w:ilvl="7" w:tplc="F8601D9A">
+    <w:lvl w:ilvl="7" w:tplc="368CE292">
       <w:numFmt w:val="decimal"/>
       <w:lvlText w:val=""/>
       <w:lvlJc w:val="left"/>
     </w:lvl>
-    <w:lvl w:ilvl="8" w:tplc="123A80BE">
+    <w:lvl w:ilvl="8" w:tplc="9BC0BB56">
       <w:numFmt w:val="decimal"/>
       <w:lvlText w:val=""/>
       <w:lvlJc w:val="left"/>
     </w:lvl>
   </w:abstractNum>
   <w:abstractNum w:abstractNumId="5" w15:restartNumberingAfterBreak="0">
-    <w:nsid w:val="39BD38DB"/>
+    <w:nsid w:val="60C369A7"/>
     <w:multiLevelType w:val="hybridMultilevel"/>
-    <w:tmpl w:val="EA52D908"/>
-    <w:lvl w:ilvl="0" w:tplc="C4C65F4C" w:tentative="1">
+    <w:tmpl w:val="166C95CA"/>
+    <w:lvl w:ilvl="0" w:tplc="0FA20692" w:tentative="1">
+      <w:start w:val="1"/>
+      <w:numFmt w:val="bullet"/>
+      <w:lvlText w:val="•"/>
+      <w:lvlJc w:val="left"/>
+      <w:pPr>
+        <w:ind w:left="360" w:hanging="260"/>
+      </w:pPr>
+    </w:lvl>
+    <w:lvl w:ilvl="1" w:tplc="47C22A66" w:tentative="1">
+      <w:start w:val="1"/>
+      <w:numFmt w:val="bullet"/>
+      <w:lvlText w:val="–"/>
+      <w:lvlJc w:val="left"/>
+      <w:pPr>
+        <w:ind w:left="720" w:hanging="260"/>
+      </w:pPr>
+    </w:lvl>
+    <w:lvl w:ilvl="2" w:tplc="0F1ABA0A">
+      <w:numFmt w:val="decimal"/>
+      <w:lvlText w:val=""/>
+      <w:lvlJc w:val="left"/>
+    </w:lvl>
+    <w:lvl w:ilvl="3" w:tplc="8B2EC832">
+      <w:numFmt w:val="decimal"/>
+      <w:lvlText w:val=""/>
+      <w:lvlJc w:val="left"/>
+    </w:lvl>
+    <w:lvl w:ilvl="4" w:tplc="C0225BB6">
+      <w:numFmt w:val="decimal"/>
+      <w:lvlText w:val=""/>
+      <w:lvlJc w:val="left"/>
+    </w:lvl>
+    <w:lvl w:ilvl="5" w:tplc="AFCA5ED6">
+      <w:numFmt w:val="decimal"/>
+      <w:lvlText w:val=""/>
+      <w:lvlJc w:val="left"/>
+    </w:lvl>
+    <w:lvl w:ilvl="6" w:tplc="C7B035CE">
+      <w:numFmt w:val="decimal"/>
+      <w:lvlText w:val=""/>
+      <w:lvlJc w:val="left"/>
+    </w:lvl>
+    <w:lvl w:ilvl="7" w:tplc="69DEFEE4">
+      <w:numFmt w:val="decimal"/>
+      <w:lvlText w:val=""/>
+      <w:lvlJc w:val="left"/>
+    </w:lvl>
+    <w:lvl w:ilvl="8" w:tplc="2A00945C">
+      <w:numFmt w:val="decimal"/>
+      <w:lvlText w:val=""/>
+      <w:lvlJc w:val="left"/>
+    </w:lvl>
+  </w:abstractNum>
+  <w:abstractNum w:abstractNumId="6" w15:restartNumberingAfterBreak="0">
+    <w:nsid w:val="6C762918"/>
+    <w:multiLevelType w:val="hybridMultilevel"/>
+    <w:tmpl w:val="65F6F230"/>
+    <w:lvl w:ilvl="0" w:tplc="BD60B7EA" w:tentative="1">
       <w:start w:val="1"/>
       <w:numFmt w:val="bullet"/>
       <w:lvlText w:val="●"/>
@@ -7397,7 +7589,7 @@
         <w:ind w:left="720" w:hanging="360"/>
       </w:pPr>
     </w:lvl>
-    <w:lvl w:ilvl="1" w:tplc="46940E3C" w:tentative="1">
+    <w:lvl w:ilvl="1" w:tplc="12688A24" w:tentative="1">
       <w:start w:val="1"/>
       <w:numFmt w:val="bullet"/>
       <w:lvlText w:val="○"/>
@@ -7406,7 +7598,7 @@
         <w:ind w:left="1440" w:hanging="360"/>
       </w:pPr>
     </w:lvl>
-    <w:lvl w:ilvl="2" w:tplc="850A418C" w:tentative="1">
+    <w:lvl w:ilvl="2" w:tplc="F9328F4C" w:tentative="1">
       <w:start w:val="1"/>
       <w:numFmt w:val="bullet"/>
       <w:lvlText w:val="■"/>
@@ -7415,7 +7607,7 @@
         <w:ind w:left="2160" w:hanging="360"/>
       </w:pPr>
     </w:lvl>
-    <w:lvl w:ilvl="3" w:tplc="EB20E060" w:tentative="1">
+    <w:lvl w:ilvl="3" w:tplc="E0D4B8DC" w:tentative="1">
       <w:start w:val="1"/>
       <w:numFmt w:val="bullet"/>
       <w:lvlText w:val="●"/>
@@ -7424,7 +7616,7 @@
         <w:ind w:left="2880" w:hanging="360"/>
       </w:pPr>
     </w:lvl>
-    <w:lvl w:ilvl="4" w:tplc="57027AAE" w:tentative="1">
+    <w:lvl w:ilvl="4" w:tplc="630ACD94" w:tentative="1">
       <w:start w:val="1"/>
       <w:numFmt w:val="bullet"/>
       <w:lvlText w:val="○"/>
@@ -7433,7 +7625,7 @@
         <w:ind w:left="3600" w:hanging="360"/>
       </w:pPr>
     </w:lvl>
-    <w:lvl w:ilvl="5" w:tplc="D09A5D34" w:tentative="1">
+    <w:lvl w:ilvl="5" w:tplc="36E8EEEA" w:tentative="1">
       <w:start w:val="1"/>
       <w:numFmt w:val="bullet"/>
       <w:lvlText w:val="■"/>
@@ -7442,7 +7634,7 @@
         <w:ind w:left="4320" w:hanging="360"/>
       </w:pPr>
     </w:lvl>
-    <w:lvl w:ilvl="6" w:tplc="1880367C" w:tentative="1">
+    <w:lvl w:ilvl="6" w:tplc="2264B954" w:tentative="1">
       <w:start w:val="1"/>
       <w:numFmt w:val="bullet"/>
       <w:lvlText w:val="●"/>
@@ -7451,7 +7643,7 @@
         <w:ind w:left="5040" w:hanging="360"/>
       </w:pPr>
     </w:lvl>
-    <w:lvl w:ilvl="7" w:tplc="995E5896" w:tentative="1">
+    <w:lvl w:ilvl="7" w:tplc="6554D00E" w:tentative="1">
       <w:start w:val="1"/>
       <w:numFmt w:val="bullet"/>
       <w:lvlText w:val="●"/>
@@ -7460,7 +7652,7 @@
         <w:ind w:left="5760" w:hanging="360"/>
       </w:pPr>
     </w:lvl>
-    <w:lvl w:ilvl="8" w:tplc="F2402106" w:tentative="1">
+    <w:lvl w:ilvl="8" w:tplc="52A631F2" w:tentative="1">
       <w:start w:val="1"/>
       <w:numFmt w:val="bullet"/>
       <w:lvlText w:val="●"/>
@@ -7470,11 +7662,11 @@
       </w:pPr>
     </w:lvl>
   </w:abstractNum>
-  <w:abstractNum w:abstractNumId="6" w15:restartNumberingAfterBreak="0">
-    <w:nsid w:val="481060B9"/>
+  <w:abstractNum w:abstractNumId="7" w15:restartNumberingAfterBreak="0">
+    <w:nsid w:val="7131410E"/>
     <w:multiLevelType w:val="hybridMultilevel"/>
-    <w:tmpl w:val="A698A058"/>
-    <w:lvl w:ilvl="0" w:tplc="BB1C93B2">
+    <w:tmpl w:val="0B5C331A"/>
+    <w:lvl w:ilvl="0" w:tplc="BADE58DE">
       <w:start w:val="1"/>
       <w:numFmt w:val="decimal"/>
       <w:lvlText w:val="%1."/>
@@ -7483,7 +7675,7 @@
         <w:ind w:left="360" w:hanging="300"/>
       </w:pPr>
     </w:lvl>
-    <w:lvl w:ilvl="1" w:tplc="94482160" w:tentative="1">
+    <w:lvl w:ilvl="1" w:tplc="B608EEB6" w:tentative="1">
       <w:start w:val="1"/>
       <w:numFmt w:val="lowerLetter"/>
       <w:lvlText w:val="%2."/>
@@ -7492,47 +7684,47 @@
         <w:ind w:left="720" w:hanging="300"/>
       </w:pPr>
     </w:lvl>
-    <w:lvl w:ilvl="2" w:tplc="A7388F3A">
+    <w:lvl w:ilvl="2" w:tplc="791A644C">
       <w:numFmt w:val="decimal"/>
       <w:lvlText w:val=""/>
       <w:lvlJc w:val="left"/>
     </w:lvl>
-    <w:lvl w:ilvl="3" w:tplc="0E729BFA">
+    <w:lvl w:ilvl="3" w:tplc="344A4C3E">
       <w:numFmt w:val="decimal"/>
       <w:lvlText w:val=""/>
       <w:lvlJc w:val="left"/>
     </w:lvl>
-    <w:lvl w:ilvl="4" w:tplc="68528EF4">
+    <w:lvl w:ilvl="4" w:tplc="68086452">
       <w:numFmt w:val="decimal"/>
       <w:lvlText w:val=""/>
       <w:lvlJc w:val="left"/>
     </w:lvl>
-    <w:lvl w:ilvl="5" w:tplc="C2B632DE">
+    <w:lvl w:ilvl="5" w:tplc="FC4A6830">
       <w:numFmt w:val="decimal"/>
       <w:lvlText w:val=""/>
       <w:lvlJc w:val="left"/>
     </w:lvl>
-    <w:lvl w:ilvl="6" w:tplc="E2B4A4F8">
+    <w:lvl w:ilvl="6" w:tplc="9A86869A">
       <w:numFmt w:val="decimal"/>
       <w:lvlText w:val=""/>
       <w:lvlJc w:val="left"/>
     </w:lvl>
-    <w:lvl w:ilvl="7" w:tplc="608680E2">
+    <w:lvl w:ilvl="7" w:tplc="3ECEBEB6">
       <w:numFmt w:val="decimal"/>
       <w:lvlText w:val=""/>
       <w:lvlJc w:val="left"/>
     </w:lvl>
-    <w:lvl w:ilvl="8" w:tplc="BC76AE9C">
+    <w:lvl w:ilvl="8" w:tplc="CC82525C">
       <w:numFmt w:val="decimal"/>
       <w:lvlText w:val=""/>
       <w:lvlJc w:val="left"/>
     </w:lvl>
   </w:abstractNum>
-  <w:abstractNum w:abstractNumId="7" w15:restartNumberingAfterBreak="0">
-    <w:nsid w:val="62AB12A2"/>
+  <w:abstractNum w:abstractNumId="8" w15:restartNumberingAfterBreak="0">
+    <w:nsid w:val="74F94632"/>
     <w:multiLevelType w:val="hybridMultilevel"/>
-    <w:tmpl w:val="E7DEDDE4"/>
-    <w:lvl w:ilvl="0" w:tplc="1E10A9C2">
+    <w:tmpl w:val="62E2CD34"/>
+    <w:lvl w:ilvl="0" w:tplc="E5DA8A20">
       <w:start w:val="1"/>
       <w:numFmt w:val="decimal"/>
       <w:lvlText w:val="%1."/>
@@ -7541,7 +7733,7 @@
         <w:ind w:left="360" w:hanging="300"/>
       </w:pPr>
     </w:lvl>
-    <w:lvl w:ilvl="1" w:tplc="EAAC57C2" w:tentative="1">
+    <w:lvl w:ilvl="1" w:tplc="76425CF6" w:tentative="1">
       <w:start w:val="1"/>
       <w:numFmt w:val="lowerLetter"/>
       <w:lvlText w:val="%2."/>
@@ -7550,47 +7742,47 @@
         <w:ind w:left="720" w:hanging="300"/>
       </w:pPr>
     </w:lvl>
-    <w:lvl w:ilvl="2" w:tplc="05FCF708">
+    <w:lvl w:ilvl="2" w:tplc="C6BA4570">
       <w:numFmt w:val="decimal"/>
       <w:lvlText w:val=""/>
       <w:lvlJc w:val="left"/>
     </w:lvl>
-    <w:lvl w:ilvl="3" w:tplc="76F04448">
+    <w:lvl w:ilvl="3" w:tplc="62A6E5BE">
       <w:numFmt w:val="decimal"/>
       <w:lvlText w:val=""/>
       <w:lvlJc w:val="left"/>
     </w:lvl>
-    <w:lvl w:ilvl="4" w:tplc="D91A5BCE">
+    <w:lvl w:ilvl="4" w:tplc="2D5A3C2C">
       <w:numFmt w:val="decimal"/>
       <w:lvlText w:val=""/>
       <w:lvlJc w:val="left"/>
     </w:lvl>
-    <w:lvl w:ilvl="5" w:tplc="5FDCDD2A">
+    <w:lvl w:ilvl="5" w:tplc="B1F483F8">
       <w:numFmt w:val="decimal"/>
       <w:lvlText w:val=""/>
       <w:lvlJc w:val="left"/>
     </w:lvl>
-    <w:lvl w:ilvl="6" w:tplc="292A7820">
+    <w:lvl w:ilvl="6" w:tplc="213410CC">
       <w:numFmt w:val="decimal"/>
       <w:lvlText w:val=""/>
       <w:lvlJc w:val="left"/>
     </w:lvl>
-    <w:lvl w:ilvl="7" w:tplc="E73A2EB2">
+    <w:lvl w:ilvl="7" w:tplc="C9264FF6">
       <w:numFmt w:val="decimal"/>
       <w:lvlText w:val=""/>
       <w:lvlJc w:val="left"/>
     </w:lvl>
-    <w:lvl w:ilvl="8" w:tplc="C1A46B7A">
+    <w:lvl w:ilvl="8" w:tplc="F6665AF8">
       <w:numFmt w:val="decimal"/>
       <w:lvlText w:val=""/>
       <w:lvlJc w:val="left"/>
     </w:lvl>
   </w:abstractNum>
-  <w:abstractNum w:abstractNumId="8" w15:restartNumberingAfterBreak="0">
-    <w:nsid w:val="69313C53"/>
+  <w:abstractNum w:abstractNumId="9" w15:restartNumberingAfterBreak="0">
+    <w:nsid w:val="796F74B4"/>
     <w:multiLevelType w:val="hybridMultilevel"/>
-    <w:tmpl w:val="15326340"/>
-    <w:lvl w:ilvl="0" w:tplc="EAEC061C">
+    <w:tmpl w:val="DAC683B6"/>
+    <w:lvl w:ilvl="0" w:tplc="833E6392">
       <w:start w:val="1"/>
       <w:numFmt w:val="decimal"/>
       <w:lvlText w:val="%1."/>
@@ -7599,7 +7791,7 @@
         <w:ind w:left="360" w:hanging="300"/>
       </w:pPr>
     </w:lvl>
-    <w:lvl w:ilvl="1" w:tplc="CDC214EA" w:tentative="1">
+    <w:lvl w:ilvl="1" w:tplc="76482A90" w:tentative="1">
       <w:start w:val="1"/>
       <w:numFmt w:val="lowerLetter"/>
       <w:lvlText w:val="%2."/>
@@ -7608,47 +7800,47 @@
         <w:ind w:left="720" w:hanging="300"/>
       </w:pPr>
     </w:lvl>
-    <w:lvl w:ilvl="2" w:tplc="9BF0DCB8">
+    <w:lvl w:ilvl="2" w:tplc="3CA610F0">
       <w:numFmt w:val="decimal"/>
       <w:lvlText w:val=""/>
       <w:lvlJc w:val="left"/>
     </w:lvl>
-    <w:lvl w:ilvl="3" w:tplc="29E82DC0">
+    <w:lvl w:ilvl="3" w:tplc="1214F84A">
       <w:numFmt w:val="decimal"/>
       <w:lvlText w:val=""/>
       <w:lvlJc w:val="left"/>
     </w:lvl>
-    <w:lvl w:ilvl="4" w:tplc="82DA4AC8">
+    <w:lvl w:ilvl="4" w:tplc="C1B6FCF2">
       <w:numFmt w:val="decimal"/>
       <w:lvlText w:val=""/>
       <w:lvlJc w:val="left"/>
     </w:lvl>
-    <w:lvl w:ilvl="5" w:tplc="5E2E68D4">
+    <w:lvl w:ilvl="5" w:tplc="55225606">
       <w:numFmt w:val="decimal"/>
       <w:lvlText w:val=""/>
       <w:lvlJc w:val="left"/>
     </w:lvl>
-    <w:lvl w:ilvl="6" w:tplc="0DD86B04">
+    <w:lvl w:ilvl="6" w:tplc="B7941A56">
       <w:numFmt w:val="decimal"/>
       <w:lvlText w:val=""/>
       <w:lvlJc w:val="left"/>
     </w:lvl>
-    <w:lvl w:ilvl="7" w:tplc="CF8E17CC">
+    <w:lvl w:ilvl="7" w:tplc="B69AE3CE">
       <w:numFmt w:val="decimal"/>
       <w:lvlText w:val=""/>
       <w:lvlJc w:val="left"/>
     </w:lvl>
-    <w:lvl w:ilvl="8" w:tplc="74D8E5D8">
+    <w:lvl w:ilvl="8" w:tplc="1B38AE52">
       <w:numFmt w:val="decimal"/>
       <w:lvlText w:val=""/>
       <w:lvlJc w:val="left"/>
     </w:lvl>
   </w:abstractNum>
-  <w:abstractNum w:abstractNumId="9" w15:restartNumberingAfterBreak="0">
-    <w:nsid w:val="6C7C1EB0"/>
+  <w:abstractNum w:abstractNumId="10" w15:restartNumberingAfterBreak="0">
+    <w:nsid w:val="7A0F721B"/>
     <w:multiLevelType w:val="hybridMultilevel"/>
-    <w:tmpl w:val="FE18930A"/>
-    <w:lvl w:ilvl="0" w:tplc="8F0061A4">
+    <w:tmpl w:val="6B4E0E1A"/>
+    <w:lvl w:ilvl="0" w:tplc="711CD15E">
       <w:start w:val="1"/>
       <w:numFmt w:val="decimal"/>
       <w:lvlText w:val="%1."/>
@@ -7657,7 +7849,7 @@
         <w:ind w:left="360" w:hanging="300"/>
       </w:pPr>
     </w:lvl>
-    <w:lvl w:ilvl="1" w:tplc="4E4AD0EC" w:tentative="1">
+    <w:lvl w:ilvl="1" w:tplc="83863AB6" w:tentative="1">
       <w:start w:val="1"/>
       <w:numFmt w:val="lowerLetter"/>
       <w:lvlText w:val="%2."/>
@@ -7666,156 +7858,98 @@
         <w:ind w:left="720" w:hanging="300"/>
       </w:pPr>
     </w:lvl>
-    <w:lvl w:ilvl="2" w:tplc="65887AF2">
+    <w:lvl w:ilvl="2" w:tplc="B0BA457C">
       <w:numFmt w:val="decimal"/>
       <w:lvlText w:val=""/>
       <w:lvlJc w:val="left"/>
     </w:lvl>
-    <w:lvl w:ilvl="3" w:tplc="1F241EC8">
+    <w:lvl w:ilvl="3" w:tplc="2F1473E8">
       <w:numFmt w:val="decimal"/>
       <w:lvlText w:val=""/>
       <w:lvlJc w:val="left"/>
     </w:lvl>
-    <w:lvl w:ilvl="4" w:tplc="539E494A">
+    <w:lvl w:ilvl="4" w:tplc="ECF62880">
       <w:numFmt w:val="decimal"/>
       <w:lvlText w:val=""/>
       <w:lvlJc w:val="left"/>
     </w:lvl>
-    <w:lvl w:ilvl="5" w:tplc="1294378A">
+    <w:lvl w:ilvl="5" w:tplc="4388122E">
       <w:numFmt w:val="decimal"/>
       <w:lvlText w:val=""/>
       <w:lvlJc w:val="left"/>
     </w:lvl>
-    <w:lvl w:ilvl="6" w:tplc="397825C4">
+    <w:lvl w:ilvl="6" w:tplc="C44C37F4">
       <w:numFmt w:val="decimal"/>
       <w:lvlText w:val=""/>
       <w:lvlJc w:val="left"/>
     </w:lvl>
-    <w:lvl w:ilvl="7" w:tplc="28AE1E5C">
+    <w:lvl w:ilvl="7" w:tplc="0B865E52">
       <w:numFmt w:val="decimal"/>
       <w:lvlText w:val=""/>
       <w:lvlJc w:val="left"/>
     </w:lvl>
-    <w:lvl w:ilvl="8" w:tplc="1F149924">
+    <w:lvl w:ilvl="8" w:tplc="FA58CD60">
       <w:numFmt w:val="decimal"/>
       <w:lvlText w:val=""/>
       <w:lvlJc w:val="left"/>
     </w:lvl>
   </w:abstractNum>
-  <w:abstractNum w:abstractNumId="10" w15:restartNumberingAfterBreak="0">
-    <w:nsid w:val="7FEE26DD"/>
-    <w:multiLevelType w:val="hybridMultilevel"/>
-    <w:tmpl w:val="3236CC3A"/>
-    <w:lvl w:ilvl="0" w:tplc="8272C19C" w:tentative="1">
-      <w:start w:val="1"/>
-      <w:numFmt w:val="bullet"/>
-      <w:lvlText w:val="•"/>
-      <w:lvlJc w:val="left"/>
-      <w:pPr>
-        <w:ind w:left="360" w:hanging="260"/>
-      </w:pPr>
-    </w:lvl>
-    <w:lvl w:ilvl="1" w:tplc="1922A4CA" w:tentative="1">
-      <w:start w:val="1"/>
-      <w:numFmt w:val="bullet"/>
-      <w:lvlText w:val="–"/>
-      <w:lvlJc w:val="left"/>
-      <w:pPr>
-        <w:ind w:left="720" w:hanging="260"/>
-      </w:pPr>
-    </w:lvl>
-    <w:lvl w:ilvl="2" w:tplc="62525D0E">
-      <w:numFmt w:val="decimal"/>
-      <w:lvlText w:val=""/>
-      <w:lvlJc w:val="left"/>
-    </w:lvl>
-    <w:lvl w:ilvl="3" w:tplc="6E620EE0">
-      <w:numFmt w:val="decimal"/>
-      <w:lvlText w:val=""/>
-      <w:lvlJc w:val="left"/>
-    </w:lvl>
-    <w:lvl w:ilvl="4" w:tplc="2E70E670">
-      <w:numFmt w:val="decimal"/>
-      <w:lvlText w:val=""/>
-      <w:lvlJc w:val="left"/>
-    </w:lvl>
-    <w:lvl w:ilvl="5" w:tplc="ED2C6350">
-      <w:numFmt w:val="decimal"/>
-      <w:lvlText w:val=""/>
-      <w:lvlJc w:val="left"/>
-    </w:lvl>
-    <w:lvl w:ilvl="6" w:tplc="8752D4FE">
-      <w:numFmt w:val="decimal"/>
-      <w:lvlText w:val=""/>
-      <w:lvlJc w:val="left"/>
-    </w:lvl>
-    <w:lvl w:ilvl="7" w:tplc="A4B8B464">
-      <w:numFmt w:val="decimal"/>
-      <w:lvlText w:val=""/>
-      <w:lvlJc w:val="left"/>
-    </w:lvl>
-    <w:lvl w:ilvl="8" w:tplc="E20EC6DA">
-      <w:numFmt w:val="decimal"/>
-      <w:lvlText w:val=""/>
-      <w:lvlJc w:val="left"/>
-    </w:lvl>
-  </w:abstractNum>
-  <w:num w:numId="1" w16cid:durableId="715157659">
-    <w:abstractNumId w:val="5"/>
+  <w:num w:numId="1" w16cid:durableId="1175850017">
+    <w:abstractNumId w:val="6"/>
     <w:lvlOverride w:ilvl="0">
       <w:startOverride w:val="1"/>
     </w:lvlOverride>
   </w:num>
-  <w:num w:numId="2" w16cid:durableId="650326178">
+  <w:num w:numId="2" w16cid:durableId="553934024">
+    <w:abstractNumId w:val="4"/>
+    <w:lvlOverride w:ilvl="0">
+      <w:startOverride w:val="1"/>
+    </w:lvlOverride>
+  </w:num>
+  <w:num w:numId="3" w16cid:durableId="88699263">
+    <w:abstractNumId w:val="10"/>
+    <w:lvlOverride w:ilvl="0">
+      <w:startOverride w:val="1"/>
+    </w:lvlOverride>
+  </w:num>
+  <w:num w:numId="4" w16cid:durableId="746683234">
     <w:abstractNumId w:val="1"/>
     <w:lvlOverride w:ilvl="0">
       <w:startOverride w:val="1"/>
     </w:lvlOverride>
   </w:num>
-  <w:num w:numId="3" w16cid:durableId="2078743965">
+  <w:num w:numId="5" w16cid:durableId="1008211794">
     <w:abstractNumId w:val="8"/>
     <w:lvlOverride w:ilvl="0">
       <w:startOverride w:val="1"/>
     </w:lvlOverride>
   </w:num>
-  <w:num w:numId="4" w16cid:durableId="1957325987">
+  <w:num w:numId="6" w16cid:durableId="914239798">
+    <w:abstractNumId w:val="9"/>
+    <w:lvlOverride w:ilvl="0">
+      <w:startOverride w:val="1"/>
+    </w:lvlOverride>
+  </w:num>
+  <w:num w:numId="7" w16cid:durableId="1198816833">
+    <w:abstractNumId w:val="2"/>
+    <w:lvlOverride w:ilvl="0">
+      <w:startOverride w:val="1"/>
+    </w:lvlOverride>
+  </w:num>
+  <w:num w:numId="8" w16cid:durableId="377584116">
     <w:abstractNumId w:val="3"/>
     <w:lvlOverride w:ilvl="0">
       <w:startOverride w:val="1"/>
     </w:lvlOverride>
   </w:num>
-  <w:num w:numId="5" w16cid:durableId="732657775">
-    <w:abstractNumId w:val="9"/>
-    <w:lvlOverride w:ilvl="0">
-      <w:startOverride w:val="1"/>
-    </w:lvlOverride>
-  </w:num>
-  <w:num w:numId="6" w16cid:durableId="1487477268">
-    <w:abstractNumId w:val="2"/>
-    <w:lvlOverride w:ilvl="0">
-      <w:startOverride w:val="1"/>
-    </w:lvlOverride>
-  </w:num>
-  <w:num w:numId="7" w16cid:durableId="882406353">
-    <w:abstractNumId w:val="0"/>
-    <w:lvlOverride w:ilvl="0">
-      <w:startOverride w:val="1"/>
-    </w:lvlOverride>
-  </w:num>
-  <w:num w:numId="8" w16cid:durableId="342630285">
+  <w:num w:numId="9" w16cid:durableId="1791169777">
     <w:abstractNumId w:val="7"/>
     <w:lvlOverride w:ilvl="0">
       <w:startOverride w:val="1"/>
     </w:lvlOverride>
   </w:num>
-  <w:num w:numId="9" w16cid:durableId="8458567">
-    <w:abstractNumId w:val="6"/>
-    <w:lvlOverride w:ilvl="0">
-      <w:startOverride w:val="1"/>
-    </w:lvlOverride>
-  </w:num>
-  <w:num w:numId="10" w16cid:durableId="260990989">
-    <w:abstractNumId w:val="4"/>
+  <w:num w:numId="10" w16cid:durableId="746145409">
+    <w:abstractNumId w:val="0"/>
     <w:lvlOverride w:ilvl="0">
       <w:startOverride w:val="1"/>
     </w:lvlOverride>
@@ -8496,7 +8630,7 @@
     <w:autoRedefine/>
     <w:uiPriority w:val="39"/>
     <w:unhideWhenUsed/>
-    <w:rsid w:val="00AD04F8"/>
+    <w:rsid w:val="005E62ED"/>
     <w:pPr>
       <w:spacing w:after="100"/>
     </w:pPr>
